--- a/books/modesty/ar/الحَيَاءُ - من طاقة الحياة إلى مفتاح المعرفة.docx
+++ b/books/modesty/ar/الحَيَاءُ - من طاقة الحياة إلى مفتاح المعرفة.docx
@@ -95,7 +95,7 @@
     </w:p>
     <w:p>
       <w:pPr>
-        <w:pStyle w:val="1"/>
+        <w:pStyle w:val="Titre1"/>
         <w:rPr>
           <w:rFonts w:ascii="Calibri" w:hAnsi="Calibri" w:cs="Calibri"/>
           <w:b/>
@@ -1160,7 +1160,7 @@
       <w:hyperlink r:id="rId9" w:history="1">
         <w:r>
           <w:rPr>
-            <w:rStyle w:val="Hyperlink"/>
+            <w:rStyle w:val="Lienhypertexte"/>
             <w:rFonts w:ascii="Calibri" w:hAnsi="Calibri" w:cs="Calibri"/>
             <w:sz w:val="28"/>
             <w:szCs w:val="28"/>
@@ -1219,7 +1219,7 @@
       <w:hyperlink r:id="rId10" w:history="1">
         <w:r>
           <w:rPr>
-            <w:rStyle w:val="Hyperlink"/>
+            <w:rStyle w:val="Lienhypertexte"/>
             <w:rFonts w:ascii="Calibri" w:hAnsi="Calibri" w:cs="Calibri"/>
             <w:sz w:val="28"/>
             <w:szCs w:val="28"/>
@@ -1327,7 +1327,7 @@
       <w:hyperlink r:id="rId11" w:history="1">
         <w:r>
           <w:rPr>
-            <w:rStyle w:val="Hyperlink"/>
+            <w:rStyle w:val="Lienhypertexte"/>
             <w:rFonts w:ascii="Calibri" w:hAnsi="Calibri" w:cs="Calibri"/>
             <w:sz w:val="28"/>
             <w:szCs w:val="28"/>
@@ -1359,7 +1359,7 @@
       <w:hyperlink r:id="rId12" w:history="1">
         <w:r>
           <w:rPr>
-            <w:rStyle w:val="Hyperlink"/>
+            <w:rStyle w:val="Lienhypertexte"/>
             <w:rFonts w:ascii="Calibri" w:hAnsi="Calibri" w:cs="Calibri"/>
             <w:sz w:val="28"/>
             <w:szCs w:val="28"/>
@@ -1737,7 +1737,7 @@
     </w:p>
     <w:p>
       <w:pPr>
-        <w:pStyle w:val="1"/>
+        <w:pStyle w:val="Titre1"/>
         <w:rPr>
           <w:rFonts w:ascii="Calibri" w:hAnsi="Calibri" w:cs="Calibri"/>
           <w:sz w:val="28"/>
@@ -1769,7 +1769,7 @@
     </w:p>
     <w:p>
       <w:pPr>
-        <w:pStyle w:val="10"/>
+        <w:pStyle w:val="TM1"/>
         <w:tabs>
           <w:tab w:val="right" w:leader="dot" w:pos="8296"/>
         </w:tabs>
@@ -1846,7 +1846,7 @@
       <w:hyperlink w:anchor="_Toc202783314" w:history="1">
         <w:r>
           <w:rPr>
-            <w:rStyle w:val="Hyperlink"/>
+            <w:rStyle w:val="Lienhypertexte"/>
             <w:rFonts w:ascii="Calibri" w:hAnsi="Calibri" w:cs="Calibri" w:hint="eastAsia"/>
             <w:noProof/>
             <w:rtl/>
@@ -1855,7 +1855,7 @@
         </w:r>
         <w:r>
           <w:rPr>
-            <w:rStyle w:val="Hyperlink"/>
+            <w:rStyle w:val="Lienhypertexte"/>
             <w:rFonts w:ascii="Calibri" w:hAnsi="Calibri" w:cs="Calibri"/>
             <w:noProof/>
             <w:rtl/>
@@ -1864,7 +1864,7 @@
         </w:r>
         <w:r>
           <w:rPr>
-            <w:rStyle w:val="Hyperlink"/>
+            <w:rStyle w:val="Lienhypertexte"/>
             <w:rFonts w:ascii="Calibri" w:hAnsi="Calibri" w:cs="Calibri" w:hint="eastAsia"/>
             <w:noProof/>
             <w:rtl/>
@@ -1873,7 +1873,7 @@
         </w:r>
         <w:r>
           <w:rPr>
-            <w:rStyle w:val="Hyperlink"/>
+            <w:rStyle w:val="Lienhypertexte"/>
             <w:rFonts w:ascii="Calibri" w:hAnsi="Calibri" w:cs="Calibri"/>
             <w:noProof/>
             <w:rtl/>
@@ -1882,7 +1882,7 @@
         </w:r>
         <w:r>
           <w:rPr>
-            <w:rStyle w:val="Hyperlink"/>
+            <w:rStyle w:val="Lienhypertexte"/>
             <w:rFonts w:ascii="Calibri" w:hAnsi="Calibri" w:cs="Calibri" w:hint="eastAsia"/>
             <w:b/>
             <w:bCs/>
@@ -1893,7 +1893,7 @@
         </w:r>
         <w:r>
           <w:rPr>
-            <w:rStyle w:val="Hyperlink"/>
+            <w:rStyle w:val="Lienhypertexte"/>
             <w:rFonts w:ascii="Calibri" w:hAnsi="Calibri" w:cs="Calibri"/>
             <w:b/>
             <w:bCs/>
@@ -1904,7 +1904,7 @@
         </w:r>
         <w:r>
           <w:rPr>
-            <w:rStyle w:val="Hyperlink"/>
+            <w:rStyle w:val="Lienhypertexte"/>
             <w:rFonts w:ascii="Calibri" w:hAnsi="Calibri" w:cs="Calibri" w:hint="eastAsia"/>
             <w:b/>
             <w:bCs/>
@@ -1915,7 +1915,7 @@
         </w:r>
         <w:r>
           <w:rPr>
-            <w:rStyle w:val="Hyperlink"/>
+            <w:rStyle w:val="Lienhypertexte"/>
             <w:rFonts w:ascii="Calibri" w:hAnsi="Calibri" w:cs="Calibri"/>
             <w:b/>
             <w:bCs/>
@@ -1926,7 +1926,7 @@
         </w:r>
         <w:r>
           <w:rPr>
-            <w:rStyle w:val="Hyperlink"/>
+            <w:rStyle w:val="Lienhypertexte"/>
             <w:rFonts w:ascii="Calibri" w:hAnsi="Calibri" w:cs="Calibri" w:hint="eastAsia"/>
             <w:b/>
             <w:bCs/>
@@ -1937,7 +1937,7 @@
         </w:r>
         <w:r>
           <w:rPr>
-            <w:rStyle w:val="Hyperlink"/>
+            <w:rStyle w:val="Lienhypertexte"/>
             <w:rFonts w:ascii="Calibri" w:hAnsi="Calibri" w:cs="Calibri"/>
             <w:b/>
             <w:bCs/>
@@ -1948,7 +1948,7 @@
         </w:r>
         <w:r>
           <w:rPr>
-            <w:rStyle w:val="Hyperlink"/>
+            <w:rStyle w:val="Lienhypertexte"/>
             <w:rFonts w:ascii="Calibri" w:hAnsi="Calibri" w:cs="Calibri" w:hint="eastAsia"/>
             <w:b/>
             <w:bCs/>
@@ -1959,7 +1959,7 @@
         </w:r>
         <w:r>
           <w:rPr>
-            <w:rStyle w:val="Hyperlink"/>
+            <w:rStyle w:val="Lienhypertexte"/>
             <w:rFonts w:ascii="Calibri" w:hAnsi="Calibri" w:cs="Calibri"/>
             <w:b/>
             <w:bCs/>
@@ -1970,7 +1970,7 @@
         </w:r>
         <w:r>
           <w:rPr>
-            <w:rStyle w:val="Hyperlink"/>
+            <w:rStyle w:val="Lienhypertexte"/>
             <w:rFonts w:ascii="Calibri" w:hAnsi="Calibri" w:cs="Calibri" w:hint="eastAsia"/>
             <w:b/>
             <w:bCs/>
@@ -2068,7 +2068,7 @@
     </w:p>
     <w:p>
       <w:pPr>
-        <w:pStyle w:val="10"/>
+        <w:pStyle w:val="TM1"/>
         <w:tabs>
           <w:tab w:val="right" w:leader="dot" w:pos="8296"/>
         </w:tabs>
@@ -2084,7 +2084,7 @@
       <w:hyperlink w:anchor="_Toc202783315" w:history="1">
         <w:r>
           <w:rPr>
-            <w:rStyle w:val="Hyperlink"/>
+            <w:rStyle w:val="Lienhypertexte"/>
             <w:rFonts w:ascii="Calibri" w:hAnsi="Calibri" w:cs="Calibri" w:hint="eastAsia"/>
             <w:noProof/>
             <w:rtl/>
@@ -2180,7 +2180,7 @@
     </w:p>
     <w:p>
       <w:pPr>
-        <w:pStyle w:val="10"/>
+        <w:pStyle w:val="TM1"/>
         <w:tabs>
           <w:tab w:val="right" w:leader="dot" w:pos="8296"/>
         </w:tabs>
@@ -2196,7 +2196,7 @@
       <w:hyperlink w:anchor="_Toc202783316" w:history="1">
         <w:r>
           <w:rPr>
-            <w:rStyle w:val="Hyperlink"/>
+            <w:rStyle w:val="Lienhypertexte"/>
             <w:rFonts w:ascii="Calibri" w:hAnsi="Calibri" w:cs="Calibri" w:hint="eastAsia"/>
             <w:noProof/>
             <w:rtl/>
@@ -2205,7 +2205,7 @@
         </w:r>
         <w:r>
           <w:rPr>
-            <w:rStyle w:val="Hyperlink"/>
+            <w:rStyle w:val="Lienhypertexte"/>
             <w:rFonts w:ascii="Calibri" w:hAnsi="Calibri" w:cs="Calibri"/>
             <w:noProof/>
             <w:rtl/>
@@ -2214,7 +2214,7 @@
         </w:r>
         <w:r>
           <w:rPr>
-            <w:rStyle w:val="Hyperlink"/>
+            <w:rStyle w:val="Lienhypertexte"/>
             <w:rFonts w:ascii="Calibri" w:hAnsi="Calibri" w:cs="Calibri" w:hint="eastAsia"/>
             <w:noProof/>
             <w:rtl/>
@@ -2223,7 +2223,7 @@
         </w:r>
         <w:r>
           <w:rPr>
-            <w:rStyle w:val="Hyperlink"/>
+            <w:rStyle w:val="Lienhypertexte"/>
             <w:rFonts w:ascii="Calibri" w:hAnsi="Calibri" w:cs="Calibri"/>
             <w:noProof/>
             <w:rtl/>
@@ -2232,7 +2232,7 @@
         </w:r>
         <w:r>
           <w:rPr>
-            <w:rStyle w:val="Hyperlink"/>
+            <w:rStyle w:val="Lienhypertexte"/>
             <w:rFonts w:ascii="Calibri" w:hAnsi="Calibri" w:cs="Calibri" w:hint="eastAsia"/>
             <w:noProof/>
             <w:rtl/>
@@ -2241,7 +2241,7 @@
         </w:r>
         <w:r>
           <w:rPr>
-            <w:rStyle w:val="Hyperlink"/>
+            <w:rStyle w:val="Lienhypertexte"/>
             <w:rFonts w:ascii="Calibri" w:hAnsi="Calibri" w:cs="Calibri"/>
             <w:noProof/>
             <w:rtl/>
@@ -2250,7 +2250,7 @@
         </w:r>
         <w:r>
           <w:rPr>
-            <w:rStyle w:val="Hyperlink"/>
+            <w:rStyle w:val="Lienhypertexte"/>
             <w:rFonts w:ascii="Calibri" w:hAnsi="Calibri" w:cs="Calibri" w:hint="eastAsia"/>
             <w:noProof/>
             <w:rtl/>
@@ -2259,7 +2259,7 @@
         </w:r>
         <w:r>
           <w:rPr>
-            <w:rStyle w:val="Hyperlink"/>
+            <w:rStyle w:val="Lienhypertexte"/>
             <w:rFonts w:ascii="Calibri" w:hAnsi="Calibri" w:cs="Calibri"/>
             <w:noProof/>
             <w:rtl/>
@@ -2268,7 +2268,7 @@
         </w:r>
         <w:r>
           <w:rPr>
-            <w:rStyle w:val="Hyperlink"/>
+            <w:rStyle w:val="Lienhypertexte"/>
             <w:rFonts w:ascii="Calibri" w:hAnsi="Calibri" w:cs="Calibri" w:hint="eastAsia"/>
             <w:noProof/>
             <w:rtl/>
@@ -2277,7 +2277,7 @@
         </w:r>
         <w:r>
           <w:rPr>
-            <w:rStyle w:val="Hyperlink"/>
+            <w:rStyle w:val="Lienhypertexte"/>
             <w:rFonts w:ascii="Calibri" w:hAnsi="Calibri" w:cs="Calibri"/>
             <w:noProof/>
             <w:rtl/>
@@ -2286,7 +2286,7 @@
         </w:r>
         <w:r>
           <w:rPr>
-            <w:rStyle w:val="Hyperlink"/>
+            <w:rStyle w:val="Lienhypertexte"/>
             <w:rFonts w:ascii="Calibri" w:hAnsi="Calibri" w:cs="Calibri" w:hint="eastAsia"/>
             <w:noProof/>
             <w:rtl/>
@@ -2295,7 +2295,7 @@
         </w:r>
         <w:r>
           <w:rPr>
-            <w:rStyle w:val="Hyperlink"/>
+            <w:rStyle w:val="Lienhypertexte"/>
             <w:rFonts w:ascii="Calibri" w:hAnsi="Calibri" w:cs="Calibri"/>
             <w:noProof/>
             <w:rtl/>
@@ -2304,7 +2304,7 @@
         </w:r>
         <w:r>
           <w:rPr>
-            <w:rStyle w:val="Hyperlink"/>
+            <w:rStyle w:val="Lienhypertexte"/>
             <w:rFonts w:ascii="Calibri" w:hAnsi="Calibri" w:cs="Calibri" w:hint="eastAsia"/>
             <w:noProof/>
             <w:rtl/>
@@ -2313,7 +2313,7 @@
         </w:r>
         <w:r>
           <w:rPr>
-            <w:rStyle w:val="Hyperlink"/>
+            <w:rStyle w:val="Lienhypertexte"/>
             <w:rFonts w:ascii="Calibri" w:hAnsi="Calibri" w:cs="Calibri"/>
             <w:noProof/>
             <w:rtl/>
@@ -2322,7 +2322,7 @@
         </w:r>
         <w:r>
           <w:rPr>
-            <w:rStyle w:val="Hyperlink"/>
+            <w:rStyle w:val="Lienhypertexte"/>
             <w:rFonts w:ascii="Calibri" w:hAnsi="Calibri" w:cs="Calibri" w:hint="eastAsia"/>
             <w:noProof/>
             <w:rtl/>
@@ -2331,7 +2331,7 @@
         </w:r>
         <w:r>
           <w:rPr>
-            <w:rStyle w:val="Hyperlink"/>
+            <w:rStyle w:val="Lienhypertexte"/>
             <w:rFonts w:ascii="Calibri" w:hAnsi="Calibri" w:cs="Calibri"/>
             <w:noProof/>
             <w:rtl/>
@@ -2340,7 +2340,7 @@
         </w:r>
         <w:r>
           <w:rPr>
-            <w:rStyle w:val="Hyperlink"/>
+            <w:rStyle w:val="Lienhypertexte"/>
             <w:rFonts w:ascii="Calibri" w:hAnsi="Calibri" w:cs="Calibri" w:hint="eastAsia"/>
             <w:noProof/>
             <w:rtl/>
@@ -2436,7 +2436,7 @@
     </w:p>
     <w:p>
       <w:pPr>
-        <w:pStyle w:val="10"/>
+        <w:pStyle w:val="TM1"/>
         <w:tabs>
           <w:tab w:val="right" w:leader="dot" w:pos="8296"/>
         </w:tabs>
@@ -2452,7 +2452,7 @@
       <w:hyperlink w:anchor="_Toc202783317" w:history="1">
         <w:r>
           <w:rPr>
-            <w:rStyle w:val="Hyperlink"/>
+            <w:rStyle w:val="Lienhypertexte"/>
             <w:rFonts w:ascii="Calibri" w:hAnsi="Calibri" w:cs="Calibri" w:hint="eastAsia"/>
             <w:b/>
             <w:bCs/>
@@ -2463,7 +2463,7 @@
         </w:r>
         <w:r>
           <w:rPr>
-            <w:rStyle w:val="Hyperlink"/>
+            <w:rStyle w:val="Lienhypertexte"/>
             <w:rFonts w:ascii="Calibri" w:hAnsi="Calibri" w:cs="Calibri"/>
             <w:b/>
             <w:bCs/>
@@ -2474,7 +2474,7 @@
         </w:r>
         <w:r>
           <w:rPr>
-            <w:rStyle w:val="Hyperlink"/>
+            <w:rStyle w:val="Lienhypertexte"/>
             <w:rFonts w:ascii="Calibri" w:hAnsi="Calibri" w:cs="Calibri" w:hint="eastAsia"/>
             <w:b/>
             <w:bCs/>
@@ -2485,7 +2485,7 @@
         </w:r>
         <w:r>
           <w:rPr>
-            <w:rStyle w:val="Hyperlink"/>
+            <w:rStyle w:val="Lienhypertexte"/>
             <w:rFonts w:ascii="Calibri" w:hAnsi="Calibri" w:cs="Calibri"/>
             <w:b/>
             <w:bCs/>
@@ -2496,7 +2496,7 @@
         </w:r>
         <w:r>
           <w:rPr>
-            <w:rStyle w:val="Hyperlink"/>
+            <w:rStyle w:val="Lienhypertexte"/>
             <w:rFonts w:ascii="Calibri" w:hAnsi="Calibri" w:cs="Calibri" w:hint="eastAsia"/>
             <w:noProof/>
             <w:rtl/>
@@ -2505,7 +2505,7 @@
         </w:r>
         <w:r>
           <w:rPr>
-            <w:rStyle w:val="Hyperlink"/>
+            <w:rStyle w:val="Lienhypertexte"/>
             <w:rFonts w:ascii="Calibri" w:hAnsi="Calibri" w:cs="Calibri"/>
             <w:noProof/>
             <w:rtl/>
@@ -2514,7 +2514,7 @@
         </w:r>
         <w:r>
           <w:rPr>
-            <w:rStyle w:val="Hyperlink"/>
+            <w:rStyle w:val="Lienhypertexte"/>
             <w:rFonts w:ascii="Calibri" w:hAnsi="Calibri" w:cs="Calibri" w:hint="eastAsia"/>
             <w:noProof/>
             <w:rtl/>
@@ -2523,7 +2523,7 @@
         </w:r>
         <w:r>
           <w:rPr>
-            <w:rStyle w:val="Hyperlink"/>
+            <w:rStyle w:val="Lienhypertexte"/>
             <w:rFonts w:ascii="Calibri" w:hAnsi="Calibri" w:cs="Calibri"/>
             <w:noProof/>
             <w:rtl/>
@@ -2532,7 +2532,7 @@
         </w:r>
         <w:r>
           <w:rPr>
-            <w:rStyle w:val="Hyperlink"/>
+            <w:rStyle w:val="Lienhypertexte"/>
             <w:rFonts w:ascii="Calibri" w:hAnsi="Calibri" w:cs="Calibri" w:hint="eastAsia"/>
             <w:noProof/>
             <w:rtl/>
@@ -2541,7 +2541,7 @@
         </w:r>
         <w:r>
           <w:rPr>
-            <w:rStyle w:val="Hyperlink"/>
+            <w:rStyle w:val="Lienhypertexte"/>
             <w:rFonts w:ascii="Calibri" w:hAnsi="Calibri" w:cs="Calibri"/>
             <w:noProof/>
             <w:rtl/>
@@ -2550,7 +2550,7 @@
         </w:r>
         <w:r>
           <w:rPr>
-            <w:rStyle w:val="Hyperlink"/>
+            <w:rStyle w:val="Lienhypertexte"/>
             <w:rFonts w:ascii="Calibri" w:hAnsi="Calibri" w:cs="Calibri" w:hint="eastAsia"/>
             <w:noProof/>
             <w:rtl/>
@@ -2559,7 +2559,7 @@
         </w:r>
         <w:r>
           <w:rPr>
-            <w:rStyle w:val="Hyperlink"/>
+            <w:rStyle w:val="Lienhypertexte"/>
             <w:rFonts w:ascii="Calibri" w:hAnsi="Calibri" w:cs="Calibri"/>
             <w:noProof/>
             <w:rtl/>
@@ -2568,7 +2568,7 @@
         </w:r>
         <w:r>
           <w:rPr>
-            <w:rStyle w:val="Hyperlink"/>
+            <w:rStyle w:val="Lienhypertexte"/>
             <w:rFonts w:ascii="Calibri" w:hAnsi="Calibri" w:cs="Calibri" w:hint="eastAsia"/>
             <w:noProof/>
             <w:rtl/>
@@ -2664,7 +2664,7 @@
     </w:p>
     <w:p>
       <w:pPr>
-        <w:pStyle w:val="20"/>
+        <w:pStyle w:val="TM2"/>
         <w:tabs>
           <w:tab w:val="right" w:leader="dot" w:pos="8296"/>
         </w:tabs>
@@ -2680,7 +2680,7 @@
       <w:hyperlink w:anchor="_Toc202783318" w:history="1">
         <w:r>
           <w:rPr>
-            <w:rStyle w:val="Hyperlink"/>
+            <w:rStyle w:val="Lienhypertexte"/>
             <w:rFonts w:ascii="Calibri" w:hAnsi="Calibri" w:cs="Calibri" w:hint="eastAsia"/>
             <w:noProof/>
             <w:rtl/>
@@ -2689,7 +2689,7 @@
         </w:r>
         <w:r>
           <w:rPr>
-            <w:rStyle w:val="Hyperlink"/>
+            <w:rStyle w:val="Lienhypertexte"/>
             <w:rFonts w:ascii="Calibri" w:hAnsi="Calibri" w:cs="Calibri"/>
             <w:noProof/>
             <w:rtl/>
@@ -2698,7 +2698,7 @@
         </w:r>
         <w:r>
           <w:rPr>
-            <w:rStyle w:val="Hyperlink"/>
+            <w:rStyle w:val="Lienhypertexte"/>
             <w:rFonts w:ascii="Calibri" w:hAnsi="Calibri" w:cs="Calibri" w:hint="eastAsia"/>
             <w:noProof/>
             <w:rtl/>
@@ -2707,7 +2707,7 @@
         </w:r>
         <w:r>
           <w:rPr>
-            <w:rStyle w:val="Hyperlink"/>
+            <w:rStyle w:val="Lienhypertexte"/>
             <w:rFonts w:ascii="Calibri" w:hAnsi="Calibri" w:cs="Calibri"/>
             <w:noProof/>
             <w:rtl/>
@@ -2716,7 +2716,7 @@
         </w:r>
         <w:r>
           <w:rPr>
-            <w:rStyle w:val="Hyperlink"/>
+            <w:rStyle w:val="Lienhypertexte"/>
             <w:rFonts w:ascii="Calibri" w:hAnsi="Calibri" w:cs="Calibri" w:hint="eastAsia"/>
             <w:noProof/>
             <w:rtl/>
@@ -2725,7 +2725,7 @@
         </w:r>
         <w:r>
           <w:rPr>
-            <w:rStyle w:val="Hyperlink"/>
+            <w:rStyle w:val="Lienhypertexte"/>
             <w:rFonts w:ascii="Calibri" w:hAnsi="Calibri" w:cs="Calibri"/>
             <w:noProof/>
             <w:rtl/>
@@ -2734,7 +2734,7 @@
         </w:r>
         <w:r>
           <w:rPr>
-            <w:rStyle w:val="Hyperlink"/>
+            <w:rStyle w:val="Lienhypertexte"/>
             <w:rFonts w:ascii="Calibri" w:hAnsi="Calibri" w:cs="Calibri" w:hint="eastAsia"/>
             <w:noProof/>
             <w:rtl/>
@@ -2743,7 +2743,7 @@
         </w:r>
         <w:r>
           <w:rPr>
-            <w:rStyle w:val="Hyperlink"/>
+            <w:rStyle w:val="Lienhypertexte"/>
             <w:rFonts w:ascii="Calibri" w:hAnsi="Calibri" w:cs="Calibri"/>
             <w:noProof/>
             <w:rtl/>
@@ -2752,7 +2752,7 @@
         </w:r>
         <w:r>
           <w:rPr>
-            <w:rStyle w:val="Hyperlink"/>
+            <w:rStyle w:val="Lienhypertexte"/>
             <w:rFonts w:ascii="Calibri" w:hAnsi="Calibri" w:cs="Calibri" w:hint="eastAsia"/>
             <w:noProof/>
             <w:rtl/>
@@ -2761,7 +2761,7 @@
         </w:r>
         <w:r>
           <w:rPr>
-            <w:rStyle w:val="Hyperlink"/>
+            <w:rStyle w:val="Lienhypertexte"/>
             <w:rFonts w:ascii="Calibri" w:hAnsi="Calibri" w:cs="Calibri"/>
             <w:noProof/>
             <w:rtl/>
@@ -2770,7 +2770,7 @@
         </w:r>
         <w:r>
           <w:rPr>
-            <w:rStyle w:val="Hyperlink"/>
+            <w:rStyle w:val="Lienhypertexte"/>
             <w:rFonts w:ascii="Calibri" w:hAnsi="Calibri" w:cs="Calibri" w:hint="eastAsia"/>
             <w:noProof/>
             <w:rtl/>
@@ -2779,7 +2779,7 @@
         </w:r>
         <w:r>
           <w:rPr>
-            <w:rStyle w:val="Hyperlink"/>
+            <w:rStyle w:val="Lienhypertexte"/>
             <w:rFonts w:ascii="Calibri" w:hAnsi="Calibri" w:cs="Calibri"/>
             <w:noProof/>
             <w:rtl/>
@@ -2788,7 +2788,7 @@
         </w:r>
         <w:r>
           <w:rPr>
-            <w:rStyle w:val="Hyperlink"/>
+            <w:rStyle w:val="Lienhypertexte"/>
             <w:rFonts w:ascii="Calibri" w:hAnsi="Calibri" w:cs="Calibri" w:hint="eastAsia"/>
             <w:noProof/>
             <w:rtl/>
@@ -2797,7 +2797,7 @@
         </w:r>
         <w:r>
           <w:rPr>
-            <w:rStyle w:val="Hyperlink"/>
+            <w:rStyle w:val="Lienhypertexte"/>
             <w:rFonts w:ascii="Calibri" w:hAnsi="Calibri" w:cs="Calibri"/>
             <w:noProof/>
             <w:rtl/>
@@ -2806,7 +2806,7 @@
         </w:r>
         <w:r>
           <w:rPr>
-            <w:rStyle w:val="Hyperlink"/>
+            <w:rStyle w:val="Lienhypertexte"/>
             <w:rFonts w:ascii="Calibri" w:hAnsi="Calibri" w:cs="Calibri" w:hint="eastAsia"/>
             <w:noProof/>
             <w:rtl/>
@@ -2815,7 +2815,7 @@
         </w:r>
         <w:r>
           <w:rPr>
-            <w:rStyle w:val="Hyperlink"/>
+            <w:rStyle w:val="Lienhypertexte"/>
             <w:rFonts w:ascii="Calibri" w:hAnsi="Calibri" w:cs="Calibri"/>
             <w:noProof/>
             <w:rtl/>
@@ -2911,7 +2911,7 @@
     </w:p>
     <w:p>
       <w:pPr>
-        <w:pStyle w:val="20"/>
+        <w:pStyle w:val="TM2"/>
         <w:tabs>
           <w:tab w:val="right" w:leader="dot" w:pos="8296"/>
         </w:tabs>
@@ -2927,7 +2927,7 @@
       <w:hyperlink w:anchor="_Toc202783319" w:history="1">
         <w:r>
           <w:rPr>
-            <w:rStyle w:val="Hyperlink"/>
+            <w:rStyle w:val="Lienhypertexte"/>
             <w:rFonts w:ascii="Calibri" w:hAnsi="Calibri" w:cs="Calibri" w:hint="eastAsia"/>
             <w:noProof/>
             <w:rtl/>
@@ -2936,7 +2936,7 @@
         </w:r>
         <w:r>
           <w:rPr>
-            <w:rStyle w:val="Hyperlink"/>
+            <w:rStyle w:val="Lienhypertexte"/>
             <w:rFonts w:ascii="Calibri" w:hAnsi="Calibri" w:cs="Calibri"/>
             <w:noProof/>
             <w:rtl/>
@@ -2945,7 +2945,7 @@
         </w:r>
         <w:r>
           <w:rPr>
-            <w:rStyle w:val="Hyperlink"/>
+            <w:rStyle w:val="Lienhypertexte"/>
             <w:rFonts w:ascii="Calibri" w:hAnsi="Calibri" w:cs="Calibri" w:hint="eastAsia"/>
             <w:noProof/>
             <w:rtl/>
@@ -2954,7 +2954,7 @@
         </w:r>
         <w:r>
           <w:rPr>
-            <w:rStyle w:val="Hyperlink"/>
+            <w:rStyle w:val="Lienhypertexte"/>
             <w:rFonts w:ascii="Calibri" w:hAnsi="Calibri" w:cs="Calibri"/>
             <w:noProof/>
             <w:rtl/>
@@ -2963,7 +2963,7 @@
         </w:r>
         <w:r>
           <w:rPr>
-            <w:rStyle w:val="Hyperlink"/>
+            <w:rStyle w:val="Lienhypertexte"/>
             <w:rFonts w:ascii="Calibri" w:hAnsi="Calibri" w:cs="Calibri" w:hint="eastAsia"/>
             <w:noProof/>
             <w:rtl/>
@@ -2972,7 +2972,7 @@
         </w:r>
         <w:r>
           <w:rPr>
-            <w:rStyle w:val="Hyperlink"/>
+            <w:rStyle w:val="Lienhypertexte"/>
             <w:rFonts w:ascii="Calibri" w:hAnsi="Calibri" w:cs="Calibri"/>
             <w:noProof/>
             <w:rtl/>
@@ -2981,7 +2981,7 @@
         </w:r>
         <w:r>
           <w:rPr>
-            <w:rStyle w:val="Hyperlink"/>
+            <w:rStyle w:val="Lienhypertexte"/>
             <w:rFonts w:ascii="Calibri" w:hAnsi="Calibri" w:cs="Calibri" w:hint="eastAsia"/>
             <w:noProof/>
             <w:rtl/>
@@ -2990,7 +2990,7 @@
         </w:r>
         <w:r>
           <w:rPr>
-            <w:rStyle w:val="Hyperlink"/>
+            <w:rStyle w:val="Lienhypertexte"/>
             <w:rFonts w:ascii="Calibri" w:hAnsi="Calibri" w:cs="Calibri"/>
             <w:noProof/>
             <w:rtl/>
@@ -2999,7 +2999,7 @@
         </w:r>
         <w:r>
           <w:rPr>
-            <w:rStyle w:val="Hyperlink"/>
+            <w:rStyle w:val="Lienhypertexte"/>
             <w:rFonts w:ascii="Calibri" w:hAnsi="Calibri" w:cs="Calibri" w:hint="eastAsia"/>
             <w:noProof/>
             <w:rtl/>
@@ -3008,7 +3008,7 @@
         </w:r>
         <w:r>
           <w:rPr>
-            <w:rStyle w:val="Hyperlink"/>
+            <w:rStyle w:val="Lienhypertexte"/>
             <w:rFonts w:ascii="Calibri" w:hAnsi="Calibri" w:cs="Calibri"/>
             <w:noProof/>
             <w:rtl/>
@@ -3017,7 +3017,7 @@
         </w:r>
         <w:r>
           <w:rPr>
-            <w:rStyle w:val="Hyperlink"/>
+            <w:rStyle w:val="Lienhypertexte"/>
             <w:rFonts w:ascii="Calibri" w:hAnsi="Calibri" w:cs="Calibri" w:hint="eastAsia"/>
             <w:noProof/>
             <w:rtl/>
@@ -3026,7 +3026,7 @@
         </w:r>
         <w:r>
           <w:rPr>
-            <w:rStyle w:val="Hyperlink"/>
+            <w:rStyle w:val="Lienhypertexte"/>
             <w:rFonts w:ascii="Calibri" w:hAnsi="Calibri" w:cs="Calibri"/>
             <w:noProof/>
             <w:rtl/>
@@ -3035,7 +3035,7 @@
         </w:r>
         <w:r>
           <w:rPr>
-            <w:rStyle w:val="Hyperlink"/>
+            <w:rStyle w:val="Lienhypertexte"/>
             <w:rFonts w:ascii="Calibri" w:hAnsi="Calibri" w:cs="Calibri" w:hint="eastAsia"/>
             <w:noProof/>
             <w:rtl/>
@@ -3044,7 +3044,7 @@
         </w:r>
         <w:r>
           <w:rPr>
-            <w:rStyle w:val="Hyperlink"/>
+            <w:rStyle w:val="Lienhypertexte"/>
             <w:rFonts w:ascii="Calibri" w:hAnsi="Calibri" w:cs="Calibri"/>
             <w:noProof/>
             <w:rtl/>
@@ -3053,7 +3053,7 @@
         </w:r>
         <w:r>
           <w:rPr>
-            <w:rStyle w:val="Hyperlink"/>
+            <w:rStyle w:val="Lienhypertexte"/>
             <w:rFonts w:ascii="Calibri" w:hAnsi="Calibri" w:cs="Calibri" w:hint="eastAsia"/>
             <w:noProof/>
             <w:rtl/>
@@ -3149,7 +3149,7 @@
     </w:p>
     <w:p>
       <w:pPr>
-        <w:pStyle w:val="10"/>
+        <w:pStyle w:val="TM1"/>
         <w:tabs>
           <w:tab w:val="right" w:leader="dot" w:pos="8296"/>
         </w:tabs>
@@ -3165,7 +3165,7 @@
       <w:hyperlink w:anchor="_Toc202783320" w:history="1">
         <w:r>
           <w:rPr>
-            <w:rStyle w:val="Hyperlink"/>
+            <w:rStyle w:val="Lienhypertexte"/>
             <w:rFonts w:ascii="Calibri" w:hAnsi="Calibri" w:cs="Calibri" w:hint="eastAsia"/>
             <w:noProof/>
             <w:rtl/>
@@ -3174,7 +3174,7 @@
         </w:r>
         <w:r>
           <w:rPr>
-            <w:rStyle w:val="Hyperlink"/>
+            <w:rStyle w:val="Lienhypertexte"/>
             <w:rFonts w:ascii="Calibri" w:hAnsi="Calibri" w:cs="Calibri"/>
             <w:noProof/>
             <w:rtl/>
@@ -3183,7 +3183,7 @@
         </w:r>
         <w:r>
           <w:rPr>
-            <w:rStyle w:val="Hyperlink"/>
+            <w:rStyle w:val="Lienhypertexte"/>
             <w:rFonts w:ascii="Calibri" w:hAnsi="Calibri" w:cs="Calibri" w:hint="eastAsia"/>
             <w:noProof/>
             <w:rtl/>
@@ -3192,7 +3192,7 @@
         </w:r>
         <w:r>
           <w:rPr>
-            <w:rStyle w:val="Hyperlink"/>
+            <w:rStyle w:val="Lienhypertexte"/>
             <w:rFonts w:ascii="Calibri" w:hAnsi="Calibri" w:cs="Calibri"/>
             <w:noProof/>
             <w:rtl/>
@@ -3201,7 +3201,7 @@
         </w:r>
         <w:r>
           <w:rPr>
-            <w:rStyle w:val="Hyperlink"/>
+            <w:rStyle w:val="Lienhypertexte"/>
             <w:rFonts w:ascii="Calibri" w:hAnsi="Calibri" w:cs="Calibri" w:hint="eastAsia"/>
             <w:noProof/>
             <w:rtl/>
@@ -3210,7 +3210,7 @@
         </w:r>
         <w:r>
           <w:rPr>
-            <w:rStyle w:val="Hyperlink"/>
+            <w:rStyle w:val="Lienhypertexte"/>
             <w:rFonts w:ascii="Calibri" w:hAnsi="Calibri" w:cs="Calibri"/>
             <w:noProof/>
             <w:rtl/>
@@ -3219,7 +3219,7 @@
         </w:r>
         <w:r>
           <w:rPr>
-            <w:rStyle w:val="Hyperlink"/>
+            <w:rStyle w:val="Lienhypertexte"/>
             <w:rFonts w:ascii="Calibri" w:hAnsi="Calibri" w:cs="Calibri" w:hint="eastAsia"/>
             <w:noProof/>
             <w:rtl/>
@@ -3228,7 +3228,7 @@
         </w:r>
         <w:r>
           <w:rPr>
-            <w:rStyle w:val="Hyperlink"/>
+            <w:rStyle w:val="Lienhypertexte"/>
             <w:rFonts w:ascii="Calibri" w:hAnsi="Calibri" w:cs="Calibri"/>
             <w:noProof/>
             <w:rtl/>
@@ -3237,7 +3237,7 @@
         </w:r>
         <w:r>
           <w:rPr>
-            <w:rStyle w:val="Hyperlink"/>
+            <w:rStyle w:val="Lienhypertexte"/>
             <w:rFonts w:ascii="Calibri" w:hAnsi="Calibri" w:cs="Calibri" w:hint="eastAsia"/>
             <w:noProof/>
             <w:rtl/>
@@ -3246,7 +3246,7 @@
         </w:r>
         <w:r>
           <w:rPr>
-            <w:rStyle w:val="Hyperlink"/>
+            <w:rStyle w:val="Lienhypertexte"/>
             <w:rFonts w:ascii="Calibri" w:hAnsi="Calibri" w:cs="Calibri"/>
             <w:noProof/>
             <w:rtl/>
@@ -3255,7 +3255,7 @@
         </w:r>
         <w:r>
           <w:rPr>
-            <w:rStyle w:val="Hyperlink"/>
+            <w:rStyle w:val="Lienhypertexte"/>
             <w:rFonts w:ascii="Calibri" w:hAnsi="Calibri" w:cs="Calibri" w:hint="eastAsia"/>
             <w:noProof/>
             <w:rtl/>
@@ -3264,7 +3264,7 @@
         </w:r>
         <w:r>
           <w:rPr>
-            <w:rStyle w:val="Hyperlink"/>
+            <w:rStyle w:val="Lienhypertexte"/>
             <w:rFonts w:ascii="Calibri" w:hAnsi="Calibri" w:cs="Calibri"/>
             <w:noProof/>
             <w:rtl/>
@@ -3273,7 +3273,7 @@
         </w:r>
         <w:r>
           <w:rPr>
-            <w:rStyle w:val="Hyperlink"/>
+            <w:rStyle w:val="Lienhypertexte"/>
             <w:rFonts w:ascii="Calibri" w:hAnsi="Calibri" w:cs="Calibri" w:hint="eastAsia"/>
             <w:noProof/>
             <w:rtl/>
@@ -3369,7 +3369,7 @@
     </w:p>
     <w:p>
       <w:pPr>
-        <w:pStyle w:val="20"/>
+        <w:pStyle w:val="TM2"/>
         <w:tabs>
           <w:tab w:val="right" w:leader="dot" w:pos="8296"/>
         </w:tabs>
@@ -3385,7 +3385,7 @@
       <w:hyperlink w:anchor="_Toc202783321" w:history="1">
         <w:r>
           <w:rPr>
-            <w:rStyle w:val="Hyperlink"/>
+            <w:rStyle w:val="Lienhypertexte"/>
             <w:rFonts w:ascii="Calibri" w:hAnsi="Calibri" w:cs="Calibri" w:hint="eastAsia"/>
             <w:noProof/>
             <w:rtl/>
@@ -3394,7 +3394,7 @@
         </w:r>
         <w:r>
           <w:rPr>
-            <w:rStyle w:val="Hyperlink"/>
+            <w:rStyle w:val="Lienhypertexte"/>
             <w:rFonts w:ascii="Calibri" w:hAnsi="Calibri" w:cs="Calibri"/>
             <w:noProof/>
             <w:rtl/>
@@ -3403,7 +3403,7 @@
         </w:r>
         <w:r>
           <w:rPr>
-            <w:rStyle w:val="Hyperlink"/>
+            <w:rStyle w:val="Lienhypertexte"/>
             <w:rFonts w:ascii="Calibri" w:hAnsi="Calibri" w:cs="Calibri" w:hint="eastAsia"/>
             <w:noProof/>
             <w:rtl/>
@@ -3412,7 +3412,7 @@
         </w:r>
         <w:r>
           <w:rPr>
-            <w:rStyle w:val="Hyperlink"/>
+            <w:rStyle w:val="Lienhypertexte"/>
             <w:rFonts w:ascii="Calibri" w:hAnsi="Calibri" w:cs="Calibri"/>
             <w:noProof/>
             <w:rtl/>
@@ -3421,7 +3421,7 @@
         </w:r>
         <w:r>
           <w:rPr>
-            <w:rStyle w:val="Hyperlink"/>
+            <w:rStyle w:val="Lienhypertexte"/>
             <w:rFonts w:ascii="Calibri" w:hAnsi="Calibri" w:cs="Calibri" w:hint="eastAsia"/>
             <w:noProof/>
             <w:rtl/>
@@ -3430,7 +3430,7 @@
         </w:r>
         <w:r>
           <w:rPr>
-            <w:rStyle w:val="Hyperlink"/>
+            <w:rStyle w:val="Lienhypertexte"/>
             <w:rFonts w:ascii="Calibri" w:hAnsi="Calibri" w:cs="Calibri"/>
             <w:noProof/>
             <w:rtl/>
@@ -3439,7 +3439,7 @@
         </w:r>
         <w:r>
           <w:rPr>
-            <w:rStyle w:val="Hyperlink"/>
+            <w:rStyle w:val="Lienhypertexte"/>
             <w:rFonts w:ascii="Calibri" w:hAnsi="Calibri" w:cs="Calibri" w:hint="eastAsia"/>
             <w:noProof/>
             <w:rtl/>
@@ -3448,7 +3448,7 @@
         </w:r>
         <w:r>
           <w:rPr>
-            <w:rStyle w:val="Hyperlink"/>
+            <w:rStyle w:val="Lienhypertexte"/>
             <w:rFonts w:ascii="Calibri" w:hAnsi="Calibri" w:cs="Calibri"/>
             <w:noProof/>
             <w:rtl/>
@@ -3457,7 +3457,7 @@
         </w:r>
         <w:r>
           <w:rPr>
-            <w:rStyle w:val="Hyperlink"/>
+            <w:rStyle w:val="Lienhypertexte"/>
             <w:rFonts w:ascii="Calibri" w:hAnsi="Calibri" w:cs="Calibri" w:hint="eastAsia"/>
             <w:noProof/>
             <w:rtl/>
@@ -3466,7 +3466,7 @@
         </w:r>
         <w:r>
           <w:rPr>
-            <w:rStyle w:val="Hyperlink"/>
+            <w:rStyle w:val="Lienhypertexte"/>
             <w:rFonts w:ascii="Calibri" w:hAnsi="Calibri" w:cs="Calibri"/>
             <w:noProof/>
             <w:rtl/>
@@ -3475,7 +3475,7 @@
         </w:r>
         <w:r>
           <w:rPr>
-            <w:rStyle w:val="Hyperlink"/>
+            <w:rStyle w:val="Lienhypertexte"/>
             <w:rFonts w:ascii="Calibri" w:hAnsi="Calibri" w:cs="Calibri" w:hint="eastAsia"/>
             <w:noProof/>
             <w:rtl/>
@@ -3484,7 +3484,7 @@
         </w:r>
         <w:r>
           <w:rPr>
-            <w:rStyle w:val="Hyperlink"/>
+            <w:rStyle w:val="Lienhypertexte"/>
             <w:rFonts w:ascii="Calibri" w:hAnsi="Calibri" w:cs="Calibri"/>
             <w:noProof/>
             <w:rtl/>
@@ -3493,7 +3493,7 @@
         </w:r>
         <w:r>
           <w:rPr>
-            <w:rStyle w:val="Hyperlink"/>
+            <w:rStyle w:val="Lienhypertexte"/>
             <w:rFonts w:ascii="Calibri" w:hAnsi="Calibri" w:cs="Calibri" w:hint="eastAsia"/>
             <w:noProof/>
             <w:rtl/>
@@ -3502,7 +3502,7 @@
         </w:r>
         <w:r>
           <w:rPr>
-            <w:rStyle w:val="Hyperlink"/>
+            <w:rStyle w:val="Lienhypertexte"/>
             <w:rFonts w:ascii="Calibri" w:hAnsi="Calibri" w:cs="Calibri"/>
             <w:noProof/>
             <w:rtl/>
@@ -3511,7 +3511,7 @@
         </w:r>
         <w:r>
           <w:rPr>
-            <w:rStyle w:val="Hyperlink"/>
+            <w:rStyle w:val="Lienhypertexte"/>
             <w:rFonts w:ascii="Calibri" w:hAnsi="Calibri" w:cs="Calibri" w:hint="eastAsia"/>
             <w:noProof/>
             <w:rtl/>
@@ -3520,7 +3520,7 @@
         </w:r>
         <w:r>
           <w:rPr>
-            <w:rStyle w:val="Hyperlink"/>
+            <w:rStyle w:val="Lienhypertexte"/>
             <w:rFonts w:ascii="Calibri" w:hAnsi="Calibri" w:cs="Calibri"/>
             <w:noProof/>
             <w:rtl/>
@@ -3529,7 +3529,7 @@
         </w:r>
         <w:r>
           <w:rPr>
-            <w:rStyle w:val="Hyperlink"/>
+            <w:rStyle w:val="Lienhypertexte"/>
             <w:rFonts w:ascii="Calibri" w:hAnsi="Calibri" w:cs="Calibri" w:hint="eastAsia"/>
             <w:noProof/>
             <w:rtl/>
@@ -3538,7 +3538,7 @@
         </w:r>
         <w:r>
           <w:rPr>
-            <w:rStyle w:val="Hyperlink"/>
+            <w:rStyle w:val="Lienhypertexte"/>
             <w:rFonts w:ascii="Calibri" w:hAnsi="Calibri" w:cs="Calibri"/>
             <w:noProof/>
             <w:rtl/>
@@ -3634,7 +3634,7 @@
     </w:p>
     <w:p>
       <w:pPr>
-        <w:pStyle w:val="20"/>
+        <w:pStyle w:val="TM2"/>
         <w:tabs>
           <w:tab w:val="right" w:leader="dot" w:pos="8296"/>
         </w:tabs>
@@ -3650,7 +3650,7 @@
       <w:hyperlink w:anchor="_Toc202783322" w:history="1">
         <w:r>
           <w:rPr>
-            <w:rStyle w:val="Hyperlink"/>
+            <w:rStyle w:val="Lienhypertexte"/>
             <w:rFonts w:ascii="Calibri" w:hAnsi="Calibri" w:cs="Calibri" w:hint="eastAsia"/>
             <w:noProof/>
             <w:rtl/>
@@ -3659,7 +3659,7 @@
         </w:r>
         <w:r>
           <w:rPr>
-            <w:rStyle w:val="Hyperlink"/>
+            <w:rStyle w:val="Lienhypertexte"/>
             <w:rFonts w:ascii="Calibri" w:hAnsi="Calibri" w:cs="Calibri"/>
             <w:noProof/>
             <w:rtl/>
@@ -3668,7 +3668,7 @@
         </w:r>
         <w:r>
           <w:rPr>
-            <w:rStyle w:val="Hyperlink"/>
+            <w:rStyle w:val="Lienhypertexte"/>
             <w:rFonts w:ascii="Calibri" w:hAnsi="Calibri" w:cs="Calibri" w:hint="eastAsia"/>
             <w:noProof/>
             <w:rtl/>
@@ -3677,7 +3677,7 @@
         </w:r>
         <w:r>
           <w:rPr>
-            <w:rStyle w:val="Hyperlink"/>
+            <w:rStyle w:val="Lienhypertexte"/>
             <w:rFonts w:ascii="Calibri" w:hAnsi="Calibri" w:cs="Calibri"/>
             <w:noProof/>
             <w:rtl/>
@@ -3686,7 +3686,7 @@
         </w:r>
         <w:r>
           <w:rPr>
-            <w:rStyle w:val="Hyperlink"/>
+            <w:rStyle w:val="Lienhypertexte"/>
             <w:rFonts w:ascii="Calibri" w:hAnsi="Calibri" w:cs="Calibri" w:hint="eastAsia"/>
             <w:noProof/>
             <w:rtl/>
@@ -3695,7 +3695,7 @@
         </w:r>
         <w:r>
           <w:rPr>
-            <w:rStyle w:val="Hyperlink"/>
+            <w:rStyle w:val="Lienhypertexte"/>
             <w:rFonts w:ascii="Calibri" w:hAnsi="Calibri" w:cs="Calibri"/>
             <w:noProof/>
             <w:rtl/>
@@ -3704,7 +3704,7 @@
         </w:r>
         <w:r>
           <w:rPr>
-            <w:rStyle w:val="Hyperlink"/>
+            <w:rStyle w:val="Lienhypertexte"/>
             <w:rFonts w:ascii="Calibri" w:hAnsi="Calibri" w:cs="Calibri" w:hint="eastAsia"/>
             <w:noProof/>
             <w:rtl/>
@@ -3713,7 +3713,7 @@
         </w:r>
         <w:r>
           <w:rPr>
-            <w:rStyle w:val="Hyperlink"/>
+            <w:rStyle w:val="Lienhypertexte"/>
             <w:rFonts w:ascii="Calibri" w:hAnsi="Calibri" w:cs="Calibri"/>
             <w:noProof/>
             <w:rtl/>
@@ -3722,7 +3722,7 @@
         </w:r>
         <w:r>
           <w:rPr>
-            <w:rStyle w:val="Hyperlink"/>
+            <w:rStyle w:val="Lienhypertexte"/>
             <w:rFonts w:ascii="Calibri" w:hAnsi="Calibri" w:cs="Calibri" w:hint="eastAsia"/>
             <w:noProof/>
             <w:rtl/>
@@ -3731,7 +3731,7 @@
         </w:r>
         <w:r>
           <w:rPr>
-            <w:rStyle w:val="Hyperlink"/>
+            <w:rStyle w:val="Lienhypertexte"/>
             <w:rFonts w:ascii="Calibri" w:hAnsi="Calibri" w:cs="Calibri"/>
             <w:noProof/>
             <w:rtl/>
@@ -3740,7 +3740,7 @@
         </w:r>
         <w:r>
           <w:rPr>
-            <w:rStyle w:val="Hyperlink"/>
+            <w:rStyle w:val="Lienhypertexte"/>
             <w:rFonts w:ascii="Calibri" w:hAnsi="Calibri" w:cs="Calibri" w:hint="eastAsia"/>
             <w:noProof/>
             <w:rtl/>
@@ -3749,7 +3749,7 @@
         </w:r>
         <w:r>
           <w:rPr>
-            <w:rStyle w:val="Hyperlink"/>
+            <w:rStyle w:val="Lienhypertexte"/>
             <w:rFonts w:ascii="Calibri" w:hAnsi="Calibri" w:cs="Calibri"/>
             <w:noProof/>
             <w:rtl/>
@@ -3758,7 +3758,7 @@
         </w:r>
         <w:r>
           <w:rPr>
-            <w:rStyle w:val="Hyperlink"/>
+            <w:rStyle w:val="Lienhypertexte"/>
             <w:rFonts w:ascii="Calibri" w:hAnsi="Calibri" w:cs="Calibri" w:hint="eastAsia"/>
             <w:noProof/>
             <w:rtl/>
@@ -3854,7 +3854,7 @@
     </w:p>
     <w:p>
       <w:pPr>
-        <w:pStyle w:val="20"/>
+        <w:pStyle w:val="TM2"/>
         <w:tabs>
           <w:tab w:val="right" w:leader="dot" w:pos="8296"/>
         </w:tabs>
@@ -3870,7 +3870,7 @@
       <w:hyperlink w:anchor="_Toc202783323" w:history="1">
         <w:r>
           <w:rPr>
-            <w:rStyle w:val="Hyperlink"/>
+            <w:rStyle w:val="Lienhypertexte"/>
             <w:rFonts w:ascii="Calibri" w:hAnsi="Calibri" w:cs="Calibri" w:hint="eastAsia"/>
             <w:noProof/>
             <w:rtl/>
@@ -3879,7 +3879,7 @@
         </w:r>
         <w:r>
           <w:rPr>
-            <w:rStyle w:val="Hyperlink"/>
+            <w:rStyle w:val="Lienhypertexte"/>
             <w:rFonts w:ascii="Calibri" w:hAnsi="Calibri" w:cs="Calibri"/>
             <w:noProof/>
             <w:rtl/>
@@ -3888,7 +3888,7 @@
         </w:r>
         <w:r>
           <w:rPr>
-            <w:rStyle w:val="Hyperlink"/>
+            <w:rStyle w:val="Lienhypertexte"/>
             <w:rFonts w:ascii="Calibri" w:hAnsi="Calibri" w:cs="Calibri" w:hint="eastAsia"/>
             <w:noProof/>
             <w:rtl/>
@@ -3897,7 +3897,7 @@
         </w:r>
         <w:r>
           <w:rPr>
-            <w:rStyle w:val="Hyperlink"/>
+            <w:rStyle w:val="Lienhypertexte"/>
             <w:rFonts w:ascii="Calibri" w:hAnsi="Calibri" w:cs="Calibri"/>
             <w:noProof/>
             <w:rtl/>
@@ -3906,7 +3906,7 @@
         </w:r>
         <w:r>
           <w:rPr>
-            <w:rStyle w:val="Hyperlink"/>
+            <w:rStyle w:val="Lienhypertexte"/>
             <w:rFonts w:ascii="Calibri" w:hAnsi="Calibri" w:cs="Calibri" w:hint="eastAsia"/>
             <w:noProof/>
             <w:rtl/>
@@ -3915,7 +3915,7 @@
         </w:r>
         <w:r>
           <w:rPr>
-            <w:rStyle w:val="Hyperlink"/>
+            <w:rStyle w:val="Lienhypertexte"/>
             <w:rFonts w:ascii="Calibri" w:hAnsi="Calibri" w:cs="Calibri"/>
             <w:noProof/>
             <w:rtl/>
@@ -3924,7 +3924,7 @@
         </w:r>
         <w:r>
           <w:rPr>
-            <w:rStyle w:val="Hyperlink"/>
+            <w:rStyle w:val="Lienhypertexte"/>
             <w:rFonts w:ascii="Calibri" w:hAnsi="Calibri" w:cs="Calibri" w:hint="eastAsia"/>
             <w:noProof/>
             <w:rtl/>
@@ -3933,7 +3933,7 @@
         </w:r>
         <w:r>
           <w:rPr>
-            <w:rStyle w:val="Hyperlink"/>
+            <w:rStyle w:val="Lienhypertexte"/>
             <w:rFonts w:ascii="Calibri" w:hAnsi="Calibri" w:cs="Calibri"/>
             <w:noProof/>
             <w:rtl/>
@@ -3942,7 +3942,7 @@
         </w:r>
         <w:r>
           <w:rPr>
-            <w:rStyle w:val="Hyperlink"/>
+            <w:rStyle w:val="Lienhypertexte"/>
             <w:rFonts w:ascii="Calibri" w:hAnsi="Calibri" w:cs="Calibri" w:hint="eastAsia"/>
             <w:noProof/>
             <w:rtl/>
@@ -3951,7 +3951,7 @@
         </w:r>
         <w:r>
           <w:rPr>
-            <w:rStyle w:val="Hyperlink"/>
+            <w:rStyle w:val="Lienhypertexte"/>
             <w:rFonts w:ascii="Calibri" w:hAnsi="Calibri" w:cs="Calibri"/>
             <w:noProof/>
             <w:rtl/>
@@ -3960,7 +3960,7 @@
         </w:r>
         <w:r>
           <w:rPr>
-            <w:rStyle w:val="Hyperlink"/>
+            <w:rStyle w:val="Lienhypertexte"/>
             <w:rFonts w:ascii="Calibri" w:hAnsi="Calibri" w:cs="Calibri" w:hint="eastAsia"/>
             <w:noProof/>
             <w:rtl/>
@@ -3969,7 +3969,7 @@
         </w:r>
         <w:r>
           <w:rPr>
-            <w:rStyle w:val="Hyperlink"/>
+            <w:rStyle w:val="Lienhypertexte"/>
             <w:rFonts w:ascii="Calibri" w:hAnsi="Calibri" w:cs="Calibri"/>
             <w:noProof/>
             <w:rtl/>
@@ -3978,7 +3978,7 @@
         </w:r>
         <w:r>
           <w:rPr>
-            <w:rStyle w:val="Hyperlink"/>
+            <w:rStyle w:val="Lienhypertexte"/>
             <w:rFonts w:ascii="Calibri" w:hAnsi="Calibri" w:cs="Calibri" w:hint="eastAsia"/>
             <w:noProof/>
             <w:rtl/>
@@ -3987,7 +3987,7 @@
         </w:r>
         <w:r>
           <w:rPr>
-            <w:rStyle w:val="Hyperlink"/>
+            <w:rStyle w:val="Lienhypertexte"/>
             <w:rFonts w:ascii="Calibri" w:hAnsi="Calibri" w:cs="Calibri"/>
             <w:noProof/>
             <w:rtl/>
@@ -3996,7 +3996,7 @@
         </w:r>
         <w:r>
           <w:rPr>
-            <w:rStyle w:val="Hyperlink"/>
+            <w:rStyle w:val="Lienhypertexte"/>
             <w:rFonts w:ascii="Calibri" w:hAnsi="Calibri" w:cs="Calibri" w:hint="eastAsia"/>
             <w:noProof/>
             <w:rtl/>
@@ -4092,7 +4092,7 @@
     </w:p>
     <w:p>
       <w:pPr>
-        <w:pStyle w:val="20"/>
+        <w:pStyle w:val="TM2"/>
         <w:tabs>
           <w:tab w:val="right" w:leader="dot" w:pos="8296"/>
         </w:tabs>
@@ -4108,7 +4108,7 @@
       <w:hyperlink w:anchor="_Toc202783324" w:history="1">
         <w:r>
           <w:rPr>
-            <w:rStyle w:val="Hyperlink"/>
+            <w:rStyle w:val="Lienhypertexte"/>
             <w:rFonts w:ascii="Calibri" w:hAnsi="Calibri" w:cs="Calibri" w:hint="eastAsia"/>
             <w:noProof/>
             <w:rtl/>
@@ -4117,7 +4117,7 @@
         </w:r>
         <w:r>
           <w:rPr>
-            <w:rStyle w:val="Hyperlink"/>
+            <w:rStyle w:val="Lienhypertexte"/>
             <w:rFonts w:ascii="Calibri" w:hAnsi="Calibri" w:cs="Calibri"/>
             <w:noProof/>
             <w:rtl/>
@@ -4126,7 +4126,7 @@
         </w:r>
         <w:r>
           <w:rPr>
-            <w:rStyle w:val="Hyperlink"/>
+            <w:rStyle w:val="Lienhypertexte"/>
             <w:rFonts w:ascii="Calibri" w:hAnsi="Calibri" w:cs="Calibri" w:hint="eastAsia"/>
             <w:noProof/>
             <w:rtl/>
@@ -4135,7 +4135,7 @@
         </w:r>
         <w:r>
           <w:rPr>
-            <w:rStyle w:val="Hyperlink"/>
+            <w:rStyle w:val="Lienhypertexte"/>
             <w:rFonts w:ascii="Calibri" w:hAnsi="Calibri" w:cs="Calibri"/>
             <w:noProof/>
             <w:rtl/>
@@ -4144,7 +4144,7 @@
         </w:r>
         <w:r>
           <w:rPr>
-            <w:rStyle w:val="Hyperlink"/>
+            <w:rStyle w:val="Lienhypertexte"/>
             <w:rFonts w:ascii="Calibri" w:hAnsi="Calibri" w:cs="Calibri" w:hint="eastAsia"/>
             <w:noProof/>
             <w:rtl/>
@@ -4153,7 +4153,7 @@
         </w:r>
         <w:r>
           <w:rPr>
-            <w:rStyle w:val="Hyperlink"/>
+            <w:rStyle w:val="Lienhypertexte"/>
             <w:rFonts w:ascii="Calibri" w:hAnsi="Calibri" w:cs="Calibri"/>
             <w:noProof/>
             <w:rtl/>
@@ -4162,7 +4162,7 @@
         </w:r>
         <w:r>
           <w:rPr>
-            <w:rStyle w:val="Hyperlink"/>
+            <w:rStyle w:val="Lienhypertexte"/>
             <w:rFonts w:ascii="Calibri" w:hAnsi="Calibri" w:cs="Calibri" w:hint="eastAsia"/>
             <w:noProof/>
             <w:rtl/>
@@ -4171,7 +4171,7 @@
         </w:r>
         <w:r>
           <w:rPr>
-            <w:rStyle w:val="Hyperlink"/>
+            <w:rStyle w:val="Lienhypertexte"/>
             <w:rFonts w:ascii="Calibri" w:hAnsi="Calibri" w:cs="Calibri"/>
             <w:noProof/>
             <w:rtl/>
@@ -4180,7 +4180,7 @@
         </w:r>
         <w:r>
           <w:rPr>
-            <w:rStyle w:val="Hyperlink"/>
+            <w:rStyle w:val="Lienhypertexte"/>
             <w:rFonts w:ascii="Calibri" w:hAnsi="Calibri" w:cs="Calibri" w:hint="eastAsia"/>
             <w:noProof/>
             <w:rtl/>
@@ -4189,7 +4189,7 @@
         </w:r>
         <w:r>
           <w:rPr>
-            <w:rStyle w:val="Hyperlink"/>
+            <w:rStyle w:val="Lienhypertexte"/>
             <w:rFonts w:ascii="Calibri" w:hAnsi="Calibri" w:cs="Calibri"/>
             <w:noProof/>
             <w:rtl/>
@@ -4198,7 +4198,7 @@
         </w:r>
         <w:r>
           <w:rPr>
-            <w:rStyle w:val="Hyperlink"/>
+            <w:rStyle w:val="Lienhypertexte"/>
             <w:rFonts w:ascii="Calibri" w:hAnsi="Calibri" w:cs="Calibri" w:hint="eastAsia"/>
             <w:noProof/>
             <w:rtl/>
@@ -4207,7 +4207,7 @@
         </w:r>
         <w:r>
           <w:rPr>
-            <w:rStyle w:val="Hyperlink"/>
+            <w:rStyle w:val="Lienhypertexte"/>
             <w:rFonts w:ascii="Calibri" w:hAnsi="Calibri" w:cs="Calibri"/>
             <w:noProof/>
             <w:rtl/>
@@ -4216,7 +4216,7 @@
         </w:r>
         <w:r>
           <w:rPr>
-            <w:rStyle w:val="Hyperlink"/>
+            <w:rStyle w:val="Lienhypertexte"/>
             <w:rFonts w:ascii="Calibri" w:hAnsi="Calibri" w:cs="Calibri" w:hint="eastAsia"/>
             <w:noProof/>
             <w:rtl/>
@@ -4225,7 +4225,7 @@
         </w:r>
         <w:r>
           <w:rPr>
-            <w:rStyle w:val="Hyperlink"/>
+            <w:rStyle w:val="Lienhypertexte"/>
             <w:rFonts w:ascii="Calibri" w:hAnsi="Calibri" w:cs="Calibri"/>
             <w:noProof/>
             <w:rtl/>
@@ -4234,7 +4234,7 @@
         </w:r>
         <w:r>
           <w:rPr>
-            <w:rStyle w:val="Hyperlink"/>
+            <w:rStyle w:val="Lienhypertexte"/>
             <w:rFonts w:ascii="Calibri" w:hAnsi="Calibri" w:cs="Calibri" w:hint="eastAsia"/>
             <w:noProof/>
             <w:rtl/>
@@ -4243,7 +4243,7 @@
         </w:r>
         <w:r>
           <w:rPr>
-            <w:rStyle w:val="Hyperlink"/>
+            <w:rStyle w:val="Lienhypertexte"/>
             <w:rFonts w:ascii="Calibri" w:hAnsi="Calibri" w:cs="Calibri"/>
             <w:noProof/>
             <w:rtl/>
@@ -4252,7 +4252,7 @@
         </w:r>
         <w:r>
           <w:rPr>
-            <w:rStyle w:val="Hyperlink"/>
+            <w:rStyle w:val="Lienhypertexte"/>
             <w:rFonts w:ascii="Calibri" w:hAnsi="Calibri" w:cs="Calibri" w:hint="eastAsia"/>
             <w:noProof/>
             <w:rtl/>
@@ -4261,7 +4261,7 @@
         </w:r>
         <w:r>
           <w:rPr>
-            <w:rStyle w:val="Hyperlink"/>
+            <w:rStyle w:val="Lienhypertexte"/>
             <w:rFonts w:ascii="Calibri" w:hAnsi="Calibri" w:cs="Calibri"/>
             <w:noProof/>
             <w:rtl/>
@@ -4270,7 +4270,7 @@
         </w:r>
         <w:r>
           <w:rPr>
-            <w:rStyle w:val="Hyperlink"/>
+            <w:rStyle w:val="Lienhypertexte"/>
             <w:rFonts w:ascii="Calibri" w:hAnsi="Calibri" w:cs="Calibri" w:hint="eastAsia"/>
             <w:noProof/>
             <w:rtl/>
@@ -4366,7 +4366,7 @@
     </w:p>
     <w:p>
       <w:pPr>
-        <w:pStyle w:val="20"/>
+        <w:pStyle w:val="TM2"/>
         <w:tabs>
           <w:tab w:val="right" w:leader="dot" w:pos="8296"/>
         </w:tabs>
@@ -4382,7 +4382,7 @@
       <w:hyperlink w:anchor="_Toc202783325" w:history="1">
         <w:r>
           <w:rPr>
-            <w:rStyle w:val="Hyperlink"/>
+            <w:rStyle w:val="Lienhypertexte"/>
             <w:rFonts w:ascii="Calibri" w:hAnsi="Calibri" w:cs="Calibri" w:hint="eastAsia"/>
             <w:noProof/>
             <w:rtl/>
@@ -4391,7 +4391,7 @@
         </w:r>
         <w:r>
           <w:rPr>
-            <w:rStyle w:val="Hyperlink"/>
+            <w:rStyle w:val="Lienhypertexte"/>
             <w:rFonts w:ascii="Calibri" w:hAnsi="Calibri" w:cs="Calibri"/>
             <w:noProof/>
             <w:rtl/>
@@ -4400,7 +4400,7 @@
         </w:r>
         <w:r>
           <w:rPr>
-            <w:rStyle w:val="Hyperlink"/>
+            <w:rStyle w:val="Lienhypertexte"/>
             <w:rFonts w:ascii="Calibri" w:hAnsi="Calibri" w:cs="Calibri" w:hint="eastAsia"/>
             <w:noProof/>
             <w:rtl/>
@@ -4409,7 +4409,7 @@
         </w:r>
         <w:r>
           <w:rPr>
-            <w:rStyle w:val="Hyperlink"/>
+            <w:rStyle w:val="Lienhypertexte"/>
             <w:rFonts w:ascii="Calibri" w:hAnsi="Calibri" w:cs="Calibri"/>
             <w:noProof/>
             <w:rtl/>
@@ -4418,7 +4418,7 @@
         </w:r>
         <w:r>
           <w:rPr>
-            <w:rStyle w:val="Hyperlink"/>
+            <w:rStyle w:val="Lienhypertexte"/>
             <w:rFonts w:ascii="Calibri" w:hAnsi="Calibri" w:cs="Calibri" w:hint="eastAsia"/>
             <w:noProof/>
             <w:rtl/>
@@ -4427,7 +4427,7 @@
         </w:r>
         <w:r>
           <w:rPr>
-            <w:rStyle w:val="Hyperlink"/>
+            <w:rStyle w:val="Lienhypertexte"/>
             <w:rFonts w:ascii="Calibri" w:hAnsi="Calibri" w:cs="Calibri"/>
             <w:noProof/>
             <w:rtl/>
@@ -4436,7 +4436,7 @@
         </w:r>
         <w:r>
           <w:rPr>
-            <w:rStyle w:val="Hyperlink"/>
+            <w:rStyle w:val="Lienhypertexte"/>
             <w:rFonts w:ascii="Calibri" w:hAnsi="Calibri" w:cs="Calibri" w:hint="eastAsia"/>
             <w:noProof/>
             <w:rtl/>
@@ -4445,7 +4445,7 @@
         </w:r>
         <w:r>
           <w:rPr>
-            <w:rStyle w:val="Hyperlink"/>
+            <w:rStyle w:val="Lienhypertexte"/>
             <w:rFonts w:ascii="Calibri" w:hAnsi="Calibri" w:cs="Calibri"/>
             <w:noProof/>
             <w:rtl/>
@@ -4454,7 +4454,7 @@
         </w:r>
         <w:r>
           <w:rPr>
-            <w:rStyle w:val="Hyperlink"/>
+            <w:rStyle w:val="Lienhypertexte"/>
             <w:rFonts w:ascii="Calibri" w:hAnsi="Calibri" w:cs="Calibri" w:hint="eastAsia"/>
             <w:noProof/>
             <w:rtl/>
@@ -4463,7 +4463,7 @@
         </w:r>
         <w:r>
           <w:rPr>
-            <w:rStyle w:val="Hyperlink"/>
+            <w:rStyle w:val="Lienhypertexte"/>
             <w:rFonts w:ascii="Calibri" w:hAnsi="Calibri" w:cs="Calibri"/>
             <w:noProof/>
             <w:rtl/>
@@ -4472,7 +4472,7 @@
         </w:r>
         <w:r>
           <w:rPr>
-            <w:rStyle w:val="Hyperlink"/>
+            <w:rStyle w:val="Lienhypertexte"/>
             <w:rFonts w:ascii="Calibri" w:hAnsi="Calibri" w:cs="Calibri" w:hint="eastAsia"/>
             <w:noProof/>
             <w:rtl/>
@@ -4481,7 +4481,7 @@
         </w:r>
         <w:r>
           <w:rPr>
-            <w:rStyle w:val="Hyperlink"/>
+            <w:rStyle w:val="Lienhypertexte"/>
             <w:rFonts w:ascii="Calibri" w:hAnsi="Calibri" w:cs="Calibri"/>
             <w:noProof/>
             <w:rtl/>
@@ -4490,7 +4490,7 @@
         </w:r>
         <w:r>
           <w:rPr>
-            <w:rStyle w:val="Hyperlink"/>
+            <w:rStyle w:val="Lienhypertexte"/>
             <w:rFonts w:ascii="Calibri" w:hAnsi="Calibri" w:cs="Calibri" w:hint="eastAsia"/>
             <w:noProof/>
             <w:rtl/>
@@ -4499,7 +4499,7 @@
         </w:r>
         <w:r>
           <w:rPr>
-            <w:rStyle w:val="Hyperlink"/>
+            <w:rStyle w:val="Lienhypertexte"/>
             <w:rFonts w:ascii="Calibri" w:hAnsi="Calibri" w:cs="Calibri"/>
             <w:noProof/>
             <w:rtl/>
@@ -4508,7 +4508,7 @@
         </w:r>
         <w:r>
           <w:rPr>
-            <w:rStyle w:val="Hyperlink"/>
+            <w:rStyle w:val="Lienhypertexte"/>
             <w:rFonts w:ascii="Calibri" w:hAnsi="Calibri" w:cs="Calibri" w:hint="eastAsia"/>
             <w:noProof/>
             <w:rtl/>
@@ -4517,7 +4517,7 @@
         </w:r>
         <w:r>
           <w:rPr>
-            <w:rStyle w:val="Hyperlink"/>
+            <w:rStyle w:val="Lienhypertexte"/>
             <w:rFonts w:ascii="Calibri" w:hAnsi="Calibri" w:cs="Calibri"/>
             <w:noProof/>
             <w:rtl/>
@@ -4526,7 +4526,7 @@
         </w:r>
         <w:r>
           <w:rPr>
-            <w:rStyle w:val="Hyperlink"/>
+            <w:rStyle w:val="Lienhypertexte"/>
             <w:rFonts w:ascii="Calibri" w:hAnsi="Calibri" w:cs="Calibri" w:hint="eastAsia"/>
             <w:noProof/>
             <w:rtl/>
@@ -4622,7 +4622,7 @@
     </w:p>
     <w:p>
       <w:pPr>
-        <w:pStyle w:val="10"/>
+        <w:pStyle w:val="TM1"/>
         <w:tabs>
           <w:tab w:val="right" w:leader="dot" w:pos="8296"/>
         </w:tabs>
@@ -4638,7 +4638,7 @@
       <w:hyperlink w:anchor="_Toc202783326" w:history="1">
         <w:r>
           <w:rPr>
-            <w:rStyle w:val="Hyperlink"/>
+            <w:rStyle w:val="Lienhypertexte"/>
             <w:rFonts w:ascii="Calibri" w:hAnsi="Calibri" w:cs="Calibri" w:hint="eastAsia"/>
             <w:noProof/>
             <w:rtl/>
@@ -4647,7 +4647,7 @@
         </w:r>
         <w:r>
           <w:rPr>
-            <w:rStyle w:val="Hyperlink"/>
+            <w:rStyle w:val="Lienhypertexte"/>
             <w:rFonts w:ascii="Calibri" w:hAnsi="Calibri" w:cs="Calibri"/>
             <w:noProof/>
             <w:rtl/>
@@ -4656,7 +4656,7 @@
         </w:r>
         <w:r>
           <w:rPr>
-            <w:rStyle w:val="Hyperlink"/>
+            <w:rStyle w:val="Lienhypertexte"/>
             <w:rFonts w:ascii="Calibri" w:hAnsi="Calibri" w:cs="Calibri" w:hint="eastAsia"/>
             <w:noProof/>
             <w:rtl/>
@@ -4665,7 +4665,7 @@
         </w:r>
         <w:r>
           <w:rPr>
-            <w:rStyle w:val="Hyperlink"/>
+            <w:rStyle w:val="Lienhypertexte"/>
             <w:rFonts w:ascii="Calibri" w:hAnsi="Calibri" w:cs="Calibri"/>
             <w:noProof/>
             <w:rtl/>
@@ -4674,7 +4674,7 @@
         </w:r>
         <w:r>
           <w:rPr>
-            <w:rStyle w:val="Hyperlink"/>
+            <w:rStyle w:val="Lienhypertexte"/>
             <w:rFonts w:ascii="Calibri" w:hAnsi="Calibri" w:cs="Calibri" w:hint="eastAsia"/>
             <w:noProof/>
             <w:rtl/>
@@ -4683,7 +4683,7 @@
         </w:r>
         <w:r>
           <w:rPr>
-            <w:rStyle w:val="Hyperlink"/>
+            <w:rStyle w:val="Lienhypertexte"/>
             <w:rFonts w:ascii="Calibri" w:hAnsi="Calibri" w:cs="Calibri"/>
             <w:noProof/>
             <w:rtl/>
@@ -4692,7 +4692,7 @@
         </w:r>
         <w:r>
           <w:rPr>
-            <w:rStyle w:val="Hyperlink"/>
+            <w:rStyle w:val="Lienhypertexte"/>
             <w:rFonts w:ascii="Calibri" w:hAnsi="Calibri" w:cs="Calibri" w:hint="eastAsia"/>
             <w:noProof/>
             <w:rtl/>
@@ -4701,7 +4701,7 @@
         </w:r>
         <w:r>
           <w:rPr>
-            <w:rStyle w:val="Hyperlink"/>
+            <w:rStyle w:val="Lienhypertexte"/>
             <w:rFonts w:ascii="Calibri" w:hAnsi="Calibri" w:cs="Calibri"/>
             <w:noProof/>
             <w:rtl/>
@@ -4710,7 +4710,7 @@
         </w:r>
         <w:r>
           <w:rPr>
-            <w:rStyle w:val="Hyperlink"/>
+            <w:rStyle w:val="Lienhypertexte"/>
             <w:rFonts w:ascii="Calibri" w:hAnsi="Calibri" w:cs="Calibri" w:hint="eastAsia"/>
             <w:noProof/>
             <w:rtl/>
@@ -4719,7 +4719,7 @@
         </w:r>
         <w:r>
           <w:rPr>
-            <w:rStyle w:val="Hyperlink"/>
+            <w:rStyle w:val="Lienhypertexte"/>
             <w:rFonts w:ascii="Calibri" w:hAnsi="Calibri" w:cs="Calibri"/>
             <w:noProof/>
             <w:rtl/>
@@ -4728,7 +4728,7 @@
         </w:r>
         <w:r>
           <w:rPr>
-            <w:rStyle w:val="Hyperlink"/>
+            <w:rStyle w:val="Lienhypertexte"/>
             <w:rFonts w:ascii="Calibri" w:hAnsi="Calibri" w:cs="Calibri" w:hint="eastAsia"/>
             <w:noProof/>
             <w:rtl/>
@@ -4737,7 +4737,7 @@
         </w:r>
         <w:r>
           <w:rPr>
-            <w:rStyle w:val="Hyperlink"/>
+            <w:rStyle w:val="Lienhypertexte"/>
             <w:rFonts w:ascii="Calibri" w:hAnsi="Calibri" w:cs="Calibri"/>
             <w:noProof/>
             <w:rtl/>
@@ -4746,7 +4746,7 @@
         </w:r>
         <w:r>
           <w:rPr>
-            <w:rStyle w:val="Hyperlink"/>
+            <w:rStyle w:val="Lienhypertexte"/>
             <w:rFonts w:ascii="Calibri" w:hAnsi="Calibri" w:cs="Calibri" w:hint="eastAsia"/>
             <w:noProof/>
             <w:rtl/>
@@ -4755,7 +4755,7 @@
         </w:r>
         <w:r>
           <w:rPr>
-            <w:rStyle w:val="Hyperlink"/>
+            <w:rStyle w:val="Lienhypertexte"/>
             <w:rFonts w:ascii="Calibri" w:hAnsi="Calibri" w:cs="Calibri"/>
             <w:noProof/>
             <w:rtl/>
@@ -4764,7 +4764,7 @@
         </w:r>
         <w:r>
           <w:rPr>
-            <w:rStyle w:val="Hyperlink"/>
+            <w:rStyle w:val="Lienhypertexte"/>
             <w:rFonts w:ascii="Calibri" w:hAnsi="Calibri" w:cs="Calibri" w:hint="eastAsia"/>
             <w:noProof/>
             <w:rtl/>
@@ -4773,7 +4773,7 @@
         </w:r>
         <w:r>
           <w:rPr>
-            <w:rStyle w:val="Hyperlink"/>
+            <w:rStyle w:val="Lienhypertexte"/>
             <w:rFonts w:ascii="Calibri" w:hAnsi="Calibri" w:cs="Calibri"/>
             <w:noProof/>
             <w:rtl/>
@@ -4782,7 +4782,7 @@
         </w:r>
         <w:r>
           <w:rPr>
-            <w:rStyle w:val="Hyperlink"/>
+            <w:rStyle w:val="Lienhypertexte"/>
             <w:rFonts w:ascii="Calibri" w:hAnsi="Calibri" w:cs="Calibri" w:hint="eastAsia"/>
             <w:noProof/>
             <w:rtl/>
@@ -4878,7 +4878,7 @@
     </w:p>
     <w:p>
       <w:pPr>
-        <w:pStyle w:val="20"/>
+        <w:pStyle w:val="TM2"/>
         <w:tabs>
           <w:tab w:val="right" w:leader="dot" w:pos="8296"/>
         </w:tabs>
@@ -4894,7 +4894,7 @@
       <w:hyperlink w:anchor="_Toc202783327" w:history="1">
         <w:r>
           <w:rPr>
-            <w:rStyle w:val="Hyperlink"/>
+            <w:rStyle w:val="Lienhypertexte"/>
             <w:rFonts w:ascii="Calibri" w:hAnsi="Calibri" w:cs="Calibri" w:hint="eastAsia"/>
             <w:noProof/>
             <w:rtl/>
@@ -4903,7 +4903,7 @@
         </w:r>
         <w:r>
           <w:rPr>
-            <w:rStyle w:val="Hyperlink"/>
+            <w:rStyle w:val="Lienhypertexte"/>
             <w:rFonts w:ascii="Calibri" w:hAnsi="Calibri" w:cs="Calibri"/>
             <w:noProof/>
             <w:rtl/>
@@ -4912,7 +4912,7 @@
         </w:r>
         <w:r>
           <w:rPr>
-            <w:rStyle w:val="Hyperlink"/>
+            <w:rStyle w:val="Lienhypertexte"/>
             <w:rFonts w:ascii="Calibri" w:hAnsi="Calibri" w:cs="Calibri" w:hint="eastAsia"/>
             <w:noProof/>
             <w:rtl/>
@@ -4921,7 +4921,7 @@
         </w:r>
         <w:r>
           <w:rPr>
-            <w:rStyle w:val="Hyperlink"/>
+            <w:rStyle w:val="Lienhypertexte"/>
             <w:rFonts w:ascii="Calibri" w:hAnsi="Calibri" w:cs="Calibri"/>
             <w:noProof/>
             <w:rtl/>
@@ -4930,7 +4930,7 @@
         </w:r>
         <w:r>
           <w:rPr>
-            <w:rStyle w:val="Hyperlink"/>
+            <w:rStyle w:val="Lienhypertexte"/>
             <w:rFonts w:ascii="Calibri" w:hAnsi="Calibri" w:cs="Calibri" w:hint="eastAsia"/>
             <w:noProof/>
             <w:rtl/>
@@ -4939,7 +4939,7 @@
         </w:r>
         <w:r>
           <w:rPr>
-            <w:rStyle w:val="Hyperlink"/>
+            <w:rStyle w:val="Lienhypertexte"/>
             <w:rFonts w:ascii="Calibri" w:hAnsi="Calibri" w:cs="Calibri"/>
             <w:noProof/>
             <w:rtl/>
@@ -4948,7 +4948,7 @@
         </w:r>
         <w:r>
           <w:rPr>
-            <w:rStyle w:val="Hyperlink"/>
+            <w:rStyle w:val="Lienhypertexte"/>
             <w:rFonts w:ascii="Calibri" w:hAnsi="Calibri" w:cs="Calibri" w:hint="eastAsia"/>
             <w:noProof/>
             <w:rtl/>
@@ -4957,7 +4957,7 @@
         </w:r>
         <w:r>
           <w:rPr>
-            <w:rStyle w:val="Hyperlink"/>
+            <w:rStyle w:val="Lienhypertexte"/>
             <w:rFonts w:ascii="Calibri" w:hAnsi="Calibri" w:cs="Calibri"/>
             <w:noProof/>
             <w:rtl/>
@@ -4966,7 +4966,7 @@
         </w:r>
         <w:r>
           <w:rPr>
-            <w:rStyle w:val="Hyperlink"/>
+            <w:rStyle w:val="Lienhypertexte"/>
             <w:rFonts w:ascii="Calibri" w:hAnsi="Calibri" w:cs="Calibri" w:hint="eastAsia"/>
             <w:noProof/>
             <w:rtl/>
@@ -4975,7 +4975,7 @@
         </w:r>
         <w:r>
           <w:rPr>
-            <w:rStyle w:val="Hyperlink"/>
+            <w:rStyle w:val="Lienhypertexte"/>
             <w:rFonts w:ascii="Calibri" w:hAnsi="Calibri" w:cs="Calibri"/>
             <w:noProof/>
             <w:rtl/>
@@ -4984,7 +4984,7 @@
         </w:r>
         <w:r>
           <w:rPr>
-            <w:rStyle w:val="Hyperlink"/>
+            <w:rStyle w:val="Lienhypertexte"/>
             <w:rFonts w:ascii="Calibri" w:hAnsi="Calibri" w:cs="Calibri" w:hint="eastAsia"/>
             <w:noProof/>
             <w:rtl/>
@@ -4993,7 +4993,7 @@
         </w:r>
         <w:r>
           <w:rPr>
-            <w:rStyle w:val="Hyperlink"/>
+            <w:rStyle w:val="Lienhypertexte"/>
             <w:rFonts w:ascii="Calibri" w:hAnsi="Calibri" w:cs="Calibri"/>
             <w:noProof/>
             <w:rtl/>
@@ -5002,7 +5002,7 @@
         </w:r>
         <w:r>
           <w:rPr>
-            <w:rStyle w:val="Hyperlink"/>
+            <w:rStyle w:val="Lienhypertexte"/>
             <w:rFonts w:ascii="Calibri" w:hAnsi="Calibri" w:cs="Calibri" w:hint="eastAsia"/>
             <w:noProof/>
             <w:rtl/>
@@ -5011,7 +5011,7 @@
         </w:r>
         <w:r>
           <w:rPr>
-            <w:rStyle w:val="Hyperlink"/>
+            <w:rStyle w:val="Lienhypertexte"/>
             <w:rFonts w:ascii="Calibri" w:hAnsi="Calibri" w:cs="Calibri"/>
             <w:noProof/>
             <w:rtl/>
@@ -5020,7 +5020,7 @@
         </w:r>
         <w:r>
           <w:rPr>
-            <w:rStyle w:val="Hyperlink"/>
+            <w:rStyle w:val="Lienhypertexte"/>
             <w:rFonts w:ascii="Calibri" w:hAnsi="Calibri" w:cs="Calibri" w:hint="eastAsia"/>
             <w:noProof/>
             <w:rtl/>
@@ -5029,7 +5029,7 @@
         </w:r>
         <w:r>
           <w:rPr>
-            <w:rStyle w:val="Hyperlink"/>
+            <w:rStyle w:val="Lienhypertexte"/>
             <w:rFonts w:ascii="Calibri" w:hAnsi="Calibri" w:cs="Calibri"/>
             <w:noProof/>
             <w:rtl/>
@@ -5038,7 +5038,7 @@
         </w:r>
         <w:r>
           <w:rPr>
-            <w:rStyle w:val="Hyperlink"/>
+            <w:rStyle w:val="Lienhypertexte"/>
             <w:rFonts w:ascii="Calibri" w:hAnsi="Calibri" w:cs="Calibri" w:hint="eastAsia"/>
             <w:noProof/>
             <w:rtl/>
@@ -5047,7 +5047,7 @@
         </w:r>
         <w:r>
           <w:rPr>
-            <w:rStyle w:val="Hyperlink"/>
+            <w:rStyle w:val="Lienhypertexte"/>
             <w:rFonts w:ascii="Calibri" w:hAnsi="Calibri" w:cs="Calibri"/>
             <w:noProof/>
             <w:rtl/>
@@ -5056,7 +5056,7 @@
         </w:r>
         <w:r>
           <w:rPr>
-            <w:rStyle w:val="Hyperlink"/>
+            <w:rStyle w:val="Lienhypertexte"/>
             <w:rFonts w:ascii="Calibri" w:hAnsi="Calibri" w:cs="Calibri" w:hint="eastAsia"/>
             <w:noProof/>
             <w:rtl/>
@@ -5152,7 +5152,7 @@
     </w:p>
     <w:p>
       <w:pPr>
-        <w:pStyle w:val="20"/>
+        <w:pStyle w:val="TM2"/>
         <w:tabs>
           <w:tab w:val="right" w:leader="dot" w:pos="8296"/>
         </w:tabs>
@@ -5168,7 +5168,7 @@
       <w:hyperlink w:anchor="_Toc202783328" w:history="1">
         <w:r>
           <w:rPr>
-            <w:rStyle w:val="Hyperlink"/>
+            <w:rStyle w:val="Lienhypertexte"/>
             <w:rFonts w:ascii="Calibri" w:hAnsi="Calibri" w:cs="Calibri" w:hint="eastAsia"/>
             <w:noProof/>
             <w:rtl/>
@@ -5177,7 +5177,7 @@
         </w:r>
         <w:r>
           <w:rPr>
-            <w:rStyle w:val="Hyperlink"/>
+            <w:rStyle w:val="Lienhypertexte"/>
             <w:rFonts w:ascii="Calibri" w:hAnsi="Calibri" w:cs="Calibri"/>
             <w:noProof/>
             <w:rtl/>
@@ -5186,7 +5186,7 @@
         </w:r>
         <w:r>
           <w:rPr>
-            <w:rStyle w:val="Hyperlink"/>
+            <w:rStyle w:val="Lienhypertexte"/>
             <w:rFonts w:ascii="Calibri" w:hAnsi="Calibri" w:cs="Calibri" w:hint="eastAsia"/>
             <w:noProof/>
             <w:rtl/>
@@ -5195,7 +5195,7 @@
         </w:r>
         <w:r>
           <w:rPr>
-            <w:rStyle w:val="Hyperlink"/>
+            <w:rStyle w:val="Lienhypertexte"/>
             <w:rFonts w:ascii="Calibri" w:hAnsi="Calibri" w:cs="Calibri"/>
             <w:noProof/>
             <w:rtl/>
@@ -5204,7 +5204,7 @@
         </w:r>
         <w:r>
           <w:rPr>
-            <w:rStyle w:val="Hyperlink"/>
+            <w:rStyle w:val="Lienhypertexte"/>
             <w:rFonts w:ascii="Calibri" w:hAnsi="Calibri" w:cs="Calibri" w:hint="eastAsia"/>
             <w:noProof/>
             <w:rtl/>
@@ -5213,7 +5213,7 @@
         </w:r>
         <w:r>
           <w:rPr>
-            <w:rStyle w:val="Hyperlink"/>
+            <w:rStyle w:val="Lienhypertexte"/>
             <w:rFonts w:ascii="Calibri" w:hAnsi="Calibri" w:cs="Calibri"/>
             <w:noProof/>
             <w:rtl/>
@@ -5222,7 +5222,7 @@
         </w:r>
         <w:r>
           <w:rPr>
-            <w:rStyle w:val="Hyperlink"/>
+            <w:rStyle w:val="Lienhypertexte"/>
             <w:rFonts w:ascii="Calibri" w:hAnsi="Calibri" w:cs="Calibri" w:hint="eastAsia"/>
             <w:noProof/>
             <w:rtl/>
@@ -5231,7 +5231,7 @@
         </w:r>
         <w:r>
           <w:rPr>
-            <w:rStyle w:val="Hyperlink"/>
+            <w:rStyle w:val="Lienhypertexte"/>
             <w:rFonts w:ascii="Calibri" w:hAnsi="Calibri" w:cs="Calibri"/>
             <w:noProof/>
             <w:rtl/>
@@ -5240,7 +5240,7 @@
         </w:r>
         <w:r>
           <w:rPr>
-            <w:rStyle w:val="Hyperlink"/>
+            <w:rStyle w:val="Lienhypertexte"/>
             <w:rFonts w:ascii="Calibri" w:hAnsi="Calibri" w:cs="Calibri" w:hint="eastAsia"/>
             <w:noProof/>
             <w:rtl/>
@@ -5249,7 +5249,7 @@
         </w:r>
         <w:r>
           <w:rPr>
-            <w:rStyle w:val="Hyperlink"/>
+            <w:rStyle w:val="Lienhypertexte"/>
             <w:rFonts w:ascii="Calibri" w:hAnsi="Calibri" w:cs="Calibri"/>
             <w:noProof/>
             <w:rtl/>
@@ -5258,7 +5258,7 @@
         </w:r>
         <w:r>
           <w:rPr>
-            <w:rStyle w:val="Hyperlink"/>
+            <w:rStyle w:val="Lienhypertexte"/>
             <w:rFonts w:ascii="Calibri" w:hAnsi="Calibri" w:cs="Calibri" w:hint="eastAsia"/>
             <w:noProof/>
             <w:rtl/>
@@ -5267,7 +5267,7 @@
         </w:r>
         <w:r>
           <w:rPr>
-            <w:rStyle w:val="Hyperlink"/>
+            <w:rStyle w:val="Lienhypertexte"/>
             <w:rFonts w:ascii="Calibri" w:hAnsi="Calibri" w:cs="Calibri"/>
             <w:noProof/>
             <w:rtl/>
@@ -5276,7 +5276,7 @@
         </w:r>
         <w:r>
           <w:rPr>
-            <w:rStyle w:val="Hyperlink"/>
+            <w:rStyle w:val="Lienhypertexte"/>
             <w:rFonts w:ascii="Calibri" w:hAnsi="Calibri" w:cs="Calibri" w:hint="eastAsia"/>
             <w:noProof/>
             <w:rtl/>
@@ -5372,7 +5372,7 @@
     </w:p>
     <w:p>
       <w:pPr>
-        <w:pStyle w:val="20"/>
+        <w:pStyle w:val="TM2"/>
         <w:tabs>
           <w:tab w:val="right" w:leader="dot" w:pos="8296"/>
         </w:tabs>
@@ -5388,7 +5388,7 @@
       <w:hyperlink w:anchor="_Toc202783329" w:history="1">
         <w:r>
           <w:rPr>
-            <w:rStyle w:val="Hyperlink"/>
+            <w:rStyle w:val="Lienhypertexte"/>
             <w:rFonts w:ascii="Calibri" w:hAnsi="Calibri" w:cs="Calibri" w:hint="eastAsia"/>
             <w:noProof/>
             <w:rtl/>
@@ -5397,7 +5397,7 @@
         </w:r>
         <w:r>
           <w:rPr>
-            <w:rStyle w:val="Hyperlink"/>
+            <w:rStyle w:val="Lienhypertexte"/>
             <w:rFonts w:ascii="Calibri" w:hAnsi="Calibri" w:cs="Calibri"/>
             <w:noProof/>
             <w:rtl/>
@@ -5406,7 +5406,7 @@
         </w:r>
         <w:r>
           <w:rPr>
-            <w:rStyle w:val="Hyperlink"/>
+            <w:rStyle w:val="Lienhypertexte"/>
             <w:rFonts w:ascii="Calibri" w:hAnsi="Calibri" w:cs="Calibri" w:hint="eastAsia"/>
             <w:noProof/>
             <w:rtl/>
@@ -5415,7 +5415,7 @@
         </w:r>
         <w:r>
           <w:rPr>
-            <w:rStyle w:val="Hyperlink"/>
+            <w:rStyle w:val="Lienhypertexte"/>
             <w:rFonts w:ascii="Calibri" w:hAnsi="Calibri" w:cs="Calibri"/>
             <w:noProof/>
             <w:rtl/>
@@ -5424,7 +5424,7 @@
         </w:r>
         <w:r>
           <w:rPr>
-            <w:rStyle w:val="Hyperlink"/>
+            <w:rStyle w:val="Lienhypertexte"/>
             <w:rFonts w:ascii="Calibri" w:hAnsi="Calibri" w:cs="Calibri" w:hint="eastAsia"/>
             <w:noProof/>
             <w:rtl/>
@@ -5433,7 +5433,7 @@
         </w:r>
         <w:r>
           <w:rPr>
-            <w:rStyle w:val="Hyperlink"/>
+            <w:rStyle w:val="Lienhypertexte"/>
             <w:rFonts w:ascii="Calibri" w:hAnsi="Calibri" w:cs="Calibri"/>
             <w:noProof/>
             <w:rtl/>
@@ -5442,7 +5442,7 @@
         </w:r>
         <w:r>
           <w:rPr>
-            <w:rStyle w:val="Hyperlink"/>
+            <w:rStyle w:val="Lienhypertexte"/>
             <w:rFonts w:ascii="Calibri" w:hAnsi="Calibri" w:cs="Calibri" w:hint="eastAsia"/>
             <w:noProof/>
             <w:rtl/>
@@ -5451,7 +5451,7 @@
         </w:r>
         <w:r>
           <w:rPr>
-            <w:rStyle w:val="Hyperlink"/>
+            <w:rStyle w:val="Lienhypertexte"/>
             <w:rFonts w:ascii="Calibri" w:hAnsi="Calibri" w:cs="Calibri"/>
             <w:noProof/>
             <w:rtl/>
@@ -5460,7 +5460,7 @@
         </w:r>
         <w:r>
           <w:rPr>
-            <w:rStyle w:val="Hyperlink"/>
+            <w:rStyle w:val="Lienhypertexte"/>
             <w:rFonts w:ascii="Calibri" w:hAnsi="Calibri" w:cs="Calibri" w:hint="eastAsia"/>
             <w:noProof/>
             <w:rtl/>
@@ -5469,7 +5469,7 @@
         </w:r>
         <w:r>
           <w:rPr>
-            <w:rStyle w:val="Hyperlink"/>
+            <w:rStyle w:val="Lienhypertexte"/>
             <w:rFonts w:ascii="Calibri" w:hAnsi="Calibri" w:cs="Calibri"/>
             <w:noProof/>
             <w:rtl/>
@@ -5478,7 +5478,7 @@
         </w:r>
         <w:r>
           <w:rPr>
-            <w:rStyle w:val="Hyperlink"/>
+            <w:rStyle w:val="Lienhypertexte"/>
             <w:rFonts w:ascii="Calibri" w:hAnsi="Calibri" w:cs="Calibri" w:hint="eastAsia"/>
             <w:noProof/>
             <w:rtl/>
@@ -5487,7 +5487,7 @@
         </w:r>
         <w:r>
           <w:rPr>
-            <w:rStyle w:val="Hyperlink"/>
+            <w:rStyle w:val="Lienhypertexte"/>
             <w:rFonts w:ascii="Calibri" w:hAnsi="Calibri" w:cs="Calibri"/>
             <w:noProof/>
             <w:rtl/>
@@ -5496,7 +5496,7 @@
         </w:r>
         <w:r>
           <w:rPr>
-            <w:rStyle w:val="Hyperlink"/>
+            <w:rStyle w:val="Lienhypertexte"/>
             <w:rFonts w:ascii="Calibri" w:hAnsi="Calibri" w:cs="Calibri" w:hint="eastAsia"/>
             <w:noProof/>
             <w:rtl/>
@@ -5505,7 +5505,7 @@
         </w:r>
         <w:r>
           <w:rPr>
-            <w:rStyle w:val="Hyperlink"/>
+            <w:rStyle w:val="Lienhypertexte"/>
             <w:rFonts w:ascii="Calibri" w:hAnsi="Calibri" w:cs="Calibri"/>
             <w:noProof/>
             <w:rtl/>
@@ -5514,7 +5514,7 @@
         </w:r>
         <w:r>
           <w:rPr>
-            <w:rStyle w:val="Hyperlink"/>
+            <w:rStyle w:val="Lienhypertexte"/>
             <w:rFonts w:ascii="Calibri" w:hAnsi="Calibri" w:cs="Calibri" w:hint="eastAsia"/>
             <w:noProof/>
             <w:rtl/>
@@ -5523,7 +5523,7 @@
         </w:r>
         <w:r>
           <w:rPr>
-            <w:rStyle w:val="Hyperlink"/>
+            <w:rStyle w:val="Lienhypertexte"/>
             <w:rFonts w:ascii="Calibri" w:hAnsi="Calibri" w:cs="Calibri"/>
             <w:noProof/>
             <w:rtl/>
@@ -5532,7 +5532,7 @@
         </w:r>
         <w:r>
           <w:rPr>
-            <w:rStyle w:val="Hyperlink"/>
+            <w:rStyle w:val="Lienhypertexte"/>
             <w:rFonts w:ascii="Calibri" w:hAnsi="Calibri" w:cs="Calibri" w:hint="eastAsia"/>
             <w:noProof/>
             <w:rtl/>
@@ -5541,7 +5541,7 @@
         </w:r>
         <w:r>
           <w:rPr>
-            <w:rStyle w:val="Hyperlink"/>
+            <w:rStyle w:val="Lienhypertexte"/>
             <w:rFonts w:ascii="Calibri" w:hAnsi="Calibri" w:cs="Calibri"/>
             <w:noProof/>
           </w:rPr>
@@ -5636,7 +5636,7 @@
     </w:p>
     <w:p>
       <w:pPr>
-        <w:pStyle w:val="20"/>
+        <w:pStyle w:val="TM2"/>
         <w:tabs>
           <w:tab w:val="right" w:leader="dot" w:pos="8296"/>
         </w:tabs>
@@ -5652,7 +5652,7 @@
       <w:hyperlink w:anchor="_Toc202783330" w:history="1">
         <w:r>
           <w:rPr>
-            <w:rStyle w:val="Hyperlink"/>
+            <w:rStyle w:val="Lienhypertexte"/>
             <w:rFonts w:ascii="Calibri" w:hAnsi="Calibri" w:cs="Calibri" w:hint="eastAsia"/>
             <w:noProof/>
             <w:rtl/>
@@ -5661,7 +5661,7 @@
         </w:r>
         <w:r>
           <w:rPr>
-            <w:rStyle w:val="Hyperlink"/>
+            <w:rStyle w:val="Lienhypertexte"/>
             <w:rFonts w:ascii="Calibri" w:hAnsi="Calibri" w:cs="Calibri"/>
             <w:noProof/>
             <w:rtl/>
@@ -5670,7 +5670,7 @@
         </w:r>
         <w:r>
           <w:rPr>
-            <w:rStyle w:val="Hyperlink"/>
+            <w:rStyle w:val="Lienhypertexte"/>
             <w:rFonts w:ascii="Calibri" w:hAnsi="Calibri" w:cs="Calibri" w:hint="eastAsia"/>
             <w:noProof/>
             <w:rtl/>
@@ -5679,7 +5679,7 @@
         </w:r>
         <w:r>
           <w:rPr>
-            <w:rStyle w:val="Hyperlink"/>
+            <w:rStyle w:val="Lienhypertexte"/>
             <w:rFonts w:ascii="Calibri" w:hAnsi="Calibri" w:cs="Calibri"/>
             <w:noProof/>
             <w:rtl/>
@@ -5688,7 +5688,7 @@
         </w:r>
         <w:r>
           <w:rPr>
-            <w:rStyle w:val="Hyperlink"/>
+            <w:rStyle w:val="Lienhypertexte"/>
             <w:rFonts w:ascii="Calibri" w:hAnsi="Calibri" w:cs="Calibri" w:hint="eastAsia"/>
             <w:noProof/>
             <w:rtl/>
@@ -5697,7 +5697,7 @@
         </w:r>
         <w:r>
           <w:rPr>
-            <w:rStyle w:val="Hyperlink"/>
+            <w:rStyle w:val="Lienhypertexte"/>
             <w:rFonts w:ascii="Calibri" w:hAnsi="Calibri" w:cs="Calibri"/>
             <w:noProof/>
             <w:rtl/>
@@ -5706,7 +5706,7 @@
         </w:r>
         <w:r>
           <w:rPr>
-            <w:rStyle w:val="Hyperlink"/>
+            <w:rStyle w:val="Lienhypertexte"/>
             <w:rFonts w:ascii="Calibri" w:hAnsi="Calibri" w:cs="Calibri" w:hint="eastAsia"/>
             <w:noProof/>
             <w:rtl/>
@@ -5715,7 +5715,7 @@
         </w:r>
         <w:r>
           <w:rPr>
-            <w:rStyle w:val="Hyperlink"/>
+            <w:rStyle w:val="Lienhypertexte"/>
             <w:rFonts w:ascii="Calibri" w:hAnsi="Calibri" w:cs="Calibri"/>
             <w:noProof/>
             <w:rtl/>
@@ -5724,7 +5724,7 @@
         </w:r>
         <w:r>
           <w:rPr>
-            <w:rStyle w:val="Hyperlink"/>
+            <w:rStyle w:val="Lienhypertexte"/>
             <w:rFonts w:ascii="Calibri" w:hAnsi="Calibri" w:cs="Calibri" w:hint="eastAsia"/>
             <w:noProof/>
             <w:rtl/>
@@ -5733,7 +5733,7 @@
         </w:r>
         <w:r>
           <w:rPr>
-            <w:rStyle w:val="Hyperlink"/>
+            <w:rStyle w:val="Lienhypertexte"/>
             <w:rFonts w:ascii="Calibri" w:hAnsi="Calibri" w:cs="Calibri"/>
             <w:noProof/>
             <w:rtl/>
@@ -5742,7 +5742,7 @@
         </w:r>
         <w:r>
           <w:rPr>
-            <w:rStyle w:val="Hyperlink"/>
+            <w:rStyle w:val="Lienhypertexte"/>
             <w:rFonts w:ascii="Calibri" w:hAnsi="Calibri" w:cs="Calibri" w:hint="eastAsia"/>
             <w:noProof/>
             <w:rtl/>
@@ -5751,7 +5751,7 @@
         </w:r>
         <w:r>
           <w:rPr>
-            <w:rStyle w:val="Hyperlink"/>
+            <w:rStyle w:val="Lienhypertexte"/>
             <w:rFonts w:ascii="Calibri" w:hAnsi="Calibri" w:cs="Calibri"/>
             <w:noProof/>
             <w:rtl/>
@@ -5760,7 +5760,7 @@
         </w:r>
         <w:r>
           <w:rPr>
-            <w:rStyle w:val="Hyperlink"/>
+            <w:rStyle w:val="Lienhypertexte"/>
             <w:rFonts w:ascii="Calibri" w:hAnsi="Calibri" w:cs="Calibri" w:hint="eastAsia"/>
             <w:noProof/>
             <w:rtl/>
@@ -5769,7 +5769,7 @@
         </w:r>
         <w:r>
           <w:rPr>
-            <w:rStyle w:val="Hyperlink"/>
+            <w:rStyle w:val="Lienhypertexte"/>
             <w:rFonts w:ascii="Calibri" w:hAnsi="Calibri" w:cs="Calibri"/>
             <w:noProof/>
             <w:rtl/>
@@ -5778,7 +5778,7 @@
         </w:r>
         <w:r>
           <w:rPr>
-            <w:rStyle w:val="Hyperlink"/>
+            <w:rStyle w:val="Lienhypertexte"/>
             <w:rFonts w:ascii="Calibri" w:hAnsi="Calibri" w:cs="Calibri" w:hint="eastAsia"/>
             <w:noProof/>
             <w:rtl/>
@@ -5787,7 +5787,7 @@
         </w:r>
         <w:r>
           <w:rPr>
-            <w:rStyle w:val="Hyperlink"/>
+            <w:rStyle w:val="Lienhypertexte"/>
             <w:rFonts w:ascii="Calibri" w:hAnsi="Calibri" w:cs="Calibri"/>
             <w:noProof/>
             <w:rtl/>
@@ -5796,7 +5796,7 @@
         </w:r>
         <w:r>
           <w:rPr>
-            <w:rStyle w:val="Hyperlink"/>
+            <w:rStyle w:val="Lienhypertexte"/>
             <w:rFonts w:ascii="Calibri" w:hAnsi="Calibri" w:cs="Calibri" w:hint="eastAsia"/>
             <w:noProof/>
             <w:rtl/>
@@ -5892,7 +5892,7 @@
     </w:p>
     <w:p>
       <w:pPr>
-        <w:pStyle w:val="10"/>
+        <w:pStyle w:val="TM1"/>
         <w:tabs>
           <w:tab w:val="right" w:leader="dot" w:pos="8296"/>
         </w:tabs>
@@ -5908,7 +5908,7 @@
       <w:hyperlink w:anchor="_Toc202783331" w:history="1">
         <w:r>
           <w:rPr>
-            <w:rStyle w:val="Hyperlink"/>
+            <w:rStyle w:val="Lienhypertexte"/>
             <w:rFonts w:ascii="Calibri" w:hAnsi="Calibri" w:cs="Calibri" w:hint="eastAsia"/>
             <w:noProof/>
             <w:rtl/>
@@ -5917,7 +5917,7 @@
         </w:r>
         <w:r>
           <w:rPr>
-            <w:rStyle w:val="Hyperlink"/>
+            <w:rStyle w:val="Lienhypertexte"/>
             <w:rFonts w:ascii="Calibri" w:hAnsi="Calibri" w:cs="Calibri"/>
             <w:noProof/>
             <w:rtl/>
@@ -5926,7 +5926,7 @@
         </w:r>
         <w:r>
           <w:rPr>
-            <w:rStyle w:val="Hyperlink"/>
+            <w:rStyle w:val="Lienhypertexte"/>
             <w:rFonts w:ascii="Calibri" w:hAnsi="Calibri" w:cs="Calibri" w:hint="eastAsia"/>
             <w:noProof/>
             <w:rtl/>
@@ -5935,7 +5935,7 @@
         </w:r>
         <w:r>
           <w:rPr>
-            <w:rStyle w:val="Hyperlink"/>
+            <w:rStyle w:val="Lienhypertexte"/>
             <w:rFonts w:ascii="Calibri" w:hAnsi="Calibri" w:cs="Calibri"/>
             <w:noProof/>
             <w:rtl/>
@@ -5944,7 +5944,7 @@
         </w:r>
         <w:r>
           <w:rPr>
-            <w:rStyle w:val="Hyperlink"/>
+            <w:rStyle w:val="Lienhypertexte"/>
             <w:rFonts w:ascii="Calibri" w:hAnsi="Calibri" w:cs="Calibri" w:hint="eastAsia"/>
             <w:noProof/>
             <w:rtl/>
@@ -5953,7 +5953,7 @@
         </w:r>
         <w:r>
           <w:rPr>
-            <w:rStyle w:val="Hyperlink"/>
+            <w:rStyle w:val="Lienhypertexte"/>
             <w:rFonts w:ascii="Calibri" w:hAnsi="Calibri" w:cs="Calibri"/>
             <w:noProof/>
             <w:rtl/>
@@ -5962,7 +5962,7 @@
         </w:r>
         <w:r>
           <w:rPr>
-            <w:rStyle w:val="Hyperlink"/>
+            <w:rStyle w:val="Lienhypertexte"/>
             <w:rFonts w:ascii="Calibri" w:hAnsi="Calibri" w:cs="Calibri" w:hint="eastAsia"/>
             <w:noProof/>
             <w:rtl/>
@@ -5971,7 +5971,7 @@
         </w:r>
         <w:r>
           <w:rPr>
-            <w:rStyle w:val="Hyperlink"/>
+            <w:rStyle w:val="Lienhypertexte"/>
             <w:rFonts w:ascii="Calibri" w:hAnsi="Calibri" w:cs="Calibri"/>
             <w:noProof/>
             <w:rtl/>
@@ -5980,7 +5980,7 @@
         </w:r>
         <w:r>
           <w:rPr>
-            <w:rStyle w:val="Hyperlink"/>
+            <w:rStyle w:val="Lienhypertexte"/>
             <w:rFonts w:ascii="Calibri" w:hAnsi="Calibri" w:cs="Calibri" w:hint="eastAsia"/>
             <w:noProof/>
             <w:rtl/>
@@ -5989,7 +5989,7 @@
         </w:r>
         <w:r>
           <w:rPr>
-            <w:rStyle w:val="Hyperlink"/>
+            <w:rStyle w:val="Lienhypertexte"/>
             <w:rFonts w:ascii="Calibri" w:hAnsi="Calibri" w:cs="Calibri"/>
             <w:noProof/>
             <w:rtl/>
@@ -5998,7 +5998,7 @@
         </w:r>
         <w:r>
           <w:rPr>
-            <w:rStyle w:val="Hyperlink"/>
+            <w:rStyle w:val="Lienhypertexte"/>
             <w:rFonts w:ascii="Calibri" w:hAnsi="Calibri" w:cs="Calibri" w:hint="eastAsia"/>
             <w:noProof/>
             <w:rtl/>
@@ -6007,7 +6007,7 @@
         </w:r>
         <w:r>
           <w:rPr>
-            <w:rStyle w:val="Hyperlink"/>
+            <w:rStyle w:val="Lienhypertexte"/>
             <w:rFonts w:ascii="Calibri" w:hAnsi="Calibri" w:cs="Calibri"/>
             <w:noProof/>
             <w:rtl/>
@@ -6016,7 +6016,7 @@
         </w:r>
         <w:r>
           <w:rPr>
-            <w:rStyle w:val="Hyperlink"/>
+            <w:rStyle w:val="Lienhypertexte"/>
             <w:rFonts w:ascii="Calibri" w:hAnsi="Calibri" w:cs="Calibri" w:hint="eastAsia"/>
             <w:noProof/>
             <w:rtl/>
@@ -6025,7 +6025,7 @@
         </w:r>
         <w:r>
           <w:rPr>
-            <w:rStyle w:val="Hyperlink"/>
+            <w:rStyle w:val="Lienhypertexte"/>
             <w:rFonts w:ascii="Calibri" w:hAnsi="Calibri" w:cs="Calibri"/>
             <w:noProof/>
             <w:rtl/>
@@ -6034,7 +6034,7 @@
         </w:r>
         <w:r>
           <w:rPr>
-            <w:rStyle w:val="Hyperlink"/>
+            <w:rStyle w:val="Lienhypertexte"/>
             <w:rFonts w:ascii="Calibri" w:hAnsi="Calibri" w:cs="Calibri" w:hint="eastAsia"/>
             <w:noProof/>
             <w:rtl/>
@@ -6043,7 +6043,7 @@
         </w:r>
         <w:r>
           <w:rPr>
-            <w:rStyle w:val="Hyperlink"/>
+            <w:rStyle w:val="Lienhypertexte"/>
             <w:rFonts w:ascii="Calibri" w:hAnsi="Calibri" w:cs="Calibri"/>
             <w:noProof/>
             <w:rtl/>
@@ -6052,7 +6052,7 @@
         </w:r>
         <w:r>
           <w:rPr>
-            <w:rStyle w:val="Hyperlink"/>
+            <w:rStyle w:val="Lienhypertexte"/>
             <w:rFonts w:ascii="Calibri" w:hAnsi="Calibri" w:cs="Calibri" w:hint="eastAsia"/>
             <w:noProof/>
             <w:rtl/>
@@ -6148,7 +6148,7 @@
     </w:p>
     <w:p>
       <w:pPr>
-        <w:pStyle w:val="20"/>
+        <w:pStyle w:val="TM2"/>
         <w:tabs>
           <w:tab w:val="right" w:leader="dot" w:pos="8296"/>
         </w:tabs>
@@ -6164,7 +6164,7 @@
       <w:hyperlink w:anchor="_Toc202783332" w:history="1">
         <w:r>
           <w:rPr>
-            <w:rStyle w:val="Hyperlink"/>
+            <w:rStyle w:val="Lienhypertexte"/>
             <w:rFonts w:ascii="Calibri" w:hAnsi="Calibri" w:cs="Calibri" w:hint="eastAsia"/>
             <w:noProof/>
             <w:rtl/>
@@ -6174,7 +6174,7 @@
         </w:r>
         <w:r>
           <w:rPr>
-            <w:rStyle w:val="Hyperlink"/>
+            <w:rStyle w:val="Lienhypertexte"/>
             <w:rFonts w:ascii="Calibri" w:hAnsi="Calibri" w:cs="Calibri"/>
             <w:noProof/>
             <w:rtl/>
@@ -6184,7 +6184,7 @@
         </w:r>
         <w:r>
           <w:rPr>
-            <w:rStyle w:val="Hyperlink"/>
+            <w:rStyle w:val="Lienhypertexte"/>
             <w:rFonts w:ascii="Calibri" w:hAnsi="Calibri" w:cs="Calibri" w:hint="eastAsia"/>
             <w:noProof/>
             <w:rtl/>
@@ -6194,7 +6194,7 @@
         </w:r>
         <w:r>
           <w:rPr>
-            <w:rStyle w:val="Hyperlink"/>
+            <w:rStyle w:val="Lienhypertexte"/>
             <w:rFonts w:ascii="Calibri" w:hAnsi="Calibri" w:cs="Calibri"/>
             <w:noProof/>
             <w:rtl/>
@@ -6204,7 +6204,7 @@
         </w:r>
         <w:r>
           <w:rPr>
-            <w:rStyle w:val="Hyperlink"/>
+            <w:rStyle w:val="Lienhypertexte"/>
             <w:rFonts w:ascii="Calibri" w:hAnsi="Calibri" w:cs="Calibri" w:hint="eastAsia"/>
             <w:noProof/>
             <w:rtl/>
@@ -6214,7 +6214,7 @@
         </w:r>
         <w:r>
           <w:rPr>
-            <w:rStyle w:val="Hyperlink"/>
+            <w:rStyle w:val="Lienhypertexte"/>
             <w:rFonts w:ascii="Calibri" w:hAnsi="Calibri" w:cs="Calibri"/>
             <w:noProof/>
             <w:rtl/>
@@ -6224,7 +6224,7 @@
         </w:r>
         <w:r>
           <w:rPr>
-            <w:rStyle w:val="Hyperlink"/>
+            <w:rStyle w:val="Lienhypertexte"/>
             <w:rFonts w:ascii="Calibri" w:hAnsi="Calibri" w:cs="Calibri" w:hint="eastAsia"/>
             <w:noProof/>
             <w:rtl/>
@@ -6234,7 +6234,7 @@
         </w:r>
         <w:r>
           <w:rPr>
-            <w:rStyle w:val="Hyperlink"/>
+            <w:rStyle w:val="Lienhypertexte"/>
             <w:rFonts w:ascii="Calibri" w:hAnsi="Calibri" w:cs="Calibri"/>
             <w:noProof/>
             <w:rtl/>
@@ -6244,7 +6244,7 @@
         </w:r>
         <w:r>
           <w:rPr>
-            <w:rStyle w:val="Hyperlink"/>
+            <w:rStyle w:val="Lienhypertexte"/>
             <w:rFonts w:ascii="Calibri" w:hAnsi="Calibri" w:cs="Calibri" w:hint="eastAsia"/>
             <w:noProof/>
             <w:rtl/>
@@ -6254,7 +6254,7 @@
         </w:r>
         <w:r>
           <w:rPr>
-            <w:rStyle w:val="Hyperlink"/>
+            <w:rStyle w:val="Lienhypertexte"/>
             <w:rFonts w:ascii="Calibri" w:hAnsi="Calibri" w:cs="Calibri"/>
             <w:noProof/>
             <w:rtl/>
@@ -6264,7 +6264,7 @@
         </w:r>
         <w:r>
           <w:rPr>
-            <w:rStyle w:val="Hyperlink"/>
+            <w:rStyle w:val="Lienhypertexte"/>
             <w:rFonts w:ascii="Calibri" w:hAnsi="Calibri" w:cs="Calibri" w:hint="eastAsia"/>
             <w:noProof/>
             <w:rtl/>
@@ -6274,7 +6274,7 @@
         </w:r>
         <w:r>
           <w:rPr>
-            <w:rStyle w:val="Hyperlink"/>
+            <w:rStyle w:val="Lienhypertexte"/>
             <w:rFonts w:ascii="Calibri" w:hAnsi="Calibri" w:cs="Calibri"/>
             <w:noProof/>
             <w:rtl/>
@@ -6284,7 +6284,7 @@
         </w:r>
         <w:r>
           <w:rPr>
-            <w:rStyle w:val="Hyperlink"/>
+            <w:rStyle w:val="Lienhypertexte"/>
             <w:rFonts w:ascii="Calibri" w:hAnsi="Calibri" w:cs="Calibri" w:hint="eastAsia"/>
             <w:noProof/>
             <w:rtl/>
@@ -6294,7 +6294,7 @@
         </w:r>
         <w:r>
           <w:rPr>
-            <w:rStyle w:val="Hyperlink"/>
+            <w:rStyle w:val="Lienhypertexte"/>
             <w:rFonts w:ascii="Calibri" w:hAnsi="Calibri" w:cs="Calibri"/>
             <w:noProof/>
             <w:rtl/>
@@ -6304,7 +6304,7 @@
         </w:r>
         <w:r>
           <w:rPr>
-            <w:rStyle w:val="Hyperlink"/>
+            <w:rStyle w:val="Lienhypertexte"/>
             <w:rFonts w:ascii="Calibri" w:hAnsi="Calibri" w:cs="Calibri" w:hint="eastAsia"/>
             <w:noProof/>
             <w:rtl/>
@@ -6401,7 +6401,7 @@
     </w:p>
     <w:p>
       <w:pPr>
-        <w:pStyle w:val="20"/>
+        <w:pStyle w:val="TM2"/>
         <w:tabs>
           <w:tab w:val="right" w:leader="dot" w:pos="8296"/>
         </w:tabs>
@@ -6417,7 +6417,7 @@
       <w:hyperlink w:anchor="_Toc202783333" w:history="1">
         <w:r>
           <w:rPr>
-            <w:rStyle w:val="Hyperlink"/>
+            <w:rStyle w:val="Lienhypertexte"/>
             <w:rFonts w:ascii="Calibri" w:hAnsi="Calibri" w:cs="Calibri" w:hint="eastAsia"/>
             <w:noProof/>
             <w:rtl/>
@@ -6426,7 +6426,7 @@
         </w:r>
         <w:r>
           <w:rPr>
-            <w:rStyle w:val="Hyperlink"/>
+            <w:rStyle w:val="Lienhypertexte"/>
             <w:rFonts w:ascii="Calibri" w:hAnsi="Calibri" w:cs="Calibri"/>
             <w:noProof/>
             <w:rtl/>
@@ -6435,7 +6435,7 @@
         </w:r>
         <w:r>
           <w:rPr>
-            <w:rStyle w:val="Hyperlink"/>
+            <w:rStyle w:val="Lienhypertexte"/>
             <w:rFonts w:ascii="Calibri" w:hAnsi="Calibri" w:cs="Calibri" w:hint="eastAsia"/>
             <w:noProof/>
             <w:rtl/>
@@ -6444,7 +6444,7 @@
         </w:r>
         <w:r>
           <w:rPr>
-            <w:rStyle w:val="Hyperlink"/>
+            <w:rStyle w:val="Lienhypertexte"/>
             <w:rFonts w:ascii="Calibri" w:hAnsi="Calibri" w:cs="Calibri"/>
             <w:noProof/>
             <w:rtl/>
@@ -6453,7 +6453,7 @@
         </w:r>
         <w:r>
           <w:rPr>
-            <w:rStyle w:val="Hyperlink"/>
+            <w:rStyle w:val="Lienhypertexte"/>
             <w:rFonts w:ascii="Calibri" w:hAnsi="Calibri" w:cs="Calibri" w:hint="eastAsia"/>
             <w:noProof/>
             <w:rtl/>
@@ -6462,7 +6462,7 @@
         </w:r>
         <w:r>
           <w:rPr>
-            <w:rStyle w:val="Hyperlink"/>
+            <w:rStyle w:val="Lienhypertexte"/>
             <w:rFonts w:ascii="Calibri" w:hAnsi="Calibri" w:cs="Calibri"/>
             <w:noProof/>
             <w:rtl/>
@@ -6471,7 +6471,7 @@
         </w:r>
         <w:r>
           <w:rPr>
-            <w:rStyle w:val="Hyperlink"/>
+            <w:rStyle w:val="Lienhypertexte"/>
             <w:rFonts w:ascii="Calibri" w:hAnsi="Calibri" w:cs="Calibri" w:hint="eastAsia"/>
             <w:noProof/>
             <w:rtl/>
@@ -6480,7 +6480,7 @@
         </w:r>
         <w:r>
           <w:rPr>
-            <w:rStyle w:val="Hyperlink"/>
+            <w:rStyle w:val="Lienhypertexte"/>
             <w:rFonts w:ascii="Calibri" w:hAnsi="Calibri" w:cs="Calibri"/>
             <w:noProof/>
             <w:rtl/>
@@ -6489,7 +6489,7 @@
         </w:r>
         <w:r>
           <w:rPr>
-            <w:rStyle w:val="Hyperlink"/>
+            <w:rStyle w:val="Lienhypertexte"/>
             <w:rFonts w:ascii="Calibri" w:hAnsi="Calibri" w:cs="Calibri" w:hint="eastAsia"/>
             <w:noProof/>
             <w:rtl/>
@@ -6498,7 +6498,7 @@
         </w:r>
         <w:r>
           <w:rPr>
-            <w:rStyle w:val="Hyperlink"/>
+            <w:rStyle w:val="Lienhypertexte"/>
             <w:rFonts w:ascii="Calibri" w:hAnsi="Calibri" w:cs="Calibri"/>
             <w:noProof/>
             <w:rtl/>
@@ -6507,7 +6507,7 @@
         </w:r>
         <w:r>
           <w:rPr>
-            <w:rStyle w:val="Hyperlink"/>
+            <w:rStyle w:val="Lienhypertexte"/>
             <w:rFonts w:ascii="Calibri" w:hAnsi="Calibri" w:cs="Calibri" w:hint="eastAsia"/>
             <w:noProof/>
             <w:rtl/>
@@ -6516,7 +6516,7 @@
         </w:r>
         <w:r>
           <w:rPr>
-            <w:rStyle w:val="Hyperlink"/>
+            <w:rStyle w:val="Lienhypertexte"/>
             <w:rFonts w:ascii="Calibri" w:hAnsi="Calibri" w:cs="Calibri"/>
             <w:noProof/>
             <w:rtl/>
@@ -6525,7 +6525,7 @@
         </w:r>
         <w:r>
           <w:rPr>
-            <w:rStyle w:val="Hyperlink"/>
+            <w:rStyle w:val="Lienhypertexte"/>
             <w:rFonts w:ascii="Calibri" w:hAnsi="Calibri" w:cs="Calibri" w:hint="eastAsia"/>
             <w:noProof/>
             <w:rtl/>
@@ -6534,7 +6534,7 @@
         </w:r>
         <w:r>
           <w:rPr>
-            <w:rStyle w:val="Hyperlink"/>
+            <w:rStyle w:val="Lienhypertexte"/>
             <w:rFonts w:ascii="Calibri" w:hAnsi="Calibri" w:cs="Calibri"/>
             <w:noProof/>
             <w:rtl/>
@@ -6543,7 +6543,7 @@
         </w:r>
         <w:r>
           <w:rPr>
-            <w:rStyle w:val="Hyperlink"/>
+            <w:rStyle w:val="Lienhypertexte"/>
             <w:rFonts w:ascii="Calibri" w:hAnsi="Calibri" w:cs="Calibri" w:hint="eastAsia"/>
             <w:noProof/>
             <w:rtl/>
@@ -6552,7 +6552,7 @@
         </w:r>
         <w:r>
           <w:rPr>
-            <w:rStyle w:val="Hyperlink"/>
+            <w:rStyle w:val="Lienhypertexte"/>
             <w:rFonts w:ascii="Calibri" w:hAnsi="Calibri" w:cs="Calibri"/>
             <w:noProof/>
             <w:rtl/>
@@ -6561,7 +6561,7 @@
         </w:r>
         <w:r>
           <w:rPr>
-            <w:rStyle w:val="Hyperlink"/>
+            <w:rStyle w:val="Lienhypertexte"/>
             <w:rFonts w:ascii="Calibri" w:hAnsi="Calibri" w:cs="Calibri" w:hint="eastAsia"/>
             <w:noProof/>
             <w:rtl/>
@@ -6570,7 +6570,7 @@
         </w:r>
         <w:r>
           <w:rPr>
-            <w:rStyle w:val="Hyperlink"/>
+            <w:rStyle w:val="Lienhypertexte"/>
             <w:rFonts w:ascii="Calibri" w:hAnsi="Calibri" w:cs="Calibri"/>
             <w:noProof/>
             <w:rtl/>
@@ -6579,7 +6579,7 @@
         </w:r>
         <w:r>
           <w:rPr>
-            <w:rStyle w:val="Hyperlink"/>
+            <w:rStyle w:val="Lienhypertexte"/>
             <w:rFonts w:ascii="Calibri" w:hAnsi="Calibri" w:cs="Calibri" w:hint="eastAsia"/>
             <w:noProof/>
             <w:rtl/>
@@ -6588,7 +6588,7 @@
         </w:r>
         <w:r>
           <w:rPr>
-            <w:rStyle w:val="Hyperlink"/>
+            <w:rStyle w:val="Lienhypertexte"/>
             <w:rFonts w:ascii="Calibri" w:hAnsi="Calibri" w:cs="Calibri"/>
             <w:noProof/>
             <w:rtl/>
@@ -6597,7 +6597,7 @@
         </w:r>
         <w:r>
           <w:rPr>
-            <w:rStyle w:val="Hyperlink"/>
+            <w:rStyle w:val="Lienhypertexte"/>
             <w:rFonts w:ascii="Calibri" w:hAnsi="Calibri" w:cs="Calibri" w:hint="eastAsia"/>
             <w:noProof/>
             <w:rtl/>
@@ -6693,7 +6693,7 @@
     </w:p>
     <w:p>
       <w:pPr>
-        <w:pStyle w:val="20"/>
+        <w:pStyle w:val="TM2"/>
         <w:tabs>
           <w:tab w:val="right" w:leader="dot" w:pos="8296"/>
         </w:tabs>
@@ -6709,7 +6709,7 @@
       <w:hyperlink w:anchor="_Toc202783334" w:history="1">
         <w:r>
           <w:rPr>
-            <w:rStyle w:val="Hyperlink"/>
+            <w:rStyle w:val="Lienhypertexte"/>
             <w:rFonts w:ascii="Calibri" w:hAnsi="Calibri" w:cs="Calibri" w:hint="eastAsia"/>
             <w:noProof/>
             <w:rtl/>
@@ -6718,7 +6718,7 @@
         </w:r>
         <w:r>
           <w:rPr>
-            <w:rStyle w:val="Hyperlink"/>
+            <w:rStyle w:val="Lienhypertexte"/>
             <w:rFonts w:ascii="Calibri" w:hAnsi="Calibri" w:cs="Calibri"/>
             <w:noProof/>
             <w:rtl/>
@@ -6727,7 +6727,7 @@
         </w:r>
         <w:r>
           <w:rPr>
-            <w:rStyle w:val="Hyperlink"/>
+            <w:rStyle w:val="Lienhypertexte"/>
             <w:rFonts w:ascii="Calibri" w:hAnsi="Calibri" w:cs="Calibri" w:hint="eastAsia"/>
             <w:noProof/>
             <w:rtl/>
@@ -6736,7 +6736,7 @@
         </w:r>
         <w:r>
           <w:rPr>
-            <w:rStyle w:val="Hyperlink"/>
+            <w:rStyle w:val="Lienhypertexte"/>
             <w:rFonts w:ascii="Calibri" w:hAnsi="Calibri" w:cs="Calibri"/>
             <w:noProof/>
             <w:rtl/>
@@ -6745,7 +6745,7 @@
         </w:r>
         <w:r>
           <w:rPr>
-            <w:rStyle w:val="Hyperlink"/>
+            <w:rStyle w:val="Lienhypertexte"/>
             <w:rFonts w:ascii="Calibri" w:hAnsi="Calibri" w:cs="Calibri" w:hint="eastAsia"/>
             <w:noProof/>
             <w:rtl/>
@@ -6754,7 +6754,7 @@
         </w:r>
         <w:r>
           <w:rPr>
-            <w:rStyle w:val="Hyperlink"/>
+            <w:rStyle w:val="Lienhypertexte"/>
             <w:rFonts w:ascii="Calibri" w:hAnsi="Calibri" w:cs="Calibri"/>
             <w:noProof/>
             <w:rtl/>
@@ -6763,7 +6763,7 @@
         </w:r>
         <w:r>
           <w:rPr>
-            <w:rStyle w:val="Hyperlink"/>
+            <w:rStyle w:val="Lienhypertexte"/>
             <w:rFonts w:ascii="Calibri" w:hAnsi="Calibri" w:cs="Calibri" w:hint="eastAsia"/>
             <w:noProof/>
             <w:rtl/>
@@ -6772,7 +6772,7 @@
         </w:r>
         <w:r>
           <w:rPr>
-            <w:rStyle w:val="Hyperlink"/>
+            <w:rStyle w:val="Lienhypertexte"/>
             <w:rFonts w:ascii="Calibri" w:hAnsi="Calibri" w:cs="Calibri"/>
             <w:noProof/>
             <w:rtl/>
@@ -6781,7 +6781,7 @@
         </w:r>
         <w:r>
           <w:rPr>
-            <w:rStyle w:val="Hyperlink"/>
+            <w:rStyle w:val="Lienhypertexte"/>
             <w:rFonts w:ascii="Calibri" w:hAnsi="Calibri" w:cs="Calibri" w:hint="eastAsia"/>
             <w:noProof/>
             <w:rtl/>
@@ -6790,7 +6790,7 @@
         </w:r>
         <w:r>
           <w:rPr>
-            <w:rStyle w:val="Hyperlink"/>
+            <w:rStyle w:val="Lienhypertexte"/>
             <w:rFonts w:ascii="Calibri" w:hAnsi="Calibri" w:cs="Calibri"/>
             <w:noProof/>
             <w:rtl/>
@@ -6799,7 +6799,7 @@
         </w:r>
         <w:r>
           <w:rPr>
-            <w:rStyle w:val="Hyperlink"/>
+            <w:rStyle w:val="Lienhypertexte"/>
             <w:rFonts w:ascii="Calibri" w:hAnsi="Calibri" w:cs="Calibri" w:hint="eastAsia"/>
             <w:noProof/>
             <w:rtl/>
@@ -6808,7 +6808,7 @@
         </w:r>
         <w:r>
           <w:rPr>
-            <w:rStyle w:val="Hyperlink"/>
+            <w:rStyle w:val="Lienhypertexte"/>
             <w:rFonts w:ascii="Calibri" w:hAnsi="Calibri" w:cs="Calibri"/>
             <w:noProof/>
             <w:rtl/>
@@ -6817,7 +6817,7 @@
         </w:r>
         <w:r>
           <w:rPr>
-            <w:rStyle w:val="Hyperlink"/>
+            <w:rStyle w:val="Lienhypertexte"/>
             <w:rFonts w:ascii="Calibri" w:hAnsi="Calibri" w:cs="Calibri" w:hint="eastAsia"/>
             <w:noProof/>
             <w:rtl/>
@@ -6826,7 +6826,7 @@
         </w:r>
         <w:r>
           <w:rPr>
-            <w:rStyle w:val="Hyperlink"/>
+            <w:rStyle w:val="Lienhypertexte"/>
             <w:rFonts w:ascii="Calibri" w:hAnsi="Calibri" w:cs="Calibri"/>
             <w:noProof/>
             <w:rtl/>
@@ -6835,7 +6835,7 @@
         </w:r>
         <w:r>
           <w:rPr>
-            <w:rStyle w:val="Hyperlink"/>
+            <w:rStyle w:val="Lienhypertexte"/>
             <w:rFonts w:ascii="Calibri" w:hAnsi="Calibri" w:cs="Calibri" w:hint="eastAsia"/>
             <w:noProof/>
             <w:rtl/>
@@ -6931,7 +6931,7 @@
     </w:p>
     <w:p>
       <w:pPr>
-        <w:pStyle w:val="20"/>
+        <w:pStyle w:val="TM2"/>
         <w:tabs>
           <w:tab w:val="right" w:leader="dot" w:pos="8296"/>
         </w:tabs>
@@ -6947,7 +6947,7 @@
       <w:hyperlink w:anchor="_Toc202783335" w:history="1">
         <w:r>
           <w:rPr>
-            <w:rStyle w:val="Hyperlink"/>
+            <w:rStyle w:val="Lienhypertexte"/>
             <w:rFonts w:ascii="Calibri" w:hAnsi="Calibri" w:cs="Calibri" w:hint="eastAsia"/>
             <w:noProof/>
             <w:rtl/>
@@ -6956,7 +6956,7 @@
         </w:r>
         <w:r>
           <w:rPr>
-            <w:rStyle w:val="Hyperlink"/>
+            <w:rStyle w:val="Lienhypertexte"/>
             <w:rFonts w:ascii="Calibri" w:hAnsi="Calibri" w:cs="Calibri"/>
             <w:noProof/>
             <w:rtl/>
@@ -6965,7 +6965,7 @@
         </w:r>
         <w:r>
           <w:rPr>
-            <w:rStyle w:val="Hyperlink"/>
+            <w:rStyle w:val="Lienhypertexte"/>
             <w:rFonts w:ascii="Calibri" w:hAnsi="Calibri" w:cs="Calibri" w:hint="eastAsia"/>
             <w:noProof/>
             <w:rtl/>
@@ -6974,7 +6974,7 @@
         </w:r>
         <w:r>
           <w:rPr>
-            <w:rStyle w:val="Hyperlink"/>
+            <w:rStyle w:val="Lienhypertexte"/>
             <w:rFonts w:ascii="Calibri" w:hAnsi="Calibri" w:cs="Calibri"/>
             <w:noProof/>
             <w:rtl/>
@@ -6983,7 +6983,7 @@
         </w:r>
         <w:r>
           <w:rPr>
-            <w:rStyle w:val="Hyperlink"/>
+            <w:rStyle w:val="Lienhypertexte"/>
             <w:rFonts w:ascii="Calibri" w:hAnsi="Calibri" w:cs="Calibri" w:hint="eastAsia"/>
             <w:noProof/>
             <w:rtl/>
@@ -6992,7 +6992,7 @@
         </w:r>
         <w:r>
           <w:rPr>
-            <w:rStyle w:val="Hyperlink"/>
+            <w:rStyle w:val="Lienhypertexte"/>
             <w:rFonts w:ascii="Calibri" w:hAnsi="Calibri" w:cs="Calibri"/>
             <w:noProof/>
             <w:rtl/>
@@ -7001,7 +7001,7 @@
         </w:r>
         <w:r>
           <w:rPr>
-            <w:rStyle w:val="Hyperlink"/>
+            <w:rStyle w:val="Lienhypertexte"/>
             <w:rFonts w:ascii="Calibri" w:hAnsi="Calibri" w:cs="Calibri" w:hint="eastAsia"/>
             <w:noProof/>
             <w:rtl/>
@@ -7010,7 +7010,7 @@
         </w:r>
         <w:r>
           <w:rPr>
-            <w:rStyle w:val="Hyperlink"/>
+            <w:rStyle w:val="Lienhypertexte"/>
             <w:rFonts w:ascii="Calibri" w:hAnsi="Calibri" w:cs="Calibri"/>
             <w:noProof/>
             <w:rtl/>
@@ -7019,7 +7019,7 @@
         </w:r>
         <w:r>
           <w:rPr>
-            <w:rStyle w:val="Hyperlink"/>
+            <w:rStyle w:val="Lienhypertexte"/>
             <w:rFonts w:ascii="Calibri" w:hAnsi="Calibri" w:cs="Calibri" w:hint="eastAsia"/>
             <w:noProof/>
             <w:rtl/>
@@ -7028,7 +7028,7 @@
         </w:r>
         <w:r>
           <w:rPr>
-            <w:rStyle w:val="Hyperlink"/>
+            <w:rStyle w:val="Lienhypertexte"/>
             <w:rFonts w:ascii="Calibri" w:hAnsi="Calibri" w:cs="Calibri"/>
             <w:noProof/>
             <w:rtl/>
@@ -7037,7 +7037,7 @@
         </w:r>
         <w:r>
           <w:rPr>
-            <w:rStyle w:val="Hyperlink"/>
+            <w:rStyle w:val="Lienhypertexte"/>
             <w:rFonts w:ascii="Calibri" w:hAnsi="Calibri" w:cs="Calibri" w:hint="eastAsia"/>
             <w:noProof/>
             <w:rtl/>
@@ -7046,7 +7046,7 @@
         </w:r>
         <w:r>
           <w:rPr>
-            <w:rStyle w:val="Hyperlink"/>
+            <w:rStyle w:val="Lienhypertexte"/>
             <w:rFonts w:ascii="Calibri" w:hAnsi="Calibri" w:cs="Calibri"/>
             <w:noProof/>
             <w:rtl/>
@@ -7055,7 +7055,7 @@
         </w:r>
         <w:r>
           <w:rPr>
-            <w:rStyle w:val="Hyperlink"/>
+            <w:rStyle w:val="Lienhypertexte"/>
             <w:rFonts w:ascii="Calibri" w:hAnsi="Calibri" w:cs="Calibri" w:hint="eastAsia"/>
             <w:noProof/>
             <w:rtl/>
@@ -7064,7 +7064,7 @@
         </w:r>
         <w:r>
           <w:rPr>
-            <w:rStyle w:val="Hyperlink"/>
+            <w:rStyle w:val="Lienhypertexte"/>
             <w:rFonts w:ascii="Calibri" w:hAnsi="Calibri" w:cs="Calibri"/>
             <w:noProof/>
             <w:rtl/>
@@ -7073,7 +7073,7 @@
         </w:r>
         <w:r>
           <w:rPr>
-            <w:rStyle w:val="Hyperlink"/>
+            <w:rStyle w:val="Lienhypertexte"/>
             <w:rFonts w:ascii="Calibri" w:hAnsi="Calibri" w:cs="Calibri" w:hint="eastAsia"/>
             <w:noProof/>
             <w:rtl/>
@@ -7082,7 +7082,7 @@
         </w:r>
         <w:r>
           <w:rPr>
-            <w:rStyle w:val="Hyperlink"/>
+            <w:rStyle w:val="Lienhypertexte"/>
             <w:rFonts w:ascii="Calibri" w:hAnsi="Calibri" w:cs="Calibri"/>
             <w:noProof/>
             <w:rtl/>
@@ -7091,7 +7091,7 @@
         </w:r>
         <w:r>
           <w:rPr>
-            <w:rStyle w:val="Hyperlink"/>
+            <w:rStyle w:val="Lienhypertexte"/>
             <w:rFonts w:ascii="Calibri" w:hAnsi="Calibri" w:cs="Calibri" w:hint="eastAsia"/>
             <w:noProof/>
             <w:rtl/>
@@ -7100,7 +7100,7 @@
         </w:r>
         <w:r>
           <w:rPr>
-            <w:rStyle w:val="Hyperlink"/>
+            <w:rStyle w:val="Lienhypertexte"/>
             <w:rFonts w:ascii="Calibri" w:hAnsi="Calibri" w:cs="Calibri"/>
             <w:noProof/>
             <w:rtl/>
@@ -7109,7 +7109,7 @@
         </w:r>
         <w:r>
           <w:rPr>
-            <w:rStyle w:val="Hyperlink"/>
+            <w:rStyle w:val="Lienhypertexte"/>
             <w:rFonts w:ascii="Calibri" w:hAnsi="Calibri" w:cs="Calibri" w:hint="eastAsia"/>
             <w:noProof/>
             <w:rtl/>
@@ -7118,7 +7118,7 @@
         </w:r>
         <w:r>
           <w:rPr>
-            <w:rStyle w:val="Hyperlink"/>
+            <w:rStyle w:val="Lienhypertexte"/>
             <w:rFonts w:ascii="Calibri" w:hAnsi="Calibri" w:cs="Calibri"/>
             <w:noProof/>
             <w:rtl/>
@@ -7127,7 +7127,7 @@
         </w:r>
         <w:r>
           <w:rPr>
-            <w:rStyle w:val="Hyperlink"/>
+            <w:rStyle w:val="Lienhypertexte"/>
             <w:rFonts w:ascii="Calibri" w:hAnsi="Calibri" w:cs="Calibri" w:hint="eastAsia"/>
             <w:noProof/>
             <w:rtl/>
@@ -7223,7 +7223,7 @@
     </w:p>
     <w:p>
       <w:pPr>
-        <w:pStyle w:val="10"/>
+        <w:pStyle w:val="TM1"/>
         <w:tabs>
           <w:tab w:val="right" w:leader="dot" w:pos="8296"/>
         </w:tabs>
@@ -7239,7 +7239,7 @@
       <w:hyperlink w:anchor="_Toc202783336" w:history="1">
         <w:r>
           <w:rPr>
-            <w:rStyle w:val="Hyperlink"/>
+            <w:rStyle w:val="Lienhypertexte"/>
             <w:rFonts w:ascii="Calibri" w:hAnsi="Calibri" w:cs="Calibri" w:hint="eastAsia"/>
             <w:b/>
             <w:bCs/>
@@ -7250,7 +7250,7 @@
         </w:r>
         <w:r>
           <w:rPr>
-            <w:rStyle w:val="Hyperlink"/>
+            <w:rStyle w:val="Lienhypertexte"/>
             <w:rFonts w:ascii="Calibri" w:hAnsi="Calibri" w:cs="Calibri"/>
             <w:b/>
             <w:bCs/>
@@ -7261,7 +7261,7 @@
         </w:r>
         <w:r>
           <w:rPr>
-            <w:rStyle w:val="Hyperlink"/>
+            <w:rStyle w:val="Lienhypertexte"/>
             <w:rFonts w:ascii="Calibri" w:hAnsi="Calibri" w:cs="Calibri" w:hint="eastAsia"/>
             <w:b/>
             <w:bCs/>
@@ -7272,7 +7272,7 @@
         </w:r>
         <w:r>
           <w:rPr>
-            <w:rStyle w:val="Hyperlink"/>
+            <w:rStyle w:val="Lienhypertexte"/>
             <w:rFonts w:ascii="Calibri" w:hAnsi="Calibri" w:cs="Calibri"/>
             <w:b/>
             <w:bCs/>
@@ -7283,7 +7283,7 @@
         </w:r>
         <w:r>
           <w:rPr>
-            <w:rStyle w:val="Hyperlink"/>
+            <w:rStyle w:val="Lienhypertexte"/>
             <w:rFonts w:ascii="Calibri" w:hAnsi="Calibri" w:cs="Calibri" w:hint="eastAsia"/>
             <w:b/>
             <w:bCs/>
@@ -7294,7 +7294,7 @@
         </w:r>
         <w:r>
           <w:rPr>
-            <w:rStyle w:val="Hyperlink"/>
+            <w:rStyle w:val="Lienhypertexte"/>
             <w:rFonts w:ascii="Calibri" w:hAnsi="Calibri" w:cs="Calibri"/>
             <w:b/>
             <w:bCs/>
@@ -7305,7 +7305,7 @@
         </w:r>
         <w:r>
           <w:rPr>
-            <w:rStyle w:val="Hyperlink"/>
+            <w:rStyle w:val="Lienhypertexte"/>
             <w:rFonts w:ascii="Calibri" w:hAnsi="Calibri" w:cs="Calibri" w:hint="eastAsia"/>
             <w:b/>
             <w:bCs/>
@@ -7316,7 +7316,7 @@
         </w:r>
         <w:r>
           <w:rPr>
-            <w:rStyle w:val="Hyperlink"/>
+            <w:rStyle w:val="Lienhypertexte"/>
             <w:rFonts w:ascii="Calibri" w:hAnsi="Calibri" w:cs="Calibri"/>
             <w:b/>
             <w:bCs/>
@@ -7327,7 +7327,7 @@
         </w:r>
         <w:r>
           <w:rPr>
-            <w:rStyle w:val="Hyperlink"/>
+            <w:rStyle w:val="Lienhypertexte"/>
             <w:rFonts w:ascii="Calibri" w:hAnsi="Calibri" w:cs="Calibri" w:hint="eastAsia"/>
             <w:b/>
             <w:bCs/>
@@ -7338,7 +7338,7 @@
         </w:r>
         <w:r>
           <w:rPr>
-            <w:rStyle w:val="Hyperlink"/>
+            <w:rStyle w:val="Lienhypertexte"/>
             <w:rFonts w:ascii="Calibri" w:hAnsi="Calibri" w:cs="Calibri"/>
             <w:b/>
             <w:bCs/>
@@ -7435,7 +7435,7 @@
     </w:p>
     <w:p>
       <w:pPr>
-        <w:pStyle w:val="10"/>
+        <w:pStyle w:val="TM1"/>
         <w:tabs>
           <w:tab w:val="right" w:leader="dot" w:pos="8296"/>
         </w:tabs>
@@ -7451,7 +7451,7 @@
       <w:hyperlink w:anchor="_Toc202783337" w:history="1">
         <w:r>
           <w:rPr>
-            <w:rStyle w:val="Hyperlink"/>
+            <w:rStyle w:val="Lienhypertexte"/>
             <w:rFonts w:ascii="Calibri" w:hAnsi="Calibri" w:cs="Calibri" w:hint="eastAsia"/>
             <w:noProof/>
             <w:rtl/>
@@ -7460,7 +7460,7 @@
         </w:r>
         <w:r>
           <w:rPr>
-            <w:rStyle w:val="Hyperlink"/>
+            <w:rStyle w:val="Lienhypertexte"/>
             <w:rFonts w:ascii="Calibri" w:hAnsi="Calibri" w:cs="Calibri"/>
             <w:noProof/>
             <w:rtl/>
@@ -7469,7 +7469,7 @@
         </w:r>
         <w:r>
           <w:rPr>
-            <w:rStyle w:val="Hyperlink"/>
+            <w:rStyle w:val="Lienhypertexte"/>
             <w:rFonts w:ascii="Calibri" w:hAnsi="Calibri" w:cs="Calibri" w:hint="eastAsia"/>
             <w:noProof/>
             <w:rtl/>
@@ -7600,7 +7600,7 @@
     </w:p>
     <w:p>
       <w:pPr>
-        <w:pStyle w:val="1"/>
+        <w:pStyle w:val="Titre1"/>
         <w:rPr>
           <w:rFonts w:ascii="Calibri" w:hAnsi="Calibri" w:cs="Calibri"/>
           <w:sz w:val="28"/>
@@ -8711,7 +8711,7 @@
     </w:p>
     <w:p>
       <w:pPr>
-        <w:pStyle w:val="1"/>
+        <w:pStyle w:val="Titre1"/>
         <w:rPr>
           <w:rFonts w:ascii="Calibri" w:hAnsi="Calibri" w:cs="Calibri"/>
           <w:sz w:val="28"/>
@@ -8855,7 +8855,7 @@
     </w:p>
     <w:p>
       <w:pPr>
-        <w:pStyle w:val="2"/>
+        <w:pStyle w:val="Titre2"/>
         <w:rPr>
           <w:rFonts w:ascii="Calibri" w:hAnsi="Calibri" w:cs="Calibri"/>
           <w:sz w:val="28"/>
@@ -10833,7 +10833,7 @@
     </w:p>
     <w:p>
       <w:pPr>
-        <w:pStyle w:val="2"/>
+        <w:pStyle w:val="Titre2"/>
         <w:rPr>
           <w:rFonts w:ascii="Calibri" w:hAnsi="Calibri" w:cs="Calibri"/>
           <w:sz w:val="28"/>
@@ -13277,7 +13277,7 @@
     </w:p>
     <w:p>
       <w:pPr>
-        <w:pStyle w:val="1"/>
+        <w:pStyle w:val="Titre1"/>
         <w:rPr>
           <w:rFonts w:ascii="Calibri" w:hAnsi="Calibri" w:cs="Calibri"/>
           <w:sz w:val="28"/>
@@ -13372,7 +13372,7 @@
     </w:p>
     <w:p>
       <w:pPr>
-        <w:pStyle w:val="2"/>
+        <w:pStyle w:val="Titre2"/>
         <w:rPr>
           <w:rFonts w:ascii="Calibri" w:hAnsi="Calibri" w:cs="Calibri"/>
           <w:sz w:val="28"/>
@@ -14485,7 +14485,7 @@
     </w:p>
     <w:p>
       <w:pPr>
-        <w:pStyle w:val="2"/>
+        <w:pStyle w:val="Titre2"/>
         <w:rPr>
           <w:rFonts w:ascii="Calibri" w:hAnsi="Calibri" w:cs="Calibri"/>
           <w:sz w:val="28"/>
@@ -15757,7 +15757,7 @@
     </w:p>
     <w:p>
       <w:pPr>
-        <w:pStyle w:val="2"/>
+        <w:pStyle w:val="Titre2"/>
         <w:rPr>
           <w:rFonts w:ascii="Calibri" w:hAnsi="Calibri" w:cs="Calibri"/>
           <w:sz w:val="28"/>
@@ -15772,6 +15772,7 @@
           <w:szCs w:val="28"/>
           <w:rtl/>
         </w:rPr>
+        <w:lastRenderedPageBreak/>
         <w:t>الفصل الثالث: الحياء في المرأة - عنوان العفة والجمال</w:t>
       </w:r>
       <w:bookmarkEnd w:id="9"/>
@@ -16841,7 +16842,17 @@
           <w:szCs w:val="28"/>
           <w:rtl/>
         </w:rPr>
-        <w:t>من خلال نموذج ابنة شعيب، يقدم القرآن الحياء كقوة فاعلة ومنظومة متكاملة في شخصية المرأة. إنه أدب في السلوك، ودقة في المنطق، ودافع للإصلاح، ومصدر للفراسة. وهو ليس مجرد زينة شخصية، بل هو سياج يحفظ كرامتها، وركن أساسي في بناء حصانة المجتمع بأسره</w:t>
+        <w:t xml:space="preserve">من خلال نموذج ابنة شعيب، يقدم القرآن الحياء كقوة فاعلة ومنظومة متكاملة في شخصية </w:t>
+      </w:r>
+      <w:r>
+        <w:rPr>
+          <w:rFonts w:ascii="Calibri" w:hAnsi="Calibri" w:cs="Calibri"/>
+          <w:sz w:val="28"/>
+          <w:szCs w:val="28"/>
+          <w:rtl/>
+        </w:rPr>
+        <w:lastRenderedPageBreak/>
+        <w:t>المرأة. إنه أدب في السلوك، ودقة في المنطق، ودافع للإصلاح، ومصدر للفراسة. وهو ليس مجرد زينة شخصية، بل هو سياج يحفظ كرامتها، وركن أساسي في بناء حصانة المجتمع بأسره</w:t>
       </w:r>
       <w:r>
         <w:rPr>
@@ -16864,7 +16875,7 @@
     </w:p>
     <w:p>
       <w:pPr>
-        <w:pStyle w:val="2"/>
+        <w:pStyle w:val="Titre2"/>
         <w:rPr>
           <w:rFonts w:ascii="Calibri" w:hAnsi="Calibri" w:cs="Calibri"/>
           <w:sz w:val="28"/>
@@ -17112,6 +17123,7 @@
           <w:szCs w:val="28"/>
           <w:rtl/>
         </w:rPr>
+        <w:lastRenderedPageBreak/>
         <w:t>إذا كان الموقف الأول قد أظهر الحياء كقوة مانعة، فإن الموقف الثاني، حين مكّن الله ليوسف في الأرض وجاءه إخوته، قد أظهره كقوة دافعة للفضل والكمال. بعد سنوات من الظلم والأذى، كان يوسف في قمة المقدرة على التشفي والتعيير، ولكنه اختار مسلكًا آخر ينبع من نبل نفسه وحيائها.</w:t>
       </w:r>
     </w:p>
@@ -17366,7 +17378,7 @@
     </w:p>
     <w:p>
       <w:pPr>
-        <w:pStyle w:val="2"/>
+        <w:pStyle w:val="Titre2"/>
         <w:rPr>
           <w:rFonts w:ascii="Calibri" w:hAnsi="Calibri" w:cs="Calibri"/>
           <w:sz w:val="28"/>
@@ -17641,6 +17653,7 @@
           <w:szCs w:val="28"/>
           <w:rtl/>
         </w:rPr>
+        <w:lastRenderedPageBreak/>
         <w:t>ليست جزعًا من قدر الله:</w:t>
       </w:r>
       <w:r>
@@ -17783,7 +17796,7 @@
     </w:p>
     <w:p>
       <w:pPr>
-        <w:pStyle w:val="1"/>
+        <w:pStyle w:val="Titre1"/>
         <w:rPr>
           <w:rFonts w:ascii="Calibri" w:hAnsi="Calibri" w:cs="Calibri"/>
           <w:sz w:val="28"/>
@@ -17926,7 +17939,7 @@
     </w:p>
     <w:p>
       <w:pPr>
-        <w:pStyle w:val="2"/>
+        <w:pStyle w:val="Titre2"/>
         <w:rPr>
           <w:rFonts w:ascii="Calibri" w:hAnsi="Calibri" w:cs="Calibri"/>
           <w:sz w:val="28"/>
@@ -18033,6 +18046,7 @@
           <w:rtl/>
           <w:lang w:bidi="ar-MA"/>
         </w:rPr>
+        <w:lastRenderedPageBreak/>
         <w:t>نص الآية</w:t>
       </w:r>
       <w:r>
@@ -19016,6 +19030,7 @@
           <w:rtl/>
           <w:lang w:bidi="ar-MA"/>
         </w:rPr>
+        <w:lastRenderedPageBreak/>
         <w:t>نص الآية</w:t>
       </w:r>
       <w:r>
@@ -20141,6 +20156,7 @@
           <w:sz w:val="28"/>
           <w:szCs w:val="28"/>
         </w:rPr>
+        <w:lastRenderedPageBreak/>
         <w:t>"</w:t>
       </w:r>
       <w:r>
@@ -21140,6 +21156,7 @@
           <w:szCs w:val="28"/>
           <w:rtl/>
         </w:rPr>
+        <w:lastRenderedPageBreak/>
         <w:t xml:space="preserve">تحليل سياق الآيات كحجة دامغة على الكافرين بعد فضح منهجهم </w:t>
       </w:r>
       <w:r>
@@ -21219,7 +21236,7 @@
     </w:p>
     <w:p>
       <w:pPr>
-        <w:pStyle w:val="2"/>
+        <w:pStyle w:val="Titre2"/>
         <w:rPr>
           <w:rFonts w:ascii="Calibri" w:hAnsi="Calibri" w:cs="Calibri"/>
           <w:sz w:val="28"/>
@@ -21895,6 +21912,7 @@
           <w:szCs w:val="28"/>
           <w:rtl/>
         </w:rPr>
+        <w:lastRenderedPageBreak/>
         <w:t>رغم أن هذا الطرح قد يبدو جذاباً للوهلة الأولى لتركيزه على أهمية "التدبر"، إلا أنه عند عرضه على ميزان المنهج العلمي واللغوي، تظهر عليه علامات الضعف والتكلف الشديد</w:t>
       </w:r>
       <w:r>
@@ -22705,6 +22723,7 @@
           <w:szCs w:val="28"/>
           <w:rtl/>
         </w:rPr>
+        <w:lastRenderedPageBreak/>
         <w:t>في الخلق والعهد</w:t>
       </w:r>
       <w:r>
@@ -23416,7 +23435,7 @@
     </w:p>
     <w:p>
       <w:pPr>
-        <w:pStyle w:val="2"/>
+        <w:pStyle w:val="Titre2"/>
         <w:rPr>
           <w:rFonts w:ascii="Calibri" w:hAnsi="Calibri" w:cs="Calibri"/>
           <w:sz w:val="28"/>
@@ -23496,6 +23515,7 @@
           <w:szCs w:val="28"/>
           <w:rtl/>
         </w:rPr>
+        <w:lastRenderedPageBreak/>
         <w:t xml:space="preserve">الجمع بين المعنى التقليدي </w:t>
       </w:r>
       <w:r>
@@ -24036,7 +24056,7 @@
     </w:p>
     <w:p>
       <w:pPr>
-        <w:pStyle w:val="2"/>
+        <w:pStyle w:val="Titre2"/>
         <w:rPr>
           <w:rFonts w:ascii="Calibri" w:hAnsi="Calibri" w:cs="Calibri"/>
           <w:sz w:val="28"/>
@@ -24240,6 +24260,7 @@
           <w:szCs w:val="28"/>
           <w:rtl/>
         </w:rPr>
+        <w:lastRenderedPageBreak/>
         <w:t xml:space="preserve">إن عملية التدبر ليست مجرد تحليل رياضي بارد للنصوص، بل هي </w:t>
       </w:r>
       <w:r>
@@ -24968,17 +24989,20 @@
           <w:szCs w:val="28"/>
           <w:rtl/>
         </w:rPr>
-        <w:t>شرط أساسي يؤهل قلبه</w:t>
+        <w:t xml:space="preserve">شرط أساسي </w:t>
       </w:r>
       <w:r>
         <w:rPr>
           <w:rStyle w:val="ng-star-inserted1"/>
           <w:rFonts w:ascii="Calibri" w:eastAsiaTheme="majorEastAsia" w:hAnsi="Calibri" w:cs="Calibri"/>
-          <w:sz w:val="28"/>
-          <w:szCs w:val="28"/>
-          <w:rtl/>
-        </w:rPr>
-        <w:t xml:space="preserve"> ليكون أهلاً لاستقبال أنوار الوحي. فبدون "حياء" القلب، قد نمتلك كل أدوات التفسير، ولكننا سنظل على شاطئ النص، نجمع الأصداف ونحصي الحصى. أما مع الحياء، فإننا نمنح الإذن بالغوص في أعماق هذا البحر الذي لا ساحل له، لنستخرج منه لآلئ الحكمة وكنوز المعرفة التي لا تنفد</w:t>
+          <w:b/>
+          <w:bCs/>
+          <w:sz w:val="28"/>
+          <w:szCs w:val="28"/>
+          <w:rtl/>
+        </w:rPr>
+        <w:lastRenderedPageBreak/>
+        <w:t>يؤهل قلبه</w:t>
       </w:r>
       <w:r>
         <w:rPr>
@@ -24986,6 +25010,16 @@
           <w:rFonts w:ascii="Calibri" w:eastAsiaTheme="majorEastAsia" w:hAnsi="Calibri" w:cs="Calibri"/>
           <w:sz w:val="28"/>
           <w:szCs w:val="28"/>
+          <w:rtl/>
+        </w:rPr>
+        <w:t xml:space="preserve"> ليكون أهلاً لاستقبال أنوار الوحي. فبدون "حياء" القلب، قد نمتلك كل أدوات التفسير، ولكننا سنظل على شاطئ النص، نجمع الأصداف ونحصي الحصى. أما مع الحياء، فإننا نمنح الإذن بالغوص في أعماق هذا البحر الذي لا ساحل له، لنستخرج منه لآلئ الحكمة وكنوز المعرفة التي لا تنفد</w:t>
+      </w:r>
+      <w:r>
+        <w:rPr>
+          <w:rStyle w:val="ng-star-inserted1"/>
+          <w:rFonts w:ascii="Calibri" w:eastAsiaTheme="majorEastAsia" w:hAnsi="Calibri" w:cs="Calibri"/>
+          <w:sz w:val="28"/>
+          <w:szCs w:val="28"/>
         </w:rPr>
         <w:t>.</w:t>
       </w:r>
@@ -25010,7 +25044,7 @@
     </w:p>
     <w:p>
       <w:pPr>
-        <w:pStyle w:val="1"/>
+        <w:pStyle w:val="Titre1"/>
         <w:rPr>
           <w:rFonts w:ascii="Calibri" w:hAnsi="Calibri" w:cs="Calibri"/>
           <w:sz w:val="28"/>
@@ -25110,7 +25144,7 @@
     </w:p>
     <w:p>
       <w:pPr>
-        <w:pStyle w:val="2"/>
+        <w:pStyle w:val="Titre2"/>
         <w:rPr>
           <w:rFonts w:ascii="Calibri" w:hAnsi="Calibri" w:cs="Calibri"/>
           <w:sz w:val="28"/>
@@ -25429,6 +25463,7 @@
           <w:rtl/>
           <w:lang w:val="fr-MA"/>
         </w:rPr>
+        <w:lastRenderedPageBreak/>
         <w:t>الحل</w:t>
       </w:r>
       <w:r>
@@ -26080,6 +26115,7 @@
           <w:szCs w:val="28"/>
           <w:rtl/>
         </w:rPr>
+        <w:lastRenderedPageBreak/>
         <w:t>القدوة الحسنة</w:t>
       </w:r>
       <w:r>
@@ -26217,7 +26253,7 @@
     </w:p>
     <w:p>
       <w:pPr>
-        <w:pStyle w:val="2"/>
+        <w:pStyle w:val="Titre2"/>
         <w:rPr>
           <w:rFonts w:ascii="Calibri" w:hAnsi="Calibri" w:cs="Calibri"/>
           <w:sz w:val="28"/>
@@ -26571,6 +26607,7 @@
           <w:szCs w:val="28"/>
           <w:rtl/>
         </w:rPr>
+        <w:lastRenderedPageBreak/>
         <w:t xml:space="preserve">إنهم يدركون أن استنزاف الأخلاق أشد فتكاً من استنزاف الأموال، وأن إفساد امرأة واحدة أشد خطراً من قصف موقع عسكري. ولتحقيق ذلك، استخدموا أساليب خبيثة لتصوير التخلي عن الحياء على أنه "حرية ورفعة"، وتشبيه المرأة المتحررة بـ"الكرة الطائرة التي </w:t>
       </w:r>
       <w:proofErr w:type="spellStart"/>
@@ -27644,7 +27681,7 @@
     </w:p>
     <w:p>
       <w:pPr>
-        <w:pStyle w:val="2"/>
+        <w:pStyle w:val="Titre2"/>
         <w:rPr>
           <w:rFonts w:ascii="Calibri" w:hAnsi="Calibri" w:cs="Calibri"/>
           <w:sz w:val="28"/>
@@ -27764,6 +27801,7 @@
           <w:szCs w:val="28"/>
           <w:rtl/>
         </w:rPr>
+        <w:lastRenderedPageBreak/>
         <w:t>1. الحياء المذموم: حين يُسمى العجزُ حياءً</w:t>
       </w:r>
     </w:p>
@@ -28028,6 +28066,7 @@
           <w:szCs w:val="28"/>
           <w:rtl/>
         </w:rPr>
+        <w:lastRenderedPageBreak/>
         <w:t>الوقاحة كدليل موت:</w:t>
       </w:r>
       <w:r>
@@ -28152,7 +28191,7 @@
     </w:p>
     <w:p>
       <w:pPr>
-        <w:pStyle w:val="2"/>
+        <w:pStyle w:val="Titre2"/>
         <w:rPr>
           <w:rFonts w:ascii="Calibri" w:hAnsi="Calibri" w:cs="Calibri"/>
           <w:sz w:val="28"/>
@@ -28330,6 +28369,7 @@
           <w:szCs w:val="28"/>
           <w:rtl/>
         </w:rPr>
+        <w:lastRenderedPageBreak/>
         <w:t>قرار الاختيار:</w:t>
       </w:r>
       <w:r>
@@ -28740,6 +28780,7 @@
           <w:szCs w:val="28"/>
           <w:rtl/>
         </w:rPr>
+        <w:lastRenderedPageBreak/>
         <w:t>سلاح التجاهل:</w:t>
       </w:r>
       <w:r>
@@ -28999,7 +29040,7 @@
     </w:p>
     <w:p>
       <w:pPr>
-        <w:pStyle w:val="1"/>
+        <w:pStyle w:val="Titre1"/>
         <w:rPr>
           <w:rFonts w:ascii="Calibri" w:hAnsi="Calibri" w:cs="Calibri"/>
           <w:b/>
@@ -29100,7 +29141,17 @@
           <w:szCs w:val="28"/>
           <w:rtl/>
         </w:rPr>
-        <w:t xml:space="preserve">- ، مروراً بتجلياته في المشاهد القرآنية الخالدة ، ووصولاً إلى اكتشافه كمفتاح للمعرفة. والآن، ونحن نجمع خيوط البحث، نجد أن كل الطرق تؤدي إلى حقيقة واحدة: </w:t>
+        <w:t xml:space="preserve">- ، مروراً بتجلياته في المشاهد القرآنية الخالدة ، </w:t>
+      </w:r>
+      <w:r>
+        <w:rPr>
+          <w:rFonts w:ascii="Calibri" w:hAnsi="Calibri" w:cs="Calibri"/>
+          <w:sz w:val="28"/>
+          <w:szCs w:val="28"/>
+          <w:rtl/>
+        </w:rPr>
+        <w:lastRenderedPageBreak/>
+        <w:t xml:space="preserve">ووصولاً إلى اكتشافه كمفتاح للمعرفة. والآن، ونحن نجمع خيوط البحث، نجد أن كل الطرق تؤدي إلى حقيقة واحدة: </w:t>
       </w:r>
     </w:p>
     <w:p>
@@ -29540,6 +29591,7 @@
           <w:szCs w:val="28"/>
           <w:rtl/>
         </w:rPr>
+        <w:lastRenderedPageBreak/>
         <w:t>حياء السمع:</w:t>
       </w:r>
       <w:r>
@@ -30046,7 +30098,7 @@
     </w:p>
     <w:p>
       <w:pPr>
-        <w:pStyle w:val="1"/>
+        <w:pStyle w:val="Titre1"/>
         <w:rPr>
           <w:rFonts w:ascii="Calibri" w:hAnsi="Calibri" w:cs="Calibri"/>
           <w:sz w:val="28"/>
@@ -30061,6 +30113,7 @@
           <w:szCs w:val="28"/>
           <w:rtl/>
         </w:rPr>
+        <w:lastRenderedPageBreak/>
         <w:t>المصادر والمراجع</w:t>
       </w:r>
       <w:bookmarkEnd w:id="26"/>
@@ -31130,6 +31183,7 @@
           <w:szCs w:val="28"/>
           <w:rtl/>
         </w:rPr>
+        <w:lastRenderedPageBreak/>
         <w:t>صحيح مسلم، مسلم بن الحجاج القشيري، مع شرحه المنهاج شرح صحيح مسلم بن الحجاج، ليحيى بن شرف النووي</w:t>
       </w:r>
       <w:r>
@@ -31972,6 +32026,7 @@
           <w:szCs w:val="28"/>
           <w:rtl/>
         </w:rPr>
+        <w:lastRenderedPageBreak/>
         <w:t>كتب ومقالات حول منهج "فقه اللسان القرآني" أو "التفسير البنيوي للحروف</w:t>
       </w:r>
       <w:r>
@@ -32259,11 +32314,10 @@
         <w:docPartUnique/>
       </w:docPartObj>
     </w:sdtPr>
-    <w:sdtEndPr/>
     <w:sdtContent>
       <w:p>
         <w:pPr>
-          <w:pStyle w:val="ab"/>
+          <w:pStyle w:val="Pieddepage"/>
           <w:jc w:val="center"/>
         </w:pPr>
         <w:r>
@@ -32290,7 +32344,7 @@
   </w:sdt>
   <w:p>
     <w:pPr>
-      <w:pStyle w:val="ab"/>
+      <w:pStyle w:val="Pieddepage"/>
     </w:pPr>
   </w:p>
 </w:ftr>
@@ -41165,16 +41219,16 @@
     <w:lsdException w:name="Unresolved Mention" w:semiHidden="1" w:unhideWhenUsed="1"/>
     <w:lsdException w:name="Smart Link" w:semiHidden="1" w:unhideWhenUsed="1"/>
   </w:latentStyles>
-  <w:style w:type="paragraph" w:default="1" w:styleId="a">
+  <w:style w:type="paragraph" w:default="1" w:styleId="Normal">
     <w:name w:val="Normal"/>
     <w:qFormat/>
     <w:rsid w:val="009F0F21"/>
   </w:style>
-  <w:style w:type="paragraph" w:styleId="1">
+  <w:style w:type="paragraph" w:styleId="Titre1">
     <w:name w:val="heading 1"/>
-    <w:basedOn w:val="a"/>
-    <w:next w:val="a"/>
-    <w:link w:val="1Char"/>
+    <w:basedOn w:val="Normal"/>
+    <w:next w:val="Normal"/>
+    <w:link w:val="Titre1Car"/>
     <w:uiPriority w:val="9"/>
     <w:qFormat/>
     <w:rsid w:val="009F0F21"/>
@@ -41197,11 +41251,11 @@
       <w:szCs w:val="22"/>
     </w:rPr>
   </w:style>
-  <w:style w:type="paragraph" w:styleId="2">
+  <w:style w:type="paragraph" w:styleId="Titre2">
     <w:name w:val="heading 2"/>
-    <w:basedOn w:val="a"/>
-    <w:next w:val="a"/>
-    <w:link w:val="2Char"/>
+    <w:basedOn w:val="Normal"/>
+    <w:next w:val="Normal"/>
+    <w:link w:val="Titre2Car"/>
     <w:uiPriority w:val="9"/>
     <w:unhideWhenUsed/>
     <w:qFormat/>
@@ -41222,11 +41276,11 @@
       <w:spacing w:val="15"/>
     </w:rPr>
   </w:style>
-  <w:style w:type="paragraph" w:styleId="3">
+  <w:style w:type="paragraph" w:styleId="Titre3">
     <w:name w:val="heading 3"/>
-    <w:basedOn w:val="a"/>
-    <w:next w:val="a"/>
-    <w:link w:val="3Char"/>
+    <w:basedOn w:val="Normal"/>
+    <w:next w:val="Normal"/>
+    <w:link w:val="Titre3Car"/>
     <w:uiPriority w:val="9"/>
     <w:semiHidden/>
     <w:unhideWhenUsed/>
@@ -41245,11 +41299,11 @@
       <w:spacing w:val="15"/>
     </w:rPr>
   </w:style>
-  <w:style w:type="paragraph" w:styleId="4">
+  <w:style w:type="paragraph" w:styleId="Titre4">
     <w:name w:val="heading 4"/>
-    <w:basedOn w:val="a"/>
-    <w:next w:val="a"/>
-    <w:link w:val="4Char"/>
+    <w:basedOn w:val="Normal"/>
+    <w:next w:val="Normal"/>
+    <w:link w:val="Titre4Car"/>
     <w:uiPriority w:val="9"/>
     <w:semiHidden/>
     <w:unhideWhenUsed/>
@@ -41268,11 +41322,11 @@
       <w:spacing w:val="10"/>
     </w:rPr>
   </w:style>
-  <w:style w:type="paragraph" w:styleId="5">
+  <w:style w:type="paragraph" w:styleId="Titre5">
     <w:name w:val="heading 5"/>
-    <w:basedOn w:val="a"/>
-    <w:next w:val="a"/>
-    <w:link w:val="5Char"/>
+    <w:basedOn w:val="Normal"/>
+    <w:next w:val="Normal"/>
+    <w:link w:val="Titre5Car"/>
     <w:uiPriority w:val="9"/>
     <w:semiHidden/>
     <w:unhideWhenUsed/>
@@ -41291,11 +41345,11 @@
       <w:spacing w:val="10"/>
     </w:rPr>
   </w:style>
-  <w:style w:type="paragraph" w:styleId="6">
+  <w:style w:type="paragraph" w:styleId="Titre6">
     <w:name w:val="heading 6"/>
-    <w:basedOn w:val="a"/>
-    <w:next w:val="a"/>
-    <w:link w:val="6Char"/>
+    <w:basedOn w:val="Normal"/>
+    <w:next w:val="Normal"/>
+    <w:link w:val="Titre6Car"/>
     <w:uiPriority w:val="9"/>
     <w:semiHidden/>
     <w:unhideWhenUsed/>
@@ -41314,11 +41368,11 @@
       <w:spacing w:val="10"/>
     </w:rPr>
   </w:style>
-  <w:style w:type="paragraph" w:styleId="7">
+  <w:style w:type="paragraph" w:styleId="Titre7">
     <w:name w:val="heading 7"/>
-    <w:basedOn w:val="a"/>
-    <w:next w:val="a"/>
-    <w:link w:val="7Char"/>
+    <w:basedOn w:val="Normal"/>
+    <w:next w:val="Normal"/>
+    <w:link w:val="Titre7Car"/>
     <w:uiPriority w:val="9"/>
     <w:semiHidden/>
     <w:unhideWhenUsed/>
@@ -41334,11 +41388,11 @@
       <w:spacing w:val="10"/>
     </w:rPr>
   </w:style>
-  <w:style w:type="paragraph" w:styleId="8">
+  <w:style w:type="paragraph" w:styleId="Titre8">
     <w:name w:val="heading 8"/>
-    <w:basedOn w:val="a"/>
-    <w:next w:val="a"/>
-    <w:link w:val="8Char"/>
+    <w:basedOn w:val="Normal"/>
+    <w:next w:val="Normal"/>
+    <w:link w:val="Titre8Car"/>
     <w:uiPriority w:val="9"/>
     <w:semiHidden/>
     <w:unhideWhenUsed/>
@@ -41355,11 +41409,11 @@
       <w:szCs w:val="18"/>
     </w:rPr>
   </w:style>
-  <w:style w:type="paragraph" w:styleId="9">
+  <w:style w:type="paragraph" w:styleId="Titre9">
     <w:name w:val="heading 9"/>
-    <w:basedOn w:val="a"/>
-    <w:next w:val="a"/>
-    <w:link w:val="9Char"/>
+    <w:basedOn w:val="Normal"/>
+    <w:next w:val="Normal"/>
+    <w:link w:val="Titre9Car"/>
     <w:uiPriority w:val="9"/>
     <w:semiHidden/>
     <w:unhideWhenUsed/>
@@ -41378,12 +41432,13 @@
       <w:szCs w:val="18"/>
     </w:rPr>
   </w:style>
-  <w:style w:type="character" w:default="1" w:styleId="a0">
+  <w:style w:type="character" w:default="1" w:styleId="Policepardfaut">
     <w:name w:val="Default Paragraph Font"/>
     <w:uiPriority w:val="1"/>
+    <w:semiHidden/>
     <w:unhideWhenUsed/>
   </w:style>
-  <w:style w:type="table" w:default="1" w:styleId="a1">
+  <w:style w:type="table" w:default="1" w:styleId="TableauNormal">
     <w:name w:val="Normal Table"/>
     <w:uiPriority w:val="99"/>
     <w:semiHidden/>
@@ -41398,16 +41453,16 @@
       </w:tblCellMar>
     </w:tblPr>
   </w:style>
-  <w:style w:type="numbering" w:default="1" w:styleId="a2">
+  <w:style w:type="numbering" w:default="1" w:styleId="Aucuneliste">
     <w:name w:val="No List"/>
     <w:uiPriority w:val="99"/>
     <w:semiHidden/>
     <w:unhideWhenUsed/>
   </w:style>
-  <w:style w:type="character" w:customStyle="1" w:styleId="1Char">
-    <w:name w:val="العنوان 1 Char"/>
-    <w:basedOn w:val="a0"/>
-    <w:link w:val="1"/>
+  <w:style w:type="character" w:customStyle="1" w:styleId="Titre1Car">
+    <w:name w:val="Titre 1 Car"/>
+    <w:basedOn w:val="Policepardfaut"/>
+    <w:link w:val="Titre1"/>
     <w:uiPriority w:val="9"/>
     <w:rsid w:val="009F0F21"/>
     <w:rPr>
@@ -41419,10 +41474,10 @@
       <w:shd w:val="clear" w:color="auto" w:fill="156082" w:themeFill="accent1"/>
     </w:rPr>
   </w:style>
-  <w:style w:type="character" w:customStyle="1" w:styleId="2Char">
-    <w:name w:val="عنوان 2 Char"/>
-    <w:basedOn w:val="a0"/>
-    <w:link w:val="2"/>
+  <w:style w:type="character" w:customStyle="1" w:styleId="Titre2Car">
+    <w:name w:val="Titre 2 Car"/>
+    <w:basedOn w:val="Policepardfaut"/>
+    <w:link w:val="Titre2"/>
     <w:uiPriority w:val="9"/>
     <w:rsid w:val="009F0F21"/>
     <w:rPr>
@@ -41431,10 +41486,10 @@
       <w:shd w:val="clear" w:color="auto" w:fill="C1E4F5" w:themeFill="accent1" w:themeFillTint="33"/>
     </w:rPr>
   </w:style>
-  <w:style w:type="character" w:customStyle="1" w:styleId="3Char">
-    <w:name w:val="عنوان 3 Char"/>
-    <w:basedOn w:val="a0"/>
-    <w:link w:val="3"/>
+  <w:style w:type="character" w:customStyle="1" w:styleId="Titre3Car">
+    <w:name w:val="Titre 3 Car"/>
+    <w:basedOn w:val="Policepardfaut"/>
+    <w:link w:val="Titre3"/>
     <w:uiPriority w:val="9"/>
     <w:semiHidden/>
     <w:rsid w:val="009F0F21"/>
@@ -41444,10 +41499,10 @@
       <w:spacing w:val="15"/>
     </w:rPr>
   </w:style>
-  <w:style w:type="character" w:customStyle="1" w:styleId="4Char">
-    <w:name w:val="عنوان 4 Char"/>
-    <w:basedOn w:val="a0"/>
-    <w:link w:val="4"/>
+  <w:style w:type="character" w:customStyle="1" w:styleId="Titre4Car">
+    <w:name w:val="Titre 4 Car"/>
+    <w:basedOn w:val="Policepardfaut"/>
+    <w:link w:val="Titre4"/>
     <w:uiPriority w:val="9"/>
     <w:semiHidden/>
     <w:rsid w:val="009F0F21"/>
@@ -41457,10 +41512,10 @@
       <w:spacing w:val="10"/>
     </w:rPr>
   </w:style>
-  <w:style w:type="character" w:customStyle="1" w:styleId="5Char">
-    <w:name w:val="عنوان 5 Char"/>
-    <w:basedOn w:val="a0"/>
-    <w:link w:val="5"/>
+  <w:style w:type="character" w:customStyle="1" w:styleId="Titre5Car">
+    <w:name w:val="Titre 5 Car"/>
+    <w:basedOn w:val="Policepardfaut"/>
+    <w:link w:val="Titre5"/>
     <w:uiPriority w:val="9"/>
     <w:semiHidden/>
     <w:rsid w:val="009F0F21"/>
@@ -41470,10 +41525,10 @@
       <w:spacing w:val="10"/>
     </w:rPr>
   </w:style>
-  <w:style w:type="character" w:customStyle="1" w:styleId="6Char">
-    <w:name w:val="عنوان 6 Char"/>
-    <w:basedOn w:val="a0"/>
-    <w:link w:val="6"/>
+  <w:style w:type="character" w:customStyle="1" w:styleId="Titre6Car">
+    <w:name w:val="Titre 6 Car"/>
+    <w:basedOn w:val="Policepardfaut"/>
+    <w:link w:val="Titre6"/>
     <w:uiPriority w:val="9"/>
     <w:semiHidden/>
     <w:rsid w:val="009F0F21"/>
@@ -41483,10 +41538,10 @@
       <w:spacing w:val="10"/>
     </w:rPr>
   </w:style>
-  <w:style w:type="character" w:customStyle="1" w:styleId="7Char">
-    <w:name w:val="عنوان 7 Char"/>
-    <w:basedOn w:val="a0"/>
-    <w:link w:val="7"/>
+  <w:style w:type="character" w:customStyle="1" w:styleId="Titre7Car">
+    <w:name w:val="Titre 7 Car"/>
+    <w:basedOn w:val="Policepardfaut"/>
+    <w:link w:val="Titre7"/>
     <w:uiPriority w:val="9"/>
     <w:semiHidden/>
     <w:rsid w:val="009F0F21"/>
@@ -41496,10 +41551,10 @@
       <w:spacing w:val="10"/>
     </w:rPr>
   </w:style>
-  <w:style w:type="character" w:customStyle="1" w:styleId="8Char">
-    <w:name w:val="عنوان 8 Char"/>
-    <w:basedOn w:val="a0"/>
-    <w:link w:val="8"/>
+  <w:style w:type="character" w:customStyle="1" w:styleId="Titre8Car">
+    <w:name w:val="Titre 8 Car"/>
+    <w:basedOn w:val="Policepardfaut"/>
+    <w:link w:val="Titre8"/>
     <w:uiPriority w:val="9"/>
     <w:semiHidden/>
     <w:rsid w:val="009F0F21"/>
@@ -41510,10 +41565,10 @@
       <w:szCs w:val="18"/>
     </w:rPr>
   </w:style>
-  <w:style w:type="character" w:customStyle="1" w:styleId="9Char">
-    <w:name w:val="عنوان 9 Char"/>
-    <w:basedOn w:val="a0"/>
-    <w:link w:val="9"/>
+  <w:style w:type="character" w:customStyle="1" w:styleId="Titre9Car">
+    <w:name w:val="Titre 9 Car"/>
+    <w:basedOn w:val="Policepardfaut"/>
+    <w:link w:val="Titre9"/>
     <w:uiPriority w:val="9"/>
     <w:semiHidden/>
     <w:rsid w:val="009F0F21"/>
@@ -41526,11 +41581,11 @@
       <w:szCs w:val="18"/>
     </w:rPr>
   </w:style>
-  <w:style w:type="paragraph" w:styleId="a3">
+  <w:style w:type="paragraph" w:styleId="Titre">
     <w:name w:val="Title"/>
-    <w:basedOn w:val="a"/>
-    <w:next w:val="a"/>
-    <w:link w:val="Char"/>
+    <w:basedOn w:val="Normal"/>
+    <w:next w:val="Normal"/>
+    <w:link w:val="TitreCar"/>
     <w:uiPriority w:val="10"/>
     <w:qFormat/>
     <w:rsid w:val="009F0F21"/>
@@ -41546,10 +41601,10 @@
       <w:szCs w:val="52"/>
     </w:rPr>
   </w:style>
-  <w:style w:type="character" w:customStyle="1" w:styleId="Char">
-    <w:name w:val="العنوان Char"/>
-    <w:basedOn w:val="a0"/>
-    <w:link w:val="a3"/>
+  <w:style w:type="character" w:customStyle="1" w:styleId="TitreCar">
+    <w:name w:val="Titre Car"/>
+    <w:basedOn w:val="Policepardfaut"/>
+    <w:link w:val="Titre"/>
     <w:uiPriority w:val="10"/>
     <w:rsid w:val="009F0F21"/>
     <w:rPr>
@@ -41561,11 +41616,11 @@
       <w:szCs w:val="52"/>
     </w:rPr>
   </w:style>
-  <w:style w:type="paragraph" w:styleId="a4">
+  <w:style w:type="paragraph" w:styleId="Sous-titre">
     <w:name w:val="Subtitle"/>
-    <w:basedOn w:val="a"/>
-    <w:next w:val="a"/>
-    <w:link w:val="Char0"/>
+    <w:basedOn w:val="Normal"/>
+    <w:next w:val="Normal"/>
+    <w:link w:val="Sous-titreCar"/>
     <w:uiPriority w:val="11"/>
     <w:qFormat/>
     <w:rsid w:val="009F0F21"/>
@@ -41580,10 +41635,10 @@
       <w:szCs w:val="21"/>
     </w:rPr>
   </w:style>
-  <w:style w:type="character" w:customStyle="1" w:styleId="Char0">
-    <w:name w:val="عنوان فرعي Char"/>
-    <w:basedOn w:val="a0"/>
-    <w:link w:val="a4"/>
+  <w:style w:type="character" w:customStyle="1" w:styleId="Sous-titreCar">
+    <w:name w:val="Sous-titre Car"/>
+    <w:basedOn w:val="Policepardfaut"/>
+    <w:link w:val="Sous-titre"/>
     <w:uiPriority w:val="11"/>
     <w:rsid w:val="009F0F21"/>
     <w:rPr>
@@ -41594,11 +41649,11 @@
       <w:szCs w:val="21"/>
     </w:rPr>
   </w:style>
-  <w:style w:type="paragraph" w:styleId="a5">
+  <w:style w:type="paragraph" w:styleId="Citation">
     <w:name w:val="Quote"/>
-    <w:basedOn w:val="a"/>
-    <w:next w:val="a"/>
-    <w:link w:val="Char1"/>
+    <w:basedOn w:val="Normal"/>
+    <w:next w:val="Normal"/>
+    <w:link w:val="CitationCar"/>
     <w:uiPriority w:val="29"/>
     <w:qFormat/>
     <w:rsid w:val="009F0F21"/>
@@ -41609,10 +41664,10 @@
       <w:szCs w:val="24"/>
     </w:rPr>
   </w:style>
-  <w:style w:type="character" w:customStyle="1" w:styleId="Char1">
-    <w:name w:val="اقتباس Char"/>
-    <w:basedOn w:val="a0"/>
-    <w:link w:val="a5"/>
+  <w:style w:type="character" w:customStyle="1" w:styleId="CitationCar">
+    <w:name w:val="Citation Car"/>
+    <w:basedOn w:val="Policepardfaut"/>
+    <w:link w:val="Citation"/>
     <w:uiPriority w:val="29"/>
     <w:rsid w:val="009F0F21"/>
     <w:rPr>
@@ -41622,9 +41677,9 @@
       <w:szCs w:val="24"/>
     </w:rPr>
   </w:style>
-  <w:style w:type="paragraph" w:styleId="a6">
+  <w:style w:type="paragraph" w:styleId="Paragraphedeliste">
     <w:name w:val="List Paragraph"/>
-    <w:basedOn w:val="a"/>
+    <w:basedOn w:val="Normal"/>
     <w:uiPriority w:val="34"/>
     <w:qFormat/>
     <w:rsid w:val="00452E7E"/>
@@ -41633,7 +41688,7 @@
       <w:contextualSpacing/>
     </w:pPr>
   </w:style>
-  <w:style w:type="character" w:styleId="a7">
+  <w:style w:type="character" w:styleId="Accentuationintense">
     <w:name w:val="Intense Emphasis"/>
     <w:uiPriority w:val="21"/>
     <w:qFormat/>
@@ -41646,11 +41701,11 @@
       <w:spacing w:val="10"/>
     </w:rPr>
   </w:style>
-  <w:style w:type="paragraph" w:styleId="a8">
+  <w:style w:type="paragraph" w:styleId="Citationintense">
     <w:name w:val="Intense Quote"/>
-    <w:basedOn w:val="a"/>
-    <w:next w:val="a"/>
-    <w:link w:val="Char2"/>
+    <w:basedOn w:val="Normal"/>
+    <w:next w:val="Normal"/>
+    <w:link w:val="CitationintenseCar"/>
     <w:uiPriority w:val="30"/>
     <w:qFormat/>
     <w:rsid w:val="009F0F21"/>
@@ -41665,10 +41720,10 @@
       <w:szCs w:val="24"/>
     </w:rPr>
   </w:style>
-  <w:style w:type="character" w:customStyle="1" w:styleId="Char2">
-    <w:name w:val="اقتباس مكثف Char"/>
-    <w:basedOn w:val="a0"/>
-    <w:link w:val="a8"/>
+  <w:style w:type="character" w:customStyle="1" w:styleId="CitationintenseCar">
+    <w:name w:val="Citation intense Car"/>
+    <w:basedOn w:val="Policepardfaut"/>
+    <w:link w:val="Citationintense"/>
     <w:uiPriority w:val="30"/>
     <w:rsid w:val="009F0F21"/>
     <w:rPr>
@@ -41677,7 +41732,7 @@
       <w:szCs w:val="24"/>
     </w:rPr>
   </w:style>
-  <w:style w:type="character" w:styleId="a9">
+  <w:style w:type="character" w:styleId="Rfrenceintense">
     <w:name w:val="Intense Reference"/>
     <w:uiPriority w:val="32"/>
     <w:qFormat/>
@@ -41691,10 +41746,10 @@
       <w:color w:val="156082" w:themeColor="accent1"/>
     </w:rPr>
   </w:style>
-  <w:style w:type="paragraph" w:styleId="aa">
+  <w:style w:type="paragraph" w:styleId="En-tte">
     <w:name w:val="header"/>
-    <w:basedOn w:val="a"/>
-    <w:link w:val="Char3"/>
+    <w:basedOn w:val="Normal"/>
+    <w:link w:val="En-tteCar"/>
     <w:uiPriority w:val="99"/>
     <w:unhideWhenUsed/>
     <w:rsid w:val="00FE04FC"/>
@@ -41706,17 +41761,17 @@
       <w:spacing w:after="0" w:line="240" w:lineRule="auto"/>
     </w:pPr>
   </w:style>
-  <w:style w:type="character" w:customStyle="1" w:styleId="Char3">
-    <w:name w:val="رأس الصفحة Char"/>
-    <w:basedOn w:val="a0"/>
-    <w:link w:val="aa"/>
+  <w:style w:type="character" w:customStyle="1" w:styleId="En-tteCar">
+    <w:name w:val="En-tête Car"/>
+    <w:basedOn w:val="Policepardfaut"/>
+    <w:link w:val="En-tte"/>
     <w:uiPriority w:val="99"/>
     <w:rsid w:val="00FE04FC"/>
   </w:style>
-  <w:style w:type="paragraph" w:styleId="ab">
+  <w:style w:type="paragraph" w:styleId="Pieddepage">
     <w:name w:val="footer"/>
-    <w:basedOn w:val="a"/>
-    <w:link w:val="Char4"/>
+    <w:basedOn w:val="Normal"/>
+    <w:link w:val="PieddepageCar"/>
     <w:uiPriority w:val="99"/>
     <w:unhideWhenUsed/>
     <w:rsid w:val="00FE04FC"/>
@@ -41728,17 +41783,17 @@
       <w:spacing w:after="0" w:line="240" w:lineRule="auto"/>
     </w:pPr>
   </w:style>
-  <w:style w:type="character" w:customStyle="1" w:styleId="Char4">
-    <w:name w:val="تذييل الصفحة Char"/>
-    <w:basedOn w:val="a0"/>
-    <w:link w:val="ab"/>
+  <w:style w:type="character" w:customStyle="1" w:styleId="PieddepageCar">
+    <w:name w:val="Pied de page Car"/>
+    <w:basedOn w:val="Policepardfaut"/>
+    <w:link w:val="Pieddepage"/>
     <w:uiPriority w:val="99"/>
     <w:rsid w:val="00FE04FC"/>
   </w:style>
-  <w:style w:type="paragraph" w:styleId="10">
+  <w:style w:type="paragraph" w:styleId="TM1">
     <w:name w:val="toc 1"/>
-    <w:basedOn w:val="a"/>
-    <w:next w:val="a"/>
+    <w:basedOn w:val="Normal"/>
+    <w:next w:val="Normal"/>
     <w:autoRedefine/>
     <w:uiPriority w:val="39"/>
     <w:unhideWhenUsed/>
@@ -41747,10 +41802,10 @@
       <w:spacing w:after="100"/>
     </w:pPr>
   </w:style>
-  <w:style w:type="paragraph" w:styleId="20">
+  <w:style w:type="paragraph" w:styleId="TM2">
     <w:name w:val="toc 2"/>
-    <w:basedOn w:val="a"/>
-    <w:next w:val="a"/>
+    <w:basedOn w:val="Normal"/>
+    <w:next w:val="Normal"/>
     <w:autoRedefine/>
     <w:uiPriority w:val="39"/>
     <w:unhideWhenUsed/>
@@ -41760,9 +41815,9 @@
       <w:ind w:left="240"/>
     </w:pPr>
   </w:style>
-  <w:style w:type="character" w:styleId="Hyperlink">
+  <w:style w:type="character" w:styleId="Lienhypertexte">
     <w:name w:val="Hyperlink"/>
-    <w:basedOn w:val="a0"/>
+    <w:basedOn w:val="Policepardfaut"/>
     <w:uiPriority w:val="99"/>
     <w:unhideWhenUsed/>
     <w:rsid w:val="00FE04FC"/>
@@ -41773,7 +41828,7 @@
   </w:style>
   <w:style w:type="paragraph" w:customStyle="1" w:styleId="ng-star-inserted">
     <w:name w:val="ng-star-inserted"/>
-    <w:basedOn w:val="a"/>
+    <w:basedOn w:val="Normal"/>
     <w:rsid w:val="00C94C9E"/>
     <w:pPr>
       <w:bidi w:val="0"/>
@@ -41785,13 +41840,13 @@
   </w:style>
   <w:style w:type="character" w:customStyle="1" w:styleId="ng-star-inserted1">
     <w:name w:val="ng-star-inserted1"/>
-    <w:basedOn w:val="a0"/>
+    <w:basedOn w:val="Policepardfaut"/>
     <w:rsid w:val="00C94C9E"/>
   </w:style>
-  <w:style w:type="paragraph" w:styleId="ac">
+  <w:style w:type="paragraph" w:styleId="Lgende">
     <w:name w:val="caption"/>
-    <w:basedOn w:val="a"/>
-    <w:next w:val="a"/>
+    <w:basedOn w:val="Normal"/>
+    <w:next w:val="Normal"/>
     <w:uiPriority w:val="35"/>
     <w:semiHidden/>
     <w:unhideWhenUsed/>
@@ -41805,7 +41860,7 @@
       <w:szCs w:val="16"/>
     </w:rPr>
   </w:style>
-  <w:style w:type="character" w:styleId="ad">
+  <w:style w:type="character" w:styleId="lev">
     <w:name w:val="Strong"/>
     <w:uiPriority w:val="22"/>
     <w:qFormat/>
@@ -41815,7 +41870,7 @@
       <w:bCs/>
     </w:rPr>
   </w:style>
-  <w:style w:type="character" w:styleId="ae">
+  <w:style w:type="character" w:styleId="Accentuation">
     <w:name w:val="Emphasis"/>
     <w:uiPriority w:val="20"/>
     <w:qFormat/>
@@ -41826,7 +41881,7 @@
       <w:spacing w:val="5"/>
     </w:rPr>
   </w:style>
-  <w:style w:type="paragraph" w:styleId="af">
+  <w:style w:type="paragraph" w:styleId="Sansinterligne">
     <w:name w:val="No Spacing"/>
     <w:uiPriority w:val="1"/>
     <w:qFormat/>
@@ -41835,7 +41890,7 @@
       <w:spacing w:after="0" w:line="240" w:lineRule="auto"/>
     </w:pPr>
   </w:style>
-  <w:style w:type="character" w:styleId="af0">
+  <w:style w:type="character" w:styleId="Accentuationlgre">
     <w:name w:val="Subtle Emphasis"/>
     <w:uiPriority w:val="19"/>
     <w:qFormat/>
@@ -41846,7 +41901,7 @@
       <w:color w:val="0A2F40" w:themeColor="accent1" w:themeShade="7F"/>
     </w:rPr>
   </w:style>
-  <w:style w:type="character" w:styleId="af1">
+  <w:style w:type="character" w:styleId="Rfrencelgre">
     <w:name w:val="Subtle Reference"/>
     <w:uiPriority w:val="31"/>
     <w:qFormat/>
@@ -41857,7 +41912,7 @@
       <w:color w:val="156082" w:themeColor="accent1"/>
     </w:rPr>
   </w:style>
-  <w:style w:type="character" w:styleId="af2">
+  <w:style w:type="character" w:styleId="Titredulivre">
     <w:name w:val="Book Title"/>
     <w:uiPriority w:val="33"/>
     <w:qFormat/>
@@ -41870,10 +41925,10 @@
       <w:spacing w:val="0"/>
     </w:rPr>
   </w:style>
-  <w:style w:type="paragraph" w:styleId="af3">
+  <w:style w:type="paragraph" w:styleId="En-ttedetabledesmatires">
     <w:name w:val="TOC Heading"/>
-    <w:basedOn w:val="1"/>
-    <w:next w:val="a"/>
+    <w:basedOn w:val="Titre1"/>
+    <w:next w:val="Normal"/>
     <w:uiPriority w:val="39"/>
     <w:semiHidden/>
     <w:unhideWhenUsed/>
@@ -41883,9 +41938,9 @@
       <w:outlineLvl w:val="9"/>
     </w:pPr>
   </w:style>
-  <w:style w:type="character" w:styleId="af4">
+  <w:style w:type="character" w:styleId="Mentionnonrsolue">
     <w:name w:val="Unresolved Mention"/>
-    <w:basedOn w:val="a0"/>
+    <w:basedOn w:val="Policepardfaut"/>
     <w:uiPriority w:val="99"/>
     <w:semiHidden/>
     <w:unhideWhenUsed/>

--- a/books/modesty/ar/الحَيَاءُ - من طاقة الحياة إلى مفتاح المعرفة.docx
+++ b/books/modesty/ar/الحَيَاءُ - من طاقة الحياة إلى مفتاح المعرفة.docx
@@ -5,7 +5,7 @@
     <w:p>
       <w:pPr>
         <w:rPr>
-          <w:rFonts w:ascii="Calibri" w:hAnsi="Calibri" w:cs="Calibri" w:hint="cs"/>
+          <w:rFonts w:ascii="Calibri" w:hAnsi="Calibri" w:cs="Calibri"/>
           <w:sz w:val="28"/>
           <w:szCs w:val="28"/>
           <w:rtl/>
@@ -106,7 +106,7 @@
           <w:lang w:val="fr-MA"/>
         </w:rPr>
       </w:pPr>
-      <w:bookmarkStart w:id="0" w:name="_Toc202783314"/>
+      <w:bookmarkStart w:id="0" w:name="_Toc225076729"/>
       <w:r>
         <w:rPr>
           <w:rFonts w:ascii="Calibri" w:hAnsi="Calibri" w:cs="Calibri"/>
@@ -1745,7 +1745,7 @@
           <w:rtl/>
         </w:rPr>
       </w:pPr>
-      <w:bookmarkStart w:id="1" w:name="_Toc202783315"/>
+      <w:bookmarkStart w:id="1" w:name="_Toc225076730"/>
       <w:r>
         <w:rPr>
           <w:rFonts w:ascii="Calibri" w:hAnsi="Calibri" w:cs="Calibri"/>
@@ -1779,6 +1779,7 @@
           <w:sz w:val="24"/>
           <w:szCs w:val="24"/>
           <w:rtl/>
+          <w:lang w:val="fr-MA" w:eastAsia="fr-MA"/>
           <w14:ligatures w14:val="standardContextual"/>
         </w:rPr>
       </w:pPr>
@@ -1843,7 +1844,7 @@
         </w:rPr>
         <w:fldChar w:fldCharType="separate"/>
       </w:r>
-      <w:hyperlink w:anchor="_Toc202783314" w:history="1">
+      <w:hyperlink w:anchor="_Toc225076729" w:history="1">
         <w:r>
           <w:rPr>
             <w:rStyle w:val="Lienhypertexte"/>
@@ -2023,7 +2024,7 @@
             <w:noProof/>
             <w:webHidden/>
           </w:rPr>
-          <w:instrText>Toc202783314 \h</w:instrText>
+          <w:instrText>Toc225076729 \h</w:instrText>
         </w:r>
         <w:r>
           <w:rPr>
@@ -2078,10 +2079,11 @@
           <w:sz w:val="24"/>
           <w:szCs w:val="24"/>
           <w:rtl/>
+          <w:lang w:val="fr-MA" w:eastAsia="fr-MA"/>
           <w14:ligatures w14:val="standardContextual"/>
         </w:rPr>
       </w:pPr>
-      <w:hyperlink w:anchor="_Toc202783315" w:history="1">
+      <w:hyperlink w:anchor="_Toc225076730" w:history="1">
         <w:r>
           <w:rPr>
             <w:rStyle w:val="Lienhypertexte"/>
@@ -2135,7 +2137,7 @@
             <w:noProof/>
             <w:webHidden/>
           </w:rPr>
-          <w:instrText>Toc202783315 \h</w:instrText>
+          <w:instrText>Toc225076730 \h</w:instrText>
         </w:r>
         <w:r>
           <w:rPr>
@@ -2166,7 +2168,7 @@
             <w:webHidden/>
             <w:rtl/>
           </w:rPr>
-          <w:t>4</w:t>
+          <w:t>5</w:t>
         </w:r>
         <w:r>
           <w:rPr>
@@ -2190,10 +2192,11 @@
           <w:sz w:val="24"/>
           <w:szCs w:val="24"/>
           <w:rtl/>
+          <w:lang w:val="fr-MA" w:eastAsia="fr-MA"/>
           <w14:ligatures w14:val="standardContextual"/>
         </w:rPr>
       </w:pPr>
-      <w:hyperlink w:anchor="_Toc202783316" w:history="1">
+      <w:hyperlink w:anchor="_Toc225076731" w:history="1">
         <w:r>
           <w:rPr>
             <w:rStyle w:val="Lienhypertexte"/>
@@ -2391,7 +2394,7 @@
             <w:noProof/>
             <w:webHidden/>
           </w:rPr>
-          <w:instrText>Toc202783316 \h</w:instrText>
+          <w:instrText>Toc225076731 \h</w:instrText>
         </w:r>
         <w:r>
           <w:rPr>
@@ -2422,7 +2425,7 @@
             <w:webHidden/>
             <w:rtl/>
           </w:rPr>
-          <w:t>5</w:t>
+          <w:t>6</w:t>
         </w:r>
         <w:r>
           <w:rPr>
@@ -2446,10 +2449,11 @@
           <w:sz w:val="24"/>
           <w:szCs w:val="24"/>
           <w:rtl/>
+          <w:lang w:val="fr-MA" w:eastAsia="fr-MA"/>
           <w14:ligatures w14:val="standardContextual"/>
         </w:rPr>
       </w:pPr>
-      <w:hyperlink w:anchor="_Toc202783317" w:history="1">
+      <w:hyperlink w:anchor="_Toc225076732" w:history="1">
         <w:r>
           <w:rPr>
             <w:rStyle w:val="Lienhypertexte"/>
@@ -2619,7 +2623,7 @@
             <w:noProof/>
             <w:webHidden/>
           </w:rPr>
-          <w:instrText>Toc202783317 \h</w:instrText>
+          <w:instrText>Toc225076732 \h</w:instrText>
         </w:r>
         <w:r>
           <w:rPr>
@@ -2650,7 +2654,7 @@
             <w:webHidden/>
             <w:rtl/>
           </w:rPr>
-          <w:t>8</w:t>
+          <w:t>9</w:t>
         </w:r>
         <w:r>
           <w:rPr>
@@ -2674,10 +2678,11 @@
           <w:sz w:val="24"/>
           <w:szCs w:val="24"/>
           <w:rtl/>
+          <w:lang w:val="fr-MA" w:eastAsia="fr-MA"/>
           <w14:ligatures w14:val="standardContextual"/>
         </w:rPr>
       </w:pPr>
-      <w:hyperlink w:anchor="_Toc202783318" w:history="1">
+      <w:hyperlink w:anchor="_Toc225076733" w:history="1">
         <w:r>
           <w:rPr>
             <w:rStyle w:val="Lienhypertexte"/>
@@ -2866,7 +2871,7 @@
             <w:noProof/>
             <w:webHidden/>
           </w:rPr>
-          <w:instrText>Toc202783318 \h</w:instrText>
+          <w:instrText>Toc225076733 \h</w:instrText>
         </w:r>
         <w:r>
           <w:rPr>
@@ -2897,7 +2902,7 @@
             <w:webHidden/>
             <w:rtl/>
           </w:rPr>
-          <w:t>8</w:t>
+          <w:t>9</w:t>
         </w:r>
         <w:r>
           <w:rPr>
@@ -2921,10 +2926,11 @@
           <w:sz w:val="24"/>
           <w:szCs w:val="24"/>
           <w:rtl/>
+          <w:lang w:val="fr-MA" w:eastAsia="fr-MA"/>
           <w14:ligatures w14:val="standardContextual"/>
         </w:rPr>
       </w:pPr>
-      <w:hyperlink w:anchor="_Toc202783319" w:history="1">
+      <w:hyperlink w:anchor="_Toc225076734" w:history="1">
         <w:r>
           <w:rPr>
             <w:rStyle w:val="Lienhypertexte"/>
@@ -3104,7 +3110,7 @@
             <w:noProof/>
             <w:webHidden/>
           </w:rPr>
-          <w:instrText>Toc202783319 \h</w:instrText>
+          <w:instrText>Toc225076734 \h</w:instrText>
         </w:r>
         <w:r>
           <w:rPr>
@@ -3135,7 +3141,7 @@
             <w:webHidden/>
             <w:rtl/>
           </w:rPr>
-          <w:t>10</w:t>
+          <w:t>11</w:t>
         </w:r>
         <w:r>
           <w:rPr>
@@ -3159,10 +3165,11 @@
           <w:sz w:val="24"/>
           <w:szCs w:val="24"/>
           <w:rtl/>
+          <w:lang w:val="fr-MA" w:eastAsia="fr-MA"/>
           <w14:ligatures w14:val="standardContextual"/>
         </w:rPr>
       </w:pPr>
-      <w:hyperlink w:anchor="_Toc202783320" w:history="1">
+      <w:hyperlink w:anchor="_Toc225076735" w:history="1">
         <w:r>
           <w:rPr>
             <w:rStyle w:val="Lienhypertexte"/>
@@ -3324,7 +3331,7 @@
             <w:noProof/>
             <w:webHidden/>
           </w:rPr>
-          <w:instrText>Toc202783320 \h</w:instrText>
+          <w:instrText>Toc225076735 \h</w:instrText>
         </w:r>
         <w:r>
           <w:rPr>
@@ -3355,7 +3362,7 @@
             <w:webHidden/>
             <w:rtl/>
           </w:rPr>
-          <w:t>13</w:t>
+          <w:t>14</w:t>
         </w:r>
         <w:r>
           <w:rPr>
@@ -3379,10 +3386,11 @@
           <w:sz w:val="24"/>
           <w:szCs w:val="24"/>
           <w:rtl/>
+          <w:lang w:val="fr-MA" w:eastAsia="fr-MA"/>
           <w14:ligatures w14:val="standardContextual"/>
         </w:rPr>
       </w:pPr>
-      <w:hyperlink w:anchor="_Toc202783321" w:history="1">
+      <w:hyperlink w:anchor="_Toc225076736" w:history="1">
         <w:r>
           <w:rPr>
             <w:rStyle w:val="Lienhypertexte"/>
@@ -3589,7 +3597,7 @@
             <w:noProof/>
             <w:webHidden/>
           </w:rPr>
-          <w:instrText>Toc202783321 \h</w:instrText>
+          <w:instrText>Toc225076736 \h</w:instrText>
         </w:r>
         <w:r>
           <w:rPr>
@@ -3620,7 +3628,7 @@
             <w:webHidden/>
             <w:rtl/>
           </w:rPr>
-          <w:t>13</w:t>
+          <w:t>14</w:t>
         </w:r>
         <w:r>
           <w:rPr>
@@ -3644,10 +3652,11 @@
           <w:sz w:val="24"/>
           <w:szCs w:val="24"/>
           <w:rtl/>
+          <w:lang w:val="fr-MA" w:eastAsia="fr-MA"/>
           <w14:ligatures w14:val="standardContextual"/>
         </w:rPr>
       </w:pPr>
-      <w:hyperlink w:anchor="_Toc202783322" w:history="1">
+      <w:hyperlink w:anchor="_Toc225076737" w:history="1">
         <w:r>
           <w:rPr>
             <w:rStyle w:val="Lienhypertexte"/>
@@ -3809,7 +3818,7 @@
             <w:noProof/>
             <w:webHidden/>
           </w:rPr>
-          <w:instrText>Toc202783322 \h</w:instrText>
+          <w:instrText>Toc225076737 \h</w:instrText>
         </w:r>
         <w:r>
           <w:rPr>
@@ -3840,7 +3849,7 @@
             <w:webHidden/>
             <w:rtl/>
           </w:rPr>
-          <w:t>15</w:t>
+          <w:t>16</w:t>
         </w:r>
         <w:r>
           <w:rPr>
@@ -3864,10 +3873,11 @@
           <w:sz w:val="24"/>
           <w:szCs w:val="24"/>
           <w:rtl/>
+          <w:lang w:val="fr-MA" w:eastAsia="fr-MA"/>
           <w14:ligatures w14:val="standardContextual"/>
         </w:rPr>
       </w:pPr>
-      <w:hyperlink w:anchor="_Toc202783323" w:history="1">
+      <w:hyperlink w:anchor="_Toc225076738" w:history="1">
         <w:r>
           <w:rPr>
             <w:rStyle w:val="Lienhypertexte"/>
@@ -4047,7 +4057,7 @@
             <w:noProof/>
             <w:webHidden/>
           </w:rPr>
-          <w:instrText>Toc202783323 \h</w:instrText>
+          <w:instrText>Toc225076738 \h</w:instrText>
         </w:r>
         <w:r>
           <w:rPr>
@@ -4078,7 +4088,7 @@
             <w:webHidden/>
             <w:rtl/>
           </w:rPr>
-          <w:t>18</w:t>
+          <w:t>19</w:t>
         </w:r>
         <w:r>
           <w:rPr>
@@ -4102,10 +4112,11 @@
           <w:sz w:val="24"/>
           <w:szCs w:val="24"/>
           <w:rtl/>
+          <w:lang w:val="fr-MA" w:eastAsia="fr-MA"/>
           <w14:ligatures w14:val="standardContextual"/>
         </w:rPr>
       </w:pPr>
-      <w:hyperlink w:anchor="_Toc202783324" w:history="1">
+      <w:hyperlink w:anchor="_Toc225076739" w:history="1">
         <w:r>
           <w:rPr>
             <w:rStyle w:val="Lienhypertexte"/>
@@ -4321,7 +4332,7 @@
             <w:noProof/>
             <w:webHidden/>
           </w:rPr>
-          <w:instrText>Toc202783324 \h</w:instrText>
+          <w:instrText>Toc225076739 \h</w:instrText>
         </w:r>
         <w:r>
           <w:rPr>
@@ -4352,7 +4363,7 @@
             <w:webHidden/>
             <w:rtl/>
           </w:rPr>
-          <w:t>20</w:t>
+          <w:t>21</w:t>
         </w:r>
         <w:r>
           <w:rPr>
@@ -4376,10 +4387,11 @@
           <w:sz w:val="24"/>
           <w:szCs w:val="24"/>
           <w:rtl/>
+          <w:lang w:val="fr-MA" w:eastAsia="fr-MA"/>
           <w14:ligatures w14:val="standardContextual"/>
         </w:rPr>
       </w:pPr>
-      <w:hyperlink w:anchor="_Toc202783325" w:history="1">
+      <w:hyperlink w:anchor="_Toc225076740" w:history="1">
         <w:r>
           <w:rPr>
             <w:rStyle w:val="Lienhypertexte"/>
@@ -4577,7 +4589,7 @@
             <w:noProof/>
             <w:webHidden/>
           </w:rPr>
-          <w:instrText>Toc202783325 \h</w:instrText>
+          <w:instrText>Toc225076740 \h</w:instrText>
         </w:r>
         <w:r>
           <w:rPr>
@@ -4608,7 +4620,7 @@
             <w:webHidden/>
             <w:rtl/>
           </w:rPr>
-          <w:t>22</w:t>
+          <w:t>23</w:t>
         </w:r>
         <w:r>
           <w:rPr>
@@ -4632,10 +4644,11 @@
           <w:sz w:val="24"/>
           <w:szCs w:val="24"/>
           <w:rtl/>
+          <w:lang w:val="fr-MA" w:eastAsia="fr-MA"/>
           <w14:ligatures w14:val="standardContextual"/>
         </w:rPr>
       </w:pPr>
-      <w:hyperlink w:anchor="_Toc202783326" w:history="1">
+      <w:hyperlink w:anchor="_Toc225076741" w:history="1">
         <w:r>
           <w:rPr>
             <w:rStyle w:val="Lienhypertexte"/>
@@ -4833,7 +4846,7 @@
             <w:noProof/>
             <w:webHidden/>
           </w:rPr>
-          <w:instrText>Toc202783326 \h</w:instrText>
+          <w:instrText>Toc225076741 \h</w:instrText>
         </w:r>
         <w:r>
           <w:rPr>
@@ -4864,7 +4877,7 @@
             <w:webHidden/>
             <w:rtl/>
           </w:rPr>
-          <w:t>23</w:t>
+          <w:t>24</w:t>
         </w:r>
         <w:r>
           <w:rPr>
@@ -4888,10 +4901,11 @@
           <w:sz w:val="24"/>
           <w:szCs w:val="24"/>
           <w:rtl/>
+          <w:lang w:val="fr-MA" w:eastAsia="fr-MA"/>
           <w14:ligatures w14:val="standardContextual"/>
         </w:rPr>
       </w:pPr>
-      <w:hyperlink w:anchor="_Toc202783327" w:history="1">
+      <w:hyperlink w:anchor="_Toc225076742" w:history="1">
         <w:r>
           <w:rPr>
             <w:rStyle w:val="Lienhypertexte"/>
@@ -5107,7 +5121,7 @@
             <w:noProof/>
             <w:webHidden/>
           </w:rPr>
-          <w:instrText>Toc202783327 \h</w:instrText>
+          <w:instrText>Toc225076742 \h</w:instrText>
         </w:r>
         <w:r>
           <w:rPr>
@@ -5138,7 +5152,7 @@
             <w:webHidden/>
             <w:rtl/>
           </w:rPr>
-          <w:t>23</w:t>
+          <w:t>24</w:t>
         </w:r>
         <w:r>
           <w:rPr>
@@ -5162,10 +5176,11 @@
           <w:sz w:val="24"/>
           <w:szCs w:val="24"/>
           <w:rtl/>
+          <w:lang w:val="fr-MA" w:eastAsia="fr-MA"/>
           <w14:ligatures w14:val="standardContextual"/>
         </w:rPr>
       </w:pPr>
-      <w:hyperlink w:anchor="_Toc202783328" w:history="1">
+      <w:hyperlink w:anchor="_Toc225076743" w:history="1">
         <w:r>
           <w:rPr>
             <w:rStyle w:val="Lienhypertexte"/>
@@ -5327,7 +5342,7 @@
             <w:noProof/>
             <w:webHidden/>
           </w:rPr>
-          <w:instrText>Toc202783328 \h</w:instrText>
+          <w:instrText>Toc225076743 \h</w:instrText>
         </w:r>
         <w:r>
           <w:rPr>
@@ -5358,7 +5373,7 @@
             <w:webHidden/>
             <w:rtl/>
           </w:rPr>
-          <w:t>27</w:t>
+          <w:t>28</w:t>
         </w:r>
         <w:r>
           <w:rPr>
@@ -5382,10 +5397,11 @@
           <w:sz w:val="24"/>
           <w:szCs w:val="24"/>
           <w:rtl/>
+          <w:lang w:val="fr-MA" w:eastAsia="fr-MA"/>
           <w14:ligatures w14:val="standardContextual"/>
         </w:rPr>
       </w:pPr>
-      <w:hyperlink w:anchor="_Toc202783329" w:history="1">
+      <w:hyperlink w:anchor="_Toc225076744" w:history="1">
         <w:r>
           <w:rPr>
             <w:rStyle w:val="Lienhypertexte"/>
@@ -5591,7 +5607,7 @@
             <w:noProof/>
             <w:webHidden/>
           </w:rPr>
-          <w:instrText>Toc202783329 \h</w:instrText>
+          <w:instrText>Toc225076744 \h</w:instrText>
         </w:r>
         <w:r>
           <w:rPr>
@@ -5622,7 +5638,7 @@
             <w:webHidden/>
             <w:rtl/>
           </w:rPr>
-          <w:t>29</w:t>
+          <w:t>30</w:t>
         </w:r>
         <w:r>
           <w:rPr>
@@ -5646,10 +5662,11 @@
           <w:sz w:val="24"/>
           <w:szCs w:val="24"/>
           <w:rtl/>
+          <w:lang w:val="fr-MA" w:eastAsia="fr-MA"/>
           <w14:ligatures w14:val="standardContextual"/>
         </w:rPr>
       </w:pPr>
-      <w:hyperlink w:anchor="_Toc202783330" w:history="1">
+      <w:hyperlink w:anchor="_Toc225076745" w:history="1">
         <w:r>
           <w:rPr>
             <w:rStyle w:val="Lienhypertexte"/>
@@ -5847,7 +5864,7 @@
             <w:noProof/>
             <w:webHidden/>
           </w:rPr>
-          <w:instrText>Toc202783330 \h</w:instrText>
+          <w:instrText>Toc225076745 \h</w:instrText>
         </w:r>
         <w:r>
           <w:rPr>
@@ -5878,7 +5895,7 @@
             <w:webHidden/>
             <w:rtl/>
           </w:rPr>
-          <w:t>30</w:t>
+          <w:t>31</w:t>
         </w:r>
         <w:r>
           <w:rPr>
@@ -5902,10 +5919,11 @@
           <w:sz w:val="24"/>
           <w:szCs w:val="24"/>
           <w:rtl/>
+          <w:lang w:val="fr-MA" w:eastAsia="fr-MA"/>
           <w14:ligatures w14:val="standardContextual"/>
         </w:rPr>
       </w:pPr>
-      <w:hyperlink w:anchor="_Toc202783331" w:history="1">
+      <w:hyperlink w:anchor="_Toc225076746" w:history="1">
         <w:r>
           <w:rPr>
             <w:rStyle w:val="Lienhypertexte"/>
@@ -6103,7 +6121,7 @@
             <w:noProof/>
             <w:webHidden/>
           </w:rPr>
-          <w:instrText>Toc202783331 \h</w:instrText>
+          <w:instrText>Toc225076746 \h</w:instrText>
         </w:r>
         <w:r>
           <w:rPr>
@@ -6134,7 +6152,7 @@
             <w:webHidden/>
             <w:rtl/>
           </w:rPr>
-          <w:t>32</w:t>
+          <w:t>33</w:t>
         </w:r>
         <w:r>
           <w:rPr>
@@ -6158,10 +6176,11 @@
           <w:sz w:val="24"/>
           <w:szCs w:val="24"/>
           <w:rtl/>
+          <w:lang w:val="fr-MA" w:eastAsia="fr-MA"/>
           <w14:ligatures w14:val="standardContextual"/>
         </w:rPr>
       </w:pPr>
-      <w:hyperlink w:anchor="_Toc202783332" w:history="1">
+      <w:hyperlink w:anchor="_Toc225076747" w:history="1">
         <w:r>
           <w:rPr>
             <w:rStyle w:val="Lienhypertexte"/>
@@ -6356,7 +6375,7 @@
             <w:noProof/>
             <w:webHidden/>
           </w:rPr>
-          <w:instrText>Toc202783332 \h</w:instrText>
+          <w:instrText>Toc225076747 \h</w:instrText>
         </w:r>
         <w:r>
           <w:rPr>
@@ -6387,7 +6406,7 @@
             <w:webHidden/>
             <w:rtl/>
           </w:rPr>
-          <w:t>32</w:t>
+          <w:t>33</w:t>
         </w:r>
         <w:r>
           <w:rPr>
@@ -6411,10 +6430,11 @@
           <w:sz w:val="24"/>
           <w:szCs w:val="24"/>
           <w:rtl/>
+          <w:lang w:val="fr-MA" w:eastAsia="fr-MA"/>
           <w14:ligatures w14:val="standardContextual"/>
         </w:rPr>
       </w:pPr>
-      <w:hyperlink w:anchor="_Toc202783333" w:history="1">
+      <w:hyperlink w:anchor="_Toc225076748" w:history="1">
         <w:r>
           <w:rPr>
             <w:rStyle w:val="Lienhypertexte"/>
@@ -6648,7 +6668,7 @@
             <w:noProof/>
             <w:webHidden/>
           </w:rPr>
-          <w:instrText>Toc202783333 \h</w:instrText>
+          <w:instrText>Toc225076748 \h</w:instrText>
         </w:r>
         <w:r>
           <w:rPr>
@@ -6679,7 +6699,7 @@
             <w:webHidden/>
             <w:rtl/>
           </w:rPr>
-          <w:t>34</w:t>
+          <w:t>35</w:t>
         </w:r>
         <w:r>
           <w:rPr>
@@ -6703,10 +6723,11 @@
           <w:sz w:val="24"/>
           <w:szCs w:val="24"/>
           <w:rtl/>
+          <w:lang w:val="fr-MA" w:eastAsia="fr-MA"/>
           <w14:ligatures w14:val="standardContextual"/>
         </w:rPr>
       </w:pPr>
-      <w:hyperlink w:anchor="_Toc202783334" w:history="1">
+      <w:hyperlink w:anchor="_Toc225076749" w:history="1">
         <w:r>
           <w:rPr>
             <w:rStyle w:val="Lienhypertexte"/>
@@ -6886,7 +6907,7 @@
             <w:noProof/>
             <w:webHidden/>
           </w:rPr>
-          <w:instrText>Toc202783334 \h</w:instrText>
+          <w:instrText>Toc225076749 \h</w:instrText>
         </w:r>
         <w:r>
           <w:rPr>
@@ -6917,7 +6938,7 @@
             <w:webHidden/>
             <w:rtl/>
           </w:rPr>
-          <w:t>36</w:t>
+          <w:t>37</w:t>
         </w:r>
         <w:r>
           <w:rPr>
@@ -6941,10 +6962,11 @@
           <w:sz w:val="24"/>
           <w:szCs w:val="24"/>
           <w:rtl/>
+          <w:lang w:val="fr-MA" w:eastAsia="fr-MA"/>
           <w14:ligatures w14:val="standardContextual"/>
         </w:rPr>
       </w:pPr>
-      <w:hyperlink w:anchor="_Toc202783335" w:history="1">
+      <w:hyperlink w:anchor="_Toc225076750" w:history="1">
         <w:r>
           <w:rPr>
             <w:rStyle w:val="Lienhypertexte"/>
@@ -7178,7 +7200,7 @@
             <w:noProof/>
             <w:webHidden/>
           </w:rPr>
-          <w:instrText>Toc202783335 \h</w:instrText>
+          <w:instrText>Toc225076750 \h</w:instrText>
         </w:r>
         <w:r>
           <w:rPr>
@@ -7209,7 +7231,7 @@
             <w:webHidden/>
             <w:rtl/>
           </w:rPr>
-          <w:t>38</w:t>
+          <w:t>39</w:t>
         </w:r>
         <w:r>
           <w:rPr>
@@ -7233,10 +7255,294 @@
           <w:sz w:val="24"/>
           <w:szCs w:val="24"/>
           <w:rtl/>
+          <w:lang w:val="fr-MA" w:eastAsia="fr-MA"/>
           <w14:ligatures w14:val="standardContextual"/>
         </w:rPr>
       </w:pPr>
-      <w:hyperlink w:anchor="_Toc202783336" w:history="1">
+      <w:hyperlink w:anchor="_Toc225076751" w:history="1">
+        <w:r>
+          <w:rPr>
+            <w:rStyle w:val="Lienhypertexte"/>
+            <w:rFonts w:hint="eastAsia"/>
+            <w:noProof/>
+            <w:rtl/>
+          </w:rPr>
+          <w:t>الفصل</w:t>
+        </w:r>
+        <w:r>
+          <w:rPr>
+            <w:rStyle w:val="Lienhypertexte"/>
+            <w:noProof/>
+            <w:rtl/>
+          </w:rPr>
+          <w:t xml:space="preserve"> </w:t>
+        </w:r>
+        <w:r>
+          <w:rPr>
+            <w:rStyle w:val="Lienhypertexte"/>
+            <w:rFonts w:hint="eastAsia"/>
+            <w:noProof/>
+            <w:rtl/>
+          </w:rPr>
+          <w:t>الخامس</w:t>
+        </w:r>
+        <w:r>
+          <w:rPr>
+            <w:rStyle w:val="Lienhypertexte"/>
+            <w:noProof/>
+            <w:rtl/>
+          </w:rPr>
+          <w:t xml:space="preserve">: </w:t>
+        </w:r>
+        <w:r>
+          <w:rPr>
+            <w:rStyle w:val="Lienhypertexte"/>
+            <w:rFonts w:hint="eastAsia"/>
+            <w:noProof/>
+            <w:rtl/>
+          </w:rPr>
+          <w:t>نحو</w:t>
+        </w:r>
+        <w:r>
+          <w:rPr>
+            <w:rStyle w:val="Lienhypertexte"/>
+            <w:noProof/>
+            <w:rtl/>
+          </w:rPr>
+          <w:t xml:space="preserve"> </w:t>
+        </w:r>
+        <w:r>
+          <w:rPr>
+            <w:rStyle w:val="Lienhypertexte"/>
+            <w:rFonts w:hint="eastAsia"/>
+            <w:noProof/>
+            <w:rtl/>
+          </w:rPr>
+          <w:t>إعادة</w:t>
+        </w:r>
+        <w:r>
+          <w:rPr>
+            <w:rStyle w:val="Lienhypertexte"/>
+            <w:noProof/>
+            <w:rtl/>
+          </w:rPr>
+          <w:t xml:space="preserve"> </w:t>
+        </w:r>
+        <w:r>
+          <w:rPr>
+            <w:rStyle w:val="Lienhypertexte"/>
+            <w:rFonts w:hint="eastAsia"/>
+            <w:noProof/>
+            <w:rtl/>
+          </w:rPr>
+          <w:t>بناء</w:t>
+        </w:r>
+        <w:r>
+          <w:rPr>
+            <w:rStyle w:val="Lienhypertexte"/>
+            <w:noProof/>
+            <w:rtl/>
+          </w:rPr>
+          <w:t xml:space="preserve"> </w:t>
+        </w:r>
+        <w:r>
+          <w:rPr>
+            <w:rStyle w:val="Lienhypertexte"/>
+            <w:rFonts w:hint="eastAsia"/>
+            <w:noProof/>
+            <w:rtl/>
+          </w:rPr>
+          <w:t>الوعي</w:t>
+        </w:r>
+        <w:r>
+          <w:rPr>
+            <w:rStyle w:val="Lienhypertexte"/>
+            <w:noProof/>
+            <w:rtl/>
+          </w:rPr>
+          <w:t xml:space="preserve">: </w:t>
+        </w:r>
+        <w:r>
+          <w:rPr>
+            <w:rStyle w:val="Lienhypertexte"/>
+            <w:rFonts w:hint="eastAsia"/>
+            <w:noProof/>
+            <w:rtl/>
+          </w:rPr>
+          <w:t>القرآن</w:t>
+        </w:r>
+        <w:r>
+          <w:rPr>
+            <w:rStyle w:val="Lienhypertexte"/>
+            <w:noProof/>
+            <w:rtl/>
+          </w:rPr>
+          <w:t xml:space="preserve"> </w:t>
+        </w:r>
+        <w:r>
+          <w:rPr>
+            <w:rStyle w:val="Lienhypertexte"/>
+            <w:rFonts w:hint="eastAsia"/>
+            <w:noProof/>
+            <w:rtl/>
+          </w:rPr>
+          <w:t>بين</w:t>
+        </w:r>
+        <w:r>
+          <w:rPr>
+            <w:rStyle w:val="Lienhypertexte"/>
+            <w:noProof/>
+            <w:rtl/>
+          </w:rPr>
+          <w:t xml:space="preserve"> </w:t>
+        </w:r>
+        <w:r>
+          <w:rPr>
+            <w:rStyle w:val="Lienhypertexte"/>
+            <w:rFonts w:hint="eastAsia"/>
+            <w:noProof/>
+            <w:rtl/>
+          </w:rPr>
+          <w:t>الشهادة</w:t>
+        </w:r>
+        <w:r>
+          <w:rPr>
+            <w:rStyle w:val="Lienhypertexte"/>
+            <w:noProof/>
+            <w:rtl/>
+          </w:rPr>
+          <w:t xml:space="preserve"> </w:t>
+        </w:r>
+        <w:r>
+          <w:rPr>
+            <w:rStyle w:val="Lienhypertexte"/>
+            <w:rFonts w:hint="eastAsia"/>
+            <w:noProof/>
+            <w:rtl/>
+          </w:rPr>
+          <w:t>والغيب</w:t>
+        </w:r>
+        <w:r>
+          <w:rPr>
+            <w:rStyle w:val="Lienhypertexte"/>
+            <w:noProof/>
+            <w:rtl/>
+          </w:rPr>
+          <w:t xml:space="preserve"> </w:t>
+        </w:r>
+        <w:r>
+          <w:rPr>
+            <w:rStyle w:val="Lienhypertexte"/>
+            <w:rFonts w:hint="eastAsia"/>
+            <w:noProof/>
+            <w:rtl/>
+          </w:rPr>
+          <w:t>والسنن</w:t>
+        </w:r>
+        <w:r>
+          <w:rPr>
+            <w:noProof/>
+            <w:webHidden/>
+            <w:rtl/>
+          </w:rPr>
+          <w:tab/>
+        </w:r>
+        <w:r>
+          <w:rPr>
+            <w:noProof/>
+            <w:webHidden/>
+            <w:rtl/>
+          </w:rPr>
+          <w:fldChar w:fldCharType="begin"/>
+        </w:r>
+        <w:r>
+          <w:rPr>
+            <w:noProof/>
+            <w:webHidden/>
+            <w:rtl/>
+          </w:rPr>
+          <w:instrText xml:space="preserve"> </w:instrText>
+        </w:r>
+        <w:r>
+          <w:rPr>
+            <w:noProof/>
+            <w:webHidden/>
+          </w:rPr>
+          <w:instrText>PAGEREF</w:instrText>
+        </w:r>
+        <w:r>
+          <w:rPr>
+            <w:noProof/>
+            <w:webHidden/>
+            <w:rtl/>
+          </w:rPr>
+          <w:instrText xml:space="preserve"> _</w:instrText>
+        </w:r>
+        <w:r>
+          <w:rPr>
+            <w:noProof/>
+            <w:webHidden/>
+          </w:rPr>
+          <w:instrText>Toc225076751 \h</w:instrText>
+        </w:r>
+        <w:r>
+          <w:rPr>
+            <w:noProof/>
+            <w:webHidden/>
+            <w:rtl/>
+          </w:rPr>
+          <w:instrText xml:space="preserve"> </w:instrText>
+        </w:r>
+        <w:r>
+          <w:rPr>
+            <w:noProof/>
+            <w:webHidden/>
+            <w:rtl/>
+          </w:rPr>
+        </w:r>
+        <w:r>
+          <w:rPr>
+            <w:noProof/>
+            <w:webHidden/>
+            <w:rtl/>
+          </w:rPr>
+          <w:fldChar w:fldCharType="separate"/>
+        </w:r>
+        <w:r>
+          <w:rPr>
+            <w:noProof/>
+            <w:webHidden/>
+            <w:rtl/>
+          </w:rPr>
+          <w:t>41</w:t>
+        </w:r>
+        <w:r>
+          <w:rPr>
+            <w:noProof/>
+            <w:webHidden/>
+            <w:rtl/>
+          </w:rPr>
+          <w:fldChar w:fldCharType="end"/>
+        </w:r>
+      </w:hyperlink>
+    </w:p>
+    <w:p>
+      <w:pPr>
+        <w:pStyle w:val="TM1"/>
+        <w:tabs>
+          <w:tab w:val="right" w:leader="dot" w:pos="8296"/>
+        </w:tabs>
+        <w:rPr>
+          <w:noProof/>
+          <w:kern w:val="2"/>
+          <w:sz w:val="24"/>
+          <w:szCs w:val="24"/>
+          <w:rtl/>
+          <w:lang w:val="fr-MA" w:eastAsia="fr-MA"/>
+          <w14:ligatures w14:val="standardContextual"/>
+        </w:rPr>
+      </w:pPr>
+      <w:hyperlink w:anchor="_Toc225076752" w:history="1">
         <w:r>
           <w:rPr>
             <w:rStyle w:val="Lienhypertexte"/>
@@ -7390,7 +7696,7 @@
             <w:noProof/>
             <w:webHidden/>
           </w:rPr>
-          <w:instrText>Toc202783336 \h</w:instrText>
+          <w:instrText>Toc225076752 \h</w:instrText>
         </w:r>
         <w:r>
           <w:rPr>
@@ -7421,7 +7727,7 @@
             <w:webHidden/>
             <w:rtl/>
           </w:rPr>
-          <w:t>40</w:t>
+          <w:t>46</w:t>
         </w:r>
         <w:r>
           <w:rPr>
@@ -7445,10 +7751,11 @@
           <w:sz w:val="24"/>
           <w:szCs w:val="24"/>
           <w:rtl/>
+          <w:lang w:val="fr-MA" w:eastAsia="fr-MA"/>
           <w14:ligatures w14:val="standardContextual"/>
         </w:rPr>
       </w:pPr>
-      <w:hyperlink w:anchor="_Toc202783337" w:history="1">
+      <w:hyperlink w:anchor="_Toc225076753" w:history="1">
         <w:r>
           <w:rPr>
             <w:rStyle w:val="Lienhypertexte"/>
@@ -7520,7 +7827,7 @@
             <w:noProof/>
             <w:webHidden/>
           </w:rPr>
-          <w:instrText>Toc202783337 \h</w:instrText>
+          <w:instrText>Toc225076753 \h</w:instrText>
         </w:r>
         <w:r>
           <w:rPr>
@@ -7551,7 +7858,7 @@
             <w:webHidden/>
             <w:rtl/>
           </w:rPr>
-          <w:t>44</w:t>
+          <w:t>49</w:t>
         </w:r>
         <w:r>
           <w:rPr>
@@ -7608,7 +7915,7 @@
           <w:rtl/>
         </w:rPr>
       </w:pPr>
-      <w:bookmarkStart w:id="2" w:name="_Toc202783316"/>
+      <w:bookmarkStart w:id="2" w:name="_Toc225076731"/>
       <w:r>
         <w:rPr>
           <w:rFonts w:ascii="Calibri" w:hAnsi="Calibri" w:cs="Calibri"/>
@@ -8718,7 +9025,7 @@
           <w:szCs w:val="28"/>
         </w:rPr>
       </w:pPr>
-      <w:bookmarkStart w:id="3" w:name="_Toc202783317"/>
+      <w:bookmarkStart w:id="3" w:name="_Toc225076732"/>
       <w:r>
         <w:rPr>
           <w:rFonts w:ascii="Calibri" w:hAnsi="Calibri" w:cs="Calibri"/>
@@ -8862,7 +9169,7 @@
           <w:szCs w:val="28"/>
         </w:rPr>
       </w:pPr>
-      <w:bookmarkStart w:id="4" w:name="_Toc202783318"/>
+      <w:bookmarkStart w:id="4" w:name="_Toc225076733"/>
       <w:r>
         <w:rPr>
           <w:rFonts w:ascii="Calibri" w:hAnsi="Calibri" w:cs="Calibri"/>
@@ -10841,7 +11148,7 @@
           <w:rtl/>
         </w:rPr>
       </w:pPr>
-      <w:bookmarkStart w:id="5" w:name="_Toc202783319"/>
+      <w:bookmarkStart w:id="5" w:name="_Toc225076734"/>
       <w:r>
         <w:rPr>
           <w:rFonts w:ascii="Calibri" w:hAnsi="Calibri" w:cs="Calibri"/>
@@ -13284,7 +13591,7 @@
           <w:szCs w:val="28"/>
         </w:rPr>
       </w:pPr>
-      <w:bookmarkStart w:id="6" w:name="_Toc202783320"/>
+      <w:bookmarkStart w:id="6" w:name="_Toc225076735"/>
       <w:r>
         <w:rPr>
           <w:rFonts w:ascii="Calibri" w:hAnsi="Calibri" w:cs="Calibri"/>
@@ -13379,7 +13686,7 @@
           <w:szCs w:val="28"/>
         </w:rPr>
       </w:pPr>
-      <w:bookmarkStart w:id="7" w:name="_Toc202783321"/>
+      <w:bookmarkStart w:id="7" w:name="_Toc225076736"/>
       <w:r>
         <w:rPr>
           <w:rFonts w:ascii="Calibri" w:hAnsi="Calibri" w:cs="Calibri"/>
@@ -14492,7 +14799,7 @@
           <w:szCs w:val="28"/>
         </w:rPr>
       </w:pPr>
-      <w:bookmarkStart w:id="8" w:name="_Toc202783322"/>
+      <w:bookmarkStart w:id="8" w:name="_Toc225076737"/>
       <w:r>
         <w:rPr>
           <w:rFonts w:ascii="Calibri" w:hAnsi="Calibri" w:cs="Calibri"/>
@@ -15764,7 +16071,7 @@
           <w:szCs w:val="28"/>
         </w:rPr>
       </w:pPr>
-      <w:bookmarkStart w:id="9" w:name="_Toc202783323"/>
+      <w:bookmarkStart w:id="9" w:name="_Toc225076738"/>
       <w:r>
         <w:rPr>
           <w:rFonts w:ascii="Calibri" w:hAnsi="Calibri" w:cs="Calibri"/>
@@ -16883,7 +17190,7 @@
           <w:rtl/>
         </w:rPr>
       </w:pPr>
-      <w:bookmarkStart w:id="10" w:name="_Toc202783324"/>
+      <w:bookmarkStart w:id="10" w:name="_Toc225076739"/>
       <w:r>
         <w:rPr>
           <w:rFonts w:ascii="Calibri" w:hAnsi="Calibri" w:cs="Calibri"/>
@@ -17386,7 +17693,7 @@
           <w:rtl/>
         </w:rPr>
       </w:pPr>
-      <w:bookmarkStart w:id="11" w:name="_Toc202783325"/>
+      <w:bookmarkStart w:id="11" w:name="_Toc225076740"/>
       <w:r>
         <w:rPr>
           <w:rFonts w:ascii="Calibri" w:hAnsi="Calibri" w:cs="Calibri"/>
@@ -17803,7 +18110,7 @@
           <w:szCs w:val="28"/>
         </w:rPr>
       </w:pPr>
-      <w:bookmarkStart w:id="12" w:name="_Toc202783326"/>
+      <w:bookmarkStart w:id="12" w:name="_Toc225076741"/>
       <w:r>
         <w:rPr>
           <w:rFonts w:ascii="Calibri" w:hAnsi="Calibri" w:cs="Calibri"/>
@@ -17946,7 +18253,7 @@
           <w:szCs w:val="28"/>
         </w:rPr>
       </w:pPr>
-      <w:bookmarkStart w:id="13" w:name="_Toc202783327"/>
+      <w:bookmarkStart w:id="13" w:name="_Toc225076742"/>
       <w:r>
         <w:rPr>
           <w:rFonts w:ascii="Calibri" w:hAnsi="Calibri" w:cs="Calibri"/>
@@ -21243,7 +21550,7 @@
           <w:szCs w:val="28"/>
         </w:rPr>
       </w:pPr>
-      <w:bookmarkStart w:id="17" w:name="_Toc202783328"/>
+      <w:bookmarkStart w:id="17" w:name="_Toc225076743"/>
       <w:r>
         <w:rPr>
           <w:rFonts w:ascii="Calibri" w:hAnsi="Calibri" w:cs="Calibri"/>
@@ -23442,7 +23749,7 @@
           <w:szCs w:val="28"/>
         </w:rPr>
       </w:pPr>
-      <w:bookmarkStart w:id="18" w:name="_Toc202783329"/>
+      <w:bookmarkStart w:id="18" w:name="_Toc225076744"/>
       <w:r>
         <w:rPr>
           <w:rFonts w:ascii="Calibri" w:hAnsi="Calibri" w:cs="Calibri"/>
@@ -24063,7 +24370,7 @@
           <w:szCs w:val="28"/>
         </w:rPr>
       </w:pPr>
-      <w:bookmarkStart w:id="19" w:name="_Toc202783330"/>
+      <w:bookmarkStart w:id="19" w:name="_Toc225076745"/>
       <w:r>
         <w:rPr>
           <w:rFonts w:ascii="Calibri" w:hAnsi="Calibri" w:cs="Calibri"/>
@@ -25051,7 +25358,7 @@
           <w:szCs w:val="28"/>
         </w:rPr>
       </w:pPr>
-      <w:bookmarkStart w:id="20" w:name="_Toc202783331"/>
+      <w:bookmarkStart w:id="20" w:name="_Toc225076746"/>
       <w:r>
         <w:rPr>
           <w:rFonts w:ascii="Calibri" w:hAnsi="Calibri" w:cs="Calibri"/>
@@ -25151,7 +25458,7 @@
           <w:szCs w:val="28"/>
         </w:rPr>
       </w:pPr>
-      <w:bookmarkStart w:id="21" w:name="_Toc202783332"/>
+      <w:bookmarkStart w:id="21" w:name="_Toc225076747"/>
       <w:r>
         <w:rPr>
           <w:rFonts w:ascii="Calibri" w:hAnsi="Calibri" w:cs="Calibri"/>
@@ -26260,7 +26567,7 @@
           <w:szCs w:val="28"/>
         </w:rPr>
       </w:pPr>
-      <w:bookmarkStart w:id="22" w:name="_Toc202783333"/>
+      <w:bookmarkStart w:id="22" w:name="_Toc225076748"/>
       <w:r>
         <w:rPr>
           <w:rFonts w:ascii="Calibri" w:hAnsi="Calibri" w:cs="Calibri"/>
@@ -27689,7 +27996,7 @@
           <w:rtl/>
         </w:rPr>
       </w:pPr>
-      <w:bookmarkStart w:id="23" w:name="_Toc202783334"/>
+      <w:bookmarkStart w:id="23" w:name="_Toc225076749"/>
       <w:r>
         <w:rPr>
           <w:rFonts w:ascii="Calibri" w:hAnsi="Calibri" w:cs="Calibri"/>
@@ -28199,7 +28506,7 @@
           <w:rtl/>
         </w:rPr>
       </w:pPr>
-      <w:bookmarkStart w:id="24" w:name="_Toc202783335"/>
+      <w:bookmarkStart w:id="24" w:name="_Toc225076750"/>
       <w:r>
         <w:rPr>
           <w:rFonts w:ascii="Calibri" w:hAnsi="Calibri" w:cs="Calibri"/>
@@ -29030,26 +29337,2958 @@
     </w:p>
     <w:p>
       <w:pPr>
-        <w:rPr>
-          <w:rFonts w:ascii="Calibri" w:hAnsi="Calibri" w:cs="Calibri"/>
-          <w:sz w:val="28"/>
-          <w:szCs w:val="28"/>
-          <w:rtl/>
-        </w:rPr>
-      </w:pPr>
-    </w:p>
-    <w:p>
-      <w:pPr>
         <w:pStyle w:val="Titre1"/>
         <w:rPr>
-          <w:rFonts w:ascii="Calibri" w:hAnsi="Calibri" w:cs="Calibri"/>
-          <w:b/>
-          <w:bCs/>
-          <w:sz w:val="28"/>
-          <w:szCs w:val="28"/>
-        </w:rPr>
-      </w:pPr>
-      <w:bookmarkStart w:id="25" w:name="_Toc202783336"/>
+          <w:lang w:val="fr-MA"/>
+        </w:rPr>
+      </w:pPr>
+      <w:bookmarkStart w:id="25" w:name="_Toc225076751"/>
+      <w:r>
+        <w:rPr>
+          <w:rFonts w:hint="cs"/>
+          <w:rtl/>
+        </w:rPr>
+        <w:t xml:space="preserve">الفصل الخامس: </w:t>
+      </w:r>
+      <w:r>
+        <w:rPr>
+          <w:rtl/>
+        </w:rPr>
+        <w:t>نحو إعادة بناء الوعي: القرآن بين الشهادة والغيب والسنن</w:t>
+      </w:r>
+      <w:bookmarkEnd w:id="25"/>
+    </w:p>
+    <w:p>
+      <w:pPr>
+        <w:rPr>
+          <w:rFonts w:ascii="Calibri" w:hAnsi="Calibri" w:cs="Calibri"/>
+          <w:sz w:val="28"/>
+          <w:szCs w:val="28"/>
+          <w:lang w:val="fr-MA"/>
+        </w:rPr>
+      </w:pPr>
+      <w:r>
+        <w:rPr>
+          <w:rFonts w:ascii="Calibri" w:hAnsi="Calibri" w:cs="Calibri"/>
+          <w:sz w:val="28"/>
+          <w:szCs w:val="28"/>
+          <w:rtl/>
+        </w:rPr>
+        <w:t>نحن لا نعيش أزمة نص</w:t>
+      </w:r>
+      <w:r>
+        <w:rPr>
+          <w:rFonts w:ascii="Calibri" w:hAnsi="Calibri" w:cs="Calibri"/>
+          <w:sz w:val="28"/>
+          <w:szCs w:val="28"/>
+          <w:lang w:val="fr-MA"/>
+        </w:rPr>
+        <w:t>…</w:t>
+      </w:r>
+      <w:r>
+        <w:rPr>
+          <w:rFonts w:ascii="Calibri" w:hAnsi="Calibri" w:cs="Calibri"/>
+          <w:sz w:val="28"/>
+          <w:szCs w:val="28"/>
+          <w:lang w:val="fr-MA"/>
+        </w:rPr>
+        <w:br/>
+      </w:r>
+      <w:r>
+        <w:rPr>
+          <w:rFonts w:ascii="Calibri" w:hAnsi="Calibri" w:cs="Calibri"/>
+          <w:sz w:val="28"/>
+          <w:szCs w:val="28"/>
+          <w:rtl/>
+        </w:rPr>
+        <w:t xml:space="preserve">بل نعيش أزمة </w:t>
+      </w:r>
+      <w:r>
+        <w:rPr>
+          <w:rFonts w:ascii="Calibri" w:hAnsi="Calibri" w:cs="Calibri"/>
+          <w:b/>
+          <w:bCs/>
+          <w:sz w:val="28"/>
+          <w:szCs w:val="28"/>
+          <w:rtl/>
+        </w:rPr>
+        <w:t>طريقة فهم النص</w:t>
+      </w:r>
+      <w:r>
+        <w:rPr>
+          <w:rFonts w:ascii="Calibri" w:hAnsi="Calibri" w:cs="Calibri"/>
+          <w:sz w:val="28"/>
+          <w:szCs w:val="28"/>
+          <w:lang w:val="fr-MA"/>
+        </w:rPr>
+        <w:t>.</w:t>
+      </w:r>
+    </w:p>
+    <w:p>
+      <w:pPr>
+        <w:rPr>
+          <w:rFonts w:ascii="Calibri" w:hAnsi="Calibri" w:cs="Calibri"/>
+          <w:sz w:val="28"/>
+          <w:szCs w:val="28"/>
+          <w:lang w:val="fr-MA"/>
+        </w:rPr>
+      </w:pPr>
+      <w:r>
+        <w:rPr>
+          <w:rFonts w:ascii="Calibri" w:hAnsi="Calibri" w:cs="Calibri"/>
+          <w:sz w:val="28"/>
+          <w:szCs w:val="28"/>
+          <w:rtl/>
+        </w:rPr>
+        <w:t>القرآن ليس كتاب طقوس مغلقة،</w:t>
+      </w:r>
+      <w:r>
+        <w:rPr>
+          <w:rFonts w:ascii="Calibri" w:hAnsi="Calibri" w:cs="Calibri"/>
+          <w:sz w:val="28"/>
+          <w:szCs w:val="28"/>
+          <w:lang w:val="fr-MA"/>
+        </w:rPr>
+        <w:br/>
+      </w:r>
+      <w:r>
+        <w:rPr>
+          <w:rFonts w:ascii="Calibri" w:hAnsi="Calibri" w:cs="Calibri"/>
+          <w:sz w:val="28"/>
+          <w:szCs w:val="28"/>
+          <w:rtl/>
+        </w:rPr>
+        <w:t>ولا نصاً يُتلى دون أثر،</w:t>
+      </w:r>
+      <w:r>
+        <w:rPr>
+          <w:rFonts w:ascii="Calibri" w:hAnsi="Calibri" w:cs="Calibri"/>
+          <w:sz w:val="28"/>
+          <w:szCs w:val="28"/>
+          <w:lang w:val="fr-MA"/>
+        </w:rPr>
+        <w:br/>
+      </w:r>
+      <w:r>
+        <w:rPr>
+          <w:rFonts w:ascii="Calibri" w:hAnsi="Calibri" w:cs="Calibri"/>
+          <w:sz w:val="28"/>
+          <w:szCs w:val="28"/>
+          <w:rtl/>
+        </w:rPr>
+        <w:t xml:space="preserve">بل هو </w:t>
+      </w:r>
+      <w:r>
+        <w:rPr>
+          <w:rFonts w:ascii="Calibri" w:hAnsi="Calibri" w:cs="Calibri"/>
+          <w:b/>
+          <w:bCs/>
+          <w:sz w:val="28"/>
+          <w:szCs w:val="28"/>
+          <w:rtl/>
+        </w:rPr>
+        <w:t>منظومة إدراك كونية</w:t>
+      </w:r>
+      <w:r>
+        <w:rPr>
+          <w:rFonts w:ascii="Calibri" w:hAnsi="Calibri" w:cs="Calibri"/>
+          <w:sz w:val="28"/>
+          <w:szCs w:val="28"/>
+          <w:rtl/>
+        </w:rPr>
+        <w:t xml:space="preserve"> تعيد تشكيل وعي الإنسان، وتحرّره من سطحية النظر إلى عمق الفهم</w:t>
+      </w:r>
+      <w:r>
+        <w:rPr>
+          <w:rFonts w:ascii="Calibri" w:hAnsi="Calibri" w:cs="Calibri"/>
+          <w:sz w:val="28"/>
+          <w:szCs w:val="28"/>
+          <w:lang w:val="fr-MA"/>
+        </w:rPr>
+        <w:t>.</w:t>
+      </w:r>
+    </w:p>
+    <w:p>
+      <w:pPr>
+        <w:rPr>
+          <w:rFonts w:ascii="Calibri" w:hAnsi="Calibri" w:cs="Calibri"/>
+          <w:sz w:val="28"/>
+          <w:szCs w:val="28"/>
+          <w:lang w:val="fr-MA"/>
+        </w:rPr>
+      </w:pPr>
+      <w:r>
+        <w:rPr>
+          <w:rFonts w:ascii="Calibri" w:hAnsi="Calibri" w:cs="Calibri"/>
+          <w:sz w:val="28"/>
+          <w:szCs w:val="28"/>
+          <w:rtl/>
+        </w:rPr>
+        <w:t>لقد آن الأوان لإعلان حقيقة واضحة</w:t>
+      </w:r>
+      <w:r>
+        <w:rPr>
+          <w:rFonts w:ascii="Calibri" w:hAnsi="Calibri" w:cs="Calibri"/>
+          <w:sz w:val="28"/>
+          <w:szCs w:val="28"/>
+          <w:lang w:val="fr-MA"/>
+        </w:rPr>
+        <w:t>:</w:t>
+      </w:r>
+    </w:p>
+    <w:p>
+      <w:pPr>
+        <w:rPr>
+          <w:rFonts w:ascii="Calibri" w:hAnsi="Calibri" w:cs="Calibri"/>
+          <w:sz w:val="28"/>
+          <w:szCs w:val="28"/>
+          <w:lang w:val="fr-MA"/>
+        </w:rPr>
+      </w:pPr>
+      <w:r>
+        <w:rPr>
+          <w:rFonts w:ascii="Calibri" w:hAnsi="Calibri" w:cs="Calibri"/>
+          <w:sz w:val="28"/>
+          <w:szCs w:val="28"/>
+          <w:rtl/>
+        </w:rPr>
+        <w:t>القرآن لا يُفهم بالنقل وحده،</w:t>
+      </w:r>
+      <w:r>
+        <w:rPr>
+          <w:rFonts w:ascii="Calibri" w:hAnsi="Calibri" w:cs="Calibri"/>
+          <w:sz w:val="28"/>
+          <w:szCs w:val="28"/>
+          <w:lang w:val="fr-MA"/>
+        </w:rPr>
+        <w:br/>
+      </w:r>
+      <w:r>
+        <w:rPr>
+          <w:rFonts w:ascii="Calibri" w:hAnsi="Calibri" w:cs="Calibri"/>
+          <w:sz w:val="28"/>
+          <w:szCs w:val="28"/>
+          <w:rtl/>
+        </w:rPr>
+        <w:t>بل يُفهم بمنظومة متكاملة</w:t>
+      </w:r>
+      <w:r>
+        <w:rPr>
+          <w:rFonts w:ascii="Calibri" w:hAnsi="Calibri" w:cs="Calibri"/>
+          <w:sz w:val="28"/>
+          <w:szCs w:val="28"/>
+          <w:lang w:val="fr-MA"/>
+        </w:rPr>
+        <w:t xml:space="preserve">: </w:t>
+      </w:r>
+      <w:r>
+        <w:rPr>
+          <w:rFonts w:ascii="Calibri" w:hAnsi="Calibri" w:cs="Calibri"/>
+          <w:b/>
+          <w:bCs/>
+          <w:sz w:val="28"/>
+          <w:szCs w:val="28"/>
+          <w:rtl/>
+        </w:rPr>
+        <w:t>عقل + تدبر + سنن + وعي بالواقع والغيب</w:t>
+      </w:r>
+      <w:r>
+        <w:rPr>
+          <w:rFonts w:ascii="Calibri" w:hAnsi="Calibri" w:cs="Calibri"/>
+          <w:sz w:val="28"/>
+          <w:szCs w:val="28"/>
+          <w:lang w:val="fr-MA"/>
+        </w:rPr>
+        <w:t>.</w:t>
+      </w:r>
+    </w:p>
+    <w:p>
+      <w:pPr>
+        <w:rPr>
+          <w:rFonts w:ascii="Calibri" w:hAnsi="Calibri" w:cs="Calibri"/>
+          <w:sz w:val="28"/>
+          <w:szCs w:val="28"/>
+          <w:lang w:val="fr-MA"/>
+        </w:rPr>
+      </w:pPr>
+    </w:p>
+    <w:p>
+      <w:pPr>
+        <w:rPr>
+          <w:rFonts w:ascii="Calibri" w:hAnsi="Calibri" w:cs="Calibri"/>
+          <w:b/>
+          <w:bCs/>
+          <w:sz w:val="28"/>
+          <w:szCs w:val="28"/>
+          <w:lang w:val="fr-MA"/>
+        </w:rPr>
+      </w:pPr>
+      <w:r>
+        <w:rPr>
+          <w:rFonts w:ascii="Calibri" w:hAnsi="Calibri" w:cs="Calibri"/>
+          <w:b/>
+          <w:bCs/>
+          <w:sz w:val="28"/>
+          <w:szCs w:val="28"/>
+          <w:rtl/>
+        </w:rPr>
+        <w:t>أولاً: إسقاط مركزية التلقي… وإعادة الاعتبار للعقل</w:t>
+      </w:r>
+    </w:p>
+    <w:p>
+      <w:pPr>
+        <w:rPr>
+          <w:rFonts w:ascii="Calibri" w:hAnsi="Calibri" w:cs="Calibri"/>
+          <w:sz w:val="28"/>
+          <w:szCs w:val="28"/>
+          <w:lang w:val="fr-MA"/>
+        </w:rPr>
+      </w:pPr>
+      <w:r>
+        <w:rPr>
+          <w:rFonts w:ascii="Calibri" w:hAnsi="Calibri" w:cs="Calibri"/>
+          <w:sz w:val="28"/>
+          <w:szCs w:val="28"/>
+          <w:rtl/>
+        </w:rPr>
+        <w:t>العقل ليس خصماً للوحي</w:t>
+      </w:r>
+      <w:r>
+        <w:rPr>
+          <w:rFonts w:ascii="Calibri" w:hAnsi="Calibri" w:cs="Calibri"/>
+          <w:sz w:val="28"/>
+          <w:szCs w:val="28"/>
+          <w:lang w:val="fr-MA"/>
+        </w:rPr>
+        <w:t>…</w:t>
+      </w:r>
+      <w:r>
+        <w:rPr>
+          <w:rFonts w:ascii="Calibri" w:hAnsi="Calibri" w:cs="Calibri"/>
+          <w:sz w:val="28"/>
+          <w:szCs w:val="28"/>
+          <w:lang w:val="fr-MA"/>
+        </w:rPr>
+        <w:br/>
+      </w:r>
+      <w:r>
+        <w:rPr>
+          <w:rFonts w:ascii="Calibri" w:hAnsi="Calibri" w:cs="Calibri"/>
+          <w:sz w:val="28"/>
+          <w:szCs w:val="28"/>
+          <w:rtl/>
+        </w:rPr>
+        <w:t xml:space="preserve">بل هو </w:t>
+      </w:r>
+      <w:r>
+        <w:rPr>
+          <w:rFonts w:ascii="Calibri" w:hAnsi="Calibri" w:cs="Calibri"/>
+          <w:b/>
+          <w:bCs/>
+          <w:sz w:val="28"/>
+          <w:szCs w:val="28"/>
+          <w:rtl/>
+        </w:rPr>
+        <w:t>أداة فهمه الأساسية</w:t>
+      </w:r>
+      <w:r>
+        <w:rPr>
+          <w:rFonts w:ascii="Calibri" w:hAnsi="Calibri" w:cs="Calibri"/>
+          <w:sz w:val="28"/>
+          <w:szCs w:val="28"/>
+          <w:lang w:val="fr-MA"/>
+        </w:rPr>
+        <w:t>.</w:t>
+      </w:r>
+    </w:p>
+    <w:p>
+      <w:pPr>
+        <w:rPr>
+          <w:rFonts w:ascii="Calibri" w:hAnsi="Calibri" w:cs="Calibri"/>
+          <w:sz w:val="28"/>
+          <w:szCs w:val="28"/>
+          <w:lang w:val="fr-MA"/>
+        </w:rPr>
+      </w:pPr>
+      <w:r>
+        <w:rPr>
+          <w:rFonts w:ascii="Calibri" w:hAnsi="Calibri" w:cs="Calibri"/>
+          <w:sz w:val="28"/>
+          <w:szCs w:val="28"/>
+          <w:rtl/>
+        </w:rPr>
+        <w:t>كل خطاب قرآني موجّه إلى العقل</w:t>
+      </w:r>
+      <w:r>
+        <w:rPr>
+          <w:rFonts w:ascii="Calibri" w:hAnsi="Calibri" w:cs="Calibri"/>
+          <w:sz w:val="28"/>
+          <w:szCs w:val="28"/>
+          <w:lang w:val="fr-MA"/>
+        </w:rPr>
+        <w:t>:</w:t>
+      </w:r>
+    </w:p>
+    <w:p>
+      <w:pPr>
+        <w:numPr>
+          <w:ilvl w:val="0"/>
+          <w:numId w:val="60"/>
+        </w:numPr>
+        <w:rPr>
+          <w:rFonts w:ascii="Calibri" w:hAnsi="Calibri" w:cs="Calibri"/>
+          <w:sz w:val="28"/>
+          <w:szCs w:val="28"/>
+          <w:lang w:val="fr-MA"/>
+        </w:rPr>
+      </w:pPr>
+      <w:r>
+        <w:rPr>
+          <w:rFonts w:ascii="Calibri" w:hAnsi="Calibri" w:cs="Calibri"/>
+          <w:sz w:val="28"/>
+          <w:szCs w:val="28"/>
+          <w:rtl/>
+        </w:rPr>
+        <w:t>أفلا تعقلون</w:t>
+      </w:r>
+    </w:p>
+    <w:p>
+      <w:pPr>
+        <w:numPr>
+          <w:ilvl w:val="0"/>
+          <w:numId w:val="60"/>
+        </w:numPr>
+        <w:rPr>
+          <w:rFonts w:ascii="Calibri" w:hAnsi="Calibri" w:cs="Calibri"/>
+          <w:sz w:val="28"/>
+          <w:szCs w:val="28"/>
+          <w:lang w:val="fr-MA"/>
+        </w:rPr>
+      </w:pPr>
+      <w:r>
+        <w:rPr>
+          <w:rFonts w:ascii="Calibri" w:hAnsi="Calibri" w:cs="Calibri"/>
+          <w:sz w:val="28"/>
+          <w:szCs w:val="28"/>
+          <w:rtl/>
+        </w:rPr>
+        <w:t>أفلا تتفكرون</w:t>
+      </w:r>
+    </w:p>
+    <w:p>
+      <w:pPr>
+        <w:numPr>
+          <w:ilvl w:val="0"/>
+          <w:numId w:val="60"/>
+        </w:numPr>
+        <w:rPr>
+          <w:rFonts w:ascii="Calibri" w:hAnsi="Calibri" w:cs="Calibri"/>
+          <w:sz w:val="28"/>
+          <w:szCs w:val="28"/>
+          <w:lang w:val="fr-MA"/>
+        </w:rPr>
+      </w:pPr>
+      <w:r>
+        <w:rPr>
+          <w:rFonts w:ascii="Calibri" w:hAnsi="Calibri" w:cs="Calibri"/>
+          <w:sz w:val="28"/>
+          <w:szCs w:val="28"/>
+          <w:rtl/>
+        </w:rPr>
+        <w:t>أفلا تتدبرون</w:t>
+      </w:r>
+    </w:p>
+    <w:p>
+      <w:pPr>
+        <w:rPr>
+          <w:rFonts w:ascii="Calibri" w:hAnsi="Calibri" w:cs="Calibri"/>
+          <w:sz w:val="28"/>
+          <w:szCs w:val="28"/>
+          <w:lang w:val="fr-MA"/>
+        </w:rPr>
+      </w:pPr>
+      <w:r>
+        <w:rPr>
+          <w:rFonts w:ascii="Calibri" w:hAnsi="Calibri" w:cs="Calibri"/>
+          <w:sz w:val="28"/>
+          <w:szCs w:val="28"/>
+          <w:rtl/>
+        </w:rPr>
+        <w:t xml:space="preserve">هذا ليس </w:t>
+      </w:r>
+      <w:proofErr w:type="gramStart"/>
+      <w:r>
+        <w:rPr>
+          <w:rFonts w:ascii="Calibri" w:hAnsi="Calibri" w:cs="Calibri"/>
+          <w:sz w:val="28"/>
+          <w:szCs w:val="28"/>
+          <w:rtl/>
+        </w:rPr>
+        <w:t>تكراراً</w:t>
+      </w:r>
+      <w:proofErr w:type="gramEnd"/>
+      <w:r>
+        <w:rPr>
+          <w:rFonts w:ascii="Calibri" w:hAnsi="Calibri" w:cs="Calibri"/>
+          <w:sz w:val="28"/>
+          <w:szCs w:val="28"/>
+          <w:rtl/>
+        </w:rPr>
+        <w:t xml:space="preserve"> بل إعلان منهجي</w:t>
+      </w:r>
+      <w:r>
+        <w:rPr>
+          <w:rFonts w:ascii="Calibri" w:hAnsi="Calibri" w:cs="Calibri"/>
+          <w:sz w:val="28"/>
+          <w:szCs w:val="28"/>
+          <w:lang w:val="fr-MA"/>
+        </w:rPr>
+        <w:t>:</w:t>
+      </w:r>
+      <w:r>
+        <w:rPr>
+          <w:rFonts w:ascii="Calibri" w:hAnsi="Calibri" w:cs="Calibri"/>
+          <w:sz w:val="28"/>
+          <w:szCs w:val="28"/>
+          <w:lang w:val="fr-MA"/>
+        </w:rPr>
+        <w:br/>
+      </w:r>
+      <w:r>
+        <w:rPr>
+          <w:rFonts w:ascii="Calibri" w:hAnsi="Calibri" w:cs="Calibri"/>
+          <w:b/>
+          <w:bCs/>
+          <w:sz w:val="28"/>
+          <w:szCs w:val="28"/>
+          <w:rtl/>
+        </w:rPr>
+        <w:t>الدين ليس إلغاءً للعقل، بل تحفيز له ليعمل بأقصى طاقته</w:t>
+      </w:r>
+      <w:r>
+        <w:rPr>
+          <w:rFonts w:ascii="Calibri" w:hAnsi="Calibri" w:cs="Calibri"/>
+          <w:b/>
+          <w:bCs/>
+          <w:sz w:val="28"/>
+          <w:szCs w:val="28"/>
+          <w:lang w:val="fr-MA"/>
+        </w:rPr>
+        <w:t>.</w:t>
+      </w:r>
+    </w:p>
+    <w:p>
+      <w:pPr>
+        <w:rPr>
+          <w:rFonts w:ascii="Calibri" w:hAnsi="Calibri" w:cs="Calibri"/>
+          <w:sz w:val="28"/>
+          <w:szCs w:val="28"/>
+          <w:lang w:val="fr-MA"/>
+        </w:rPr>
+      </w:pPr>
+      <w:r>
+        <w:rPr>
+          <w:rFonts w:ascii="Calibri" w:hAnsi="Calibri" w:cs="Calibri"/>
+          <w:sz w:val="28"/>
+          <w:szCs w:val="28"/>
+          <w:rtl/>
+        </w:rPr>
+        <w:t>ومن هنا، فإن أي قراءة تُعطّل العقل باسم الدين،</w:t>
+      </w:r>
+      <w:r>
+        <w:rPr>
+          <w:rFonts w:ascii="Calibri" w:hAnsi="Calibri" w:cs="Calibri"/>
+          <w:sz w:val="28"/>
+          <w:szCs w:val="28"/>
+          <w:lang w:val="fr-MA"/>
+        </w:rPr>
+        <w:br/>
+      </w:r>
+      <w:r>
+        <w:rPr>
+          <w:rFonts w:ascii="Calibri" w:hAnsi="Calibri" w:cs="Calibri"/>
+          <w:sz w:val="28"/>
+          <w:szCs w:val="28"/>
+          <w:rtl/>
+        </w:rPr>
+        <w:t>هي قراءة تُناقض روح القرآن نفسه</w:t>
+      </w:r>
+      <w:r>
+        <w:rPr>
+          <w:rFonts w:ascii="Calibri" w:hAnsi="Calibri" w:cs="Calibri"/>
+          <w:sz w:val="28"/>
+          <w:szCs w:val="28"/>
+          <w:lang w:val="fr-MA"/>
+        </w:rPr>
+        <w:t>.</w:t>
+      </w:r>
+    </w:p>
+    <w:p>
+      <w:pPr>
+        <w:rPr>
+          <w:rFonts w:ascii="Calibri" w:hAnsi="Calibri" w:cs="Calibri"/>
+          <w:sz w:val="28"/>
+          <w:szCs w:val="28"/>
+          <w:lang w:val="fr-MA"/>
+        </w:rPr>
+      </w:pPr>
+    </w:p>
+    <w:p>
+      <w:pPr>
+        <w:rPr>
+          <w:rFonts w:ascii="Calibri" w:hAnsi="Calibri" w:cs="Calibri"/>
+          <w:b/>
+          <w:bCs/>
+          <w:sz w:val="28"/>
+          <w:szCs w:val="28"/>
+          <w:lang w:val="fr-MA"/>
+        </w:rPr>
+      </w:pPr>
+      <w:r>
+        <w:rPr>
+          <w:rFonts w:ascii="Calibri" w:hAnsi="Calibri" w:cs="Calibri"/>
+          <w:b/>
+          <w:bCs/>
+          <w:sz w:val="28"/>
+          <w:szCs w:val="28"/>
+          <w:rtl/>
+        </w:rPr>
+        <w:t>ثانياً: التدبر ليس عملاً فردياً معزولاً… بل عملية حضارية</w:t>
+      </w:r>
+    </w:p>
+    <w:p>
+      <w:pPr>
+        <w:rPr>
+          <w:rFonts w:ascii="Calibri" w:hAnsi="Calibri" w:cs="Calibri"/>
+          <w:sz w:val="28"/>
+          <w:szCs w:val="28"/>
+          <w:lang w:val="fr-MA"/>
+        </w:rPr>
+      </w:pPr>
+      <w:r>
+        <w:rPr>
+          <w:rFonts w:ascii="Calibri" w:hAnsi="Calibri" w:cs="Calibri"/>
+          <w:sz w:val="28"/>
+          <w:szCs w:val="28"/>
+          <w:rtl/>
+        </w:rPr>
+        <w:t>التدبر ليس تجربة شخصية مغلقة،</w:t>
+      </w:r>
+      <w:r>
+        <w:rPr>
+          <w:rFonts w:ascii="Calibri" w:hAnsi="Calibri" w:cs="Calibri"/>
+          <w:sz w:val="28"/>
+          <w:szCs w:val="28"/>
+          <w:lang w:val="fr-MA"/>
+        </w:rPr>
+        <w:br/>
+      </w:r>
+      <w:r>
+        <w:rPr>
+          <w:rFonts w:ascii="Calibri" w:hAnsi="Calibri" w:cs="Calibri"/>
+          <w:sz w:val="28"/>
+          <w:szCs w:val="28"/>
+          <w:rtl/>
+        </w:rPr>
+        <w:t>ولا رحلة نخبوية منعزلة</w:t>
+      </w:r>
+      <w:r>
+        <w:rPr>
+          <w:rFonts w:ascii="Calibri" w:hAnsi="Calibri" w:cs="Calibri"/>
+          <w:sz w:val="28"/>
+          <w:szCs w:val="28"/>
+          <w:lang w:val="fr-MA"/>
+        </w:rPr>
+        <w:t>.</w:t>
+      </w:r>
+    </w:p>
+    <w:p>
+      <w:pPr>
+        <w:rPr>
+          <w:rFonts w:ascii="Calibri" w:hAnsi="Calibri" w:cs="Calibri"/>
+          <w:sz w:val="28"/>
+          <w:szCs w:val="28"/>
+          <w:lang w:val="fr-MA"/>
+        </w:rPr>
+      </w:pPr>
+      <w:r>
+        <w:rPr>
+          <w:rFonts w:ascii="Calibri" w:hAnsi="Calibri" w:cs="Calibri"/>
+          <w:sz w:val="28"/>
+          <w:szCs w:val="28"/>
+          <w:rtl/>
+        </w:rPr>
+        <w:t xml:space="preserve">إنه </w:t>
+      </w:r>
+      <w:r>
+        <w:rPr>
+          <w:rFonts w:ascii="Calibri" w:hAnsi="Calibri" w:cs="Calibri"/>
+          <w:b/>
+          <w:bCs/>
+          <w:sz w:val="28"/>
+          <w:szCs w:val="28"/>
+          <w:rtl/>
+        </w:rPr>
+        <w:t>مشروع إنساني تراكمي</w:t>
+      </w:r>
+      <w:r>
+        <w:rPr>
+          <w:rFonts w:ascii="Calibri" w:hAnsi="Calibri" w:cs="Calibri"/>
+          <w:sz w:val="28"/>
+          <w:szCs w:val="28"/>
+          <w:lang w:val="fr-MA"/>
+        </w:rPr>
+        <w:t>:</w:t>
+      </w:r>
+    </w:p>
+    <w:p>
+      <w:pPr>
+        <w:numPr>
+          <w:ilvl w:val="0"/>
+          <w:numId w:val="61"/>
+        </w:numPr>
+        <w:rPr>
+          <w:rFonts w:ascii="Calibri" w:hAnsi="Calibri" w:cs="Calibri"/>
+          <w:sz w:val="28"/>
+          <w:szCs w:val="28"/>
+          <w:lang w:val="fr-MA"/>
+        </w:rPr>
+      </w:pPr>
+      <w:r>
+        <w:rPr>
+          <w:rFonts w:ascii="Calibri" w:hAnsi="Calibri" w:cs="Calibri"/>
+          <w:sz w:val="28"/>
+          <w:szCs w:val="28"/>
+          <w:rtl/>
+        </w:rPr>
+        <w:t>عقول تبني فوق عقول</w:t>
+      </w:r>
+    </w:p>
+    <w:p>
+      <w:pPr>
+        <w:numPr>
+          <w:ilvl w:val="0"/>
+          <w:numId w:val="61"/>
+        </w:numPr>
+        <w:rPr>
+          <w:rFonts w:ascii="Calibri" w:hAnsi="Calibri" w:cs="Calibri"/>
+          <w:sz w:val="28"/>
+          <w:szCs w:val="28"/>
+          <w:lang w:val="fr-MA"/>
+        </w:rPr>
+      </w:pPr>
+      <w:r>
+        <w:rPr>
+          <w:rFonts w:ascii="Calibri" w:hAnsi="Calibri" w:cs="Calibri"/>
+          <w:sz w:val="28"/>
+          <w:szCs w:val="28"/>
+          <w:rtl/>
+        </w:rPr>
+        <w:t>أفهام تصحح أفهام</w:t>
+      </w:r>
+    </w:p>
+    <w:p>
+      <w:pPr>
+        <w:numPr>
+          <w:ilvl w:val="0"/>
+          <w:numId w:val="61"/>
+        </w:numPr>
+        <w:rPr>
+          <w:rFonts w:ascii="Calibri" w:hAnsi="Calibri" w:cs="Calibri"/>
+          <w:sz w:val="28"/>
+          <w:szCs w:val="28"/>
+          <w:lang w:val="fr-MA"/>
+        </w:rPr>
+      </w:pPr>
+      <w:r>
+        <w:rPr>
+          <w:rFonts w:ascii="Calibri" w:hAnsi="Calibri" w:cs="Calibri"/>
+          <w:sz w:val="28"/>
+          <w:szCs w:val="28"/>
+          <w:rtl/>
+        </w:rPr>
+        <w:t>تجارب تتكامل عبر الزمن</w:t>
+      </w:r>
+    </w:p>
+    <w:p>
+      <w:pPr>
+        <w:rPr>
+          <w:rFonts w:ascii="Calibri" w:hAnsi="Calibri" w:cs="Calibri"/>
+          <w:sz w:val="28"/>
+          <w:szCs w:val="28"/>
+          <w:lang w:val="fr-MA"/>
+        </w:rPr>
+      </w:pPr>
+      <w:r>
+        <w:rPr>
+          <w:rFonts w:ascii="Calibri" w:hAnsi="Calibri" w:cs="Calibri"/>
+          <w:sz w:val="28"/>
+          <w:szCs w:val="28"/>
+          <w:rtl/>
+        </w:rPr>
+        <w:t>القرآن لم يخاطب فرداً واحداً،</w:t>
+      </w:r>
+      <w:r>
+        <w:rPr>
+          <w:rFonts w:ascii="Calibri" w:hAnsi="Calibri" w:cs="Calibri"/>
+          <w:sz w:val="28"/>
+          <w:szCs w:val="28"/>
+          <w:lang w:val="fr-MA"/>
+        </w:rPr>
+        <w:br/>
+      </w:r>
+      <w:r>
+        <w:rPr>
+          <w:rFonts w:ascii="Calibri" w:hAnsi="Calibri" w:cs="Calibri"/>
+          <w:sz w:val="28"/>
+          <w:szCs w:val="28"/>
+          <w:rtl/>
+        </w:rPr>
+        <w:t>بل خاطب أمة كاملة</w:t>
+      </w:r>
+      <w:r>
+        <w:rPr>
+          <w:rFonts w:ascii="Calibri" w:hAnsi="Calibri" w:cs="Calibri"/>
+          <w:sz w:val="28"/>
+          <w:szCs w:val="28"/>
+          <w:lang w:val="fr-MA"/>
+        </w:rPr>
+        <w:t>:</w:t>
+      </w:r>
+    </w:p>
+    <w:p>
+      <w:pPr>
+        <w:rPr>
+          <w:rFonts w:ascii="Calibri" w:hAnsi="Calibri" w:cs="Calibri"/>
+          <w:sz w:val="28"/>
+          <w:szCs w:val="28"/>
+          <w:lang w:val="fr-MA"/>
+        </w:rPr>
+      </w:pPr>
+      <w:r>
+        <w:rPr>
+          <w:rFonts w:ascii="Calibri" w:hAnsi="Calibri" w:cs="Calibri"/>
+          <w:sz w:val="28"/>
+          <w:szCs w:val="28"/>
+          <w:rtl/>
+        </w:rPr>
+        <w:t>﴿أفلا يتدبرون﴾</w:t>
+      </w:r>
+    </w:p>
+    <w:p>
+      <w:pPr>
+        <w:rPr>
+          <w:rFonts w:ascii="Calibri" w:hAnsi="Calibri" w:cs="Calibri"/>
+          <w:sz w:val="28"/>
+          <w:szCs w:val="28"/>
+          <w:lang w:val="fr-MA"/>
+        </w:rPr>
+      </w:pPr>
+      <w:r>
+        <w:rPr>
+          <w:rFonts w:ascii="Calibri" w:hAnsi="Calibri" w:cs="Calibri"/>
+          <w:sz w:val="28"/>
+          <w:szCs w:val="28"/>
+          <w:rtl/>
+        </w:rPr>
+        <w:t xml:space="preserve">بصيغة جماعية… لأن الفهم نفسه </w:t>
+      </w:r>
+      <w:r>
+        <w:rPr>
+          <w:rFonts w:ascii="Calibri" w:hAnsi="Calibri" w:cs="Calibri"/>
+          <w:b/>
+          <w:bCs/>
+          <w:sz w:val="28"/>
+          <w:szCs w:val="28"/>
+          <w:rtl/>
+        </w:rPr>
+        <w:t>بنية جماعية</w:t>
+      </w:r>
+      <w:r>
+        <w:rPr>
+          <w:rFonts w:ascii="Calibri" w:hAnsi="Calibri" w:cs="Calibri"/>
+          <w:sz w:val="28"/>
+          <w:szCs w:val="28"/>
+          <w:rtl/>
+        </w:rPr>
+        <w:t xml:space="preserve"> لا يكتمل إلا بالتفاعل والتكامل</w:t>
+      </w:r>
+      <w:r>
+        <w:rPr>
+          <w:rFonts w:ascii="Calibri" w:hAnsi="Calibri" w:cs="Calibri"/>
+          <w:sz w:val="28"/>
+          <w:szCs w:val="28"/>
+          <w:lang w:val="fr-MA"/>
+        </w:rPr>
+        <w:t>.</w:t>
+      </w:r>
+    </w:p>
+    <w:p>
+      <w:pPr>
+        <w:rPr>
+          <w:rFonts w:ascii="Calibri" w:hAnsi="Calibri" w:cs="Calibri"/>
+          <w:sz w:val="28"/>
+          <w:szCs w:val="28"/>
+          <w:lang w:val="fr-MA"/>
+        </w:rPr>
+      </w:pPr>
+    </w:p>
+    <w:p>
+      <w:pPr>
+        <w:rPr>
+          <w:rFonts w:ascii="Calibri" w:hAnsi="Calibri" w:cs="Calibri"/>
+          <w:b/>
+          <w:bCs/>
+          <w:sz w:val="28"/>
+          <w:szCs w:val="28"/>
+          <w:lang w:val="fr-MA"/>
+        </w:rPr>
+      </w:pPr>
+      <w:r>
+        <w:rPr>
+          <w:rFonts w:ascii="Calibri" w:hAnsi="Calibri" w:cs="Calibri"/>
+          <w:b/>
+          <w:bCs/>
+          <w:sz w:val="28"/>
+          <w:szCs w:val="28"/>
+          <w:rtl/>
+        </w:rPr>
+        <w:lastRenderedPageBreak/>
+        <w:t>ثالثاً: إسقاط الوهم الفاصل بين النص والكون</w:t>
+      </w:r>
+    </w:p>
+    <w:p>
+      <w:pPr>
+        <w:rPr>
+          <w:rFonts w:ascii="Calibri" w:hAnsi="Calibri" w:cs="Calibri"/>
+          <w:sz w:val="28"/>
+          <w:szCs w:val="28"/>
+          <w:lang w:val="fr-MA"/>
+        </w:rPr>
+      </w:pPr>
+      <w:r>
+        <w:rPr>
+          <w:rFonts w:ascii="Calibri" w:hAnsi="Calibri" w:cs="Calibri"/>
+          <w:sz w:val="28"/>
+          <w:szCs w:val="28"/>
+          <w:rtl/>
+        </w:rPr>
+        <w:t>القرآن ليس نصاً معزولاً عن الواقع،</w:t>
+      </w:r>
+      <w:r>
+        <w:rPr>
+          <w:rFonts w:ascii="Calibri" w:hAnsi="Calibri" w:cs="Calibri"/>
+          <w:sz w:val="28"/>
+          <w:szCs w:val="28"/>
+          <w:lang w:val="fr-MA"/>
+        </w:rPr>
+        <w:br/>
+      </w:r>
+      <w:r>
+        <w:rPr>
+          <w:rFonts w:ascii="Calibri" w:hAnsi="Calibri" w:cs="Calibri"/>
+          <w:sz w:val="28"/>
+          <w:szCs w:val="28"/>
+          <w:rtl/>
+        </w:rPr>
+        <w:t>ولا الكون كتاباً منفصلاً عن الوحي</w:t>
+      </w:r>
+      <w:r>
+        <w:rPr>
+          <w:rFonts w:ascii="Calibri" w:hAnsi="Calibri" w:cs="Calibri"/>
+          <w:sz w:val="28"/>
+          <w:szCs w:val="28"/>
+          <w:lang w:val="fr-MA"/>
+        </w:rPr>
+        <w:t>.</w:t>
+      </w:r>
+    </w:p>
+    <w:p>
+      <w:pPr>
+        <w:rPr>
+          <w:rFonts w:ascii="Calibri" w:hAnsi="Calibri" w:cs="Calibri"/>
+          <w:sz w:val="28"/>
+          <w:szCs w:val="28"/>
+          <w:lang w:val="fr-MA"/>
+        </w:rPr>
+      </w:pPr>
+      <w:r>
+        <w:rPr>
+          <w:rFonts w:ascii="Calibri" w:hAnsi="Calibri" w:cs="Calibri"/>
+          <w:sz w:val="28"/>
+          <w:szCs w:val="28"/>
+          <w:rtl/>
+        </w:rPr>
+        <w:t>بل الحقيقة الثورية هي</w:t>
+      </w:r>
+      <w:r>
+        <w:rPr>
+          <w:rFonts w:ascii="Calibri" w:hAnsi="Calibri" w:cs="Calibri"/>
+          <w:sz w:val="28"/>
+          <w:szCs w:val="28"/>
+          <w:lang w:val="fr-MA"/>
+        </w:rPr>
+        <w:t>:</w:t>
+      </w:r>
+    </w:p>
+    <w:p>
+      <w:pPr>
+        <w:rPr>
+          <w:rFonts w:ascii="Calibri" w:hAnsi="Calibri" w:cs="Calibri"/>
+          <w:sz w:val="28"/>
+          <w:szCs w:val="28"/>
+          <w:lang w:val="fr-MA"/>
+        </w:rPr>
+      </w:pPr>
+      <w:r>
+        <w:rPr>
+          <w:rFonts w:ascii="Calibri" w:hAnsi="Calibri" w:cs="Calibri"/>
+          <w:b/>
+          <w:bCs/>
+          <w:sz w:val="28"/>
+          <w:szCs w:val="28"/>
+          <w:rtl/>
+        </w:rPr>
+        <w:t>القرآن المسطور = النص</w:t>
+      </w:r>
+      <w:r>
+        <w:rPr>
+          <w:rFonts w:ascii="Calibri" w:hAnsi="Calibri" w:cs="Calibri"/>
+          <w:b/>
+          <w:bCs/>
+          <w:sz w:val="28"/>
+          <w:szCs w:val="28"/>
+          <w:lang w:val="fr-MA"/>
+        </w:rPr>
+        <w:br/>
+      </w:r>
+      <w:r>
+        <w:rPr>
+          <w:rFonts w:ascii="Calibri" w:hAnsi="Calibri" w:cs="Calibri"/>
+          <w:b/>
+          <w:bCs/>
+          <w:sz w:val="28"/>
+          <w:szCs w:val="28"/>
+          <w:rtl/>
+        </w:rPr>
+        <w:t>والكون المنشور = التطبيق</w:t>
+      </w:r>
+    </w:p>
+    <w:p>
+      <w:pPr>
+        <w:rPr>
+          <w:rFonts w:ascii="Calibri" w:hAnsi="Calibri" w:cs="Calibri"/>
+          <w:sz w:val="28"/>
+          <w:szCs w:val="28"/>
+          <w:lang w:val="fr-MA"/>
+        </w:rPr>
+      </w:pPr>
+      <w:r>
+        <w:rPr>
+          <w:rFonts w:ascii="Calibri" w:hAnsi="Calibri" w:cs="Calibri"/>
+          <w:sz w:val="28"/>
+          <w:szCs w:val="28"/>
+          <w:rtl/>
+        </w:rPr>
+        <w:t>وكلاهما يتحدث بلغة واحدة</w:t>
+      </w:r>
+      <w:r>
+        <w:rPr>
+          <w:rFonts w:ascii="Calibri" w:hAnsi="Calibri" w:cs="Calibri"/>
+          <w:sz w:val="28"/>
+          <w:szCs w:val="28"/>
+          <w:lang w:val="fr-MA"/>
+        </w:rPr>
+        <w:t>:</w:t>
+      </w:r>
+      <w:r>
+        <w:rPr>
+          <w:rFonts w:ascii="Calibri" w:hAnsi="Calibri" w:cs="Calibri"/>
+          <w:sz w:val="28"/>
+          <w:szCs w:val="28"/>
+          <w:lang w:val="fr-MA"/>
+        </w:rPr>
+        <w:br/>
+      </w:r>
+      <w:r>
+        <w:rPr>
+          <w:rFonts w:ascii="Calibri" w:hAnsi="Calibri" w:cs="Calibri"/>
+          <w:b/>
+          <w:bCs/>
+          <w:sz w:val="28"/>
+          <w:szCs w:val="28"/>
+          <w:rtl/>
+        </w:rPr>
+        <w:t>لغة السنن</w:t>
+      </w:r>
+      <w:r>
+        <w:rPr>
+          <w:rFonts w:ascii="Calibri" w:hAnsi="Calibri" w:cs="Calibri"/>
+          <w:b/>
+          <w:bCs/>
+          <w:sz w:val="28"/>
+          <w:szCs w:val="28"/>
+          <w:lang w:val="fr-MA"/>
+        </w:rPr>
+        <w:t>.</w:t>
+      </w:r>
+    </w:p>
+    <w:p>
+      <w:pPr>
+        <w:rPr>
+          <w:rFonts w:ascii="Calibri" w:hAnsi="Calibri" w:cs="Calibri"/>
+          <w:sz w:val="28"/>
+          <w:szCs w:val="28"/>
+          <w:lang w:val="fr-MA"/>
+        </w:rPr>
+      </w:pPr>
+      <w:r>
+        <w:rPr>
+          <w:rFonts w:ascii="Calibri" w:hAnsi="Calibri" w:cs="Calibri"/>
+          <w:sz w:val="28"/>
+          <w:szCs w:val="28"/>
+          <w:rtl/>
+        </w:rPr>
+        <w:t>فمن يقرأ النص دون أن يقرأ الواقع،</w:t>
+      </w:r>
+      <w:r>
+        <w:rPr>
+          <w:rFonts w:ascii="Calibri" w:hAnsi="Calibri" w:cs="Calibri"/>
+          <w:sz w:val="28"/>
+          <w:szCs w:val="28"/>
+          <w:lang w:val="fr-MA"/>
+        </w:rPr>
+        <w:br/>
+      </w:r>
+      <w:r>
+        <w:rPr>
+          <w:rFonts w:ascii="Calibri" w:hAnsi="Calibri" w:cs="Calibri"/>
+          <w:sz w:val="28"/>
+          <w:szCs w:val="28"/>
+          <w:rtl/>
+        </w:rPr>
+        <w:t>أو يقرأ الواقع دون أن يرجع إلى النص،</w:t>
+      </w:r>
+      <w:r>
+        <w:rPr>
+          <w:rFonts w:ascii="Calibri" w:hAnsi="Calibri" w:cs="Calibri"/>
+          <w:sz w:val="28"/>
+          <w:szCs w:val="28"/>
+          <w:lang w:val="fr-MA"/>
+        </w:rPr>
+        <w:br/>
+      </w:r>
+      <w:r>
+        <w:rPr>
+          <w:rFonts w:ascii="Calibri" w:hAnsi="Calibri" w:cs="Calibri"/>
+          <w:sz w:val="28"/>
+          <w:szCs w:val="28"/>
+          <w:rtl/>
+        </w:rPr>
+        <w:t>فهو يجزّئ الحقيقة ويشوّه الفهم</w:t>
+      </w:r>
+      <w:r>
+        <w:rPr>
+          <w:rFonts w:ascii="Calibri" w:hAnsi="Calibri" w:cs="Calibri"/>
+          <w:sz w:val="28"/>
+          <w:szCs w:val="28"/>
+          <w:lang w:val="fr-MA"/>
+        </w:rPr>
+        <w:t>.</w:t>
+      </w:r>
+    </w:p>
+    <w:p>
+      <w:pPr>
+        <w:rPr>
+          <w:rFonts w:ascii="Calibri" w:hAnsi="Calibri" w:cs="Calibri"/>
+          <w:sz w:val="28"/>
+          <w:szCs w:val="28"/>
+          <w:lang w:val="fr-MA"/>
+        </w:rPr>
+      </w:pPr>
+    </w:p>
+    <w:p>
+      <w:pPr>
+        <w:rPr>
+          <w:rFonts w:ascii="Calibri" w:hAnsi="Calibri" w:cs="Calibri"/>
+          <w:b/>
+          <w:bCs/>
+          <w:sz w:val="28"/>
+          <w:szCs w:val="28"/>
+          <w:lang w:val="fr-MA"/>
+        </w:rPr>
+      </w:pPr>
+      <w:r>
+        <w:rPr>
+          <w:rFonts w:ascii="Calibri" w:hAnsi="Calibri" w:cs="Calibri"/>
+          <w:b/>
+          <w:bCs/>
+          <w:sz w:val="28"/>
+          <w:szCs w:val="28"/>
+          <w:rtl/>
+        </w:rPr>
+        <w:t>رابعاً: السنن الإلهية… القانون الخفي الذي يحكم كل شيء</w:t>
+      </w:r>
+    </w:p>
+    <w:p>
+      <w:pPr>
+        <w:rPr>
+          <w:rFonts w:ascii="Calibri" w:hAnsi="Calibri" w:cs="Calibri"/>
+          <w:sz w:val="28"/>
+          <w:szCs w:val="28"/>
+          <w:lang w:val="fr-MA"/>
+        </w:rPr>
+      </w:pPr>
+      <w:r>
+        <w:rPr>
+          <w:rFonts w:ascii="Calibri" w:hAnsi="Calibri" w:cs="Calibri"/>
+          <w:sz w:val="28"/>
+          <w:szCs w:val="28"/>
+          <w:rtl/>
+        </w:rPr>
+        <w:t>السنن ليست مفهوماً نظرياً،</w:t>
+      </w:r>
+      <w:r>
+        <w:rPr>
+          <w:rFonts w:ascii="Calibri" w:hAnsi="Calibri" w:cs="Calibri"/>
+          <w:sz w:val="28"/>
+          <w:szCs w:val="28"/>
+          <w:lang w:val="fr-MA"/>
+        </w:rPr>
+        <w:br/>
+      </w:r>
+      <w:r>
+        <w:rPr>
+          <w:rFonts w:ascii="Calibri" w:hAnsi="Calibri" w:cs="Calibri"/>
+          <w:sz w:val="28"/>
+          <w:szCs w:val="28"/>
+          <w:rtl/>
+        </w:rPr>
+        <w:t xml:space="preserve">بل هي </w:t>
+      </w:r>
+      <w:r>
+        <w:rPr>
+          <w:rFonts w:ascii="Calibri" w:hAnsi="Calibri" w:cs="Calibri"/>
+          <w:b/>
+          <w:bCs/>
+          <w:sz w:val="28"/>
+          <w:szCs w:val="28"/>
+          <w:rtl/>
+        </w:rPr>
+        <w:t>قوانين تشغيل الوجود</w:t>
+      </w:r>
+      <w:r>
+        <w:rPr>
+          <w:rFonts w:ascii="Calibri" w:hAnsi="Calibri" w:cs="Calibri"/>
+          <w:sz w:val="28"/>
+          <w:szCs w:val="28"/>
+          <w:lang w:val="fr-MA"/>
+        </w:rPr>
+        <w:t>.</w:t>
+      </w:r>
+    </w:p>
+    <w:p>
+      <w:pPr>
+        <w:rPr>
+          <w:rFonts w:ascii="Calibri" w:hAnsi="Calibri" w:cs="Calibri"/>
+          <w:sz w:val="28"/>
+          <w:szCs w:val="28"/>
+          <w:lang w:val="fr-MA"/>
+        </w:rPr>
+      </w:pPr>
+      <w:r>
+        <w:rPr>
+          <w:rFonts w:ascii="Calibri" w:hAnsi="Calibri" w:cs="Calibri"/>
+          <w:sz w:val="28"/>
+          <w:szCs w:val="28"/>
+          <w:rtl/>
+        </w:rPr>
+        <w:t>هي التي تربط بين</w:t>
+      </w:r>
+      <w:r>
+        <w:rPr>
+          <w:rFonts w:ascii="Calibri" w:hAnsi="Calibri" w:cs="Calibri"/>
+          <w:sz w:val="28"/>
+          <w:szCs w:val="28"/>
+          <w:lang w:val="fr-MA"/>
+        </w:rPr>
+        <w:t>:</w:t>
+      </w:r>
+    </w:p>
+    <w:p>
+      <w:pPr>
+        <w:numPr>
+          <w:ilvl w:val="0"/>
+          <w:numId w:val="62"/>
+        </w:numPr>
+        <w:rPr>
+          <w:rFonts w:ascii="Calibri" w:hAnsi="Calibri" w:cs="Calibri"/>
+          <w:sz w:val="28"/>
+          <w:szCs w:val="28"/>
+          <w:lang w:val="fr-MA"/>
+        </w:rPr>
+      </w:pPr>
+      <w:r>
+        <w:rPr>
+          <w:rFonts w:ascii="Calibri" w:hAnsi="Calibri" w:cs="Calibri"/>
+          <w:sz w:val="28"/>
+          <w:szCs w:val="28"/>
+          <w:rtl/>
+        </w:rPr>
+        <w:t>الفعل والنتيجة</w:t>
+      </w:r>
+    </w:p>
+    <w:p>
+      <w:pPr>
+        <w:numPr>
+          <w:ilvl w:val="0"/>
+          <w:numId w:val="62"/>
+        </w:numPr>
+        <w:rPr>
+          <w:rFonts w:ascii="Calibri" w:hAnsi="Calibri" w:cs="Calibri"/>
+          <w:sz w:val="28"/>
+          <w:szCs w:val="28"/>
+          <w:lang w:val="fr-MA"/>
+        </w:rPr>
+      </w:pPr>
+      <w:r>
+        <w:rPr>
+          <w:rFonts w:ascii="Calibri" w:hAnsi="Calibri" w:cs="Calibri"/>
+          <w:sz w:val="28"/>
+          <w:szCs w:val="28"/>
+          <w:rtl/>
+        </w:rPr>
+        <w:t>السبب والمآل</w:t>
+      </w:r>
+    </w:p>
+    <w:p>
+      <w:pPr>
+        <w:numPr>
+          <w:ilvl w:val="0"/>
+          <w:numId w:val="62"/>
+        </w:numPr>
+        <w:rPr>
+          <w:rFonts w:ascii="Calibri" w:hAnsi="Calibri" w:cs="Calibri"/>
+          <w:sz w:val="28"/>
+          <w:szCs w:val="28"/>
+          <w:lang w:val="fr-MA"/>
+        </w:rPr>
+      </w:pPr>
+      <w:r>
+        <w:rPr>
+          <w:rFonts w:ascii="Calibri" w:hAnsi="Calibri" w:cs="Calibri"/>
+          <w:sz w:val="28"/>
+          <w:szCs w:val="28"/>
+          <w:rtl/>
+        </w:rPr>
+        <w:t>السلوك والمصير</w:t>
+      </w:r>
+    </w:p>
+    <w:p>
+      <w:pPr>
+        <w:rPr>
+          <w:rFonts w:ascii="Calibri" w:hAnsi="Calibri" w:cs="Calibri"/>
+          <w:sz w:val="28"/>
+          <w:szCs w:val="28"/>
+          <w:lang w:val="fr-MA"/>
+        </w:rPr>
+      </w:pPr>
+      <w:r>
+        <w:rPr>
+          <w:rFonts w:ascii="Calibri" w:hAnsi="Calibri" w:cs="Calibri"/>
+          <w:sz w:val="28"/>
+          <w:szCs w:val="28"/>
+          <w:rtl/>
+        </w:rPr>
+        <w:t>لكن الخطأ الشائع هو اختزال السنن في نتائج فورية،</w:t>
+      </w:r>
+      <w:r>
+        <w:rPr>
+          <w:rFonts w:ascii="Calibri" w:hAnsi="Calibri" w:cs="Calibri"/>
+          <w:sz w:val="28"/>
+          <w:szCs w:val="28"/>
+          <w:lang w:val="fr-MA"/>
+        </w:rPr>
+        <w:br/>
+      </w:r>
+      <w:r>
+        <w:rPr>
+          <w:rFonts w:ascii="Calibri" w:hAnsi="Calibri" w:cs="Calibri"/>
+          <w:sz w:val="28"/>
+          <w:szCs w:val="28"/>
+          <w:rtl/>
+        </w:rPr>
+        <w:t>بينما هي تعمل ضمن شبكة معقدة، تتداخل فيها عوامل الغيب والشهادة</w:t>
+      </w:r>
+      <w:r>
+        <w:rPr>
+          <w:rFonts w:ascii="Calibri" w:hAnsi="Calibri" w:cs="Calibri"/>
+          <w:sz w:val="28"/>
+          <w:szCs w:val="28"/>
+          <w:lang w:val="fr-MA"/>
+        </w:rPr>
+        <w:t>.</w:t>
+      </w:r>
+    </w:p>
+    <w:p>
+      <w:pPr>
+        <w:rPr>
+          <w:rFonts w:ascii="Calibri" w:hAnsi="Calibri" w:cs="Calibri"/>
+          <w:sz w:val="28"/>
+          <w:szCs w:val="28"/>
+          <w:lang w:val="fr-MA"/>
+        </w:rPr>
+      </w:pPr>
+      <w:r>
+        <w:rPr>
+          <w:rFonts w:ascii="Calibri" w:hAnsi="Calibri" w:cs="Calibri"/>
+          <w:sz w:val="28"/>
+          <w:szCs w:val="28"/>
+          <w:rtl/>
+        </w:rPr>
+        <w:t>السنن هي الجسر الذي يجعل الغيب يتحقق في الشهادة</w:t>
+      </w:r>
+      <w:r>
+        <w:rPr>
+          <w:rFonts w:ascii="Calibri" w:hAnsi="Calibri" w:cs="Calibri"/>
+          <w:sz w:val="28"/>
+          <w:szCs w:val="28"/>
+          <w:lang w:val="fr-MA"/>
+        </w:rPr>
+        <w:t>.</w:t>
+      </w:r>
+    </w:p>
+    <w:p>
+      <w:pPr>
+        <w:rPr>
+          <w:rFonts w:ascii="Calibri" w:hAnsi="Calibri" w:cs="Calibri"/>
+          <w:sz w:val="28"/>
+          <w:szCs w:val="28"/>
+          <w:lang w:val="fr-MA"/>
+        </w:rPr>
+      </w:pPr>
+    </w:p>
+    <w:p>
+      <w:pPr>
+        <w:rPr>
+          <w:rFonts w:ascii="Calibri" w:hAnsi="Calibri" w:cs="Calibri"/>
+          <w:b/>
+          <w:bCs/>
+          <w:sz w:val="28"/>
+          <w:szCs w:val="28"/>
+          <w:lang w:val="fr-MA"/>
+        </w:rPr>
+      </w:pPr>
+      <w:r>
+        <w:rPr>
+          <w:rFonts w:ascii="Calibri" w:hAnsi="Calibri" w:cs="Calibri"/>
+          <w:b/>
+          <w:bCs/>
+          <w:sz w:val="28"/>
+          <w:szCs w:val="28"/>
+          <w:rtl/>
+        </w:rPr>
+        <w:t>خامساً: الغيب ليس غموضاً… بل بعدٌ من أبعاد النظام</w:t>
+      </w:r>
+    </w:p>
+    <w:p>
+      <w:pPr>
+        <w:rPr>
+          <w:rFonts w:ascii="Calibri" w:hAnsi="Calibri" w:cs="Calibri"/>
+          <w:sz w:val="28"/>
+          <w:szCs w:val="28"/>
+          <w:lang w:val="fr-MA"/>
+        </w:rPr>
+      </w:pPr>
+      <w:r>
+        <w:rPr>
+          <w:rFonts w:ascii="Calibri" w:hAnsi="Calibri" w:cs="Calibri"/>
+          <w:sz w:val="28"/>
+          <w:szCs w:val="28"/>
+          <w:rtl/>
+        </w:rPr>
+        <w:t>الغيب ليس منطقة مجهولة عبثية،</w:t>
+      </w:r>
+      <w:r>
+        <w:rPr>
+          <w:rFonts w:ascii="Calibri" w:hAnsi="Calibri" w:cs="Calibri"/>
+          <w:sz w:val="28"/>
+          <w:szCs w:val="28"/>
+          <w:lang w:val="fr-MA"/>
+        </w:rPr>
+        <w:br/>
+      </w:r>
+      <w:r>
+        <w:rPr>
+          <w:rFonts w:ascii="Calibri" w:hAnsi="Calibri" w:cs="Calibri"/>
+          <w:sz w:val="28"/>
+          <w:szCs w:val="28"/>
+          <w:rtl/>
+        </w:rPr>
+        <w:t xml:space="preserve">بل هو </w:t>
+      </w:r>
+      <w:r>
+        <w:rPr>
+          <w:rFonts w:ascii="Calibri" w:hAnsi="Calibri" w:cs="Calibri"/>
+          <w:b/>
+          <w:bCs/>
+          <w:sz w:val="28"/>
+          <w:szCs w:val="28"/>
+          <w:rtl/>
+        </w:rPr>
+        <w:t>بُعد غير مرئي من النظام الكوني</w:t>
+      </w:r>
+      <w:r>
+        <w:rPr>
+          <w:rFonts w:ascii="Calibri" w:hAnsi="Calibri" w:cs="Calibri"/>
+          <w:sz w:val="28"/>
+          <w:szCs w:val="28"/>
+          <w:lang w:val="fr-MA"/>
+        </w:rPr>
+        <w:t>.</w:t>
+      </w:r>
+    </w:p>
+    <w:p>
+      <w:pPr>
+        <w:rPr>
+          <w:rFonts w:ascii="Calibri" w:hAnsi="Calibri" w:cs="Calibri"/>
+          <w:sz w:val="28"/>
+          <w:szCs w:val="28"/>
+          <w:lang w:val="fr-MA"/>
+        </w:rPr>
+      </w:pPr>
+      <w:r>
+        <w:rPr>
+          <w:rFonts w:ascii="Calibri" w:hAnsi="Calibri" w:cs="Calibri"/>
+          <w:sz w:val="28"/>
+          <w:szCs w:val="28"/>
+          <w:rtl/>
+        </w:rPr>
+        <w:lastRenderedPageBreak/>
+        <w:t>نحن لا نراه، لكننا نرى آثاره</w:t>
+      </w:r>
+      <w:r>
+        <w:rPr>
+          <w:rFonts w:ascii="Calibri" w:hAnsi="Calibri" w:cs="Calibri"/>
+          <w:sz w:val="28"/>
+          <w:szCs w:val="28"/>
+          <w:lang w:val="fr-MA"/>
+        </w:rPr>
+        <w:t>.</w:t>
+      </w:r>
+    </w:p>
+    <w:p>
+      <w:pPr>
+        <w:rPr>
+          <w:rFonts w:ascii="Calibri" w:hAnsi="Calibri" w:cs="Calibri"/>
+          <w:sz w:val="28"/>
+          <w:szCs w:val="28"/>
+          <w:lang w:val="fr-MA"/>
+        </w:rPr>
+      </w:pPr>
+      <w:r>
+        <w:rPr>
+          <w:rFonts w:ascii="Calibri" w:hAnsi="Calibri" w:cs="Calibri"/>
+          <w:sz w:val="28"/>
+          <w:szCs w:val="28"/>
+          <w:rtl/>
+        </w:rPr>
+        <w:t>ومن هنا، يصبح الفهم الصحيح</w:t>
+      </w:r>
+      <w:r>
+        <w:rPr>
+          <w:rFonts w:ascii="Calibri" w:hAnsi="Calibri" w:cs="Calibri"/>
+          <w:sz w:val="28"/>
+          <w:szCs w:val="28"/>
+          <w:lang w:val="fr-MA"/>
+        </w:rPr>
+        <w:t>:</w:t>
+      </w:r>
+    </w:p>
+    <w:p>
+      <w:pPr>
+        <w:numPr>
+          <w:ilvl w:val="0"/>
+          <w:numId w:val="63"/>
+        </w:numPr>
+        <w:rPr>
+          <w:rFonts w:ascii="Calibri" w:hAnsi="Calibri" w:cs="Calibri"/>
+          <w:sz w:val="28"/>
+          <w:szCs w:val="28"/>
+          <w:lang w:val="fr-MA"/>
+        </w:rPr>
+      </w:pPr>
+      <w:r>
+        <w:rPr>
+          <w:rFonts w:ascii="Calibri" w:hAnsi="Calibri" w:cs="Calibri"/>
+          <w:sz w:val="28"/>
+          <w:szCs w:val="28"/>
+          <w:rtl/>
+        </w:rPr>
+        <w:t>الغيب = مصدر التأثير</w:t>
+      </w:r>
+    </w:p>
+    <w:p>
+      <w:pPr>
+        <w:numPr>
+          <w:ilvl w:val="0"/>
+          <w:numId w:val="63"/>
+        </w:numPr>
+        <w:rPr>
+          <w:rFonts w:ascii="Calibri" w:hAnsi="Calibri" w:cs="Calibri"/>
+          <w:sz w:val="28"/>
+          <w:szCs w:val="28"/>
+          <w:lang w:val="fr-MA"/>
+        </w:rPr>
+      </w:pPr>
+      <w:r>
+        <w:rPr>
+          <w:rFonts w:ascii="Calibri" w:hAnsi="Calibri" w:cs="Calibri"/>
+          <w:sz w:val="28"/>
+          <w:szCs w:val="28"/>
+          <w:rtl/>
+        </w:rPr>
+        <w:t>الشهادة = مجال الظهور</w:t>
+      </w:r>
+    </w:p>
+    <w:p>
+      <w:pPr>
+        <w:numPr>
+          <w:ilvl w:val="0"/>
+          <w:numId w:val="63"/>
+        </w:numPr>
+        <w:rPr>
+          <w:rFonts w:ascii="Calibri" w:hAnsi="Calibri" w:cs="Calibri"/>
+          <w:sz w:val="28"/>
+          <w:szCs w:val="28"/>
+          <w:lang w:val="fr-MA"/>
+        </w:rPr>
+      </w:pPr>
+      <w:r>
+        <w:rPr>
+          <w:rFonts w:ascii="Calibri" w:hAnsi="Calibri" w:cs="Calibri"/>
+          <w:sz w:val="28"/>
+          <w:szCs w:val="28"/>
+          <w:rtl/>
+        </w:rPr>
+        <w:t>السنن = آلية الربط بينهما</w:t>
+      </w:r>
+    </w:p>
+    <w:p>
+      <w:pPr>
+        <w:rPr>
+          <w:rFonts w:ascii="Calibri" w:hAnsi="Calibri" w:cs="Calibri"/>
+          <w:sz w:val="28"/>
+          <w:szCs w:val="28"/>
+          <w:lang w:val="fr-MA"/>
+        </w:rPr>
+      </w:pPr>
+      <w:r>
+        <w:rPr>
+          <w:rFonts w:ascii="Calibri" w:hAnsi="Calibri" w:cs="Calibri"/>
+          <w:sz w:val="28"/>
+          <w:szCs w:val="28"/>
+          <w:rtl/>
+        </w:rPr>
+        <w:t>فمن يفصل بينها، يفقد القدرة على رؤية الصورة الكاملة للوجود</w:t>
+      </w:r>
+      <w:r>
+        <w:rPr>
+          <w:rFonts w:ascii="Calibri" w:hAnsi="Calibri" w:cs="Calibri"/>
+          <w:sz w:val="28"/>
+          <w:szCs w:val="28"/>
+          <w:lang w:val="fr-MA"/>
+        </w:rPr>
+        <w:t>.</w:t>
+      </w:r>
+    </w:p>
+    <w:p>
+      <w:pPr>
+        <w:rPr>
+          <w:rFonts w:ascii="Calibri" w:hAnsi="Calibri" w:cs="Calibri"/>
+          <w:sz w:val="28"/>
+          <w:szCs w:val="28"/>
+          <w:lang w:val="fr-MA"/>
+        </w:rPr>
+      </w:pPr>
+    </w:p>
+    <w:p>
+      <w:pPr>
+        <w:rPr>
+          <w:rFonts w:ascii="Calibri" w:hAnsi="Calibri" w:cs="Calibri"/>
+          <w:b/>
+          <w:bCs/>
+          <w:sz w:val="28"/>
+          <w:szCs w:val="28"/>
+          <w:lang w:val="fr-MA"/>
+        </w:rPr>
+      </w:pPr>
+      <w:r>
+        <w:rPr>
+          <w:rFonts w:ascii="Calibri" w:hAnsi="Calibri" w:cs="Calibri"/>
+          <w:b/>
+          <w:bCs/>
+          <w:sz w:val="28"/>
+          <w:szCs w:val="28"/>
+          <w:rtl/>
+        </w:rPr>
+        <w:t>سادساً: الذكر ليس تكراراً… بل ثمرة وعي</w:t>
+      </w:r>
+    </w:p>
+    <w:p>
+      <w:pPr>
+        <w:rPr>
+          <w:rFonts w:ascii="Calibri" w:hAnsi="Calibri" w:cs="Calibri"/>
+          <w:sz w:val="28"/>
+          <w:szCs w:val="28"/>
+          <w:lang w:val="fr-MA"/>
+        </w:rPr>
+      </w:pPr>
+      <w:r>
+        <w:rPr>
+          <w:rFonts w:ascii="Calibri" w:hAnsi="Calibri" w:cs="Calibri"/>
+          <w:sz w:val="28"/>
+          <w:szCs w:val="28"/>
+          <w:rtl/>
+        </w:rPr>
+        <w:t>الذكر الحقيقي ليس مجرد لسان،</w:t>
+      </w:r>
+      <w:r>
+        <w:rPr>
+          <w:rFonts w:ascii="Calibri" w:hAnsi="Calibri" w:cs="Calibri"/>
+          <w:sz w:val="28"/>
+          <w:szCs w:val="28"/>
+          <w:lang w:val="fr-MA"/>
+        </w:rPr>
+        <w:br/>
+      </w:r>
+      <w:r>
+        <w:rPr>
+          <w:rFonts w:ascii="Calibri" w:hAnsi="Calibri" w:cs="Calibri"/>
+          <w:sz w:val="28"/>
+          <w:szCs w:val="28"/>
+          <w:rtl/>
+        </w:rPr>
+        <w:t xml:space="preserve">بل هو </w:t>
+      </w:r>
+      <w:r>
+        <w:rPr>
+          <w:rFonts w:ascii="Calibri" w:hAnsi="Calibri" w:cs="Calibri"/>
+          <w:b/>
+          <w:bCs/>
+          <w:sz w:val="28"/>
+          <w:szCs w:val="28"/>
+          <w:rtl/>
+        </w:rPr>
+        <w:t>حالة وعي ناتجة عن التدبر</w:t>
+      </w:r>
+      <w:r>
+        <w:rPr>
+          <w:rFonts w:ascii="Calibri" w:hAnsi="Calibri" w:cs="Calibri"/>
+          <w:sz w:val="28"/>
+          <w:szCs w:val="28"/>
+          <w:lang w:val="fr-MA"/>
+        </w:rPr>
+        <w:t>.</w:t>
+      </w:r>
+    </w:p>
+    <w:p>
+      <w:pPr>
+        <w:rPr>
+          <w:rFonts w:ascii="Calibri" w:hAnsi="Calibri" w:cs="Calibri"/>
+          <w:sz w:val="28"/>
+          <w:szCs w:val="28"/>
+          <w:lang w:val="fr-MA"/>
+        </w:rPr>
+      </w:pPr>
+      <w:r>
+        <w:rPr>
+          <w:rFonts w:ascii="Calibri" w:hAnsi="Calibri" w:cs="Calibri"/>
+          <w:sz w:val="28"/>
+          <w:szCs w:val="28"/>
+          <w:rtl/>
+        </w:rPr>
+        <w:t>هو ما يتبقى فيك بعد أن</w:t>
+      </w:r>
+      <w:r>
+        <w:rPr>
+          <w:rFonts w:ascii="Calibri" w:hAnsi="Calibri" w:cs="Calibri"/>
+          <w:sz w:val="28"/>
+          <w:szCs w:val="28"/>
+          <w:lang w:val="fr-MA"/>
+        </w:rPr>
+        <w:t>:</w:t>
+      </w:r>
+    </w:p>
+    <w:p>
+      <w:pPr>
+        <w:numPr>
+          <w:ilvl w:val="0"/>
+          <w:numId w:val="64"/>
+        </w:numPr>
+        <w:rPr>
+          <w:rFonts w:ascii="Calibri" w:hAnsi="Calibri" w:cs="Calibri"/>
+          <w:sz w:val="28"/>
+          <w:szCs w:val="28"/>
+          <w:lang w:val="fr-MA"/>
+        </w:rPr>
+      </w:pPr>
+      <w:r>
+        <w:rPr>
+          <w:rFonts w:ascii="Calibri" w:hAnsi="Calibri" w:cs="Calibri"/>
+          <w:sz w:val="28"/>
+          <w:szCs w:val="28"/>
+          <w:rtl/>
+        </w:rPr>
+        <w:t>تفهم</w:t>
+      </w:r>
+    </w:p>
+    <w:p>
+      <w:pPr>
+        <w:numPr>
+          <w:ilvl w:val="0"/>
+          <w:numId w:val="64"/>
+        </w:numPr>
+        <w:rPr>
+          <w:rFonts w:ascii="Calibri" w:hAnsi="Calibri" w:cs="Calibri"/>
+          <w:sz w:val="28"/>
+          <w:szCs w:val="28"/>
+          <w:lang w:val="fr-MA"/>
+        </w:rPr>
+      </w:pPr>
+      <w:r>
+        <w:rPr>
+          <w:rFonts w:ascii="Calibri" w:hAnsi="Calibri" w:cs="Calibri"/>
+          <w:sz w:val="28"/>
+          <w:szCs w:val="28"/>
+          <w:rtl/>
+        </w:rPr>
+        <w:t>وتربط</w:t>
+      </w:r>
+    </w:p>
+    <w:p>
+      <w:pPr>
+        <w:numPr>
+          <w:ilvl w:val="0"/>
+          <w:numId w:val="64"/>
+        </w:numPr>
+        <w:rPr>
+          <w:rFonts w:ascii="Calibri" w:hAnsi="Calibri" w:cs="Calibri"/>
+          <w:sz w:val="28"/>
+          <w:szCs w:val="28"/>
+          <w:lang w:val="fr-MA"/>
+        </w:rPr>
+      </w:pPr>
+      <w:r>
+        <w:rPr>
+          <w:rFonts w:ascii="Calibri" w:hAnsi="Calibri" w:cs="Calibri"/>
+          <w:sz w:val="28"/>
+          <w:szCs w:val="28"/>
+          <w:rtl/>
+        </w:rPr>
+        <w:t>وتستوعب</w:t>
+      </w:r>
+    </w:p>
+    <w:p>
+      <w:pPr>
+        <w:rPr>
+          <w:rFonts w:ascii="Calibri" w:hAnsi="Calibri" w:cs="Calibri"/>
+          <w:sz w:val="28"/>
+          <w:szCs w:val="28"/>
+          <w:lang w:val="fr-MA"/>
+        </w:rPr>
+      </w:pPr>
+      <w:r>
+        <w:rPr>
+          <w:rFonts w:ascii="Calibri" w:hAnsi="Calibri" w:cs="Calibri"/>
+          <w:sz w:val="28"/>
+          <w:szCs w:val="28"/>
+          <w:rtl/>
+        </w:rPr>
+        <w:t>كأنك تستخرج من القرآن كنوزاً معرفية،</w:t>
+      </w:r>
+      <w:r>
+        <w:rPr>
+          <w:rFonts w:ascii="Calibri" w:hAnsi="Calibri" w:cs="Calibri"/>
+          <w:sz w:val="28"/>
+          <w:szCs w:val="28"/>
+          <w:lang w:val="fr-MA"/>
+        </w:rPr>
+        <w:br/>
+      </w:r>
+      <w:r>
+        <w:rPr>
+          <w:rFonts w:ascii="Calibri" w:hAnsi="Calibri" w:cs="Calibri"/>
+          <w:sz w:val="28"/>
+          <w:szCs w:val="28"/>
+          <w:rtl/>
+        </w:rPr>
+        <w:t xml:space="preserve">فتتحول الآيات من كلمات تُتلى، إلى </w:t>
+      </w:r>
+      <w:r>
+        <w:rPr>
+          <w:rFonts w:ascii="Calibri" w:hAnsi="Calibri" w:cs="Calibri"/>
+          <w:b/>
+          <w:bCs/>
+          <w:sz w:val="28"/>
+          <w:szCs w:val="28"/>
+          <w:rtl/>
+        </w:rPr>
+        <w:t>بصائر تُبنى</w:t>
+      </w:r>
+      <w:r>
+        <w:rPr>
+          <w:rFonts w:ascii="Calibri" w:hAnsi="Calibri" w:cs="Calibri"/>
+          <w:sz w:val="28"/>
+          <w:szCs w:val="28"/>
+          <w:lang w:val="fr-MA"/>
+        </w:rPr>
+        <w:t>.</w:t>
+      </w:r>
+    </w:p>
+    <w:p>
+      <w:pPr>
+        <w:rPr>
+          <w:rFonts w:ascii="Calibri" w:hAnsi="Calibri" w:cs="Calibri"/>
+          <w:sz w:val="28"/>
+          <w:szCs w:val="28"/>
+          <w:lang w:val="fr-MA"/>
+        </w:rPr>
+      </w:pPr>
+    </w:p>
+    <w:p>
+      <w:pPr>
+        <w:rPr>
+          <w:rFonts w:ascii="Calibri" w:hAnsi="Calibri" w:cs="Calibri"/>
+          <w:b/>
+          <w:bCs/>
+          <w:sz w:val="28"/>
+          <w:szCs w:val="28"/>
+          <w:lang w:val="fr-MA"/>
+        </w:rPr>
+      </w:pPr>
+      <w:r>
+        <w:rPr>
+          <w:rFonts w:ascii="Calibri" w:hAnsi="Calibri" w:cs="Calibri"/>
+          <w:b/>
+          <w:bCs/>
+          <w:sz w:val="28"/>
+          <w:szCs w:val="28"/>
+          <w:rtl/>
+        </w:rPr>
+        <w:t>سابعاً: رفض الاستهزاء… وبناء ثقافة الحوار</w:t>
+      </w:r>
+    </w:p>
+    <w:p>
+      <w:pPr>
+        <w:rPr>
+          <w:rFonts w:ascii="Calibri" w:hAnsi="Calibri" w:cs="Calibri"/>
+          <w:sz w:val="28"/>
+          <w:szCs w:val="28"/>
+          <w:lang w:val="fr-MA"/>
+        </w:rPr>
+      </w:pPr>
+      <w:r>
+        <w:rPr>
+          <w:rFonts w:ascii="Calibri" w:hAnsi="Calibri" w:cs="Calibri"/>
+          <w:sz w:val="28"/>
+          <w:szCs w:val="28"/>
+          <w:rtl/>
+        </w:rPr>
+        <w:t>التدبر ليس حكراً على أحد،</w:t>
+      </w:r>
+      <w:r>
+        <w:rPr>
+          <w:rFonts w:ascii="Calibri" w:hAnsi="Calibri" w:cs="Calibri"/>
+          <w:sz w:val="28"/>
+          <w:szCs w:val="28"/>
+          <w:lang w:val="fr-MA"/>
+        </w:rPr>
+        <w:br/>
+      </w:r>
+      <w:r>
+        <w:rPr>
+          <w:rFonts w:ascii="Calibri" w:hAnsi="Calibri" w:cs="Calibri"/>
+          <w:sz w:val="28"/>
+          <w:szCs w:val="28"/>
+          <w:rtl/>
+        </w:rPr>
+        <w:t>ولا حقاً حصرياً لفئة دون أخرى</w:t>
+      </w:r>
+      <w:r>
+        <w:rPr>
+          <w:rFonts w:ascii="Calibri" w:hAnsi="Calibri" w:cs="Calibri"/>
+          <w:sz w:val="28"/>
+          <w:szCs w:val="28"/>
+          <w:lang w:val="fr-MA"/>
+        </w:rPr>
+        <w:t>.</w:t>
+      </w:r>
+    </w:p>
+    <w:p>
+      <w:pPr>
+        <w:rPr>
+          <w:rFonts w:ascii="Calibri" w:hAnsi="Calibri" w:cs="Calibri"/>
+          <w:sz w:val="28"/>
+          <w:szCs w:val="28"/>
+          <w:lang w:val="fr-MA"/>
+        </w:rPr>
+      </w:pPr>
+      <w:r>
+        <w:rPr>
+          <w:rFonts w:ascii="Calibri" w:hAnsi="Calibri" w:cs="Calibri"/>
+          <w:sz w:val="28"/>
+          <w:szCs w:val="28"/>
+          <w:rtl/>
+        </w:rPr>
+        <w:t>كل محاولة للفهم هي خطوة في الطريق،</w:t>
+      </w:r>
+      <w:r>
+        <w:rPr>
+          <w:rFonts w:ascii="Calibri" w:hAnsi="Calibri" w:cs="Calibri"/>
+          <w:sz w:val="28"/>
+          <w:szCs w:val="28"/>
+          <w:lang w:val="fr-MA"/>
+        </w:rPr>
+        <w:br/>
+      </w:r>
+      <w:r>
+        <w:rPr>
+          <w:rFonts w:ascii="Calibri" w:hAnsi="Calibri" w:cs="Calibri"/>
+          <w:sz w:val="28"/>
+          <w:szCs w:val="28"/>
+          <w:rtl/>
+        </w:rPr>
+        <w:t>سواء صدرت من</w:t>
+      </w:r>
+      <w:r>
+        <w:rPr>
+          <w:rFonts w:ascii="Calibri" w:hAnsi="Calibri" w:cs="Calibri"/>
+          <w:sz w:val="28"/>
+          <w:szCs w:val="28"/>
+          <w:lang w:val="fr-MA"/>
+        </w:rPr>
+        <w:t>:</w:t>
+      </w:r>
+    </w:p>
+    <w:p>
+      <w:pPr>
+        <w:numPr>
+          <w:ilvl w:val="0"/>
+          <w:numId w:val="65"/>
+        </w:numPr>
+        <w:rPr>
+          <w:rFonts w:ascii="Calibri" w:hAnsi="Calibri" w:cs="Calibri"/>
+          <w:sz w:val="28"/>
+          <w:szCs w:val="28"/>
+          <w:lang w:val="fr-MA"/>
+        </w:rPr>
+      </w:pPr>
+      <w:r>
+        <w:rPr>
+          <w:rFonts w:ascii="Calibri" w:hAnsi="Calibri" w:cs="Calibri"/>
+          <w:sz w:val="28"/>
+          <w:szCs w:val="28"/>
+          <w:rtl/>
+        </w:rPr>
+        <w:t>عالم</w:t>
+      </w:r>
+    </w:p>
+    <w:p>
+      <w:pPr>
+        <w:numPr>
+          <w:ilvl w:val="0"/>
+          <w:numId w:val="65"/>
+        </w:numPr>
+        <w:rPr>
+          <w:rFonts w:ascii="Calibri" w:hAnsi="Calibri" w:cs="Calibri"/>
+          <w:sz w:val="28"/>
+          <w:szCs w:val="28"/>
+          <w:lang w:val="fr-MA"/>
+        </w:rPr>
+      </w:pPr>
+      <w:r>
+        <w:rPr>
+          <w:rFonts w:ascii="Calibri" w:hAnsi="Calibri" w:cs="Calibri"/>
+          <w:sz w:val="28"/>
+          <w:szCs w:val="28"/>
+          <w:rtl/>
+        </w:rPr>
+        <w:t>باحث</w:t>
+      </w:r>
+    </w:p>
+    <w:p>
+      <w:pPr>
+        <w:numPr>
+          <w:ilvl w:val="0"/>
+          <w:numId w:val="65"/>
+        </w:numPr>
+        <w:rPr>
+          <w:rFonts w:ascii="Calibri" w:hAnsi="Calibri" w:cs="Calibri"/>
+          <w:sz w:val="28"/>
+          <w:szCs w:val="28"/>
+          <w:lang w:val="fr-MA"/>
+        </w:rPr>
+      </w:pPr>
+      <w:r>
+        <w:rPr>
+          <w:rFonts w:ascii="Calibri" w:hAnsi="Calibri" w:cs="Calibri"/>
+          <w:sz w:val="28"/>
+          <w:szCs w:val="28"/>
+          <w:rtl/>
+        </w:rPr>
+        <w:t>أو حتى مخالف فكرياً</w:t>
+      </w:r>
+    </w:p>
+    <w:p>
+      <w:pPr>
+        <w:rPr>
+          <w:rFonts w:ascii="Calibri" w:hAnsi="Calibri" w:cs="Calibri"/>
+          <w:sz w:val="28"/>
+          <w:szCs w:val="28"/>
+          <w:lang w:val="fr-MA"/>
+        </w:rPr>
+      </w:pPr>
+      <w:r>
+        <w:rPr>
+          <w:rFonts w:ascii="Calibri" w:hAnsi="Calibri" w:cs="Calibri"/>
+          <w:sz w:val="28"/>
+          <w:szCs w:val="28"/>
+          <w:rtl/>
+        </w:rPr>
+        <w:lastRenderedPageBreak/>
+        <w:t>لكن في المقابل</w:t>
+      </w:r>
+      <w:r>
+        <w:rPr>
+          <w:rFonts w:ascii="Calibri" w:hAnsi="Calibri" w:cs="Calibri"/>
+          <w:sz w:val="28"/>
+          <w:szCs w:val="28"/>
+          <w:lang w:val="fr-MA"/>
+        </w:rPr>
+        <w:t>:</w:t>
+      </w:r>
+    </w:p>
+    <w:p>
+      <w:pPr>
+        <w:rPr>
+          <w:rFonts w:ascii="Calibri" w:hAnsi="Calibri" w:cs="Calibri"/>
+          <w:sz w:val="28"/>
+          <w:szCs w:val="28"/>
+          <w:lang w:val="fr-MA"/>
+        </w:rPr>
+      </w:pPr>
+      <w:r>
+        <w:rPr>
+          <w:rFonts w:ascii="Calibri" w:hAnsi="Calibri" w:cs="Calibri"/>
+          <w:sz w:val="28"/>
+          <w:szCs w:val="28"/>
+          <w:rtl/>
+        </w:rPr>
+        <w:t>لا ينبغي تحويل الاجتهاد إلى يقين مطلق،</w:t>
+      </w:r>
+      <w:r>
+        <w:rPr>
+          <w:rFonts w:ascii="Calibri" w:hAnsi="Calibri" w:cs="Calibri"/>
+          <w:sz w:val="28"/>
+          <w:szCs w:val="28"/>
+          <w:lang w:val="fr-MA"/>
+        </w:rPr>
+        <w:br/>
+      </w:r>
+      <w:r>
+        <w:rPr>
+          <w:rFonts w:ascii="Calibri" w:hAnsi="Calibri" w:cs="Calibri"/>
+          <w:sz w:val="28"/>
+          <w:szCs w:val="28"/>
+          <w:rtl/>
+        </w:rPr>
+        <w:t>ولا تحويل الاختلاف إلى سخرية أو إقصاء</w:t>
+      </w:r>
+      <w:r>
+        <w:rPr>
+          <w:rFonts w:ascii="Calibri" w:hAnsi="Calibri" w:cs="Calibri"/>
+          <w:sz w:val="28"/>
+          <w:szCs w:val="28"/>
+          <w:lang w:val="fr-MA"/>
+        </w:rPr>
+        <w:t>.</w:t>
+      </w:r>
+    </w:p>
+    <w:p>
+      <w:pPr>
+        <w:rPr>
+          <w:rFonts w:ascii="Calibri" w:hAnsi="Calibri" w:cs="Calibri"/>
+          <w:sz w:val="28"/>
+          <w:szCs w:val="28"/>
+          <w:lang w:val="fr-MA"/>
+        </w:rPr>
+      </w:pPr>
+      <w:r>
+        <w:rPr>
+          <w:rFonts w:ascii="Calibri" w:hAnsi="Calibri" w:cs="Calibri"/>
+          <w:sz w:val="28"/>
+          <w:szCs w:val="28"/>
+          <w:rtl/>
+        </w:rPr>
+        <w:t>الفكر يُبنى بالحوار،</w:t>
+      </w:r>
+      <w:r>
+        <w:rPr>
+          <w:rFonts w:ascii="Calibri" w:hAnsi="Calibri" w:cs="Calibri"/>
+          <w:sz w:val="28"/>
+          <w:szCs w:val="28"/>
+          <w:lang w:val="fr-MA"/>
+        </w:rPr>
+        <w:br/>
+      </w:r>
+      <w:r>
+        <w:rPr>
+          <w:rFonts w:ascii="Calibri" w:hAnsi="Calibri" w:cs="Calibri"/>
+          <w:sz w:val="28"/>
+          <w:szCs w:val="28"/>
+          <w:rtl/>
+        </w:rPr>
+        <w:t>لا بالاستهزاء،</w:t>
+      </w:r>
+      <w:r>
+        <w:rPr>
+          <w:rFonts w:ascii="Calibri" w:hAnsi="Calibri" w:cs="Calibri"/>
+          <w:sz w:val="28"/>
+          <w:szCs w:val="28"/>
+          <w:lang w:val="fr-MA"/>
+        </w:rPr>
+        <w:br/>
+      </w:r>
+      <w:r>
+        <w:rPr>
+          <w:rFonts w:ascii="Calibri" w:hAnsi="Calibri" w:cs="Calibri"/>
+          <w:sz w:val="28"/>
+          <w:szCs w:val="28"/>
+          <w:rtl/>
+        </w:rPr>
+        <w:t>ويُصقل بالنقاش، لا بالإلغاء</w:t>
+      </w:r>
+      <w:r>
+        <w:rPr>
+          <w:rFonts w:ascii="Calibri" w:hAnsi="Calibri" w:cs="Calibri"/>
+          <w:sz w:val="28"/>
+          <w:szCs w:val="28"/>
+          <w:lang w:val="fr-MA"/>
+        </w:rPr>
+        <w:t>.</w:t>
+      </w:r>
+    </w:p>
+    <w:p>
+      <w:pPr>
+        <w:rPr>
+          <w:rFonts w:ascii="Calibri" w:hAnsi="Calibri" w:cs="Calibri"/>
+          <w:sz w:val="28"/>
+          <w:szCs w:val="28"/>
+          <w:lang w:val="fr-MA"/>
+        </w:rPr>
+      </w:pPr>
+    </w:p>
+    <w:p>
+      <w:pPr>
+        <w:rPr>
+          <w:rFonts w:ascii="Calibri" w:hAnsi="Calibri" w:cs="Calibri"/>
+          <w:b/>
+          <w:bCs/>
+          <w:sz w:val="28"/>
+          <w:szCs w:val="28"/>
+          <w:lang w:val="fr-MA"/>
+        </w:rPr>
+      </w:pPr>
+      <w:r>
+        <w:rPr>
+          <w:rFonts w:ascii="Calibri" w:hAnsi="Calibri" w:cs="Calibri"/>
+          <w:b/>
+          <w:bCs/>
+          <w:sz w:val="28"/>
+          <w:szCs w:val="28"/>
+          <w:rtl/>
+        </w:rPr>
+        <w:t>ثامناً: نحو نموذج متكامل للفهم</w:t>
+      </w:r>
+    </w:p>
+    <w:p>
+      <w:pPr>
+        <w:rPr>
+          <w:rFonts w:ascii="Calibri" w:hAnsi="Calibri" w:cs="Calibri"/>
+          <w:sz w:val="28"/>
+          <w:szCs w:val="28"/>
+          <w:lang w:val="fr-MA"/>
+        </w:rPr>
+      </w:pPr>
+      <w:r>
+        <w:rPr>
+          <w:rFonts w:ascii="Calibri" w:hAnsi="Calibri" w:cs="Calibri"/>
+          <w:sz w:val="28"/>
+          <w:szCs w:val="28"/>
+          <w:rtl/>
+        </w:rPr>
+        <w:t>النموذج الذي نطرحه ليس بديلاً عن الدين،</w:t>
+      </w:r>
+      <w:r>
+        <w:rPr>
+          <w:rFonts w:ascii="Calibri" w:hAnsi="Calibri" w:cs="Calibri"/>
+          <w:sz w:val="28"/>
+          <w:szCs w:val="28"/>
+          <w:lang w:val="fr-MA"/>
+        </w:rPr>
+        <w:br/>
+      </w:r>
+      <w:r>
+        <w:rPr>
+          <w:rFonts w:ascii="Calibri" w:hAnsi="Calibri" w:cs="Calibri"/>
+          <w:sz w:val="28"/>
+          <w:szCs w:val="28"/>
+          <w:rtl/>
+        </w:rPr>
+        <w:t>بل هو محاولة لإعادة تقديمه في صورته المتكاملة</w:t>
+      </w:r>
+      <w:r>
+        <w:rPr>
+          <w:rFonts w:ascii="Calibri" w:hAnsi="Calibri" w:cs="Calibri"/>
+          <w:sz w:val="28"/>
+          <w:szCs w:val="28"/>
+          <w:lang w:val="fr-MA"/>
+        </w:rPr>
+        <w:t>:</w:t>
+      </w:r>
+    </w:p>
+    <w:p>
+      <w:pPr>
+        <w:rPr>
+          <w:rFonts w:ascii="Calibri" w:hAnsi="Calibri" w:cs="Calibri"/>
+          <w:sz w:val="28"/>
+          <w:szCs w:val="28"/>
+          <w:lang w:val="fr-MA"/>
+        </w:rPr>
+      </w:pPr>
+      <w:r>
+        <w:rPr>
+          <w:rFonts w:ascii="Calibri" w:hAnsi="Calibri" w:cs="Calibri"/>
+          <w:b/>
+          <w:bCs/>
+          <w:sz w:val="28"/>
+          <w:szCs w:val="28"/>
+          <w:rtl/>
+        </w:rPr>
+        <w:t>شهادة ↔ غيب ↔ سنن</w:t>
+      </w:r>
+    </w:p>
+    <w:p>
+      <w:pPr>
+        <w:numPr>
+          <w:ilvl w:val="0"/>
+          <w:numId w:val="66"/>
+        </w:numPr>
+        <w:rPr>
+          <w:rFonts w:ascii="Calibri" w:hAnsi="Calibri" w:cs="Calibri"/>
+          <w:sz w:val="28"/>
+          <w:szCs w:val="28"/>
+          <w:lang w:val="fr-MA"/>
+        </w:rPr>
+      </w:pPr>
+      <w:r>
+        <w:rPr>
+          <w:rFonts w:ascii="Calibri" w:hAnsi="Calibri" w:cs="Calibri"/>
+          <w:sz w:val="28"/>
+          <w:szCs w:val="28"/>
+          <w:rtl/>
+        </w:rPr>
+        <w:t>الشهادة: ما نعيشه ونراه</w:t>
+      </w:r>
+    </w:p>
+    <w:p>
+      <w:pPr>
+        <w:numPr>
+          <w:ilvl w:val="0"/>
+          <w:numId w:val="66"/>
+        </w:numPr>
+        <w:rPr>
+          <w:rFonts w:ascii="Calibri" w:hAnsi="Calibri" w:cs="Calibri"/>
+          <w:sz w:val="28"/>
+          <w:szCs w:val="28"/>
+          <w:lang w:val="fr-MA"/>
+        </w:rPr>
+      </w:pPr>
+      <w:r>
+        <w:rPr>
+          <w:rFonts w:ascii="Calibri" w:hAnsi="Calibri" w:cs="Calibri"/>
+          <w:sz w:val="28"/>
+          <w:szCs w:val="28"/>
+          <w:rtl/>
+        </w:rPr>
+        <w:t>الغيب: ما يحكم ولا يُرى</w:t>
+      </w:r>
+    </w:p>
+    <w:p>
+      <w:pPr>
+        <w:numPr>
+          <w:ilvl w:val="0"/>
+          <w:numId w:val="66"/>
+        </w:numPr>
+        <w:rPr>
+          <w:rFonts w:ascii="Calibri" w:hAnsi="Calibri" w:cs="Calibri"/>
+          <w:sz w:val="28"/>
+          <w:szCs w:val="28"/>
+          <w:lang w:val="fr-MA"/>
+        </w:rPr>
+      </w:pPr>
+      <w:r>
+        <w:rPr>
+          <w:rFonts w:ascii="Calibri" w:hAnsi="Calibri" w:cs="Calibri"/>
+          <w:sz w:val="28"/>
+          <w:szCs w:val="28"/>
+          <w:rtl/>
+        </w:rPr>
+        <w:t>السنن: القوانين التي تربط بينهما</w:t>
+      </w:r>
+    </w:p>
+    <w:p>
+      <w:pPr>
+        <w:rPr>
+          <w:rFonts w:ascii="Calibri" w:hAnsi="Calibri" w:cs="Calibri"/>
+          <w:sz w:val="28"/>
+          <w:szCs w:val="28"/>
+          <w:lang w:val="fr-MA"/>
+        </w:rPr>
+      </w:pPr>
+      <w:r>
+        <w:rPr>
+          <w:rFonts w:ascii="Calibri" w:hAnsi="Calibri" w:cs="Calibri"/>
+          <w:sz w:val="28"/>
+          <w:szCs w:val="28"/>
+          <w:rtl/>
+        </w:rPr>
+        <w:t>وفي مركز هذا النموذج</w:t>
+      </w:r>
+      <w:r>
+        <w:rPr>
+          <w:rFonts w:ascii="Calibri" w:hAnsi="Calibri" w:cs="Calibri"/>
+          <w:sz w:val="28"/>
+          <w:szCs w:val="28"/>
+          <w:lang w:val="fr-MA"/>
+        </w:rPr>
+        <w:t>:</w:t>
+      </w:r>
+      <w:r>
+        <w:rPr>
+          <w:rFonts w:ascii="Calibri" w:hAnsi="Calibri" w:cs="Calibri"/>
+          <w:sz w:val="28"/>
+          <w:szCs w:val="28"/>
+          <w:lang w:val="fr-MA"/>
+        </w:rPr>
+        <w:br/>
+      </w:r>
+      <w:r>
+        <w:rPr>
+          <w:rFonts w:ascii="Calibri" w:hAnsi="Calibri" w:cs="Calibri"/>
+          <w:b/>
+          <w:bCs/>
+          <w:sz w:val="28"/>
+          <w:szCs w:val="28"/>
+          <w:rtl/>
+        </w:rPr>
+        <w:t>التدبر + العقل + الوعي</w:t>
+      </w:r>
+    </w:p>
+    <w:p>
+      <w:pPr>
+        <w:rPr>
+          <w:rFonts w:ascii="Calibri" w:hAnsi="Calibri" w:cs="Calibri"/>
+          <w:sz w:val="28"/>
+          <w:szCs w:val="28"/>
+          <w:lang w:val="fr-MA"/>
+        </w:rPr>
+      </w:pPr>
+      <w:r>
+        <w:rPr>
+          <w:rFonts w:ascii="Calibri" w:hAnsi="Calibri" w:cs="Calibri"/>
+          <w:sz w:val="28"/>
+          <w:szCs w:val="28"/>
+          <w:lang w:val="fr-MA"/>
+        </w:rPr>
+        <w:pict w14:anchorId="60F8932D">
+          <v:rect id="_x0000_i1037" style="width:0;height:1.5pt" o:hralign="center" o:hrstd="t" o:hr="t" fillcolor="#a0a0a0" stroked="f"/>
+        </w:pict>
+      </w:r>
+    </w:p>
+    <w:p>
+      <w:pPr>
+        <w:rPr>
+          <w:rFonts w:ascii="Calibri" w:hAnsi="Calibri" w:cs="Calibri"/>
+          <w:b/>
+          <w:bCs/>
+          <w:sz w:val="28"/>
+          <w:szCs w:val="28"/>
+          <w:lang w:val="fr-MA"/>
+        </w:rPr>
+      </w:pPr>
+      <w:r>
+        <w:rPr>
+          <w:rFonts w:ascii="Calibri" w:hAnsi="Calibri" w:cs="Calibri"/>
+          <w:b/>
+          <w:bCs/>
+          <w:sz w:val="28"/>
+          <w:szCs w:val="28"/>
+          <w:rtl/>
+        </w:rPr>
+        <w:t>ختام البيان</w:t>
+      </w:r>
+    </w:p>
+    <w:p>
+      <w:pPr>
+        <w:rPr>
+          <w:rFonts w:ascii="Calibri" w:hAnsi="Calibri" w:cs="Calibri"/>
+          <w:sz w:val="28"/>
+          <w:szCs w:val="28"/>
+          <w:lang w:val="fr-MA"/>
+        </w:rPr>
+      </w:pPr>
+      <w:r>
+        <w:rPr>
+          <w:rFonts w:ascii="Calibri" w:hAnsi="Calibri" w:cs="Calibri"/>
+          <w:sz w:val="28"/>
+          <w:szCs w:val="28"/>
+          <w:rtl/>
+        </w:rPr>
+        <w:t>نحن لا ندعو إلى قراءة جديدة للقرآن</w:t>
+      </w:r>
+      <w:r>
+        <w:rPr>
+          <w:rFonts w:ascii="Calibri" w:hAnsi="Calibri" w:cs="Calibri"/>
+          <w:sz w:val="28"/>
+          <w:szCs w:val="28"/>
+          <w:lang w:val="fr-MA"/>
+        </w:rPr>
+        <w:t>…</w:t>
+      </w:r>
+      <w:r>
+        <w:rPr>
+          <w:rFonts w:ascii="Calibri" w:hAnsi="Calibri" w:cs="Calibri"/>
+          <w:sz w:val="28"/>
+          <w:szCs w:val="28"/>
+          <w:lang w:val="fr-MA"/>
+        </w:rPr>
+        <w:br/>
+      </w:r>
+      <w:r>
+        <w:rPr>
+          <w:rFonts w:ascii="Calibri" w:hAnsi="Calibri" w:cs="Calibri"/>
+          <w:sz w:val="28"/>
+          <w:szCs w:val="28"/>
+          <w:rtl/>
+        </w:rPr>
+        <w:t xml:space="preserve">بل ندعو إلى </w:t>
+      </w:r>
+      <w:r>
+        <w:rPr>
+          <w:rFonts w:ascii="Calibri" w:hAnsi="Calibri" w:cs="Calibri"/>
+          <w:b/>
+          <w:bCs/>
+          <w:sz w:val="28"/>
+          <w:szCs w:val="28"/>
+          <w:rtl/>
+        </w:rPr>
+        <w:t>استعادة طريقة قرآنية في القراءة</w:t>
+      </w:r>
+      <w:r>
+        <w:rPr>
+          <w:rFonts w:ascii="Calibri" w:hAnsi="Calibri" w:cs="Calibri"/>
+          <w:sz w:val="28"/>
+          <w:szCs w:val="28"/>
+          <w:lang w:val="fr-MA"/>
+        </w:rPr>
+        <w:t>.</w:t>
+      </w:r>
+    </w:p>
+    <w:p>
+      <w:pPr>
+        <w:rPr>
+          <w:rFonts w:ascii="Calibri" w:hAnsi="Calibri" w:cs="Calibri"/>
+          <w:sz w:val="28"/>
+          <w:szCs w:val="28"/>
+          <w:lang w:val="fr-MA"/>
+        </w:rPr>
+      </w:pPr>
+      <w:r>
+        <w:rPr>
+          <w:rFonts w:ascii="Calibri" w:hAnsi="Calibri" w:cs="Calibri"/>
+          <w:sz w:val="28"/>
+          <w:szCs w:val="28"/>
+          <w:rtl/>
+        </w:rPr>
+        <w:t>قراءة لا تختزل النص في ظاهر،</w:t>
+      </w:r>
+      <w:r>
+        <w:rPr>
+          <w:rFonts w:ascii="Calibri" w:hAnsi="Calibri" w:cs="Calibri"/>
+          <w:sz w:val="28"/>
+          <w:szCs w:val="28"/>
+          <w:lang w:val="fr-MA"/>
+        </w:rPr>
+        <w:br/>
+      </w:r>
+      <w:r>
+        <w:rPr>
+          <w:rFonts w:ascii="Calibri" w:hAnsi="Calibri" w:cs="Calibri"/>
+          <w:sz w:val="28"/>
+          <w:szCs w:val="28"/>
+          <w:rtl/>
+        </w:rPr>
+        <w:t>ولا تفصله عن الواقع،</w:t>
+      </w:r>
+      <w:r>
+        <w:rPr>
+          <w:rFonts w:ascii="Calibri" w:hAnsi="Calibri" w:cs="Calibri"/>
+          <w:sz w:val="28"/>
+          <w:szCs w:val="28"/>
+          <w:lang w:val="fr-MA"/>
+        </w:rPr>
+        <w:br/>
+      </w:r>
+      <w:r>
+        <w:rPr>
+          <w:rFonts w:ascii="Calibri" w:hAnsi="Calibri" w:cs="Calibri"/>
+          <w:sz w:val="28"/>
+          <w:szCs w:val="28"/>
+          <w:rtl/>
+        </w:rPr>
+        <w:t>ولا تعطل العقل،</w:t>
+      </w:r>
+      <w:r>
+        <w:rPr>
+          <w:rFonts w:ascii="Calibri" w:hAnsi="Calibri" w:cs="Calibri"/>
+          <w:sz w:val="28"/>
+          <w:szCs w:val="28"/>
+          <w:lang w:val="fr-MA"/>
+        </w:rPr>
+        <w:br/>
+      </w:r>
+      <w:r>
+        <w:rPr>
+          <w:rFonts w:ascii="Calibri" w:hAnsi="Calibri" w:cs="Calibri"/>
+          <w:sz w:val="28"/>
+          <w:szCs w:val="28"/>
+          <w:rtl/>
+        </w:rPr>
+        <w:t>ولا تلغي البحث</w:t>
+      </w:r>
+      <w:r>
+        <w:rPr>
+          <w:rFonts w:ascii="Calibri" w:hAnsi="Calibri" w:cs="Calibri"/>
+          <w:sz w:val="28"/>
+          <w:szCs w:val="28"/>
+          <w:lang w:val="fr-MA"/>
+        </w:rPr>
+        <w:t>.</w:t>
+      </w:r>
+    </w:p>
+    <w:p>
+      <w:pPr>
+        <w:rPr>
+          <w:rFonts w:ascii="Calibri" w:hAnsi="Calibri" w:cs="Calibri"/>
+          <w:sz w:val="28"/>
+          <w:szCs w:val="28"/>
+          <w:lang w:val="fr-MA"/>
+        </w:rPr>
+      </w:pPr>
+      <w:r>
+        <w:rPr>
+          <w:rFonts w:ascii="Calibri" w:hAnsi="Calibri" w:cs="Calibri"/>
+          <w:sz w:val="28"/>
+          <w:szCs w:val="28"/>
+          <w:rtl/>
+        </w:rPr>
+        <w:t>إنها دعوة إلى</w:t>
+      </w:r>
+      <w:r>
+        <w:rPr>
+          <w:rFonts w:ascii="Calibri" w:hAnsi="Calibri" w:cs="Calibri"/>
+          <w:sz w:val="28"/>
+          <w:szCs w:val="28"/>
+          <w:lang w:val="fr-MA"/>
+        </w:rPr>
+        <w:t>:</w:t>
+      </w:r>
+    </w:p>
+    <w:p>
+      <w:pPr>
+        <w:rPr>
+          <w:rFonts w:ascii="Calibri" w:hAnsi="Calibri" w:cs="Calibri"/>
+          <w:sz w:val="28"/>
+          <w:szCs w:val="28"/>
+          <w:lang w:val="fr-MA"/>
+        </w:rPr>
+      </w:pPr>
+      <w:r>
+        <w:rPr>
+          <w:rFonts w:ascii="Calibri" w:hAnsi="Calibri" w:cs="Calibri"/>
+          <w:sz w:val="28"/>
+          <w:szCs w:val="28"/>
+          <w:rtl/>
+        </w:rPr>
+        <w:lastRenderedPageBreak/>
+        <w:t>تحرير العقل من الجمود،</w:t>
+      </w:r>
+      <w:r>
+        <w:rPr>
+          <w:rFonts w:ascii="Calibri" w:hAnsi="Calibri" w:cs="Calibri"/>
+          <w:sz w:val="28"/>
+          <w:szCs w:val="28"/>
+          <w:lang w:val="fr-MA"/>
+        </w:rPr>
+        <w:br/>
+      </w:r>
+      <w:r>
+        <w:rPr>
+          <w:rFonts w:ascii="Calibri" w:hAnsi="Calibri" w:cs="Calibri"/>
+          <w:sz w:val="28"/>
+          <w:szCs w:val="28"/>
+          <w:rtl/>
+        </w:rPr>
+        <w:t>وتحرير النص من سوء الفهم،</w:t>
+      </w:r>
+      <w:r>
+        <w:rPr>
+          <w:rFonts w:ascii="Calibri" w:hAnsi="Calibri" w:cs="Calibri"/>
+          <w:sz w:val="28"/>
+          <w:szCs w:val="28"/>
+          <w:lang w:val="fr-MA"/>
+        </w:rPr>
+        <w:br/>
+      </w:r>
+      <w:r>
+        <w:rPr>
+          <w:rFonts w:ascii="Calibri" w:hAnsi="Calibri" w:cs="Calibri"/>
+          <w:sz w:val="28"/>
+          <w:szCs w:val="28"/>
+          <w:rtl/>
+        </w:rPr>
+        <w:t>وتحرير الإنسان من كونه متلقياً سلبياً… إلى كونه باحثاً واعياً</w:t>
+      </w:r>
+      <w:r>
+        <w:rPr>
+          <w:rFonts w:ascii="Calibri" w:hAnsi="Calibri" w:cs="Calibri"/>
+          <w:sz w:val="28"/>
+          <w:szCs w:val="28"/>
+          <w:lang w:val="fr-MA"/>
+        </w:rPr>
+        <w:t>.</w:t>
+      </w:r>
+    </w:p>
+    <w:p>
+      <w:pPr>
+        <w:rPr>
+          <w:rFonts w:ascii="Calibri" w:hAnsi="Calibri" w:cs="Calibri"/>
+          <w:sz w:val="28"/>
+          <w:szCs w:val="28"/>
+          <w:lang w:val="fr-MA"/>
+        </w:rPr>
+      </w:pPr>
+      <w:r>
+        <w:rPr>
+          <w:rFonts w:ascii="Calibri" w:hAnsi="Calibri" w:cs="Calibri"/>
+          <w:sz w:val="28"/>
+          <w:szCs w:val="28"/>
+          <w:rtl/>
+        </w:rPr>
+        <w:t>فالقرآن لم يُنزل ليُحفظ فقط،</w:t>
+      </w:r>
+      <w:r>
+        <w:rPr>
+          <w:rFonts w:ascii="Calibri" w:hAnsi="Calibri" w:cs="Calibri"/>
+          <w:sz w:val="28"/>
+          <w:szCs w:val="28"/>
+          <w:lang w:val="fr-MA"/>
+        </w:rPr>
+        <w:br/>
+      </w:r>
+      <w:r>
+        <w:rPr>
+          <w:rFonts w:ascii="Calibri" w:hAnsi="Calibri" w:cs="Calibri"/>
+          <w:sz w:val="28"/>
+          <w:szCs w:val="28"/>
+          <w:rtl/>
+        </w:rPr>
+        <w:t>بل ليُفهم</w:t>
+      </w:r>
+      <w:r>
+        <w:rPr>
+          <w:rFonts w:ascii="Calibri" w:hAnsi="Calibri" w:cs="Calibri"/>
+          <w:sz w:val="28"/>
+          <w:szCs w:val="28"/>
+          <w:lang w:val="fr-MA"/>
+        </w:rPr>
+        <w:t>…</w:t>
+      </w:r>
+      <w:r>
+        <w:rPr>
+          <w:rFonts w:ascii="Calibri" w:hAnsi="Calibri" w:cs="Calibri"/>
+          <w:sz w:val="28"/>
+          <w:szCs w:val="28"/>
+          <w:lang w:val="fr-MA"/>
+        </w:rPr>
+        <w:br/>
+      </w:r>
+      <w:r>
+        <w:rPr>
+          <w:rFonts w:ascii="Calibri" w:hAnsi="Calibri" w:cs="Calibri"/>
+          <w:sz w:val="28"/>
+          <w:szCs w:val="28"/>
+          <w:rtl/>
+        </w:rPr>
+        <w:t>وليعيد تشكيل الإنسان،</w:t>
+      </w:r>
+      <w:r>
+        <w:rPr>
+          <w:rFonts w:ascii="Calibri" w:hAnsi="Calibri" w:cs="Calibri"/>
+          <w:sz w:val="28"/>
+          <w:szCs w:val="28"/>
+          <w:lang w:val="fr-MA"/>
+        </w:rPr>
+        <w:br/>
+      </w:r>
+      <w:r>
+        <w:rPr>
+          <w:rFonts w:ascii="Calibri" w:hAnsi="Calibri" w:cs="Calibri"/>
+          <w:sz w:val="28"/>
+          <w:szCs w:val="28"/>
+          <w:rtl/>
+        </w:rPr>
+        <w:t>ويدفعه نحو العلم، والتفكر، والبحث،</w:t>
+      </w:r>
+      <w:r>
+        <w:rPr>
+          <w:rFonts w:ascii="Calibri" w:hAnsi="Calibri" w:cs="Calibri"/>
+          <w:sz w:val="28"/>
+          <w:szCs w:val="28"/>
+          <w:lang w:val="fr-MA"/>
+        </w:rPr>
+        <w:br/>
+      </w:r>
+      <w:r>
+        <w:rPr>
+          <w:rFonts w:ascii="Calibri" w:hAnsi="Calibri" w:cs="Calibri"/>
+          <w:sz w:val="28"/>
+          <w:szCs w:val="28"/>
+          <w:rtl/>
+        </w:rPr>
+        <w:t>حتى يرى الحقيقة كما هي</w:t>
+      </w:r>
+      <w:r>
+        <w:rPr>
+          <w:rFonts w:ascii="Calibri" w:hAnsi="Calibri" w:cs="Calibri"/>
+          <w:sz w:val="28"/>
+          <w:szCs w:val="28"/>
+          <w:lang w:val="fr-MA"/>
+        </w:rPr>
+        <w:t>:</w:t>
+      </w:r>
+    </w:p>
+    <w:p>
+      <w:pPr>
+        <w:rPr>
+          <w:rFonts w:ascii="Calibri" w:hAnsi="Calibri" w:cs="Calibri"/>
+          <w:sz w:val="28"/>
+          <w:szCs w:val="28"/>
+          <w:lang w:val="fr-MA"/>
+        </w:rPr>
+      </w:pPr>
+      <w:r>
+        <w:rPr>
+          <w:rFonts w:ascii="Calibri" w:hAnsi="Calibri" w:cs="Calibri"/>
+          <w:b/>
+          <w:bCs/>
+          <w:sz w:val="28"/>
+          <w:szCs w:val="28"/>
+          <w:rtl/>
+        </w:rPr>
+        <w:t>منظومة واحدة… متكاملة… تعمل بسنن دقيقة،</w:t>
+      </w:r>
+      <w:r>
+        <w:rPr>
+          <w:rFonts w:ascii="Calibri" w:hAnsi="Calibri" w:cs="Calibri"/>
+          <w:b/>
+          <w:bCs/>
+          <w:sz w:val="28"/>
+          <w:szCs w:val="28"/>
+          <w:lang w:val="fr-MA"/>
+        </w:rPr>
+        <w:br/>
+      </w:r>
+      <w:r>
+        <w:rPr>
+          <w:rFonts w:ascii="Calibri" w:hAnsi="Calibri" w:cs="Calibri"/>
+          <w:b/>
+          <w:bCs/>
+          <w:sz w:val="28"/>
+          <w:szCs w:val="28"/>
+          <w:rtl/>
+        </w:rPr>
+        <w:t>بين الغيب والشهادة،</w:t>
+      </w:r>
+      <w:r>
+        <w:rPr>
+          <w:rFonts w:ascii="Calibri" w:hAnsi="Calibri" w:cs="Calibri"/>
+          <w:b/>
+          <w:bCs/>
+          <w:sz w:val="28"/>
+          <w:szCs w:val="28"/>
+          <w:lang w:val="fr-MA"/>
+        </w:rPr>
+        <w:br/>
+      </w:r>
+      <w:r>
+        <w:rPr>
+          <w:rFonts w:ascii="Calibri" w:hAnsi="Calibri" w:cs="Calibri"/>
+          <w:b/>
+          <w:bCs/>
+          <w:sz w:val="28"/>
+          <w:szCs w:val="28"/>
+          <w:rtl/>
+        </w:rPr>
+        <w:t>في عالم لا يُفهم إلا بالتدبر</w:t>
+      </w:r>
+      <w:r>
+        <w:rPr>
+          <w:rFonts w:ascii="Calibri" w:hAnsi="Calibri" w:cs="Calibri"/>
+          <w:b/>
+          <w:bCs/>
+          <w:sz w:val="28"/>
+          <w:szCs w:val="28"/>
+          <w:lang w:val="fr-MA"/>
+        </w:rPr>
+        <w:t>.</w:t>
+      </w:r>
+    </w:p>
+    <w:p>
+      <w:pPr>
+        <w:rPr>
+          <w:rFonts w:ascii="Calibri" w:hAnsi="Calibri" w:cs="Calibri"/>
+          <w:sz w:val="28"/>
+          <w:szCs w:val="28"/>
+          <w:rtl/>
+          <w:lang w:val="fr-MA"/>
+        </w:rPr>
+      </w:pPr>
+    </w:p>
+    <w:p>
+      <w:pPr>
+        <w:pStyle w:val="Titre1"/>
+        <w:rPr>
+          <w:rFonts w:ascii="Calibri" w:hAnsi="Calibri" w:cs="Calibri"/>
+          <w:b/>
+          <w:bCs/>
+          <w:sz w:val="28"/>
+          <w:szCs w:val="28"/>
+        </w:rPr>
+      </w:pPr>
+      <w:bookmarkStart w:id="26" w:name="_Toc225076752"/>
       <w:r>
         <w:rPr>
           <w:rFonts w:ascii="Calibri" w:hAnsi="Calibri" w:cs="Calibri"/>
@@ -29082,7 +32321,7 @@
         </w:rPr>
         <w:t>"</w:t>
       </w:r>
-      <w:bookmarkEnd w:id="25"/>
+      <w:bookmarkEnd w:id="26"/>
     </w:p>
     <w:p>
       <w:pPr>
@@ -29141,8 +32380,114 @@
           <w:szCs w:val="28"/>
           <w:rtl/>
         </w:rPr>
-        <w:t xml:space="preserve">- ، مروراً بتجلياته في المشاهد القرآنية الخالدة ، </w:t>
-      </w:r>
+        <w:t xml:space="preserve">- ، مروراً بتجلياته في المشاهد القرآنية الخالدة ، ووصولاً إلى اكتشافه كمفتاح للمعرفة. والآن، ونحن نجمع خيوط البحث، نجد أن كل الطرق تؤدي إلى حقيقة واحدة: </w:t>
+      </w:r>
+    </w:p>
+    <w:p>
+      <w:pPr>
+        <w:spacing w:after="160" w:line="278" w:lineRule="auto"/>
+        <w:rPr>
+          <w:rFonts w:ascii="Calibri" w:hAnsi="Calibri" w:cs="Calibri"/>
+          <w:sz w:val="28"/>
+          <w:szCs w:val="28"/>
+          <w:rtl/>
+        </w:rPr>
+      </w:pPr>
+      <w:r>
+        <w:rPr>
+          <w:rFonts w:ascii="Calibri" w:hAnsi="Calibri" w:cs="Calibri"/>
+          <w:b/>
+          <w:bCs/>
+          <w:sz w:val="28"/>
+          <w:szCs w:val="28"/>
+          <w:rtl/>
+        </w:rPr>
+        <w:t>الحياء ليس مجرد خلق، بل هو منهج حياة متكامل، ومؤشر على حياة الروح ذاتها</w:t>
+      </w:r>
+      <w:r>
+        <w:rPr>
+          <w:rFonts w:ascii="Calibri" w:hAnsi="Calibri" w:cs="Calibri"/>
+          <w:sz w:val="28"/>
+          <w:szCs w:val="28"/>
+          <w:rtl/>
+        </w:rPr>
+        <w:t>.</w:t>
+      </w:r>
+    </w:p>
+    <w:p>
+      <w:pPr>
+        <w:spacing w:after="160" w:line="278" w:lineRule="auto"/>
+        <w:rPr>
+          <w:rFonts w:ascii="Calibri" w:hAnsi="Calibri" w:cs="Calibri"/>
+          <w:sz w:val="28"/>
+          <w:szCs w:val="28"/>
+          <w:rtl/>
+        </w:rPr>
+      </w:pPr>
+      <w:r>
+        <w:rPr>
+          <w:rFonts w:ascii="Calibri" w:hAnsi="Calibri" w:cs="Calibri"/>
+          <w:sz w:val="28"/>
+          <w:szCs w:val="28"/>
+          <w:rtl/>
+        </w:rPr>
+        <w:t>لكن المعرفة وحدها لا تكفي، ويبقى السؤال الأهم: كيف نحول هذه القناعات النظرية إلى واقع حيّ وممارسة يومية؟ كيف نربي جيلاً "حيياً" لا "خجولاً"؟</w:t>
+      </w:r>
+    </w:p>
+    <w:p>
+      <w:pPr>
+        <w:spacing w:after="160" w:line="278" w:lineRule="auto"/>
+        <w:rPr>
+          <w:rFonts w:ascii="Calibri" w:hAnsi="Calibri" w:cs="Calibri"/>
+          <w:sz w:val="28"/>
+          <w:szCs w:val="28"/>
+          <w:rtl/>
+        </w:rPr>
+      </w:pPr>
+      <w:r>
+        <w:rPr>
+          <w:rFonts w:ascii="Calibri" w:hAnsi="Calibri" w:cs="Calibri"/>
+          <w:sz w:val="28"/>
+          <w:szCs w:val="28"/>
+          <w:rtl/>
+        </w:rPr>
+        <w:t>إن الإجابة تكمن في الانتقال من التنظير إلى التطبيق، ومن فهم الفضيلة إلى السعي في تحصيلها. ولهذا، نختم هذا الكتاب بخارطة طريق عملية، وبرنامج مقترح يمكن لكل فرد أن يتبناه، ولكل أسرة أن تجعله نبراساً لها.</w:t>
+      </w:r>
+    </w:p>
+    <w:p>
+      <w:pPr>
+        <w:spacing w:after="160" w:line="278" w:lineRule="auto"/>
+        <w:rPr>
+          <w:rFonts w:ascii="Calibri" w:hAnsi="Calibri" w:cs="Calibri"/>
+          <w:b/>
+          <w:bCs/>
+          <w:sz w:val="28"/>
+          <w:szCs w:val="28"/>
+          <w:rtl/>
+        </w:rPr>
+      </w:pPr>
+      <w:r>
+        <w:rPr>
+          <w:rFonts w:ascii="Calibri" w:hAnsi="Calibri" w:cs="Calibri"/>
+          <w:b/>
+          <w:bCs/>
+          <w:sz w:val="28"/>
+          <w:szCs w:val="28"/>
+          <w:rtl/>
+        </w:rPr>
+        <w:t>برنامج عملي لتنمية الخلق: كيف نحيا بالحياء؟</w:t>
+      </w:r>
+    </w:p>
+    <w:p>
+      <w:pPr>
+        <w:spacing w:after="160" w:line="278" w:lineRule="auto"/>
+        <w:rPr>
+          <w:rFonts w:ascii="Calibri" w:hAnsi="Calibri" w:cs="Calibri"/>
+          <w:sz w:val="28"/>
+          <w:szCs w:val="28"/>
+          <w:rtl/>
+        </w:rPr>
+      </w:pPr>
       <w:r>
         <w:rPr>
           <w:rFonts w:ascii="Calibri" w:hAnsi="Calibri" w:cs="Calibri"/>
@@ -29151,121 +32496,6 @@
           <w:rtl/>
         </w:rPr>
         <w:lastRenderedPageBreak/>
-        <w:t xml:space="preserve">ووصولاً إلى اكتشافه كمفتاح للمعرفة. والآن، ونحن نجمع خيوط البحث، نجد أن كل الطرق تؤدي إلى حقيقة واحدة: </w:t>
-      </w:r>
-    </w:p>
-    <w:p>
-      <w:pPr>
-        <w:spacing w:after="160" w:line="278" w:lineRule="auto"/>
-        <w:rPr>
-          <w:rFonts w:ascii="Calibri" w:hAnsi="Calibri" w:cs="Calibri"/>
-          <w:sz w:val="28"/>
-          <w:szCs w:val="28"/>
-          <w:rtl/>
-        </w:rPr>
-      </w:pPr>
-      <w:r>
-        <w:rPr>
-          <w:rFonts w:ascii="Calibri" w:hAnsi="Calibri" w:cs="Calibri"/>
-          <w:b/>
-          <w:bCs/>
-          <w:sz w:val="28"/>
-          <w:szCs w:val="28"/>
-          <w:rtl/>
-        </w:rPr>
-        <w:t>الحياء ليس مجرد خلق، بل هو منهج حياة متكامل، ومؤشر على حياة الروح ذاتها</w:t>
-      </w:r>
-      <w:r>
-        <w:rPr>
-          <w:rFonts w:ascii="Calibri" w:hAnsi="Calibri" w:cs="Calibri"/>
-          <w:sz w:val="28"/>
-          <w:szCs w:val="28"/>
-          <w:rtl/>
-        </w:rPr>
-        <w:t>.</w:t>
-      </w:r>
-    </w:p>
-    <w:p>
-      <w:pPr>
-        <w:spacing w:after="160" w:line="278" w:lineRule="auto"/>
-        <w:rPr>
-          <w:rFonts w:ascii="Calibri" w:hAnsi="Calibri" w:cs="Calibri"/>
-          <w:sz w:val="28"/>
-          <w:szCs w:val="28"/>
-          <w:rtl/>
-        </w:rPr>
-      </w:pPr>
-      <w:r>
-        <w:rPr>
-          <w:rFonts w:ascii="Calibri" w:hAnsi="Calibri" w:cs="Calibri"/>
-          <w:sz w:val="28"/>
-          <w:szCs w:val="28"/>
-          <w:rtl/>
-        </w:rPr>
-        <w:t>لكن المعرفة وحدها لا تكفي، ويبقى السؤال الأهم: كيف نحول هذه القناعات النظرية إلى واقع حيّ وممارسة يومية؟ كيف نربي جيلاً "حيياً" لا "خجولاً"؟</w:t>
-      </w:r>
-    </w:p>
-    <w:p>
-      <w:pPr>
-        <w:spacing w:after="160" w:line="278" w:lineRule="auto"/>
-        <w:rPr>
-          <w:rFonts w:ascii="Calibri" w:hAnsi="Calibri" w:cs="Calibri"/>
-          <w:sz w:val="28"/>
-          <w:szCs w:val="28"/>
-          <w:rtl/>
-        </w:rPr>
-      </w:pPr>
-      <w:r>
-        <w:rPr>
-          <w:rFonts w:ascii="Calibri" w:hAnsi="Calibri" w:cs="Calibri"/>
-          <w:sz w:val="28"/>
-          <w:szCs w:val="28"/>
-          <w:rtl/>
-        </w:rPr>
-        <w:t>إن الإجابة تكمن في الانتقال من التنظير إلى التطبيق، ومن فهم الفضيلة إلى السعي في تحصيلها. ولهذا، نختم هذا الكتاب بخارطة طريق عملية، وبرنامج مقترح يمكن لكل فرد أن يتبناه، ولكل أسرة أن تجعله نبراساً لها.</w:t>
-      </w:r>
-    </w:p>
-    <w:p>
-      <w:pPr>
-        <w:spacing w:after="160" w:line="278" w:lineRule="auto"/>
-        <w:rPr>
-          <w:rFonts w:ascii="Calibri" w:hAnsi="Calibri" w:cs="Calibri"/>
-          <w:b/>
-          <w:bCs/>
-          <w:sz w:val="28"/>
-          <w:szCs w:val="28"/>
-          <w:rtl/>
-        </w:rPr>
-      </w:pPr>
-      <w:r>
-        <w:rPr>
-          <w:rFonts w:ascii="Calibri" w:hAnsi="Calibri" w:cs="Calibri"/>
-          <w:b/>
-          <w:bCs/>
-          <w:sz w:val="28"/>
-          <w:szCs w:val="28"/>
-          <w:rtl/>
-        </w:rPr>
-        <w:t>برنامج عملي لتنمية الخلق: كيف نحيا بالحياء؟</w:t>
-      </w:r>
-    </w:p>
-    <w:p>
-      <w:pPr>
-        <w:spacing w:after="160" w:line="278" w:lineRule="auto"/>
-        <w:rPr>
-          <w:rFonts w:ascii="Calibri" w:hAnsi="Calibri" w:cs="Calibri"/>
-          <w:sz w:val="28"/>
-          <w:szCs w:val="28"/>
-          <w:rtl/>
-        </w:rPr>
-      </w:pPr>
-      <w:r>
-        <w:rPr>
-          <w:rFonts w:ascii="Calibri" w:hAnsi="Calibri" w:cs="Calibri"/>
-          <w:sz w:val="28"/>
-          <w:szCs w:val="28"/>
-          <w:rtl/>
-        </w:rPr>
         <w:t>إن تنمية الحياء، بوصفه "طاقة الروح الحيّة" ، تتطلب عملاً متواصلاً على ثلاثة محاور متكاملة: إحياء القلب، وتهذيب السلوك، وتحصين البيئة.</w:t>
       </w:r>
     </w:p>
@@ -29591,7 +32821,6 @@
           <w:szCs w:val="28"/>
           <w:rtl/>
         </w:rPr>
-        <w:lastRenderedPageBreak/>
         <w:t>حياء السمع:</w:t>
       </w:r>
       <w:r>
@@ -29767,6 +32996,7 @@
           <w:szCs w:val="28"/>
           <w:rtl/>
         </w:rPr>
+        <w:lastRenderedPageBreak/>
         <w:t>"يوم بلا فضول":</w:t>
       </w:r>
       <w:r>
@@ -30105,7 +33335,7 @@
           <w:szCs w:val="28"/>
         </w:rPr>
       </w:pPr>
-      <w:bookmarkStart w:id="26" w:name="_Toc202783337"/>
+      <w:bookmarkStart w:id="27" w:name="_Toc225076753"/>
       <w:r>
         <w:rPr>
           <w:rFonts w:ascii="Calibri" w:hAnsi="Calibri" w:cs="Calibri"/>
@@ -30116,7 +33346,7 @@
         <w:lastRenderedPageBreak/>
         <w:t>المصادر والمراجع</w:t>
       </w:r>
-      <w:bookmarkEnd w:id="26"/>
+      <w:bookmarkEnd w:id="27"/>
     </w:p>
     <w:p>
       <w:pPr>
@@ -32378,6 +35608,155 @@
 <file path=word/numbering.xml><?xml version="1.0" encoding="utf-8"?>
 <w:numbering xmlns:wpc="http://schemas.microsoft.com/office/word/2010/wordprocessingCanvas" xmlns:cx="http://schemas.microsoft.com/office/drawing/2014/chartex" xmlns:cx1="http://schemas.microsoft.com/office/drawing/2015/9/8/chartex" xmlns:cx2="http://schemas.microsoft.com/office/drawing/2015/10/21/chartex" xmlns:cx3="http://schemas.microsoft.com/office/drawing/2016/5/9/chartex" xmlns:cx4="http://schemas.microsoft.com/office/drawing/2016/5/10/chartex" xmlns:cx5="http://schemas.microsoft.com/office/drawing/2016/5/11/chartex" xmlns:cx6="http://schemas.microsoft.com/office/drawing/2016/5/12/chartex" xmlns:cx7="http://schemas.microsoft.com/office/drawing/2016/5/13/chartex" xmlns:cx8="http://schemas.microsoft.com/office/drawing/2016/5/14/chartex" xmlns:mc="http://schemas.openxmlformats.org/markup-compatibility/2006" xmlns:aink="http://schemas.microsoft.com/office/drawing/2016/ink" xmlns:am3d="http://schemas.microsoft.com/office/drawing/2017/model3d" xmlns:o="urn:schemas-microsoft-com:office:office" xmlns:oel="http://schemas.microsoft.com/office/2019/extlst" xmlns:r="http://schemas.openxmlformats.org/officeDocument/2006/relationships" xmlns:m="http://schemas.openxmlformats.org/officeDocument/2006/math" xmlns:v="urn:schemas-microsoft-com:vml" xmlns:wp14="http://schemas.microsoft.com/office/word/2010/wordprocessingDrawing" xmlns:wp="http://schemas.openxmlformats.org/drawingml/2006/wordprocessingDrawing" xmlns:w10="urn:schemas-microsoft-com:office:word" xmlns:w="http://schemas.openxmlformats.org/wordprocessingml/2006/main" xmlns:w14="http://schemas.microsoft.com/office/word/2010/wordml" xmlns:w15="http://schemas.microsoft.com/office/word/2012/wordml" xmlns:w16cex="http://schemas.microsoft.com/office/word/2018/wordml/cex" xmlns:w16cid="http://schemas.microsoft.com/office/word/2016/wordml/cid" xmlns:w16="http://schemas.microsoft.com/office/word/2018/wordml" xmlns:w16du="http://schemas.microsoft.com/office/word/2023/wordml/word16du" xmlns:w16sdtdh="http://schemas.microsoft.com/office/word/2020/wordml/sdtdatahash" xmlns:w16sdtfl="http://schemas.microsoft.com/office/word/2024/wordml/sdtformatlock" xmlns:w16se="http://schemas.microsoft.com/office/word/2015/wordml/symex" xmlns:wpg="http://schemas.microsoft.com/office/word/2010/wordprocessingGroup" xmlns:wpi="http://schemas.microsoft.com/office/word/2010/wordprocessingInk" xmlns:wne="http://schemas.microsoft.com/office/word/2006/wordml" xmlns:wps="http://schemas.microsoft.com/office/word/2010/wordprocessingShape" mc:Ignorable="w14 w15 w16se w16cid w16 w16cex w16sdtdh w16sdtfl w16du wp14">
   <w:abstractNum w:abstractNumId="0" w15:restartNumberingAfterBreak="0">
+    <w:nsid w:val="020234CB"/>
+    <w:multiLevelType w:val="multilevel"/>
+    <w:tmpl w:val="FE5E0930"/>
+    <w:lvl w:ilvl="0">
+      <w:start w:val="1"/>
+      <w:numFmt w:val="bullet"/>
+      <w:lvlText w:val=""/>
+      <w:lvlJc w:val="left"/>
+      <w:pPr>
+        <w:tabs>
+          <w:tab w:val="num" w:pos="720"/>
+        </w:tabs>
+        <w:ind w:left="720" w:hanging="360"/>
+      </w:pPr>
+      <w:rPr>
+        <w:rFonts w:ascii="Symbol" w:hAnsi="Symbol" w:hint="default"/>
+        <w:sz w:val="20"/>
+      </w:rPr>
+    </w:lvl>
+    <w:lvl w:ilvl="1" w:tentative="1">
+      <w:start w:val="1"/>
+      <w:numFmt w:val="bullet"/>
+      <w:lvlText w:val="o"/>
+      <w:lvlJc w:val="left"/>
+      <w:pPr>
+        <w:tabs>
+          <w:tab w:val="num" w:pos="1440"/>
+        </w:tabs>
+        <w:ind w:left="1440" w:hanging="360"/>
+      </w:pPr>
+      <w:rPr>
+        <w:rFonts w:ascii="Courier New" w:hAnsi="Courier New" w:hint="default"/>
+        <w:sz w:val="20"/>
+      </w:rPr>
+    </w:lvl>
+    <w:lvl w:ilvl="2" w:tentative="1">
+      <w:start w:val="1"/>
+      <w:numFmt w:val="bullet"/>
+      <w:lvlText w:val=""/>
+      <w:lvlJc w:val="left"/>
+      <w:pPr>
+        <w:tabs>
+          <w:tab w:val="num" w:pos="2160"/>
+        </w:tabs>
+        <w:ind w:left="2160" w:hanging="360"/>
+      </w:pPr>
+      <w:rPr>
+        <w:rFonts w:ascii="Wingdings" w:hAnsi="Wingdings" w:hint="default"/>
+        <w:sz w:val="20"/>
+      </w:rPr>
+    </w:lvl>
+    <w:lvl w:ilvl="3" w:tentative="1">
+      <w:start w:val="1"/>
+      <w:numFmt w:val="bullet"/>
+      <w:lvlText w:val=""/>
+      <w:lvlJc w:val="left"/>
+      <w:pPr>
+        <w:tabs>
+          <w:tab w:val="num" w:pos="2880"/>
+        </w:tabs>
+        <w:ind w:left="2880" w:hanging="360"/>
+      </w:pPr>
+      <w:rPr>
+        <w:rFonts w:ascii="Wingdings" w:hAnsi="Wingdings" w:hint="default"/>
+        <w:sz w:val="20"/>
+      </w:rPr>
+    </w:lvl>
+    <w:lvl w:ilvl="4" w:tentative="1">
+      <w:start w:val="1"/>
+      <w:numFmt w:val="bullet"/>
+      <w:lvlText w:val=""/>
+      <w:lvlJc w:val="left"/>
+      <w:pPr>
+        <w:tabs>
+          <w:tab w:val="num" w:pos="3600"/>
+        </w:tabs>
+        <w:ind w:left="3600" w:hanging="360"/>
+      </w:pPr>
+      <w:rPr>
+        <w:rFonts w:ascii="Wingdings" w:hAnsi="Wingdings" w:hint="default"/>
+        <w:sz w:val="20"/>
+      </w:rPr>
+    </w:lvl>
+    <w:lvl w:ilvl="5" w:tentative="1">
+      <w:start w:val="1"/>
+      <w:numFmt w:val="bullet"/>
+      <w:lvlText w:val=""/>
+      <w:lvlJc w:val="left"/>
+      <w:pPr>
+        <w:tabs>
+          <w:tab w:val="num" w:pos="4320"/>
+        </w:tabs>
+        <w:ind w:left="4320" w:hanging="360"/>
+      </w:pPr>
+      <w:rPr>
+        <w:rFonts w:ascii="Wingdings" w:hAnsi="Wingdings" w:hint="default"/>
+        <w:sz w:val="20"/>
+      </w:rPr>
+    </w:lvl>
+    <w:lvl w:ilvl="6" w:tentative="1">
+      <w:start w:val="1"/>
+      <w:numFmt w:val="bullet"/>
+      <w:lvlText w:val=""/>
+      <w:lvlJc w:val="left"/>
+      <w:pPr>
+        <w:tabs>
+          <w:tab w:val="num" w:pos="5040"/>
+        </w:tabs>
+        <w:ind w:left="5040" w:hanging="360"/>
+      </w:pPr>
+      <w:rPr>
+        <w:rFonts w:ascii="Wingdings" w:hAnsi="Wingdings" w:hint="default"/>
+        <w:sz w:val="20"/>
+      </w:rPr>
+    </w:lvl>
+    <w:lvl w:ilvl="7" w:tentative="1">
+      <w:start w:val="1"/>
+      <w:numFmt w:val="bullet"/>
+      <w:lvlText w:val=""/>
+      <w:lvlJc w:val="left"/>
+      <w:pPr>
+        <w:tabs>
+          <w:tab w:val="num" w:pos="5760"/>
+        </w:tabs>
+        <w:ind w:left="5760" w:hanging="360"/>
+      </w:pPr>
+      <w:rPr>
+        <w:rFonts w:ascii="Wingdings" w:hAnsi="Wingdings" w:hint="default"/>
+        <w:sz w:val="20"/>
+      </w:rPr>
+    </w:lvl>
+    <w:lvl w:ilvl="8" w:tentative="1">
+      <w:start w:val="1"/>
+      <w:numFmt w:val="bullet"/>
+      <w:lvlText w:val=""/>
+      <w:lvlJc w:val="left"/>
+      <w:pPr>
+        <w:tabs>
+          <w:tab w:val="num" w:pos="6480"/>
+        </w:tabs>
+        <w:ind w:left="6480" w:hanging="360"/>
+      </w:pPr>
+      <w:rPr>
+        <w:rFonts w:ascii="Wingdings" w:hAnsi="Wingdings" w:hint="default"/>
+        <w:sz w:val="20"/>
+      </w:rPr>
+    </w:lvl>
+  </w:abstractNum>
+  <w:abstractNum w:abstractNumId="1" w15:restartNumberingAfterBreak="0">
     <w:nsid w:val="025525F3"/>
     <w:multiLevelType w:val="multilevel"/>
     <w:tmpl w:val="3D0C44A8"/>
@@ -32490,7 +35869,7 @@
       </w:pPr>
     </w:lvl>
   </w:abstractNum>
-  <w:abstractNum w:abstractNumId="1" w15:restartNumberingAfterBreak="0">
+  <w:abstractNum w:abstractNumId="2" w15:restartNumberingAfterBreak="0">
     <w:nsid w:val="03521E30"/>
     <w:multiLevelType w:val="multilevel"/>
     <w:tmpl w:val="94D2BDEE"/>
@@ -32639,7 +36018,7 @@
       </w:rPr>
     </w:lvl>
   </w:abstractNum>
-  <w:abstractNum w:abstractNumId="2" w15:restartNumberingAfterBreak="0">
+  <w:abstractNum w:abstractNumId="3" w15:restartNumberingAfterBreak="0">
     <w:nsid w:val="04376BB7"/>
     <w:multiLevelType w:val="multilevel"/>
     <w:tmpl w:val="17C64F5C"/>
@@ -32788,7 +36167,7 @@
       </w:rPr>
     </w:lvl>
   </w:abstractNum>
-  <w:abstractNum w:abstractNumId="3" w15:restartNumberingAfterBreak="0">
+  <w:abstractNum w:abstractNumId="4" w15:restartNumberingAfterBreak="0">
     <w:nsid w:val="07D946B6"/>
     <w:multiLevelType w:val="multilevel"/>
     <w:tmpl w:val="01A2F7C0"/>
@@ -32937,7 +36316,7 @@
       </w:rPr>
     </w:lvl>
   </w:abstractNum>
-  <w:abstractNum w:abstractNumId="4" w15:restartNumberingAfterBreak="0">
+  <w:abstractNum w:abstractNumId="5" w15:restartNumberingAfterBreak="0">
     <w:nsid w:val="09715880"/>
     <w:multiLevelType w:val="multilevel"/>
     <w:tmpl w:val="E130AAE8"/>
@@ -33054,7 +36433,7 @@
       </w:pPr>
     </w:lvl>
   </w:abstractNum>
-  <w:abstractNum w:abstractNumId="5" w15:restartNumberingAfterBreak="0">
+  <w:abstractNum w:abstractNumId="6" w15:restartNumberingAfterBreak="0">
     <w:nsid w:val="0CCF0123"/>
     <w:multiLevelType w:val="multilevel"/>
     <w:tmpl w:val="9AA88546"/>
@@ -33171,7 +36550,7 @@
       </w:pPr>
     </w:lvl>
   </w:abstractNum>
-  <w:abstractNum w:abstractNumId="6" w15:restartNumberingAfterBreak="0">
+  <w:abstractNum w:abstractNumId="7" w15:restartNumberingAfterBreak="0">
     <w:nsid w:val="0D9B1491"/>
     <w:multiLevelType w:val="multilevel"/>
     <w:tmpl w:val="46882830"/>
@@ -33320,7 +36699,7 @@
       </w:rPr>
     </w:lvl>
   </w:abstractNum>
-  <w:abstractNum w:abstractNumId="7" w15:restartNumberingAfterBreak="0">
+  <w:abstractNum w:abstractNumId="8" w15:restartNumberingAfterBreak="0">
     <w:nsid w:val="0DD43B1E"/>
     <w:multiLevelType w:val="multilevel"/>
     <w:tmpl w:val="3FF06022"/>
@@ -33469,7 +36848,7 @@
       </w:rPr>
     </w:lvl>
   </w:abstractNum>
-  <w:abstractNum w:abstractNumId="8" w15:restartNumberingAfterBreak="0">
+  <w:abstractNum w:abstractNumId="9" w15:restartNumberingAfterBreak="0">
     <w:nsid w:val="0F810C79"/>
     <w:multiLevelType w:val="multilevel"/>
     <w:tmpl w:val="645822E6"/>
@@ -33586,7 +36965,156 @@
       </w:pPr>
     </w:lvl>
   </w:abstractNum>
-  <w:abstractNum w:abstractNumId="9" w15:restartNumberingAfterBreak="0">
+  <w:abstractNum w:abstractNumId="10" w15:restartNumberingAfterBreak="0">
+    <w:nsid w:val="10CA50B4"/>
+    <w:multiLevelType w:val="multilevel"/>
+    <w:tmpl w:val="BE4E4E2C"/>
+    <w:lvl w:ilvl="0">
+      <w:start w:val="1"/>
+      <w:numFmt w:val="bullet"/>
+      <w:lvlText w:val=""/>
+      <w:lvlJc w:val="left"/>
+      <w:pPr>
+        <w:tabs>
+          <w:tab w:val="num" w:pos="720"/>
+        </w:tabs>
+        <w:ind w:left="720" w:hanging="360"/>
+      </w:pPr>
+      <w:rPr>
+        <w:rFonts w:ascii="Symbol" w:hAnsi="Symbol" w:hint="default"/>
+        <w:sz w:val="20"/>
+      </w:rPr>
+    </w:lvl>
+    <w:lvl w:ilvl="1" w:tentative="1">
+      <w:start w:val="1"/>
+      <w:numFmt w:val="bullet"/>
+      <w:lvlText w:val="o"/>
+      <w:lvlJc w:val="left"/>
+      <w:pPr>
+        <w:tabs>
+          <w:tab w:val="num" w:pos="1440"/>
+        </w:tabs>
+        <w:ind w:left="1440" w:hanging="360"/>
+      </w:pPr>
+      <w:rPr>
+        <w:rFonts w:ascii="Courier New" w:hAnsi="Courier New" w:hint="default"/>
+        <w:sz w:val="20"/>
+      </w:rPr>
+    </w:lvl>
+    <w:lvl w:ilvl="2" w:tentative="1">
+      <w:start w:val="1"/>
+      <w:numFmt w:val="bullet"/>
+      <w:lvlText w:val=""/>
+      <w:lvlJc w:val="left"/>
+      <w:pPr>
+        <w:tabs>
+          <w:tab w:val="num" w:pos="2160"/>
+        </w:tabs>
+        <w:ind w:left="2160" w:hanging="360"/>
+      </w:pPr>
+      <w:rPr>
+        <w:rFonts w:ascii="Wingdings" w:hAnsi="Wingdings" w:hint="default"/>
+        <w:sz w:val="20"/>
+      </w:rPr>
+    </w:lvl>
+    <w:lvl w:ilvl="3" w:tentative="1">
+      <w:start w:val="1"/>
+      <w:numFmt w:val="bullet"/>
+      <w:lvlText w:val=""/>
+      <w:lvlJc w:val="left"/>
+      <w:pPr>
+        <w:tabs>
+          <w:tab w:val="num" w:pos="2880"/>
+        </w:tabs>
+        <w:ind w:left="2880" w:hanging="360"/>
+      </w:pPr>
+      <w:rPr>
+        <w:rFonts w:ascii="Wingdings" w:hAnsi="Wingdings" w:hint="default"/>
+        <w:sz w:val="20"/>
+      </w:rPr>
+    </w:lvl>
+    <w:lvl w:ilvl="4" w:tentative="1">
+      <w:start w:val="1"/>
+      <w:numFmt w:val="bullet"/>
+      <w:lvlText w:val=""/>
+      <w:lvlJc w:val="left"/>
+      <w:pPr>
+        <w:tabs>
+          <w:tab w:val="num" w:pos="3600"/>
+        </w:tabs>
+        <w:ind w:left="3600" w:hanging="360"/>
+      </w:pPr>
+      <w:rPr>
+        <w:rFonts w:ascii="Wingdings" w:hAnsi="Wingdings" w:hint="default"/>
+        <w:sz w:val="20"/>
+      </w:rPr>
+    </w:lvl>
+    <w:lvl w:ilvl="5" w:tentative="1">
+      <w:start w:val="1"/>
+      <w:numFmt w:val="bullet"/>
+      <w:lvlText w:val=""/>
+      <w:lvlJc w:val="left"/>
+      <w:pPr>
+        <w:tabs>
+          <w:tab w:val="num" w:pos="4320"/>
+        </w:tabs>
+        <w:ind w:left="4320" w:hanging="360"/>
+      </w:pPr>
+      <w:rPr>
+        <w:rFonts w:ascii="Wingdings" w:hAnsi="Wingdings" w:hint="default"/>
+        <w:sz w:val="20"/>
+      </w:rPr>
+    </w:lvl>
+    <w:lvl w:ilvl="6" w:tentative="1">
+      <w:start w:val="1"/>
+      <w:numFmt w:val="bullet"/>
+      <w:lvlText w:val=""/>
+      <w:lvlJc w:val="left"/>
+      <w:pPr>
+        <w:tabs>
+          <w:tab w:val="num" w:pos="5040"/>
+        </w:tabs>
+        <w:ind w:left="5040" w:hanging="360"/>
+      </w:pPr>
+      <w:rPr>
+        <w:rFonts w:ascii="Wingdings" w:hAnsi="Wingdings" w:hint="default"/>
+        <w:sz w:val="20"/>
+      </w:rPr>
+    </w:lvl>
+    <w:lvl w:ilvl="7" w:tentative="1">
+      <w:start w:val="1"/>
+      <w:numFmt w:val="bullet"/>
+      <w:lvlText w:val=""/>
+      <w:lvlJc w:val="left"/>
+      <w:pPr>
+        <w:tabs>
+          <w:tab w:val="num" w:pos="5760"/>
+        </w:tabs>
+        <w:ind w:left="5760" w:hanging="360"/>
+      </w:pPr>
+      <w:rPr>
+        <w:rFonts w:ascii="Wingdings" w:hAnsi="Wingdings" w:hint="default"/>
+        <w:sz w:val="20"/>
+      </w:rPr>
+    </w:lvl>
+    <w:lvl w:ilvl="8" w:tentative="1">
+      <w:start w:val="1"/>
+      <w:numFmt w:val="bullet"/>
+      <w:lvlText w:val=""/>
+      <w:lvlJc w:val="left"/>
+      <w:pPr>
+        <w:tabs>
+          <w:tab w:val="num" w:pos="6480"/>
+        </w:tabs>
+        <w:ind w:left="6480" w:hanging="360"/>
+      </w:pPr>
+      <w:rPr>
+        <w:rFonts w:ascii="Wingdings" w:hAnsi="Wingdings" w:hint="default"/>
+        <w:sz w:val="20"/>
+      </w:rPr>
+    </w:lvl>
+  </w:abstractNum>
+  <w:abstractNum w:abstractNumId="11" w15:restartNumberingAfterBreak="0">
     <w:nsid w:val="13CB17FC"/>
     <w:multiLevelType w:val="multilevel"/>
     <w:tmpl w:val="B426CAA6"/>
@@ -33735,7 +37263,7 @@
       </w:rPr>
     </w:lvl>
   </w:abstractNum>
-  <w:abstractNum w:abstractNumId="10" w15:restartNumberingAfterBreak="0">
+  <w:abstractNum w:abstractNumId="12" w15:restartNumberingAfterBreak="0">
     <w:nsid w:val="15B750C0"/>
     <w:multiLevelType w:val="multilevel"/>
     <w:tmpl w:val="2E1EA7E4"/>
@@ -33884,7 +37412,7 @@
       </w:rPr>
     </w:lvl>
   </w:abstractNum>
-  <w:abstractNum w:abstractNumId="11" w15:restartNumberingAfterBreak="0">
+  <w:abstractNum w:abstractNumId="13" w15:restartNumberingAfterBreak="0">
     <w:nsid w:val="165909A2"/>
     <w:multiLevelType w:val="multilevel"/>
     <w:tmpl w:val="63BE0A4C"/>
@@ -34033,7 +37561,7 @@
       </w:rPr>
     </w:lvl>
   </w:abstractNum>
-  <w:abstractNum w:abstractNumId="12" w15:restartNumberingAfterBreak="0">
+  <w:abstractNum w:abstractNumId="14" w15:restartNumberingAfterBreak="0">
     <w:nsid w:val="171E1007"/>
     <w:multiLevelType w:val="multilevel"/>
     <w:tmpl w:val="FD4E2B2A"/>
@@ -34182,7 +37710,7 @@
       </w:rPr>
     </w:lvl>
   </w:abstractNum>
-  <w:abstractNum w:abstractNumId="13" w15:restartNumberingAfterBreak="0">
+  <w:abstractNum w:abstractNumId="15" w15:restartNumberingAfterBreak="0">
     <w:nsid w:val="185472FE"/>
     <w:multiLevelType w:val="multilevel"/>
     <w:tmpl w:val="99E45868"/>
@@ -34331,7 +37859,7 @@
       </w:rPr>
     </w:lvl>
   </w:abstractNum>
-  <w:abstractNum w:abstractNumId="14" w15:restartNumberingAfterBreak="0">
+  <w:abstractNum w:abstractNumId="16" w15:restartNumberingAfterBreak="0">
     <w:nsid w:val="19F322E4"/>
     <w:multiLevelType w:val="multilevel"/>
     <w:tmpl w:val="7792A690"/>
@@ -34480,7 +38008,156 @@
       </w:rPr>
     </w:lvl>
   </w:abstractNum>
-  <w:abstractNum w:abstractNumId="15" w15:restartNumberingAfterBreak="0">
+  <w:abstractNum w:abstractNumId="17" w15:restartNumberingAfterBreak="0">
+    <w:nsid w:val="1B3A2C75"/>
+    <w:multiLevelType w:val="multilevel"/>
+    <w:tmpl w:val="7BAC179E"/>
+    <w:lvl w:ilvl="0">
+      <w:start w:val="1"/>
+      <w:numFmt w:val="bullet"/>
+      <w:lvlText w:val=""/>
+      <w:lvlJc w:val="left"/>
+      <w:pPr>
+        <w:tabs>
+          <w:tab w:val="num" w:pos="720"/>
+        </w:tabs>
+        <w:ind w:left="720" w:hanging="360"/>
+      </w:pPr>
+      <w:rPr>
+        <w:rFonts w:ascii="Symbol" w:hAnsi="Symbol" w:hint="default"/>
+        <w:sz w:val="20"/>
+      </w:rPr>
+    </w:lvl>
+    <w:lvl w:ilvl="1" w:tentative="1">
+      <w:start w:val="1"/>
+      <w:numFmt w:val="bullet"/>
+      <w:lvlText w:val="o"/>
+      <w:lvlJc w:val="left"/>
+      <w:pPr>
+        <w:tabs>
+          <w:tab w:val="num" w:pos="1440"/>
+        </w:tabs>
+        <w:ind w:left="1440" w:hanging="360"/>
+      </w:pPr>
+      <w:rPr>
+        <w:rFonts w:ascii="Courier New" w:hAnsi="Courier New" w:hint="default"/>
+        <w:sz w:val="20"/>
+      </w:rPr>
+    </w:lvl>
+    <w:lvl w:ilvl="2" w:tentative="1">
+      <w:start w:val="1"/>
+      <w:numFmt w:val="bullet"/>
+      <w:lvlText w:val=""/>
+      <w:lvlJc w:val="left"/>
+      <w:pPr>
+        <w:tabs>
+          <w:tab w:val="num" w:pos="2160"/>
+        </w:tabs>
+        <w:ind w:left="2160" w:hanging="360"/>
+      </w:pPr>
+      <w:rPr>
+        <w:rFonts w:ascii="Wingdings" w:hAnsi="Wingdings" w:hint="default"/>
+        <w:sz w:val="20"/>
+      </w:rPr>
+    </w:lvl>
+    <w:lvl w:ilvl="3" w:tentative="1">
+      <w:start w:val="1"/>
+      <w:numFmt w:val="bullet"/>
+      <w:lvlText w:val=""/>
+      <w:lvlJc w:val="left"/>
+      <w:pPr>
+        <w:tabs>
+          <w:tab w:val="num" w:pos="2880"/>
+        </w:tabs>
+        <w:ind w:left="2880" w:hanging="360"/>
+      </w:pPr>
+      <w:rPr>
+        <w:rFonts w:ascii="Wingdings" w:hAnsi="Wingdings" w:hint="default"/>
+        <w:sz w:val="20"/>
+      </w:rPr>
+    </w:lvl>
+    <w:lvl w:ilvl="4" w:tentative="1">
+      <w:start w:val="1"/>
+      <w:numFmt w:val="bullet"/>
+      <w:lvlText w:val=""/>
+      <w:lvlJc w:val="left"/>
+      <w:pPr>
+        <w:tabs>
+          <w:tab w:val="num" w:pos="3600"/>
+        </w:tabs>
+        <w:ind w:left="3600" w:hanging="360"/>
+      </w:pPr>
+      <w:rPr>
+        <w:rFonts w:ascii="Wingdings" w:hAnsi="Wingdings" w:hint="default"/>
+        <w:sz w:val="20"/>
+      </w:rPr>
+    </w:lvl>
+    <w:lvl w:ilvl="5" w:tentative="1">
+      <w:start w:val="1"/>
+      <w:numFmt w:val="bullet"/>
+      <w:lvlText w:val=""/>
+      <w:lvlJc w:val="left"/>
+      <w:pPr>
+        <w:tabs>
+          <w:tab w:val="num" w:pos="4320"/>
+        </w:tabs>
+        <w:ind w:left="4320" w:hanging="360"/>
+      </w:pPr>
+      <w:rPr>
+        <w:rFonts w:ascii="Wingdings" w:hAnsi="Wingdings" w:hint="default"/>
+        <w:sz w:val="20"/>
+      </w:rPr>
+    </w:lvl>
+    <w:lvl w:ilvl="6" w:tentative="1">
+      <w:start w:val="1"/>
+      <w:numFmt w:val="bullet"/>
+      <w:lvlText w:val=""/>
+      <w:lvlJc w:val="left"/>
+      <w:pPr>
+        <w:tabs>
+          <w:tab w:val="num" w:pos="5040"/>
+        </w:tabs>
+        <w:ind w:left="5040" w:hanging="360"/>
+      </w:pPr>
+      <w:rPr>
+        <w:rFonts w:ascii="Wingdings" w:hAnsi="Wingdings" w:hint="default"/>
+        <w:sz w:val="20"/>
+      </w:rPr>
+    </w:lvl>
+    <w:lvl w:ilvl="7" w:tentative="1">
+      <w:start w:val="1"/>
+      <w:numFmt w:val="bullet"/>
+      <w:lvlText w:val=""/>
+      <w:lvlJc w:val="left"/>
+      <w:pPr>
+        <w:tabs>
+          <w:tab w:val="num" w:pos="5760"/>
+        </w:tabs>
+        <w:ind w:left="5760" w:hanging="360"/>
+      </w:pPr>
+      <w:rPr>
+        <w:rFonts w:ascii="Wingdings" w:hAnsi="Wingdings" w:hint="default"/>
+        <w:sz w:val="20"/>
+      </w:rPr>
+    </w:lvl>
+    <w:lvl w:ilvl="8" w:tentative="1">
+      <w:start w:val="1"/>
+      <w:numFmt w:val="bullet"/>
+      <w:lvlText w:val=""/>
+      <w:lvlJc w:val="left"/>
+      <w:pPr>
+        <w:tabs>
+          <w:tab w:val="num" w:pos="6480"/>
+        </w:tabs>
+        <w:ind w:left="6480" w:hanging="360"/>
+      </w:pPr>
+      <w:rPr>
+        <w:rFonts w:ascii="Wingdings" w:hAnsi="Wingdings" w:hint="default"/>
+        <w:sz w:val="20"/>
+      </w:rPr>
+    </w:lvl>
+  </w:abstractNum>
+  <w:abstractNum w:abstractNumId="18" w15:restartNumberingAfterBreak="0">
     <w:nsid w:val="1CA107D9"/>
     <w:multiLevelType w:val="multilevel"/>
     <w:tmpl w:val="84007FAC"/>
@@ -34629,7 +38306,7 @@
       </w:rPr>
     </w:lvl>
   </w:abstractNum>
-  <w:abstractNum w:abstractNumId="16" w15:restartNumberingAfterBreak="0">
+  <w:abstractNum w:abstractNumId="19" w15:restartNumberingAfterBreak="0">
     <w:nsid w:val="1F9C6AE9"/>
     <w:multiLevelType w:val="multilevel"/>
     <w:tmpl w:val="8CFABEE6"/>
@@ -34778,7 +38455,7 @@
       </w:rPr>
     </w:lvl>
   </w:abstractNum>
-  <w:abstractNum w:abstractNumId="17" w15:restartNumberingAfterBreak="0">
+  <w:abstractNum w:abstractNumId="20" w15:restartNumberingAfterBreak="0">
     <w:nsid w:val="24EE665E"/>
     <w:multiLevelType w:val="multilevel"/>
     <w:tmpl w:val="F3A2351A"/>
@@ -34927,7 +38604,7 @@
       </w:rPr>
     </w:lvl>
   </w:abstractNum>
-  <w:abstractNum w:abstractNumId="18" w15:restartNumberingAfterBreak="0">
+  <w:abstractNum w:abstractNumId="21" w15:restartNumberingAfterBreak="0">
     <w:nsid w:val="25795C93"/>
     <w:multiLevelType w:val="multilevel"/>
     <w:tmpl w:val="5556175C"/>
@@ -35076,7 +38753,7 @@
       </w:rPr>
     </w:lvl>
   </w:abstractNum>
-  <w:abstractNum w:abstractNumId="19" w15:restartNumberingAfterBreak="0">
+  <w:abstractNum w:abstractNumId="22" w15:restartNumberingAfterBreak="0">
     <w:nsid w:val="260E2A80"/>
     <w:multiLevelType w:val="multilevel"/>
     <w:tmpl w:val="70A29784"/>
@@ -35225,7 +38902,7 @@
       </w:rPr>
     </w:lvl>
   </w:abstractNum>
-  <w:abstractNum w:abstractNumId="20" w15:restartNumberingAfterBreak="0">
+  <w:abstractNum w:abstractNumId="23" w15:restartNumberingAfterBreak="0">
     <w:nsid w:val="2BF465B6"/>
     <w:multiLevelType w:val="multilevel"/>
     <w:tmpl w:val="62A01718"/>
@@ -35338,7 +39015,7 @@
       </w:pPr>
     </w:lvl>
   </w:abstractNum>
-  <w:abstractNum w:abstractNumId="21" w15:restartNumberingAfterBreak="0">
+  <w:abstractNum w:abstractNumId="24" w15:restartNumberingAfterBreak="0">
     <w:nsid w:val="2D1002BC"/>
     <w:multiLevelType w:val="multilevel"/>
     <w:tmpl w:val="426216A4"/>
@@ -35451,7 +39128,7 @@
       </w:pPr>
     </w:lvl>
   </w:abstractNum>
-  <w:abstractNum w:abstractNumId="22" w15:restartNumberingAfterBreak="0">
+  <w:abstractNum w:abstractNumId="25" w15:restartNumberingAfterBreak="0">
     <w:nsid w:val="2D2C3A51"/>
     <w:multiLevelType w:val="multilevel"/>
     <w:tmpl w:val="109A2DE6"/>
@@ -35564,7 +39241,7 @@
       </w:pPr>
     </w:lvl>
   </w:abstractNum>
-  <w:abstractNum w:abstractNumId="23" w15:restartNumberingAfterBreak="0">
+  <w:abstractNum w:abstractNumId="26" w15:restartNumberingAfterBreak="0">
     <w:nsid w:val="2E826716"/>
     <w:multiLevelType w:val="multilevel"/>
     <w:tmpl w:val="19808A26"/>
@@ -35677,7 +39354,7 @@
       </w:pPr>
     </w:lvl>
   </w:abstractNum>
-  <w:abstractNum w:abstractNumId="24" w15:restartNumberingAfterBreak="0">
+  <w:abstractNum w:abstractNumId="27" w15:restartNumberingAfterBreak="0">
     <w:nsid w:val="2F1618A6"/>
     <w:multiLevelType w:val="multilevel"/>
     <w:tmpl w:val="7B56398A"/>
@@ -35826,7 +39503,7 @@
       </w:rPr>
     </w:lvl>
   </w:abstractNum>
-  <w:abstractNum w:abstractNumId="25" w15:restartNumberingAfterBreak="0">
+  <w:abstractNum w:abstractNumId="28" w15:restartNumberingAfterBreak="0">
     <w:nsid w:val="2F172EC2"/>
     <w:multiLevelType w:val="multilevel"/>
     <w:tmpl w:val="2758CBC0"/>
@@ -35975,7 +39652,156 @@
       </w:rPr>
     </w:lvl>
   </w:abstractNum>
-  <w:abstractNum w:abstractNumId="26" w15:restartNumberingAfterBreak="0">
+  <w:abstractNum w:abstractNumId="29" w15:restartNumberingAfterBreak="0">
+    <w:nsid w:val="332F3EA7"/>
+    <w:multiLevelType w:val="multilevel"/>
+    <w:tmpl w:val="B99AE36E"/>
+    <w:lvl w:ilvl="0">
+      <w:start w:val="1"/>
+      <w:numFmt w:val="bullet"/>
+      <w:lvlText w:val=""/>
+      <w:lvlJc w:val="left"/>
+      <w:pPr>
+        <w:tabs>
+          <w:tab w:val="num" w:pos="720"/>
+        </w:tabs>
+        <w:ind w:left="720" w:hanging="360"/>
+      </w:pPr>
+      <w:rPr>
+        <w:rFonts w:ascii="Symbol" w:hAnsi="Symbol" w:hint="default"/>
+        <w:sz w:val="20"/>
+      </w:rPr>
+    </w:lvl>
+    <w:lvl w:ilvl="1" w:tentative="1">
+      <w:start w:val="1"/>
+      <w:numFmt w:val="bullet"/>
+      <w:lvlText w:val="o"/>
+      <w:lvlJc w:val="left"/>
+      <w:pPr>
+        <w:tabs>
+          <w:tab w:val="num" w:pos="1440"/>
+        </w:tabs>
+        <w:ind w:left="1440" w:hanging="360"/>
+      </w:pPr>
+      <w:rPr>
+        <w:rFonts w:ascii="Courier New" w:hAnsi="Courier New" w:hint="default"/>
+        <w:sz w:val="20"/>
+      </w:rPr>
+    </w:lvl>
+    <w:lvl w:ilvl="2" w:tentative="1">
+      <w:start w:val="1"/>
+      <w:numFmt w:val="bullet"/>
+      <w:lvlText w:val=""/>
+      <w:lvlJc w:val="left"/>
+      <w:pPr>
+        <w:tabs>
+          <w:tab w:val="num" w:pos="2160"/>
+        </w:tabs>
+        <w:ind w:left="2160" w:hanging="360"/>
+      </w:pPr>
+      <w:rPr>
+        <w:rFonts w:ascii="Wingdings" w:hAnsi="Wingdings" w:hint="default"/>
+        <w:sz w:val="20"/>
+      </w:rPr>
+    </w:lvl>
+    <w:lvl w:ilvl="3" w:tentative="1">
+      <w:start w:val="1"/>
+      <w:numFmt w:val="bullet"/>
+      <w:lvlText w:val=""/>
+      <w:lvlJc w:val="left"/>
+      <w:pPr>
+        <w:tabs>
+          <w:tab w:val="num" w:pos="2880"/>
+        </w:tabs>
+        <w:ind w:left="2880" w:hanging="360"/>
+      </w:pPr>
+      <w:rPr>
+        <w:rFonts w:ascii="Wingdings" w:hAnsi="Wingdings" w:hint="default"/>
+        <w:sz w:val="20"/>
+      </w:rPr>
+    </w:lvl>
+    <w:lvl w:ilvl="4" w:tentative="1">
+      <w:start w:val="1"/>
+      <w:numFmt w:val="bullet"/>
+      <w:lvlText w:val=""/>
+      <w:lvlJc w:val="left"/>
+      <w:pPr>
+        <w:tabs>
+          <w:tab w:val="num" w:pos="3600"/>
+        </w:tabs>
+        <w:ind w:left="3600" w:hanging="360"/>
+      </w:pPr>
+      <w:rPr>
+        <w:rFonts w:ascii="Wingdings" w:hAnsi="Wingdings" w:hint="default"/>
+        <w:sz w:val="20"/>
+      </w:rPr>
+    </w:lvl>
+    <w:lvl w:ilvl="5" w:tentative="1">
+      <w:start w:val="1"/>
+      <w:numFmt w:val="bullet"/>
+      <w:lvlText w:val=""/>
+      <w:lvlJc w:val="left"/>
+      <w:pPr>
+        <w:tabs>
+          <w:tab w:val="num" w:pos="4320"/>
+        </w:tabs>
+        <w:ind w:left="4320" w:hanging="360"/>
+      </w:pPr>
+      <w:rPr>
+        <w:rFonts w:ascii="Wingdings" w:hAnsi="Wingdings" w:hint="default"/>
+        <w:sz w:val="20"/>
+      </w:rPr>
+    </w:lvl>
+    <w:lvl w:ilvl="6" w:tentative="1">
+      <w:start w:val="1"/>
+      <w:numFmt w:val="bullet"/>
+      <w:lvlText w:val=""/>
+      <w:lvlJc w:val="left"/>
+      <w:pPr>
+        <w:tabs>
+          <w:tab w:val="num" w:pos="5040"/>
+        </w:tabs>
+        <w:ind w:left="5040" w:hanging="360"/>
+      </w:pPr>
+      <w:rPr>
+        <w:rFonts w:ascii="Wingdings" w:hAnsi="Wingdings" w:hint="default"/>
+        <w:sz w:val="20"/>
+      </w:rPr>
+    </w:lvl>
+    <w:lvl w:ilvl="7" w:tentative="1">
+      <w:start w:val="1"/>
+      <w:numFmt w:val="bullet"/>
+      <w:lvlText w:val=""/>
+      <w:lvlJc w:val="left"/>
+      <w:pPr>
+        <w:tabs>
+          <w:tab w:val="num" w:pos="5760"/>
+        </w:tabs>
+        <w:ind w:left="5760" w:hanging="360"/>
+      </w:pPr>
+      <w:rPr>
+        <w:rFonts w:ascii="Wingdings" w:hAnsi="Wingdings" w:hint="default"/>
+        <w:sz w:val="20"/>
+      </w:rPr>
+    </w:lvl>
+    <w:lvl w:ilvl="8" w:tentative="1">
+      <w:start w:val="1"/>
+      <w:numFmt w:val="bullet"/>
+      <w:lvlText w:val=""/>
+      <w:lvlJc w:val="left"/>
+      <w:pPr>
+        <w:tabs>
+          <w:tab w:val="num" w:pos="6480"/>
+        </w:tabs>
+        <w:ind w:left="6480" w:hanging="360"/>
+      </w:pPr>
+      <w:rPr>
+        <w:rFonts w:ascii="Wingdings" w:hAnsi="Wingdings" w:hint="default"/>
+        <w:sz w:val="20"/>
+      </w:rPr>
+    </w:lvl>
+  </w:abstractNum>
+  <w:abstractNum w:abstractNumId="30" w15:restartNumberingAfterBreak="0">
     <w:nsid w:val="34445E90"/>
     <w:multiLevelType w:val="multilevel"/>
     <w:tmpl w:val="ED2EB1B4"/>
@@ -36124,7 +39950,7 @@
       </w:rPr>
     </w:lvl>
   </w:abstractNum>
-  <w:abstractNum w:abstractNumId="27" w15:restartNumberingAfterBreak="0">
+  <w:abstractNum w:abstractNumId="31" w15:restartNumberingAfterBreak="0">
     <w:nsid w:val="35B06786"/>
     <w:multiLevelType w:val="multilevel"/>
     <w:tmpl w:val="AA16B8CE"/>
@@ -36241,7 +40067,7 @@
       </w:pPr>
     </w:lvl>
   </w:abstractNum>
-  <w:abstractNum w:abstractNumId="28" w15:restartNumberingAfterBreak="0">
+  <w:abstractNum w:abstractNumId="32" w15:restartNumberingAfterBreak="0">
     <w:nsid w:val="38403CCA"/>
     <w:multiLevelType w:val="multilevel"/>
     <w:tmpl w:val="7E180110"/>
@@ -36390,7 +40216,7 @@
       </w:rPr>
     </w:lvl>
   </w:abstractNum>
-  <w:abstractNum w:abstractNumId="29" w15:restartNumberingAfterBreak="0">
+  <w:abstractNum w:abstractNumId="33" w15:restartNumberingAfterBreak="0">
     <w:nsid w:val="39AF226F"/>
     <w:multiLevelType w:val="multilevel"/>
     <w:tmpl w:val="8D98A440"/>
@@ -36539,7 +40365,7 @@
       </w:rPr>
     </w:lvl>
   </w:abstractNum>
-  <w:abstractNum w:abstractNumId="30" w15:restartNumberingAfterBreak="0">
+  <w:abstractNum w:abstractNumId="34" w15:restartNumberingAfterBreak="0">
     <w:nsid w:val="3A022F36"/>
     <w:multiLevelType w:val="multilevel"/>
     <w:tmpl w:val="C2946298"/>
@@ -36688,7 +40514,7 @@
       </w:rPr>
     </w:lvl>
   </w:abstractNum>
-  <w:abstractNum w:abstractNumId="31" w15:restartNumberingAfterBreak="0">
+  <w:abstractNum w:abstractNumId="35" w15:restartNumberingAfterBreak="0">
     <w:nsid w:val="3A174475"/>
     <w:multiLevelType w:val="multilevel"/>
     <w:tmpl w:val="1928701C"/>
@@ -36837,7 +40663,7 @@
       </w:rPr>
     </w:lvl>
   </w:abstractNum>
-  <w:abstractNum w:abstractNumId="32" w15:restartNumberingAfterBreak="0">
+  <w:abstractNum w:abstractNumId="36" w15:restartNumberingAfterBreak="0">
     <w:nsid w:val="3A784955"/>
     <w:multiLevelType w:val="multilevel"/>
     <w:tmpl w:val="F0EACD10"/>
@@ -36986,7 +40812,7 @@
       </w:rPr>
     </w:lvl>
   </w:abstractNum>
-  <w:abstractNum w:abstractNumId="33" w15:restartNumberingAfterBreak="0">
+  <w:abstractNum w:abstractNumId="37" w15:restartNumberingAfterBreak="0">
     <w:nsid w:val="3AD54472"/>
     <w:multiLevelType w:val="multilevel"/>
     <w:tmpl w:val="187EDDE4"/>
@@ -37135,7 +40961,156 @@
       </w:rPr>
     </w:lvl>
   </w:abstractNum>
-  <w:abstractNum w:abstractNumId="34" w15:restartNumberingAfterBreak="0">
+  <w:abstractNum w:abstractNumId="38" w15:restartNumberingAfterBreak="0">
+    <w:nsid w:val="3B8106F4"/>
+    <w:multiLevelType w:val="multilevel"/>
+    <w:tmpl w:val="CB2E39BE"/>
+    <w:lvl w:ilvl="0">
+      <w:start w:val="1"/>
+      <w:numFmt w:val="bullet"/>
+      <w:lvlText w:val=""/>
+      <w:lvlJc w:val="left"/>
+      <w:pPr>
+        <w:tabs>
+          <w:tab w:val="num" w:pos="720"/>
+        </w:tabs>
+        <w:ind w:left="720" w:hanging="360"/>
+      </w:pPr>
+      <w:rPr>
+        <w:rFonts w:ascii="Symbol" w:hAnsi="Symbol" w:hint="default"/>
+        <w:sz w:val="20"/>
+      </w:rPr>
+    </w:lvl>
+    <w:lvl w:ilvl="1" w:tentative="1">
+      <w:start w:val="1"/>
+      <w:numFmt w:val="bullet"/>
+      <w:lvlText w:val="o"/>
+      <w:lvlJc w:val="left"/>
+      <w:pPr>
+        <w:tabs>
+          <w:tab w:val="num" w:pos="1440"/>
+        </w:tabs>
+        <w:ind w:left="1440" w:hanging="360"/>
+      </w:pPr>
+      <w:rPr>
+        <w:rFonts w:ascii="Courier New" w:hAnsi="Courier New" w:hint="default"/>
+        <w:sz w:val="20"/>
+      </w:rPr>
+    </w:lvl>
+    <w:lvl w:ilvl="2" w:tentative="1">
+      <w:start w:val="1"/>
+      <w:numFmt w:val="bullet"/>
+      <w:lvlText w:val=""/>
+      <w:lvlJc w:val="left"/>
+      <w:pPr>
+        <w:tabs>
+          <w:tab w:val="num" w:pos="2160"/>
+        </w:tabs>
+        <w:ind w:left="2160" w:hanging="360"/>
+      </w:pPr>
+      <w:rPr>
+        <w:rFonts w:ascii="Wingdings" w:hAnsi="Wingdings" w:hint="default"/>
+        <w:sz w:val="20"/>
+      </w:rPr>
+    </w:lvl>
+    <w:lvl w:ilvl="3" w:tentative="1">
+      <w:start w:val="1"/>
+      <w:numFmt w:val="bullet"/>
+      <w:lvlText w:val=""/>
+      <w:lvlJc w:val="left"/>
+      <w:pPr>
+        <w:tabs>
+          <w:tab w:val="num" w:pos="2880"/>
+        </w:tabs>
+        <w:ind w:left="2880" w:hanging="360"/>
+      </w:pPr>
+      <w:rPr>
+        <w:rFonts w:ascii="Wingdings" w:hAnsi="Wingdings" w:hint="default"/>
+        <w:sz w:val="20"/>
+      </w:rPr>
+    </w:lvl>
+    <w:lvl w:ilvl="4" w:tentative="1">
+      <w:start w:val="1"/>
+      <w:numFmt w:val="bullet"/>
+      <w:lvlText w:val=""/>
+      <w:lvlJc w:val="left"/>
+      <w:pPr>
+        <w:tabs>
+          <w:tab w:val="num" w:pos="3600"/>
+        </w:tabs>
+        <w:ind w:left="3600" w:hanging="360"/>
+      </w:pPr>
+      <w:rPr>
+        <w:rFonts w:ascii="Wingdings" w:hAnsi="Wingdings" w:hint="default"/>
+        <w:sz w:val="20"/>
+      </w:rPr>
+    </w:lvl>
+    <w:lvl w:ilvl="5" w:tentative="1">
+      <w:start w:val="1"/>
+      <w:numFmt w:val="bullet"/>
+      <w:lvlText w:val=""/>
+      <w:lvlJc w:val="left"/>
+      <w:pPr>
+        <w:tabs>
+          <w:tab w:val="num" w:pos="4320"/>
+        </w:tabs>
+        <w:ind w:left="4320" w:hanging="360"/>
+      </w:pPr>
+      <w:rPr>
+        <w:rFonts w:ascii="Wingdings" w:hAnsi="Wingdings" w:hint="default"/>
+        <w:sz w:val="20"/>
+      </w:rPr>
+    </w:lvl>
+    <w:lvl w:ilvl="6" w:tentative="1">
+      <w:start w:val="1"/>
+      <w:numFmt w:val="bullet"/>
+      <w:lvlText w:val=""/>
+      <w:lvlJc w:val="left"/>
+      <w:pPr>
+        <w:tabs>
+          <w:tab w:val="num" w:pos="5040"/>
+        </w:tabs>
+        <w:ind w:left="5040" w:hanging="360"/>
+      </w:pPr>
+      <w:rPr>
+        <w:rFonts w:ascii="Wingdings" w:hAnsi="Wingdings" w:hint="default"/>
+        <w:sz w:val="20"/>
+      </w:rPr>
+    </w:lvl>
+    <w:lvl w:ilvl="7" w:tentative="1">
+      <w:start w:val="1"/>
+      <w:numFmt w:val="bullet"/>
+      <w:lvlText w:val=""/>
+      <w:lvlJc w:val="left"/>
+      <w:pPr>
+        <w:tabs>
+          <w:tab w:val="num" w:pos="5760"/>
+        </w:tabs>
+        <w:ind w:left="5760" w:hanging="360"/>
+      </w:pPr>
+      <w:rPr>
+        <w:rFonts w:ascii="Wingdings" w:hAnsi="Wingdings" w:hint="default"/>
+        <w:sz w:val="20"/>
+      </w:rPr>
+    </w:lvl>
+    <w:lvl w:ilvl="8" w:tentative="1">
+      <w:start w:val="1"/>
+      <w:numFmt w:val="bullet"/>
+      <w:lvlText w:val=""/>
+      <w:lvlJc w:val="left"/>
+      <w:pPr>
+        <w:tabs>
+          <w:tab w:val="num" w:pos="6480"/>
+        </w:tabs>
+        <w:ind w:left="6480" w:hanging="360"/>
+      </w:pPr>
+      <w:rPr>
+        <w:rFonts w:ascii="Wingdings" w:hAnsi="Wingdings" w:hint="default"/>
+        <w:sz w:val="20"/>
+      </w:rPr>
+    </w:lvl>
+  </w:abstractNum>
+  <w:abstractNum w:abstractNumId="39" w15:restartNumberingAfterBreak="0">
     <w:nsid w:val="3C4606E7"/>
     <w:multiLevelType w:val="multilevel"/>
     <w:tmpl w:val="D2B87F12"/>
@@ -37284,7 +41259,7 @@
       </w:rPr>
     </w:lvl>
   </w:abstractNum>
-  <w:abstractNum w:abstractNumId="35" w15:restartNumberingAfterBreak="0">
+  <w:abstractNum w:abstractNumId="40" w15:restartNumberingAfterBreak="0">
     <w:nsid w:val="3D1932FE"/>
     <w:multiLevelType w:val="multilevel"/>
     <w:tmpl w:val="EDB86514"/>
@@ -37433,7 +41408,7 @@
       </w:rPr>
     </w:lvl>
   </w:abstractNum>
-  <w:abstractNum w:abstractNumId="36" w15:restartNumberingAfterBreak="0">
+  <w:abstractNum w:abstractNumId="41" w15:restartNumberingAfterBreak="0">
     <w:nsid w:val="3DC73C4C"/>
     <w:multiLevelType w:val="multilevel"/>
     <w:tmpl w:val="FC6C7958"/>
@@ -37582,7 +41557,7 @@
       </w:rPr>
     </w:lvl>
   </w:abstractNum>
-  <w:abstractNum w:abstractNumId="37" w15:restartNumberingAfterBreak="0">
+  <w:abstractNum w:abstractNumId="42" w15:restartNumberingAfterBreak="0">
     <w:nsid w:val="44E30AE0"/>
     <w:multiLevelType w:val="multilevel"/>
     <w:tmpl w:val="E27E9AA2"/>
@@ -37731,7 +41706,7 @@
       </w:rPr>
     </w:lvl>
   </w:abstractNum>
-  <w:abstractNum w:abstractNumId="38" w15:restartNumberingAfterBreak="0">
+  <w:abstractNum w:abstractNumId="43" w15:restartNumberingAfterBreak="0">
     <w:nsid w:val="45C72D9C"/>
     <w:multiLevelType w:val="multilevel"/>
     <w:tmpl w:val="DD64CA22"/>
@@ -37880,7 +41855,7 @@
       </w:rPr>
     </w:lvl>
   </w:abstractNum>
-  <w:abstractNum w:abstractNumId="39" w15:restartNumberingAfterBreak="0">
+  <w:abstractNum w:abstractNumId="44" w15:restartNumberingAfterBreak="0">
     <w:nsid w:val="463D53B4"/>
     <w:multiLevelType w:val="multilevel"/>
     <w:tmpl w:val="C96CC456"/>
@@ -38029,7 +42004,7 @@
       </w:rPr>
     </w:lvl>
   </w:abstractNum>
-  <w:abstractNum w:abstractNumId="40" w15:restartNumberingAfterBreak="0">
+  <w:abstractNum w:abstractNumId="45" w15:restartNumberingAfterBreak="0">
     <w:nsid w:val="4BC22944"/>
     <w:multiLevelType w:val="multilevel"/>
     <w:tmpl w:val="8848AA92"/>
@@ -38178,7 +42153,7 @@
       </w:rPr>
     </w:lvl>
   </w:abstractNum>
-  <w:abstractNum w:abstractNumId="41" w15:restartNumberingAfterBreak="0">
+  <w:abstractNum w:abstractNumId="46" w15:restartNumberingAfterBreak="0">
     <w:nsid w:val="53035B30"/>
     <w:multiLevelType w:val="multilevel"/>
     <w:tmpl w:val="163E9D56"/>
@@ -38327,7 +42302,156 @@
       </w:rPr>
     </w:lvl>
   </w:abstractNum>
-  <w:abstractNum w:abstractNumId="42" w15:restartNumberingAfterBreak="0">
+  <w:abstractNum w:abstractNumId="47" w15:restartNumberingAfterBreak="0">
+    <w:nsid w:val="569E2112"/>
+    <w:multiLevelType w:val="multilevel"/>
+    <w:tmpl w:val="AD46EC9E"/>
+    <w:lvl w:ilvl="0">
+      <w:start w:val="1"/>
+      <w:numFmt w:val="bullet"/>
+      <w:lvlText w:val=""/>
+      <w:lvlJc w:val="left"/>
+      <w:pPr>
+        <w:tabs>
+          <w:tab w:val="num" w:pos="720"/>
+        </w:tabs>
+        <w:ind w:left="720" w:hanging="360"/>
+      </w:pPr>
+      <w:rPr>
+        <w:rFonts w:ascii="Symbol" w:hAnsi="Symbol" w:hint="default"/>
+        <w:sz w:val="20"/>
+      </w:rPr>
+    </w:lvl>
+    <w:lvl w:ilvl="1" w:tentative="1">
+      <w:start w:val="1"/>
+      <w:numFmt w:val="bullet"/>
+      <w:lvlText w:val="o"/>
+      <w:lvlJc w:val="left"/>
+      <w:pPr>
+        <w:tabs>
+          <w:tab w:val="num" w:pos="1440"/>
+        </w:tabs>
+        <w:ind w:left="1440" w:hanging="360"/>
+      </w:pPr>
+      <w:rPr>
+        <w:rFonts w:ascii="Courier New" w:hAnsi="Courier New" w:hint="default"/>
+        <w:sz w:val="20"/>
+      </w:rPr>
+    </w:lvl>
+    <w:lvl w:ilvl="2" w:tentative="1">
+      <w:start w:val="1"/>
+      <w:numFmt w:val="bullet"/>
+      <w:lvlText w:val=""/>
+      <w:lvlJc w:val="left"/>
+      <w:pPr>
+        <w:tabs>
+          <w:tab w:val="num" w:pos="2160"/>
+        </w:tabs>
+        <w:ind w:left="2160" w:hanging="360"/>
+      </w:pPr>
+      <w:rPr>
+        <w:rFonts w:ascii="Wingdings" w:hAnsi="Wingdings" w:hint="default"/>
+        <w:sz w:val="20"/>
+      </w:rPr>
+    </w:lvl>
+    <w:lvl w:ilvl="3" w:tentative="1">
+      <w:start w:val="1"/>
+      <w:numFmt w:val="bullet"/>
+      <w:lvlText w:val=""/>
+      <w:lvlJc w:val="left"/>
+      <w:pPr>
+        <w:tabs>
+          <w:tab w:val="num" w:pos="2880"/>
+        </w:tabs>
+        <w:ind w:left="2880" w:hanging="360"/>
+      </w:pPr>
+      <w:rPr>
+        <w:rFonts w:ascii="Wingdings" w:hAnsi="Wingdings" w:hint="default"/>
+        <w:sz w:val="20"/>
+      </w:rPr>
+    </w:lvl>
+    <w:lvl w:ilvl="4" w:tentative="1">
+      <w:start w:val="1"/>
+      <w:numFmt w:val="bullet"/>
+      <w:lvlText w:val=""/>
+      <w:lvlJc w:val="left"/>
+      <w:pPr>
+        <w:tabs>
+          <w:tab w:val="num" w:pos="3600"/>
+        </w:tabs>
+        <w:ind w:left="3600" w:hanging="360"/>
+      </w:pPr>
+      <w:rPr>
+        <w:rFonts w:ascii="Wingdings" w:hAnsi="Wingdings" w:hint="default"/>
+        <w:sz w:val="20"/>
+      </w:rPr>
+    </w:lvl>
+    <w:lvl w:ilvl="5" w:tentative="1">
+      <w:start w:val="1"/>
+      <w:numFmt w:val="bullet"/>
+      <w:lvlText w:val=""/>
+      <w:lvlJc w:val="left"/>
+      <w:pPr>
+        <w:tabs>
+          <w:tab w:val="num" w:pos="4320"/>
+        </w:tabs>
+        <w:ind w:left="4320" w:hanging="360"/>
+      </w:pPr>
+      <w:rPr>
+        <w:rFonts w:ascii="Wingdings" w:hAnsi="Wingdings" w:hint="default"/>
+        <w:sz w:val="20"/>
+      </w:rPr>
+    </w:lvl>
+    <w:lvl w:ilvl="6" w:tentative="1">
+      <w:start w:val="1"/>
+      <w:numFmt w:val="bullet"/>
+      <w:lvlText w:val=""/>
+      <w:lvlJc w:val="left"/>
+      <w:pPr>
+        <w:tabs>
+          <w:tab w:val="num" w:pos="5040"/>
+        </w:tabs>
+        <w:ind w:left="5040" w:hanging="360"/>
+      </w:pPr>
+      <w:rPr>
+        <w:rFonts w:ascii="Wingdings" w:hAnsi="Wingdings" w:hint="default"/>
+        <w:sz w:val="20"/>
+      </w:rPr>
+    </w:lvl>
+    <w:lvl w:ilvl="7" w:tentative="1">
+      <w:start w:val="1"/>
+      <w:numFmt w:val="bullet"/>
+      <w:lvlText w:val=""/>
+      <w:lvlJc w:val="left"/>
+      <w:pPr>
+        <w:tabs>
+          <w:tab w:val="num" w:pos="5760"/>
+        </w:tabs>
+        <w:ind w:left="5760" w:hanging="360"/>
+      </w:pPr>
+      <w:rPr>
+        <w:rFonts w:ascii="Wingdings" w:hAnsi="Wingdings" w:hint="default"/>
+        <w:sz w:val="20"/>
+      </w:rPr>
+    </w:lvl>
+    <w:lvl w:ilvl="8" w:tentative="1">
+      <w:start w:val="1"/>
+      <w:numFmt w:val="bullet"/>
+      <w:lvlText w:val=""/>
+      <w:lvlJc w:val="left"/>
+      <w:pPr>
+        <w:tabs>
+          <w:tab w:val="num" w:pos="6480"/>
+        </w:tabs>
+        <w:ind w:left="6480" w:hanging="360"/>
+      </w:pPr>
+      <w:rPr>
+        <w:rFonts w:ascii="Wingdings" w:hAnsi="Wingdings" w:hint="default"/>
+        <w:sz w:val="20"/>
+      </w:rPr>
+    </w:lvl>
+  </w:abstractNum>
+  <w:abstractNum w:abstractNumId="48" w15:restartNumberingAfterBreak="0">
     <w:nsid w:val="5AE971DF"/>
     <w:multiLevelType w:val="multilevel"/>
     <w:tmpl w:val="6F1E5C32"/>
@@ -38440,7 +42564,7 @@
       </w:pPr>
     </w:lvl>
   </w:abstractNum>
-  <w:abstractNum w:abstractNumId="43" w15:restartNumberingAfterBreak="0">
+  <w:abstractNum w:abstractNumId="49" w15:restartNumberingAfterBreak="0">
     <w:nsid w:val="63DD6AD7"/>
     <w:multiLevelType w:val="multilevel"/>
     <w:tmpl w:val="0B2036AA"/>
@@ -38589,7 +42713,156 @@
       </w:rPr>
     </w:lvl>
   </w:abstractNum>
-  <w:abstractNum w:abstractNumId="44" w15:restartNumberingAfterBreak="0">
+  <w:abstractNum w:abstractNumId="50" w15:restartNumberingAfterBreak="0">
+    <w:nsid w:val="677D74E9"/>
+    <w:multiLevelType w:val="multilevel"/>
+    <w:tmpl w:val="AD60E55E"/>
+    <w:lvl w:ilvl="0">
+      <w:start w:val="1"/>
+      <w:numFmt w:val="bullet"/>
+      <w:lvlText w:val=""/>
+      <w:lvlJc w:val="left"/>
+      <w:pPr>
+        <w:tabs>
+          <w:tab w:val="num" w:pos="720"/>
+        </w:tabs>
+        <w:ind w:left="720" w:hanging="360"/>
+      </w:pPr>
+      <w:rPr>
+        <w:rFonts w:ascii="Symbol" w:hAnsi="Symbol" w:hint="default"/>
+        <w:sz w:val="20"/>
+      </w:rPr>
+    </w:lvl>
+    <w:lvl w:ilvl="1" w:tentative="1">
+      <w:start w:val="1"/>
+      <w:numFmt w:val="bullet"/>
+      <w:lvlText w:val="o"/>
+      <w:lvlJc w:val="left"/>
+      <w:pPr>
+        <w:tabs>
+          <w:tab w:val="num" w:pos="1440"/>
+        </w:tabs>
+        <w:ind w:left="1440" w:hanging="360"/>
+      </w:pPr>
+      <w:rPr>
+        <w:rFonts w:ascii="Courier New" w:hAnsi="Courier New" w:hint="default"/>
+        <w:sz w:val="20"/>
+      </w:rPr>
+    </w:lvl>
+    <w:lvl w:ilvl="2" w:tentative="1">
+      <w:start w:val="1"/>
+      <w:numFmt w:val="bullet"/>
+      <w:lvlText w:val=""/>
+      <w:lvlJc w:val="left"/>
+      <w:pPr>
+        <w:tabs>
+          <w:tab w:val="num" w:pos="2160"/>
+        </w:tabs>
+        <w:ind w:left="2160" w:hanging="360"/>
+      </w:pPr>
+      <w:rPr>
+        <w:rFonts w:ascii="Wingdings" w:hAnsi="Wingdings" w:hint="default"/>
+        <w:sz w:val="20"/>
+      </w:rPr>
+    </w:lvl>
+    <w:lvl w:ilvl="3" w:tentative="1">
+      <w:start w:val="1"/>
+      <w:numFmt w:val="bullet"/>
+      <w:lvlText w:val=""/>
+      <w:lvlJc w:val="left"/>
+      <w:pPr>
+        <w:tabs>
+          <w:tab w:val="num" w:pos="2880"/>
+        </w:tabs>
+        <w:ind w:left="2880" w:hanging="360"/>
+      </w:pPr>
+      <w:rPr>
+        <w:rFonts w:ascii="Wingdings" w:hAnsi="Wingdings" w:hint="default"/>
+        <w:sz w:val="20"/>
+      </w:rPr>
+    </w:lvl>
+    <w:lvl w:ilvl="4" w:tentative="1">
+      <w:start w:val="1"/>
+      <w:numFmt w:val="bullet"/>
+      <w:lvlText w:val=""/>
+      <w:lvlJc w:val="left"/>
+      <w:pPr>
+        <w:tabs>
+          <w:tab w:val="num" w:pos="3600"/>
+        </w:tabs>
+        <w:ind w:left="3600" w:hanging="360"/>
+      </w:pPr>
+      <w:rPr>
+        <w:rFonts w:ascii="Wingdings" w:hAnsi="Wingdings" w:hint="default"/>
+        <w:sz w:val="20"/>
+      </w:rPr>
+    </w:lvl>
+    <w:lvl w:ilvl="5" w:tentative="1">
+      <w:start w:val="1"/>
+      <w:numFmt w:val="bullet"/>
+      <w:lvlText w:val=""/>
+      <w:lvlJc w:val="left"/>
+      <w:pPr>
+        <w:tabs>
+          <w:tab w:val="num" w:pos="4320"/>
+        </w:tabs>
+        <w:ind w:left="4320" w:hanging="360"/>
+      </w:pPr>
+      <w:rPr>
+        <w:rFonts w:ascii="Wingdings" w:hAnsi="Wingdings" w:hint="default"/>
+        <w:sz w:val="20"/>
+      </w:rPr>
+    </w:lvl>
+    <w:lvl w:ilvl="6" w:tentative="1">
+      <w:start w:val="1"/>
+      <w:numFmt w:val="bullet"/>
+      <w:lvlText w:val=""/>
+      <w:lvlJc w:val="left"/>
+      <w:pPr>
+        <w:tabs>
+          <w:tab w:val="num" w:pos="5040"/>
+        </w:tabs>
+        <w:ind w:left="5040" w:hanging="360"/>
+      </w:pPr>
+      <w:rPr>
+        <w:rFonts w:ascii="Wingdings" w:hAnsi="Wingdings" w:hint="default"/>
+        <w:sz w:val="20"/>
+      </w:rPr>
+    </w:lvl>
+    <w:lvl w:ilvl="7" w:tentative="1">
+      <w:start w:val="1"/>
+      <w:numFmt w:val="bullet"/>
+      <w:lvlText w:val=""/>
+      <w:lvlJc w:val="left"/>
+      <w:pPr>
+        <w:tabs>
+          <w:tab w:val="num" w:pos="5760"/>
+        </w:tabs>
+        <w:ind w:left="5760" w:hanging="360"/>
+      </w:pPr>
+      <w:rPr>
+        <w:rFonts w:ascii="Wingdings" w:hAnsi="Wingdings" w:hint="default"/>
+        <w:sz w:val="20"/>
+      </w:rPr>
+    </w:lvl>
+    <w:lvl w:ilvl="8" w:tentative="1">
+      <w:start w:val="1"/>
+      <w:numFmt w:val="bullet"/>
+      <w:lvlText w:val=""/>
+      <w:lvlJc w:val="left"/>
+      <w:pPr>
+        <w:tabs>
+          <w:tab w:val="num" w:pos="6480"/>
+        </w:tabs>
+        <w:ind w:left="6480" w:hanging="360"/>
+      </w:pPr>
+      <w:rPr>
+        <w:rFonts w:ascii="Wingdings" w:hAnsi="Wingdings" w:hint="default"/>
+        <w:sz w:val="20"/>
+      </w:rPr>
+    </w:lvl>
+  </w:abstractNum>
+  <w:abstractNum w:abstractNumId="51" w15:restartNumberingAfterBreak="0">
     <w:nsid w:val="68D46598"/>
     <w:multiLevelType w:val="multilevel"/>
     <w:tmpl w:val="A22CE5CA"/>
@@ -38738,7 +43011,7 @@
       </w:rPr>
     </w:lvl>
   </w:abstractNum>
-  <w:abstractNum w:abstractNumId="45" w15:restartNumberingAfterBreak="0">
+  <w:abstractNum w:abstractNumId="52" w15:restartNumberingAfterBreak="0">
     <w:nsid w:val="68DC0B27"/>
     <w:multiLevelType w:val="multilevel"/>
     <w:tmpl w:val="EEEA22D4"/>
@@ -38887,7 +43160,7 @@
       </w:rPr>
     </w:lvl>
   </w:abstractNum>
-  <w:abstractNum w:abstractNumId="46" w15:restartNumberingAfterBreak="0">
+  <w:abstractNum w:abstractNumId="53" w15:restartNumberingAfterBreak="0">
     <w:nsid w:val="69DF660D"/>
     <w:multiLevelType w:val="multilevel"/>
     <w:tmpl w:val="BA24A3AE"/>
@@ -39036,7 +43309,7 @@
       </w:rPr>
     </w:lvl>
   </w:abstractNum>
-  <w:abstractNum w:abstractNumId="47" w15:restartNumberingAfterBreak="0">
+  <w:abstractNum w:abstractNumId="54" w15:restartNumberingAfterBreak="0">
     <w:nsid w:val="6A9B01A3"/>
     <w:multiLevelType w:val="multilevel"/>
     <w:tmpl w:val="09FEBA64"/>
@@ -39185,7 +43458,7 @@
       </w:rPr>
     </w:lvl>
   </w:abstractNum>
-  <w:abstractNum w:abstractNumId="48" w15:restartNumberingAfterBreak="0">
+  <w:abstractNum w:abstractNumId="55" w15:restartNumberingAfterBreak="0">
     <w:nsid w:val="6BEB5698"/>
     <w:multiLevelType w:val="multilevel"/>
     <w:tmpl w:val="A32E9A88"/>
@@ -39298,7 +43571,7 @@
       </w:pPr>
     </w:lvl>
   </w:abstractNum>
-  <w:abstractNum w:abstractNumId="49" w15:restartNumberingAfterBreak="0">
+  <w:abstractNum w:abstractNumId="56" w15:restartNumberingAfterBreak="0">
     <w:nsid w:val="6CBD5AA0"/>
     <w:multiLevelType w:val="multilevel"/>
     <w:tmpl w:val="046E4626"/>
@@ -39411,7 +43684,7 @@
       </w:pPr>
     </w:lvl>
   </w:abstractNum>
-  <w:abstractNum w:abstractNumId="50" w15:restartNumberingAfterBreak="0">
+  <w:abstractNum w:abstractNumId="57" w15:restartNumberingAfterBreak="0">
     <w:nsid w:val="6CEF550C"/>
     <w:multiLevelType w:val="multilevel"/>
     <w:tmpl w:val="F6B4F026"/>
@@ -39524,7 +43797,7 @@
       </w:pPr>
     </w:lvl>
   </w:abstractNum>
-  <w:abstractNum w:abstractNumId="51" w15:restartNumberingAfterBreak="0">
+  <w:abstractNum w:abstractNumId="58" w15:restartNumberingAfterBreak="0">
     <w:nsid w:val="6FFA28B9"/>
     <w:multiLevelType w:val="multilevel"/>
     <w:tmpl w:val="08701D90"/>
@@ -39673,7 +43946,7 @@
       </w:rPr>
     </w:lvl>
   </w:abstractNum>
-  <w:abstractNum w:abstractNumId="52" w15:restartNumberingAfterBreak="0">
+  <w:abstractNum w:abstractNumId="59" w15:restartNumberingAfterBreak="0">
     <w:nsid w:val="730A2829"/>
     <w:multiLevelType w:val="multilevel"/>
     <w:tmpl w:val="F0404CFA"/>
@@ -39786,7 +44059,7 @@
       </w:pPr>
     </w:lvl>
   </w:abstractNum>
-  <w:abstractNum w:abstractNumId="53" w15:restartNumberingAfterBreak="0">
+  <w:abstractNum w:abstractNumId="60" w15:restartNumberingAfterBreak="0">
     <w:nsid w:val="74DC6266"/>
     <w:multiLevelType w:val="multilevel"/>
     <w:tmpl w:val="827C6B04"/>
@@ -39935,7 +44208,7 @@
       </w:rPr>
     </w:lvl>
   </w:abstractNum>
-  <w:abstractNum w:abstractNumId="54" w15:restartNumberingAfterBreak="0">
+  <w:abstractNum w:abstractNumId="61" w15:restartNumberingAfterBreak="0">
     <w:nsid w:val="756568E0"/>
     <w:multiLevelType w:val="multilevel"/>
     <w:tmpl w:val="71647F2A"/>
@@ -40084,7 +44357,7 @@
       </w:rPr>
     </w:lvl>
   </w:abstractNum>
-  <w:abstractNum w:abstractNumId="55" w15:restartNumberingAfterBreak="0">
+  <w:abstractNum w:abstractNumId="62" w15:restartNumberingAfterBreak="0">
     <w:nsid w:val="76BD7F8F"/>
     <w:multiLevelType w:val="multilevel"/>
     <w:tmpl w:val="F11C4486"/>
@@ -40233,7 +44506,7 @@
       </w:rPr>
     </w:lvl>
   </w:abstractNum>
-  <w:abstractNum w:abstractNumId="56" w15:restartNumberingAfterBreak="0">
+  <w:abstractNum w:abstractNumId="63" w15:restartNumberingAfterBreak="0">
     <w:nsid w:val="7AEA48D0"/>
     <w:multiLevelType w:val="multilevel"/>
     <w:tmpl w:val="1B0ACF92"/>
@@ -40382,7 +44655,7 @@
       </w:rPr>
     </w:lvl>
   </w:abstractNum>
-  <w:abstractNum w:abstractNumId="57" w15:restartNumberingAfterBreak="0">
+  <w:abstractNum w:abstractNumId="64" w15:restartNumberingAfterBreak="0">
     <w:nsid w:val="7BC20C90"/>
     <w:multiLevelType w:val="multilevel"/>
     <w:tmpl w:val="38F43420"/>
@@ -40531,7 +44804,7 @@
       </w:rPr>
     </w:lvl>
   </w:abstractNum>
-  <w:abstractNum w:abstractNumId="58" w15:restartNumberingAfterBreak="0">
+  <w:abstractNum w:abstractNumId="65" w15:restartNumberingAfterBreak="0">
     <w:nsid w:val="7C757845"/>
     <w:multiLevelType w:val="multilevel"/>
     <w:tmpl w:val="9CF87666"/>
@@ -40645,181 +44918,202 @@
     </w:lvl>
   </w:abstractNum>
   <w:num w:numId="1" w16cid:durableId="1258707106">
+    <w:abstractNumId w:val="44"/>
+  </w:num>
+  <w:num w:numId="2" w16cid:durableId="79110360">
+    <w:abstractNumId w:val="3"/>
+  </w:num>
+  <w:num w:numId="3" w16cid:durableId="9963496">
+    <w:abstractNumId w:val="55"/>
+  </w:num>
+  <w:num w:numId="4" w16cid:durableId="827552446">
+    <w:abstractNumId w:val="58"/>
+  </w:num>
+  <w:num w:numId="5" w16cid:durableId="276064936">
+    <w:abstractNumId w:val="25"/>
+  </w:num>
+  <w:num w:numId="6" w16cid:durableId="1187907700">
+    <w:abstractNumId w:val="59"/>
+  </w:num>
+  <w:num w:numId="7" w16cid:durableId="1169711180">
+    <w:abstractNumId w:val="56"/>
+  </w:num>
+  <w:num w:numId="8" w16cid:durableId="528108800">
+    <w:abstractNumId w:val="1"/>
+  </w:num>
+  <w:num w:numId="9" w16cid:durableId="717515849">
+    <w:abstractNumId w:val="6"/>
+  </w:num>
+  <w:num w:numId="10" w16cid:durableId="558395617">
+    <w:abstractNumId w:val="9"/>
+  </w:num>
+  <w:num w:numId="11" w16cid:durableId="2015523977">
+    <w:abstractNumId w:val="53"/>
+  </w:num>
+  <w:num w:numId="12" w16cid:durableId="166214916">
+    <w:abstractNumId w:val="62"/>
+  </w:num>
+  <w:num w:numId="13" w16cid:durableId="1995798897">
+    <w:abstractNumId w:val="61"/>
+  </w:num>
+  <w:num w:numId="14" w16cid:durableId="1520704305">
+    <w:abstractNumId w:val="20"/>
+  </w:num>
+  <w:num w:numId="15" w16cid:durableId="965428208">
+    <w:abstractNumId w:val="57"/>
+  </w:num>
+  <w:num w:numId="16" w16cid:durableId="2111468983">
+    <w:abstractNumId w:val="11"/>
+  </w:num>
+  <w:num w:numId="17" w16cid:durableId="489828398">
+    <w:abstractNumId w:val="26"/>
+  </w:num>
+  <w:num w:numId="18" w16cid:durableId="1290933033">
+    <w:abstractNumId w:val="49"/>
+  </w:num>
+  <w:num w:numId="19" w16cid:durableId="1071737854">
+    <w:abstractNumId w:val="48"/>
+  </w:num>
+  <w:num w:numId="20" w16cid:durableId="1648239558">
+    <w:abstractNumId w:val="27"/>
+  </w:num>
+  <w:num w:numId="21" w16cid:durableId="2013750262">
+    <w:abstractNumId w:val="15"/>
+  </w:num>
+  <w:num w:numId="22" w16cid:durableId="50274190">
+    <w:abstractNumId w:val="60"/>
+  </w:num>
+  <w:num w:numId="23" w16cid:durableId="1708677528">
+    <w:abstractNumId w:val="41"/>
+  </w:num>
+  <w:num w:numId="24" w16cid:durableId="980185893">
     <w:abstractNumId w:val="39"/>
   </w:num>
-  <w:num w:numId="2" w16cid:durableId="79110360">
+  <w:num w:numId="25" w16cid:durableId="1130586883">
+    <w:abstractNumId w:val="8"/>
+  </w:num>
+  <w:num w:numId="26" w16cid:durableId="596329900">
+    <w:abstractNumId w:val="22"/>
+  </w:num>
+  <w:num w:numId="27" w16cid:durableId="474611844">
+    <w:abstractNumId w:val="7"/>
+  </w:num>
+  <w:num w:numId="28" w16cid:durableId="1303732511">
+    <w:abstractNumId w:val="21"/>
+  </w:num>
+  <w:num w:numId="29" w16cid:durableId="50886447">
+    <w:abstractNumId w:val="24"/>
+  </w:num>
+  <w:num w:numId="30" w16cid:durableId="1504205094">
+    <w:abstractNumId w:val="30"/>
+  </w:num>
+  <w:num w:numId="31" w16cid:durableId="1563978656">
+    <w:abstractNumId w:val="42"/>
+  </w:num>
+  <w:num w:numId="32" w16cid:durableId="333806053">
+    <w:abstractNumId w:val="54"/>
+  </w:num>
+  <w:num w:numId="33" w16cid:durableId="987396302">
+    <w:abstractNumId w:val="18"/>
+  </w:num>
+  <w:num w:numId="34" w16cid:durableId="504520158">
+    <w:abstractNumId w:val="40"/>
+  </w:num>
+  <w:num w:numId="35" w16cid:durableId="2091191800">
+    <w:abstractNumId w:val="43"/>
+  </w:num>
+  <w:num w:numId="36" w16cid:durableId="1963534059">
     <w:abstractNumId w:val="2"/>
   </w:num>
-  <w:num w:numId="3" w16cid:durableId="9963496">
-    <w:abstractNumId w:val="48"/>
+  <w:num w:numId="37" w16cid:durableId="885139595">
+    <w:abstractNumId w:val="12"/>
   </w:num>
-  <w:num w:numId="4" w16cid:durableId="827552446">
+  <w:num w:numId="38" w16cid:durableId="2126732243">
+    <w:abstractNumId w:val="32"/>
+  </w:num>
+  <w:num w:numId="39" w16cid:durableId="1171725297">
+    <w:abstractNumId w:val="63"/>
+  </w:num>
+  <w:num w:numId="40" w16cid:durableId="1139955588">
+    <w:abstractNumId w:val="16"/>
+  </w:num>
+  <w:num w:numId="41" w16cid:durableId="340402021">
+    <w:abstractNumId w:val="19"/>
+  </w:num>
+  <w:num w:numId="42" w16cid:durableId="767847732">
+    <w:abstractNumId w:val="23"/>
+  </w:num>
+  <w:num w:numId="43" w16cid:durableId="786849400">
+    <w:abstractNumId w:val="14"/>
+  </w:num>
+  <w:num w:numId="44" w16cid:durableId="328335988">
     <w:abstractNumId w:val="51"/>
   </w:num>
-  <w:num w:numId="5" w16cid:durableId="276064936">
-    <w:abstractNumId w:val="22"/>
+  <w:num w:numId="45" w16cid:durableId="581262579">
+    <w:abstractNumId w:val="35"/>
   </w:num>
-  <w:num w:numId="6" w16cid:durableId="1187907700">
+  <w:num w:numId="46" w16cid:durableId="160321529">
+    <w:abstractNumId w:val="28"/>
+  </w:num>
+  <w:num w:numId="47" w16cid:durableId="1198813731">
+    <w:abstractNumId w:val="36"/>
+  </w:num>
+  <w:num w:numId="48" w16cid:durableId="1905942849">
+    <w:abstractNumId w:val="34"/>
+  </w:num>
+  <w:num w:numId="49" w16cid:durableId="411393696">
+    <w:abstractNumId w:val="37"/>
+  </w:num>
+  <w:num w:numId="50" w16cid:durableId="452945294">
+    <w:abstractNumId w:val="64"/>
+  </w:num>
+  <w:num w:numId="51" w16cid:durableId="160777430">
+    <w:abstractNumId w:val="45"/>
+  </w:num>
+  <w:num w:numId="52" w16cid:durableId="992877835">
+    <w:abstractNumId w:val="13"/>
+  </w:num>
+  <w:num w:numId="53" w16cid:durableId="1179392787">
+    <w:abstractNumId w:val="46"/>
+  </w:num>
+  <w:num w:numId="54" w16cid:durableId="884486511">
     <w:abstractNumId w:val="52"/>
   </w:num>
-  <w:num w:numId="7" w16cid:durableId="1169711180">
-    <w:abstractNumId w:val="49"/>
+  <w:num w:numId="55" w16cid:durableId="1170170877">
+    <w:abstractNumId w:val="65"/>
   </w:num>
-  <w:num w:numId="8" w16cid:durableId="528108800">
+  <w:num w:numId="56" w16cid:durableId="936862309">
+    <w:abstractNumId w:val="31"/>
+  </w:num>
+  <w:num w:numId="57" w16cid:durableId="110823723">
+    <w:abstractNumId w:val="5"/>
+  </w:num>
+  <w:num w:numId="58" w16cid:durableId="1772312685">
+    <w:abstractNumId w:val="33"/>
+  </w:num>
+  <w:num w:numId="59" w16cid:durableId="2024240349">
+    <w:abstractNumId w:val="4"/>
+  </w:num>
+  <w:num w:numId="60" w16cid:durableId="1344668390">
+    <w:abstractNumId w:val="29"/>
+  </w:num>
+  <w:num w:numId="61" w16cid:durableId="144054022">
+    <w:abstractNumId w:val="47"/>
+  </w:num>
+  <w:num w:numId="62" w16cid:durableId="1886598925">
     <w:abstractNumId w:val="0"/>
   </w:num>
-  <w:num w:numId="9" w16cid:durableId="717515849">
-    <w:abstractNumId w:val="5"/>
+  <w:num w:numId="63" w16cid:durableId="1369602042">
+    <w:abstractNumId w:val="38"/>
   </w:num>
-  <w:num w:numId="10" w16cid:durableId="558395617">
-    <w:abstractNumId w:val="8"/>
+  <w:num w:numId="64" w16cid:durableId="997463143">
+    <w:abstractNumId w:val="10"/>
   </w:num>
-  <w:num w:numId="11" w16cid:durableId="2015523977">
-    <w:abstractNumId w:val="46"/>
-  </w:num>
-  <w:num w:numId="12" w16cid:durableId="166214916">
-    <w:abstractNumId w:val="55"/>
-  </w:num>
-  <w:num w:numId="13" w16cid:durableId="1995798897">
-    <w:abstractNumId w:val="54"/>
-  </w:num>
-  <w:num w:numId="14" w16cid:durableId="1520704305">
-    <w:abstractNumId w:val="17"/>
-  </w:num>
-  <w:num w:numId="15" w16cid:durableId="965428208">
+  <w:num w:numId="65" w16cid:durableId="2098670144">
     <w:abstractNumId w:val="50"/>
   </w:num>
-  <w:num w:numId="16" w16cid:durableId="2111468983">
-    <w:abstractNumId w:val="9"/>
-  </w:num>
-  <w:num w:numId="17" w16cid:durableId="489828398">
-    <w:abstractNumId w:val="23"/>
-  </w:num>
-  <w:num w:numId="18" w16cid:durableId="1290933033">
-    <w:abstractNumId w:val="43"/>
-  </w:num>
-  <w:num w:numId="19" w16cid:durableId="1071737854">
-    <w:abstractNumId w:val="42"/>
-  </w:num>
-  <w:num w:numId="20" w16cid:durableId="1648239558">
-    <w:abstractNumId w:val="24"/>
-  </w:num>
-  <w:num w:numId="21" w16cid:durableId="2013750262">
-    <w:abstractNumId w:val="13"/>
-  </w:num>
-  <w:num w:numId="22" w16cid:durableId="50274190">
-    <w:abstractNumId w:val="53"/>
-  </w:num>
-  <w:num w:numId="23" w16cid:durableId="1708677528">
-    <w:abstractNumId w:val="36"/>
-  </w:num>
-  <w:num w:numId="24" w16cid:durableId="980185893">
-    <w:abstractNumId w:val="34"/>
-  </w:num>
-  <w:num w:numId="25" w16cid:durableId="1130586883">
-    <w:abstractNumId w:val="7"/>
-  </w:num>
-  <w:num w:numId="26" w16cid:durableId="596329900">
-    <w:abstractNumId w:val="19"/>
-  </w:num>
-  <w:num w:numId="27" w16cid:durableId="474611844">
-    <w:abstractNumId w:val="6"/>
-  </w:num>
-  <w:num w:numId="28" w16cid:durableId="1303732511">
-    <w:abstractNumId w:val="18"/>
-  </w:num>
-  <w:num w:numId="29" w16cid:durableId="50886447">
-    <w:abstractNumId w:val="21"/>
-  </w:num>
-  <w:num w:numId="30" w16cid:durableId="1504205094">
-    <w:abstractNumId w:val="26"/>
-  </w:num>
-  <w:num w:numId="31" w16cid:durableId="1563978656">
-    <w:abstractNumId w:val="37"/>
-  </w:num>
-  <w:num w:numId="32" w16cid:durableId="333806053">
-    <w:abstractNumId w:val="47"/>
-  </w:num>
-  <w:num w:numId="33" w16cid:durableId="987396302">
-    <w:abstractNumId w:val="15"/>
-  </w:num>
-  <w:num w:numId="34" w16cid:durableId="504520158">
-    <w:abstractNumId w:val="35"/>
-  </w:num>
-  <w:num w:numId="35" w16cid:durableId="2091191800">
-    <w:abstractNumId w:val="38"/>
-  </w:num>
-  <w:num w:numId="36" w16cid:durableId="1963534059">
-    <w:abstractNumId w:val="1"/>
-  </w:num>
-  <w:num w:numId="37" w16cid:durableId="885139595">
-    <w:abstractNumId w:val="10"/>
-  </w:num>
-  <w:num w:numId="38" w16cid:durableId="2126732243">
-    <w:abstractNumId w:val="28"/>
-  </w:num>
-  <w:num w:numId="39" w16cid:durableId="1171725297">
-    <w:abstractNumId w:val="56"/>
-  </w:num>
-  <w:num w:numId="40" w16cid:durableId="1139955588">
-    <w:abstractNumId w:val="14"/>
-  </w:num>
-  <w:num w:numId="41" w16cid:durableId="340402021">
-    <w:abstractNumId w:val="16"/>
-  </w:num>
-  <w:num w:numId="42" w16cid:durableId="767847732">
-    <w:abstractNumId w:val="20"/>
-  </w:num>
-  <w:num w:numId="43" w16cid:durableId="786849400">
-    <w:abstractNumId w:val="12"/>
-  </w:num>
-  <w:num w:numId="44" w16cid:durableId="328335988">
-    <w:abstractNumId w:val="44"/>
-  </w:num>
-  <w:num w:numId="45" w16cid:durableId="581262579">
-    <w:abstractNumId w:val="31"/>
-  </w:num>
-  <w:num w:numId="46" w16cid:durableId="160321529">
-    <w:abstractNumId w:val="25"/>
-  </w:num>
-  <w:num w:numId="47" w16cid:durableId="1198813731">
-    <w:abstractNumId w:val="32"/>
-  </w:num>
-  <w:num w:numId="48" w16cid:durableId="1905942849">
-    <w:abstractNumId w:val="30"/>
-  </w:num>
-  <w:num w:numId="49" w16cid:durableId="411393696">
-    <w:abstractNumId w:val="33"/>
-  </w:num>
-  <w:num w:numId="50" w16cid:durableId="452945294">
-    <w:abstractNumId w:val="57"/>
-  </w:num>
-  <w:num w:numId="51" w16cid:durableId="160777430">
-    <w:abstractNumId w:val="40"/>
-  </w:num>
-  <w:num w:numId="52" w16cid:durableId="992877835">
-    <w:abstractNumId w:val="11"/>
-  </w:num>
-  <w:num w:numId="53" w16cid:durableId="1179392787">
-    <w:abstractNumId w:val="41"/>
-  </w:num>
-  <w:num w:numId="54" w16cid:durableId="884486511">
-    <w:abstractNumId w:val="45"/>
-  </w:num>
-  <w:num w:numId="55" w16cid:durableId="1170170877">
-    <w:abstractNumId w:val="58"/>
-  </w:num>
-  <w:num w:numId="56" w16cid:durableId="936862309">
-    <w:abstractNumId w:val="27"/>
-  </w:num>
-  <w:num w:numId="57" w16cid:durableId="110823723">
-    <w:abstractNumId w:val="4"/>
-  </w:num>
-  <w:num w:numId="58" w16cid:durableId="1772312685">
-    <w:abstractNumId w:val="29"/>
-  </w:num>
-  <w:num w:numId="59" w16cid:durableId="2024240349">
-    <w:abstractNumId w:val="3"/>
+  <w:num w:numId="66" w16cid:durableId="856962494">
+    <w:abstractNumId w:val="17"/>
   </w:num>
   <w:numIdMacAtCleanup w:val="57"/>
 </w:numbering>
@@ -41435,7 +45729,6 @@
   <w:style w:type="character" w:default="1" w:styleId="Policepardfaut">
     <w:name w:val="Default Paragraph Font"/>
     <w:uiPriority w:val="1"/>
-    <w:semiHidden/>
     <w:unhideWhenUsed/>
   </w:style>
   <w:style w:type="table" w:default="1" w:styleId="TableauNormal">
